--- a/Documents/funkcionalis_specifikaciok.docx
+++ b/Documents/funkcionalis_specifikaciok.docx
@@ -1,31 +1,47 @@
 
 <file path=word/document.xml><?xml version="1.0" encoding="utf-8"?>
-<w:document xmlns:o="urn:schemas-microsoft-com:office:office" xmlns:r="http://schemas.openxmlformats.org/officeDocument/2006/relationships" xmlns:v="urn:schemas-microsoft-com:vml" xmlns:w="http://schemas.openxmlformats.org/wordprocessingml/2006/main" xmlns:w10="urn:schemas-microsoft-com:office:word" xmlns:wp="http://schemas.openxmlformats.org/drawingml/2006/wordprocessingDrawing" xmlns:pic="http://schemas.openxmlformats.org/drawingml/2006/picture" xmlns:wps="http://schemas.microsoft.com/office/word/2010/wordprocessingShape" xmlns:wpg="http://schemas.microsoft.com/office/word/2010/wordprocessingGroup" xmlns:mc="http://schemas.openxmlformats.org/markup-compatibility/2006" xmlns:wp14="http://schemas.microsoft.com/office/word/2010/wordprocessingDrawing" xmlns:w14="http://schemas.microsoft.com/office/word/2010/wordml" xmlns:w15="http://schemas.microsoft.com/office/word/2012/wordml" mc:Ignorable="w14 wp14 w15">
+<w:document xmlns:o="urn:schemas-microsoft-com:office:office" xmlns:r="http://schemas.openxmlformats.org/officeDocument/2006/relationships" xmlns:v="urn:schemas-microsoft-com:vml" xmlns:w="http://schemas.openxmlformats.org/wordprocessingml/2006/main" xmlns:w10="urn:schemas-microsoft-com:office:word" xmlns:wp="http://schemas.openxmlformats.org/drawingml/2006/wordprocessingDrawing" xmlns:wps="http://schemas.microsoft.com/office/word/2010/wordprocessingShape" xmlns:wpg="http://schemas.microsoft.com/office/word/2010/wordprocessingGroup" xmlns:mc="http://schemas.openxmlformats.org/markup-compatibility/2006" xmlns:wp14="http://schemas.microsoft.com/office/word/2010/wordprocessingDrawing" xmlns:w14="http://schemas.microsoft.com/office/word/2010/wordml" xmlns:w15="http://schemas.microsoft.com/office/word/2012/wordml" mc:Ignorable="w14 wp14 w15">
   <w:body>
     <w:p>
       <w:pPr>
         <w:pStyle w:val="Heading1"/>
+        <w:numPr>
+          <w:ilvl w:val="0"/>
+          <w:numId w:val="1"/>
+        </w:numPr>
         <w:bidi w:val="0"/>
         <w:spacing w:before="240" w:after="120"/>
-        <w:ind w:hanging="0" w:start="0"/>
-        <w:jc w:val="start"/>
-        <w:rPr/>
-      </w:pPr>
-      <w:r>
-        <w:rPr/>
+        <w:ind w:hanging="0" w:left="0"/>
+        <w:jc w:val="left"/>
+        <w:rPr>
+          <w:lang w:val="hu-HU" w:eastAsia="zh-CN" w:bidi="hi-IN"/>
+        </w:rPr>
+      </w:pPr>
+      <w:r>
+        <w:rPr>
+          <w:lang w:val="hu-HU" w:eastAsia="zh-CN" w:bidi="hi-IN"/>
+        </w:rPr>
         <w:t>Drag &amp; Drop Todo webalkalmazás</w:t>
       </w:r>
     </w:p>
     <w:p>
       <w:pPr>
         <w:pStyle w:val="Heading2"/>
-        <w:bidi w:val="0"/>
-        <w:ind w:hanging="0" w:start="0"/>
-        <w:jc w:val="start"/>
-        <w:rPr/>
-      </w:pPr>
-      <w:r>
-        <w:rPr/>
+        <w:numPr>
+          <w:ilvl w:val="1"/>
+          <w:numId w:val="1"/>
+        </w:numPr>
+        <w:bidi w:val="0"/>
+        <w:ind w:hanging="0" w:left="0"/>
+        <w:jc w:val="left"/>
+        <w:rPr>
+          <w:lang w:val="hu-HU" w:eastAsia="zh-CN" w:bidi="hi-IN"/>
+        </w:rPr>
+      </w:pPr>
+      <w:r>
+        <w:rPr>
+          <w:lang w:val="hu-HU" w:eastAsia="zh-CN" w:bidi="hi-IN"/>
+        </w:rPr>
         <w:t>Funkcionális specifikáció</w:t>
       </w:r>
     </w:p>
@@ -33,29 +49,33 @@
       <w:pPr>
         <w:pStyle w:val="BodyText"/>
         <w:bidi w:val="0"/>
-        <w:jc w:val="start"/>
-        <w:rPr/>
-      </w:pPr>
-      <w:r>
-        <w:rPr/>
+        <w:jc w:val="left"/>
+        <w:rPr>
+          <w:lang w:val="hu-HU" w:eastAsia="zh-CN" w:bidi="hi-IN"/>
+        </w:rPr>
+      </w:pPr>
+      <w:r>
+        <w:rPr>
+          <w:lang w:val="hu-HU" w:eastAsia="zh-CN" w:bidi="hi-IN"/>
+        </w:rPr>
         <w:t>Felhasználói szerepkörök, folyamatok és elfogadási feltételek</w:t>
       </w:r>
     </w:p>
     <w:tbl>
       <w:tblPr>
         <w:tblW w:w="5000" w:type="pct"/>
-        <w:jc w:val="start"/>
+        <w:jc w:val="left"/>
         <w:tblInd w:w="-5" w:type="dxa"/>
         <w:tblLayout w:type="fixed"/>
         <w:tblCellMar>
           <w:top w:w="55" w:type="dxa"/>
-          <w:start w:w="55" w:type="dxa"/>
+          <w:left w:w="55" w:type="dxa"/>
           <w:bottom w:w="55" w:type="dxa"/>
-          <w:end w:w="55" w:type="dxa"/>
+          <w:right w:w="55" w:type="dxa"/>
         </w:tblCellMar>
       </w:tblPr>
       <w:tblGrid>
-        <w:gridCol w:w="4986"/>
+        <w:gridCol w:w="4985"/>
         <w:gridCol w:w="4986"/>
       </w:tblGrid>
       <w:tr>
@@ -64,45 +84,53 @@
         </w:trPr>
         <w:tc>
           <w:tcPr>
+            <w:tcW w:w="4985" w:type="dxa"/>
+            <w:tcBorders>
+              <w:top w:val="single" w:sz="4" w:space="0" w:color="000000"/>
+              <w:left w:val="single" w:sz="4" w:space="0" w:color="000000"/>
+              <w:bottom w:val="single" w:sz="4" w:space="0" w:color="000000"/>
+            </w:tcBorders>
+          </w:tcPr>
+          <w:p>
+            <w:pPr>
+              <w:pStyle w:val="TableHeading"/>
+              <w:bidi w:val="0"/>
+              <w:jc w:val="left"/>
+              <w:rPr>
+                <w:lang w:val="hu-HU" w:eastAsia="zh-CN" w:bidi="hi-IN"/>
+              </w:rPr>
+            </w:pPr>
+            <w:r>
+              <w:rPr>
+                <w:lang w:val="hu-HU" w:eastAsia="zh-CN" w:bidi="hi-IN"/>
+              </w:rPr>
+              <w:t>Mező</w:t>
+            </w:r>
+          </w:p>
+        </w:tc>
+        <w:tc>
+          <w:tcPr>
             <w:tcW w:w="4986" w:type="dxa"/>
             <w:tcBorders>
               <w:top w:val="single" w:sz="4" w:space="0" w:color="000000"/>
-              <w:start w:val="single" w:sz="4" w:space="0" w:color="000000"/>
-              <w:bottom w:val="single" w:sz="4" w:space="0" w:color="000000"/>
+              <w:left w:val="single" w:sz="4" w:space="0" w:color="000000"/>
+              <w:bottom w:val="single" w:sz="4" w:space="0" w:color="000000"/>
+              <w:right w:val="single" w:sz="4" w:space="0" w:color="000000"/>
             </w:tcBorders>
           </w:tcPr>
           <w:p>
             <w:pPr>
               <w:pStyle w:val="TableHeading"/>
               <w:bidi w:val="0"/>
-              <w:jc w:val="start"/>
-              <w:rPr/>
-            </w:pPr>
-            <w:r>
-              <w:rPr/>
-              <w:t>Mező</w:t>
-            </w:r>
-          </w:p>
-        </w:tc>
-        <w:tc>
-          <w:tcPr>
-            <w:tcW w:w="4986" w:type="dxa"/>
-            <w:tcBorders>
-              <w:top w:val="single" w:sz="4" w:space="0" w:color="000000"/>
-              <w:start w:val="single" w:sz="4" w:space="0" w:color="000000"/>
-              <w:bottom w:val="single" w:sz="4" w:space="0" w:color="000000"/>
-              <w:end w:val="single" w:sz="4" w:space="0" w:color="000000"/>
-            </w:tcBorders>
-          </w:tcPr>
-          <w:p>
-            <w:pPr>
-              <w:pStyle w:val="TableHeading"/>
-              <w:bidi w:val="0"/>
-              <w:jc w:val="start"/>
-              <w:rPr/>
-            </w:pPr>
-            <w:r>
-              <w:rPr/>
+              <w:jc w:val="left"/>
+              <w:rPr>
+                <w:lang w:val="hu-HU" w:eastAsia="zh-CN" w:bidi="hi-IN"/>
+              </w:rPr>
+            </w:pPr>
+            <w:r>
+              <w:rPr>
+                <w:lang w:val="hu-HU" w:eastAsia="zh-CN" w:bidi="hi-IN"/>
+              </w:rPr>
               <w:t>Érték</w:t>
             </w:r>
           </w:p>
@@ -112,43 +140,51 @@
         <w:trPr/>
         <w:tc>
           <w:tcPr>
+            <w:tcW w:w="4985" w:type="dxa"/>
+            <w:tcBorders>
+              <w:left w:val="single" w:sz="4" w:space="0" w:color="000000"/>
+              <w:bottom w:val="single" w:sz="4" w:space="0" w:color="000000"/>
+            </w:tcBorders>
+          </w:tcPr>
+          <w:p>
+            <w:pPr>
+              <w:pStyle w:val="TableContents"/>
+              <w:bidi w:val="0"/>
+              <w:jc w:val="left"/>
+              <w:rPr>
+                <w:lang w:val="hu-HU" w:eastAsia="zh-CN" w:bidi="hi-IN"/>
+              </w:rPr>
+            </w:pPr>
+            <w:r>
+              <w:rPr>
+                <w:lang w:val="hu-HU" w:eastAsia="zh-CN" w:bidi="hi-IN"/>
+              </w:rPr>
+              <w:t>Projekt</w:t>
+            </w:r>
+          </w:p>
+        </w:tc>
+        <w:tc>
+          <w:tcPr>
             <w:tcW w:w="4986" w:type="dxa"/>
             <w:tcBorders>
-              <w:start w:val="single" w:sz="4" w:space="0" w:color="000000"/>
-              <w:bottom w:val="single" w:sz="4" w:space="0" w:color="000000"/>
-            </w:tcBorders>
-          </w:tcPr>
-          <w:p>
-            <w:pPr>
-              <w:pStyle w:val="TableContents"/>
-              <w:bidi w:val="0"/>
-              <w:jc w:val="start"/>
-              <w:rPr/>
-            </w:pPr>
-            <w:r>
-              <w:rPr/>
-              <w:t>Projekt</w:t>
-            </w:r>
-          </w:p>
-        </w:tc>
-        <w:tc>
-          <w:tcPr>
-            <w:tcW w:w="4986" w:type="dxa"/>
-            <w:tcBorders>
-              <w:start w:val="single" w:sz="4" w:space="0" w:color="000000"/>
-              <w:bottom w:val="single" w:sz="4" w:space="0" w:color="000000"/>
-              <w:end w:val="single" w:sz="4" w:space="0" w:color="000000"/>
-            </w:tcBorders>
-          </w:tcPr>
-          <w:p>
-            <w:pPr>
-              <w:pStyle w:val="TableContents"/>
-              <w:bidi w:val="0"/>
-              <w:jc w:val="start"/>
-              <w:rPr/>
-            </w:pPr>
-            <w:r>
-              <w:rPr/>
+              <w:left w:val="single" w:sz="4" w:space="0" w:color="000000"/>
+              <w:bottom w:val="single" w:sz="4" w:space="0" w:color="000000"/>
+              <w:right w:val="single" w:sz="4" w:space="0" w:color="000000"/>
+            </w:tcBorders>
+          </w:tcPr>
+          <w:p>
+            <w:pPr>
+              <w:pStyle w:val="TableContents"/>
+              <w:bidi w:val="0"/>
+              <w:jc w:val="left"/>
+              <w:rPr>
+                <w:lang w:val="hu-HU" w:eastAsia="zh-CN" w:bidi="hi-IN"/>
+              </w:rPr>
+            </w:pPr>
+            <w:r>
+              <w:rPr>
+                <w:lang w:val="hu-HU" w:eastAsia="zh-CN" w:bidi="hi-IN"/>
+              </w:rPr>
               <w:t>Drag &amp; Drop Todo webalkalmazás</w:t>
             </w:r>
           </w:p>
@@ -158,44 +194,58 @@
         <w:trPr/>
         <w:tc>
           <w:tcPr>
+            <w:tcW w:w="4985" w:type="dxa"/>
+            <w:tcBorders>
+              <w:left w:val="single" w:sz="4" w:space="0" w:color="000000"/>
+              <w:bottom w:val="single" w:sz="4" w:space="0" w:color="000000"/>
+            </w:tcBorders>
+          </w:tcPr>
+          <w:p>
+            <w:pPr>
+              <w:pStyle w:val="TableContents"/>
+              <w:bidi w:val="0"/>
+              <w:jc w:val="left"/>
+              <w:rPr>
+                <w:lang w:val="hu-HU" w:eastAsia="zh-CN" w:bidi="hi-IN"/>
+              </w:rPr>
+            </w:pPr>
+            <w:r>
+              <w:rPr>
+                <w:lang w:val="hu-HU" w:eastAsia="zh-CN" w:bidi="hi-IN"/>
+              </w:rPr>
+              <w:t>Dokumentumverzió</w:t>
+            </w:r>
+          </w:p>
+        </w:tc>
+        <w:tc>
+          <w:tcPr>
             <w:tcW w:w="4986" w:type="dxa"/>
             <w:tcBorders>
-              <w:start w:val="single" w:sz="4" w:space="0" w:color="000000"/>
-              <w:bottom w:val="single" w:sz="4" w:space="0" w:color="000000"/>
-            </w:tcBorders>
-          </w:tcPr>
-          <w:p>
-            <w:pPr>
-              <w:pStyle w:val="TableContents"/>
-              <w:bidi w:val="0"/>
-              <w:jc w:val="start"/>
-              <w:rPr/>
-            </w:pPr>
-            <w:r>
-              <w:rPr/>
-              <w:t>Dokumentumverzió</w:t>
-            </w:r>
-          </w:p>
-        </w:tc>
-        <w:tc>
-          <w:tcPr>
-            <w:tcW w:w="4986" w:type="dxa"/>
-            <w:tcBorders>
-              <w:start w:val="single" w:sz="4" w:space="0" w:color="000000"/>
-              <w:bottom w:val="single" w:sz="4" w:space="0" w:color="000000"/>
-              <w:end w:val="single" w:sz="4" w:space="0" w:color="000000"/>
-            </w:tcBorders>
-          </w:tcPr>
-          <w:p>
-            <w:pPr>
-              <w:pStyle w:val="TableContents"/>
-              <w:bidi w:val="0"/>
-              <w:jc w:val="start"/>
-              <w:rPr/>
-            </w:pPr>
-            <w:r>
-              <w:rPr/>
-              <w:t>1.0</w:t>
+              <w:left w:val="single" w:sz="4" w:space="0" w:color="000000"/>
+              <w:bottom w:val="single" w:sz="4" w:space="0" w:color="000000"/>
+              <w:right w:val="single" w:sz="4" w:space="0" w:color="000000"/>
+            </w:tcBorders>
+          </w:tcPr>
+          <w:p>
+            <w:pPr>
+              <w:pStyle w:val="TableContents"/>
+              <w:bidi w:val="0"/>
+              <w:jc w:val="left"/>
+              <w:rPr>
+                <w:lang w:val="hu-HU" w:eastAsia="zh-CN" w:bidi="hi-IN"/>
+              </w:rPr>
+            </w:pPr>
+            <w:r>
+              <w:rPr>
+                <w:lang w:val="hu-HU" w:eastAsia="zh-CN" w:bidi="hi-IN"/>
+              </w:rPr>
+              <w:t>1.</w:t>
+            </w:r>
+            <w:r>
+              <w:rPr>
+                <w:lang w:val="hu-HU" w:eastAsia="zh-CN" w:bidi="hi-IN"/>
+              </w:rPr>
+              <w:t>1</w:t>
             </w:r>
           </w:p>
         </w:tc>
@@ -204,48 +254,58 @@
         <w:trPr/>
         <w:tc>
           <w:tcPr>
+            <w:tcW w:w="4985" w:type="dxa"/>
+            <w:tcBorders>
+              <w:left w:val="single" w:sz="4" w:space="0" w:color="000000"/>
+              <w:bottom w:val="single" w:sz="4" w:space="0" w:color="000000"/>
+            </w:tcBorders>
+          </w:tcPr>
+          <w:p>
+            <w:pPr>
+              <w:pStyle w:val="TableContents"/>
+              <w:bidi w:val="0"/>
+              <w:jc w:val="left"/>
+              <w:rPr>
+                <w:lang w:val="hu-HU" w:eastAsia="zh-CN" w:bidi="hi-IN"/>
+              </w:rPr>
+            </w:pPr>
+            <w:r>
+              <w:rPr>
+                <w:lang w:val="hu-HU" w:eastAsia="zh-CN" w:bidi="hi-IN"/>
+              </w:rPr>
+              <w:t>Készítés dátuma</w:t>
+            </w:r>
+          </w:p>
+        </w:tc>
+        <w:tc>
+          <w:tcPr>
             <w:tcW w:w="4986" w:type="dxa"/>
             <w:tcBorders>
-              <w:start w:val="single" w:sz="4" w:space="0" w:color="000000"/>
-              <w:bottom w:val="single" w:sz="4" w:space="0" w:color="000000"/>
-            </w:tcBorders>
-          </w:tcPr>
-          <w:p>
-            <w:pPr>
-              <w:pStyle w:val="TableContents"/>
-              <w:bidi w:val="0"/>
-              <w:jc w:val="start"/>
-              <w:rPr/>
-            </w:pPr>
-            <w:r>
-              <w:rPr/>
-              <w:t>Készítés dátuma</w:t>
-            </w:r>
-          </w:p>
-        </w:tc>
-        <w:tc>
-          <w:tcPr>
-            <w:tcW w:w="4986" w:type="dxa"/>
-            <w:tcBorders>
-              <w:start w:val="single" w:sz="4" w:space="0" w:color="000000"/>
-              <w:bottom w:val="single" w:sz="4" w:space="0" w:color="000000"/>
-              <w:end w:val="single" w:sz="4" w:space="0" w:color="000000"/>
-            </w:tcBorders>
-          </w:tcPr>
-          <w:p>
-            <w:pPr>
-              <w:pStyle w:val="TableContents"/>
-              <w:bidi w:val="0"/>
-              <w:jc w:val="start"/>
-              <w:rPr/>
-            </w:pPr>
-            <w:r>
-              <w:rPr/>
-              <w:t xml:space="preserve">2026. </w:t>
-            </w:r>
-            <w:r>
-              <w:rPr/>
-              <w:t>október 03.</w:t>
+              <w:left w:val="single" w:sz="4" w:space="0" w:color="000000"/>
+              <w:bottom w:val="single" w:sz="4" w:space="0" w:color="000000"/>
+              <w:right w:val="single" w:sz="4" w:space="0" w:color="000000"/>
+            </w:tcBorders>
+          </w:tcPr>
+          <w:p>
+            <w:pPr>
+              <w:pStyle w:val="TableContents"/>
+              <w:bidi w:val="0"/>
+              <w:jc w:val="left"/>
+              <w:rPr>
+                <w:lang w:val="hu-HU" w:eastAsia="zh-CN" w:bidi="hi-IN"/>
+              </w:rPr>
+            </w:pPr>
+            <w:r>
+              <w:rPr>
+                <w:lang w:val="hu-HU" w:eastAsia="zh-CN" w:bidi="hi-IN"/>
+              </w:rPr>
+              <w:t>2026. október 0</w:t>
+            </w:r>
+            <w:r>
+              <w:rPr>
+                <w:lang w:val="hu-HU" w:eastAsia="zh-CN" w:bidi="hi-IN"/>
+              </w:rPr>
+              <w:t>5</w:t>
             </w:r>
           </w:p>
         </w:tc>
@@ -254,43 +314,51 @@
         <w:trPr/>
         <w:tc>
           <w:tcPr>
+            <w:tcW w:w="4985" w:type="dxa"/>
+            <w:tcBorders>
+              <w:left w:val="single" w:sz="4" w:space="0" w:color="000000"/>
+              <w:bottom w:val="single" w:sz="4" w:space="0" w:color="000000"/>
+            </w:tcBorders>
+          </w:tcPr>
+          <w:p>
+            <w:pPr>
+              <w:pStyle w:val="TableContents"/>
+              <w:bidi w:val="0"/>
+              <w:jc w:val="left"/>
+              <w:rPr>
+                <w:lang w:val="hu-HU" w:eastAsia="zh-CN" w:bidi="hi-IN"/>
+              </w:rPr>
+            </w:pPr>
+            <w:r>
+              <w:rPr>
+                <w:lang w:val="hu-HU" w:eastAsia="zh-CN" w:bidi="hi-IN"/>
+              </w:rPr>
+              <w:t>Felhasználás</w:t>
+            </w:r>
+          </w:p>
+        </w:tc>
+        <w:tc>
+          <w:tcPr>
             <w:tcW w:w="4986" w:type="dxa"/>
             <w:tcBorders>
-              <w:start w:val="single" w:sz="4" w:space="0" w:color="000000"/>
-              <w:bottom w:val="single" w:sz="4" w:space="0" w:color="000000"/>
-            </w:tcBorders>
-          </w:tcPr>
-          <w:p>
-            <w:pPr>
-              <w:pStyle w:val="TableContents"/>
-              <w:bidi w:val="0"/>
-              <w:jc w:val="start"/>
-              <w:rPr/>
-            </w:pPr>
-            <w:r>
-              <w:rPr/>
-              <w:t>Felhasználás</w:t>
-            </w:r>
-          </w:p>
-        </w:tc>
-        <w:tc>
-          <w:tcPr>
-            <w:tcW w:w="4986" w:type="dxa"/>
-            <w:tcBorders>
-              <w:start w:val="single" w:sz="4" w:space="0" w:color="000000"/>
-              <w:bottom w:val="single" w:sz="4" w:space="0" w:color="000000"/>
-              <w:end w:val="single" w:sz="4" w:space="0" w:color="000000"/>
-            </w:tcBorders>
-          </w:tcPr>
-          <w:p>
-            <w:pPr>
-              <w:pStyle w:val="TableContents"/>
-              <w:bidi w:val="0"/>
-              <w:jc w:val="start"/>
-              <w:rPr/>
-            </w:pPr>
-            <w:r>
-              <w:rPr/>
+              <w:left w:val="single" w:sz="4" w:space="0" w:color="000000"/>
+              <w:bottom w:val="single" w:sz="4" w:space="0" w:color="000000"/>
+              <w:right w:val="single" w:sz="4" w:space="0" w:color="000000"/>
+            </w:tcBorders>
+          </w:tcPr>
+          <w:p>
+            <w:pPr>
+              <w:pStyle w:val="TableContents"/>
+              <w:bidi w:val="0"/>
+              <w:jc w:val="left"/>
+              <w:rPr>
+                <w:lang w:val="hu-HU" w:eastAsia="zh-CN" w:bidi="hi-IN"/>
+              </w:rPr>
+            </w:pPr>
+            <w:r>
+              <w:rPr>
+                <w:lang w:val="hu-HU" w:eastAsia="zh-CN" w:bidi="hi-IN"/>
+              </w:rPr>
               <w:t>Tantárgyi dokumentáció és beadás</w:t>
             </w:r>
           </w:p>
@@ -301,22 +369,30 @@
       <w:pPr>
         <w:pStyle w:val="BodyText"/>
         <w:bidi w:val="0"/>
-        <w:jc w:val="start"/>
-        <w:rPr/>
-      </w:pPr>
-      <w:r>
-        <w:rPr/>
+        <w:jc w:val="left"/>
+        <w:rPr>
+          <w:lang w:val="hu-HU" w:eastAsia="zh-CN" w:bidi="hi-IN"/>
+        </w:rPr>
+      </w:pPr>
+      <w:r>
+        <w:rPr>
+          <w:lang w:val="hu-HU" w:eastAsia="zh-CN" w:bidi="hi-IN"/>
+        </w:rPr>
       </w:r>
     </w:p>
     <w:p>
       <w:pPr>
         <w:pStyle w:val="BodyText"/>
         <w:bidi w:val="0"/>
-        <w:jc w:val="start"/>
-        <w:rPr/>
-      </w:pPr>
-      <w:r>
-        <w:rPr/>
+        <w:jc w:val="left"/>
+        <w:rPr>
+          <w:lang w:val="hu-HU" w:eastAsia="zh-CN" w:bidi="hi-IN"/>
+        </w:rPr>
+      </w:pPr>
+      <w:r>
+        <w:rPr>
+          <w:lang w:val="hu-HU" w:eastAsia="zh-CN" w:bidi="hi-IN"/>
+        </w:rPr>
         <w:t>A dokumentum célja. A Drag &amp; Drop Todo webalkalmazás működésének, felépítésének és ellenőrizhető követelményeinek részletes, beadásra kész leírása.</w:t>
       </w:r>
     </w:p>
@@ -324,11 +400,15 @@
       <w:pPr>
         <w:pStyle w:val="BodyText"/>
         <w:bidi w:val="0"/>
-        <w:jc w:val="start"/>
-        <w:rPr/>
-      </w:pPr>
-      <w:r>
-        <w:rPr/>
+        <w:jc w:val="left"/>
+        <w:rPr>
+          <w:lang w:val="hu-HU" w:eastAsia="zh-CN" w:bidi="hi-IN"/>
+        </w:rPr>
+      </w:pPr>
+      <w:r>
+        <w:rPr>
+          <w:lang w:val="hu-HU" w:eastAsia="zh-CN" w:bidi="hi-IN"/>
+        </w:rPr>
       </w:r>
       <w:r>
         <w:br w:type="page"/>
@@ -337,13 +417,22 @@
     <w:p>
       <w:pPr>
         <w:pStyle w:val="Heading1"/>
-        <w:bidi w:val="0"/>
-        <w:ind w:hanging="0" w:start="0"/>
-        <w:jc w:val="start"/>
-        <w:rPr/>
-      </w:pPr>
-      <w:r>
-        <w:rPr/>
+        <w:numPr>
+          <w:ilvl w:val="0"/>
+          <w:numId w:val="1"/>
+        </w:numPr>
+        <w:bidi w:val="0"/>
+        <w:spacing w:before="0" w:after="120"/>
+        <w:ind w:hanging="0" w:left="0"/>
+        <w:jc w:val="left"/>
+        <w:rPr>
+          <w:lang w:val="hu-HU" w:eastAsia="zh-CN" w:bidi="hi-IN"/>
+        </w:rPr>
+      </w:pPr>
+      <w:r>
+        <w:rPr>
+          <w:lang w:val="hu-HU" w:eastAsia="zh-CN" w:bidi="hi-IN"/>
+        </w:rPr>
         <w:t>Rendeltetés és funkcionális hatókör</w:t>
       </w:r>
     </w:p>
@@ -351,11 +440,15 @@
       <w:pPr>
         <w:pStyle w:val="BodyText"/>
         <w:bidi w:val="0"/>
-        <w:jc w:val="start"/>
-        <w:rPr/>
-      </w:pPr>
-      <w:r>
-        <w:rPr/>
+        <w:jc w:val="left"/>
+        <w:rPr>
+          <w:lang w:val="hu-HU" w:eastAsia="zh-CN" w:bidi="hi-IN"/>
+        </w:rPr>
+      </w:pPr>
+      <w:r>
+        <w:rPr>
+          <w:lang w:val="hu-HU" w:eastAsia="zh-CN" w:bidi="hi-IN"/>
+        </w:rPr>
         <w:t>A specifikáció meghatározza, mit kell a Drag &amp; Drop Todo webalkalmazás rendszernek a felhasználó szemszögéből biztosítania.</w:t>
       </w:r>
     </w:p>
@@ -363,41 +456,29 @@
       <w:pPr>
         <w:pStyle w:val="BodyText"/>
         <w:bidi w:val="0"/>
-        <w:jc w:val="start"/>
-        <w:rPr/>
-      </w:pPr>
-      <w:r>
-        <w:rPr/>
-        <w:t xml:space="preserve">A rendszer a napi teendők vizuális </w:t>
-      </w:r>
-      <w:r>
-        <w:rPr/>
-        <w:t>megjelenítésére</w:t>
-      </w:r>
-      <w:r>
-        <w:rPr/>
-        <w:t xml:space="preserve"> </w:t>
-      </w:r>
-      <w:r>
-        <w:rPr/>
-        <w:t>hivatott</w:t>
-      </w:r>
-      <w:r>
-        <w:rPr/>
-        <w:t>. A felhasználó regisztrál, bejelentkezik, majd a főoldalon keresztül eljut a todo oldalra, ahol feladatokat hozhat létre, szerkeszthet, törölhet és drag &amp; drop módszerrel átrendezhet. Az adatok MySQL adatbázisban tárolódnak, így bejelentkezés után bármikor elérhetők.</w:t>
+        <w:jc w:val="left"/>
+        <w:rPr>
+          <w:lang w:val="hu-HU" w:eastAsia="zh-CN" w:bidi="hi-IN"/>
+        </w:rPr>
+      </w:pPr>
+      <w:r>
+        <w:rPr>
+          <w:lang w:val="hu-HU" w:eastAsia="zh-CN" w:bidi="hi-IN"/>
+        </w:rPr>
+        <w:t>A rendszer a napi teendők vizuális megjelenítésére hivatott. A felhasználó regisztrál, bejelentkezik, majd a főoldalon keresztül eljut a todo oldalra, ahol feladatokat hozhat létre, szerkeszthet, törölhet és drag &amp; drop módszerrel átrendezhet. Az adatok MySQL adatbázisban tárolódnak, így bejelentkezés után bármikor elérhetők.</w:t>
       </w:r>
     </w:p>
     <w:tbl>
       <w:tblPr>
         <w:tblW w:w="5000" w:type="pct"/>
-        <w:jc w:val="start"/>
+        <w:jc w:val="left"/>
         <w:tblInd w:w="-5" w:type="dxa"/>
         <w:tblLayout w:type="fixed"/>
         <w:tblCellMar>
           <w:top w:w="55" w:type="dxa"/>
-          <w:start w:w="55" w:type="dxa"/>
+          <w:left w:w="55" w:type="dxa"/>
           <w:bottom w:w="55" w:type="dxa"/>
-          <w:end w:w="55" w:type="dxa"/>
+          <w:right w:w="55" w:type="dxa"/>
         </w:tblCellMar>
       </w:tblPr>
       <w:tblGrid>
@@ -414,7 +495,7 @@
             <w:tcW w:w="3324" w:type="dxa"/>
             <w:tcBorders>
               <w:top w:val="single" w:sz="4" w:space="0" w:color="000000"/>
-              <w:start w:val="single" w:sz="4" w:space="0" w:color="000000"/>
+              <w:left w:val="single" w:sz="4" w:space="0" w:color="000000"/>
               <w:bottom w:val="single" w:sz="4" w:space="0" w:color="000000"/>
             </w:tcBorders>
           </w:tcPr>
@@ -422,11 +503,15 @@
             <w:pPr>
               <w:pStyle w:val="TableHeading"/>
               <w:bidi w:val="0"/>
-              <w:jc w:val="start"/>
-              <w:rPr/>
-            </w:pPr>
-            <w:r>
-              <w:rPr/>
+              <w:jc w:val="left"/>
+              <w:rPr>
+                <w:lang w:val="hu-HU" w:eastAsia="zh-CN" w:bidi="hi-IN"/>
+              </w:rPr>
+            </w:pPr>
+            <w:r>
+              <w:rPr>
+                <w:lang w:val="hu-HU" w:eastAsia="zh-CN" w:bidi="hi-IN"/>
+              </w:rPr>
               <w:t>Azonosító</w:t>
             </w:r>
           </w:p>
@@ -436,7 +521,7 @@
             <w:tcW w:w="3324" w:type="dxa"/>
             <w:tcBorders>
               <w:top w:val="single" w:sz="4" w:space="0" w:color="000000"/>
-              <w:start w:val="single" w:sz="4" w:space="0" w:color="000000"/>
+              <w:left w:val="single" w:sz="4" w:space="0" w:color="000000"/>
               <w:bottom w:val="single" w:sz="4" w:space="0" w:color="000000"/>
             </w:tcBorders>
           </w:tcPr>
@@ -444,11 +529,15 @@
             <w:pPr>
               <w:pStyle w:val="TableHeading"/>
               <w:bidi w:val="0"/>
-              <w:jc w:val="start"/>
-              <w:rPr/>
-            </w:pPr>
-            <w:r>
-              <w:rPr/>
+              <w:jc w:val="left"/>
+              <w:rPr>
+                <w:lang w:val="hu-HU" w:eastAsia="zh-CN" w:bidi="hi-IN"/>
+              </w:rPr>
+            </w:pPr>
+            <w:r>
+              <w:rPr>
+                <w:lang w:val="hu-HU" w:eastAsia="zh-CN" w:bidi="hi-IN"/>
+              </w:rPr>
               <w:t>Funkciócsoport</w:t>
             </w:r>
           </w:p>
@@ -458,20 +547,24 @@
             <w:tcW w:w="3324" w:type="dxa"/>
             <w:tcBorders>
               <w:top w:val="single" w:sz="4" w:space="0" w:color="000000"/>
-              <w:start w:val="single" w:sz="4" w:space="0" w:color="000000"/>
-              <w:bottom w:val="single" w:sz="4" w:space="0" w:color="000000"/>
-              <w:end w:val="single" w:sz="4" w:space="0" w:color="000000"/>
+              <w:left w:val="single" w:sz="4" w:space="0" w:color="000000"/>
+              <w:bottom w:val="single" w:sz="4" w:space="0" w:color="000000"/>
+              <w:right w:val="single" w:sz="4" w:space="0" w:color="000000"/>
             </w:tcBorders>
           </w:tcPr>
           <w:p>
             <w:pPr>
               <w:pStyle w:val="TableHeading"/>
               <w:bidi w:val="0"/>
-              <w:jc w:val="start"/>
-              <w:rPr/>
-            </w:pPr>
-            <w:r>
-              <w:rPr/>
+              <w:jc w:val="left"/>
+              <w:rPr>
+                <w:lang w:val="hu-HU" w:eastAsia="zh-CN" w:bidi="hi-IN"/>
+              </w:rPr>
+            </w:pPr>
+            <w:r>
+              <w:rPr>
+                <w:lang w:val="hu-HU" w:eastAsia="zh-CN" w:bidi="hi-IN"/>
+              </w:rPr>
               <w:t>Eredmény</w:t>
             </w:r>
           </w:p>
@@ -483,19 +576,23 @@
           <w:tcPr>
             <w:tcW w:w="3324" w:type="dxa"/>
             <w:tcBorders>
-              <w:start w:val="single" w:sz="4" w:space="0" w:color="000000"/>
-              <w:bottom w:val="single" w:sz="4" w:space="0" w:color="000000"/>
-            </w:tcBorders>
-          </w:tcPr>
-          <w:p>
-            <w:pPr>
-              <w:pStyle w:val="TableContents"/>
-              <w:bidi w:val="0"/>
-              <w:jc w:val="start"/>
-              <w:rPr/>
-            </w:pPr>
-            <w:r>
-              <w:rPr/>
+              <w:left w:val="single" w:sz="4" w:space="0" w:color="000000"/>
+              <w:bottom w:val="single" w:sz="4" w:space="0" w:color="000000"/>
+            </w:tcBorders>
+          </w:tcPr>
+          <w:p>
+            <w:pPr>
+              <w:pStyle w:val="TableContents"/>
+              <w:bidi w:val="0"/>
+              <w:jc w:val="left"/>
+              <w:rPr>
+                <w:lang w:val="hu-HU" w:eastAsia="zh-CN" w:bidi="hi-IN"/>
+              </w:rPr>
+            </w:pPr>
+            <w:r>
+              <w:rPr>
+                <w:lang w:val="hu-HU" w:eastAsia="zh-CN" w:bidi="hi-IN"/>
+              </w:rPr>
               <w:t>FC-01</w:t>
             </w:r>
           </w:p>
@@ -504,19 +601,23 @@
           <w:tcPr>
             <w:tcW w:w="3324" w:type="dxa"/>
             <w:tcBorders>
-              <w:start w:val="single" w:sz="4" w:space="0" w:color="000000"/>
-              <w:bottom w:val="single" w:sz="4" w:space="0" w:color="000000"/>
-            </w:tcBorders>
-          </w:tcPr>
-          <w:p>
-            <w:pPr>
-              <w:pStyle w:val="TableContents"/>
-              <w:bidi w:val="0"/>
-              <w:jc w:val="start"/>
-              <w:rPr/>
-            </w:pPr>
-            <w:r>
-              <w:rPr/>
+              <w:left w:val="single" w:sz="4" w:space="0" w:color="000000"/>
+              <w:bottom w:val="single" w:sz="4" w:space="0" w:color="000000"/>
+            </w:tcBorders>
+          </w:tcPr>
+          <w:p>
+            <w:pPr>
+              <w:pStyle w:val="TableContents"/>
+              <w:bidi w:val="0"/>
+              <w:jc w:val="left"/>
+              <w:rPr>
+                <w:lang w:val="hu-HU" w:eastAsia="zh-CN" w:bidi="hi-IN"/>
+              </w:rPr>
+            </w:pPr>
+            <w:r>
+              <w:rPr>
+                <w:lang w:val="hu-HU" w:eastAsia="zh-CN" w:bidi="hi-IN"/>
+              </w:rPr>
               <w:t>Regisztráció</w:t>
             </w:r>
           </w:p>
@@ -525,20 +626,24 @@
           <w:tcPr>
             <w:tcW w:w="3324" w:type="dxa"/>
             <w:tcBorders>
-              <w:start w:val="single" w:sz="4" w:space="0" w:color="000000"/>
-              <w:bottom w:val="single" w:sz="4" w:space="0" w:color="000000"/>
-              <w:end w:val="single" w:sz="4" w:space="0" w:color="000000"/>
-            </w:tcBorders>
-          </w:tcPr>
-          <w:p>
-            <w:pPr>
-              <w:pStyle w:val="TableContents"/>
-              <w:bidi w:val="0"/>
-              <w:jc w:val="start"/>
-              <w:rPr/>
-            </w:pPr>
-            <w:r>
-              <w:rPr/>
+              <w:left w:val="single" w:sz="4" w:space="0" w:color="000000"/>
+              <w:bottom w:val="single" w:sz="4" w:space="0" w:color="000000"/>
+              <w:right w:val="single" w:sz="4" w:space="0" w:color="000000"/>
+            </w:tcBorders>
+          </w:tcPr>
+          <w:p>
+            <w:pPr>
+              <w:pStyle w:val="TableContents"/>
+              <w:bidi w:val="0"/>
+              <w:jc w:val="left"/>
+              <w:rPr>
+                <w:lang w:val="hu-HU" w:eastAsia="zh-CN" w:bidi="hi-IN"/>
+              </w:rPr>
+            </w:pPr>
+            <w:r>
+              <w:rPr>
+                <w:lang w:val="hu-HU" w:eastAsia="zh-CN" w:bidi="hi-IN"/>
+              </w:rPr>
               <w:t>Új felhasználó létrehozása az adatbázisban</w:t>
             </w:r>
           </w:p>
@@ -550,19 +655,23 @@
           <w:tcPr>
             <w:tcW w:w="3324" w:type="dxa"/>
             <w:tcBorders>
-              <w:start w:val="single" w:sz="4" w:space="0" w:color="000000"/>
-              <w:bottom w:val="single" w:sz="4" w:space="0" w:color="000000"/>
-            </w:tcBorders>
-          </w:tcPr>
-          <w:p>
-            <w:pPr>
-              <w:pStyle w:val="TableContents"/>
-              <w:bidi w:val="0"/>
-              <w:jc w:val="start"/>
-              <w:rPr/>
-            </w:pPr>
-            <w:r>
-              <w:rPr/>
+              <w:left w:val="single" w:sz="4" w:space="0" w:color="000000"/>
+              <w:bottom w:val="single" w:sz="4" w:space="0" w:color="000000"/>
+            </w:tcBorders>
+          </w:tcPr>
+          <w:p>
+            <w:pPr>
+              <w:pStyle w:val="TableContents"/>
+              <w:bidi w:val="0"/>
+              <w:jc w:val="left"/>
+              <w:rPr>
+                <w:lang w:val="hu-HU" w:eastAsia="zh-CN" w:bidi="hi-IN"/>
+              </w:rPr>
+            </w:pPr>
+            <w:r>
+              <w:rPr>
+                <w:lang w:val="hu-HU" w:eastAsia="zh-CN" w:bidi="hi-IN"/>
+              </w:rPr>
               <w:t>FC-02</w:t>
             </w:r>
           </w:p>
@@ -571,19 +680,23 @@
           <w:tcPr>
             <w:tcW w:w="3324" w:type="dxa"/>
             <w:tcBorders>
-              <w:start w:val="single" w:sz="4" w:space="0" w:color="000000"/>
-              <w:bottom w:val="single" w:sz="4" w:space="0" w:color="000000"/>
-            </w:tcBorders>
-          </w:tcPr>
-          <w:p>
-            <w:pPr>
-              <w:pStyle w:val="TableContents"/>
-              <w:bidi w:val="0"/>
-              <w:jc w:val="start"/>
-              <w:rPr/>
-            </w:pPr>
-            <w:r>
-              <w:rPr/>
+              <w:left w:val="single" w:sz="4" w:space="0" w:color="000000"/>
+              <w:bottom w:val="single" w:sz="4" w:space="0" w:color="000000"/>
+            </w:tcBorders>
+          </w:tcPr>
+          <w:p>
+            <w:pPr>
+              <w:pStyle w:val="TableContents"/>
+              <w:bidi w:val="0"/>
+              <w:jc w:val="left"/>
+              <w:rPr>
+                <w:lang w:val="hu-HU" w:eastAsia="zh-CN" w:bidi="hi-IN"/>
+              </w:rPr>
+            </w:pPr>
+            <w:r>
+              <w:rPr>
+                <w:lang w:val="hu-HU" w:eastAsia="zh-CN" w:bidi="hi-IN"/>
+              </w:rPr>
               <w:t>Bejelentkezés / kijelentkezés</w:t>
             </w:r>
           </w:p>
@@ -592,20 +705,24 @@
           <w:tcPr>
             <w:tcW w:w="3324" w:type="dxa"/>
             <w:tcBorders>
-              <w:start w:val="single" w:sz="4" w:space="0" w:color="000000"/>
-              <w:bottom w:val="single" w:sz="4" w:space="0" w:color="000000"/>
-              <w:end w:val="single" w:sz="4" w:space="0" w:color="000000"/>
-            </w:tcBorders>
-          </w:tcPr>
-          <w:p>
-            <w:pPr>
-              <w:pStyle w:val="TableContents"/>
-              <w:bidi w:val="0"/>
-              <w:jc w:val="start"/>
-              <w:rPr/>
-            </w:pPr>
-            <w:r>
-              <w:rPr/>
+              <w:left w:val="single" w:sz="4" w:space="0" w:color="000000"/>
+              <w:bottom w:val="single" w:sz="4" w:space="0" w:color="000000"/>
+              <w:right w:val="single" w:sz="4" w:space="0" w:color="000000"/>
+            </w:tcBorders>
+          </w:tcPr>
+          <w:p>
+            <w:pPr>
+              <w:pStyle w:val="TableContents"/>
+              <w:bidi w:val="0"/>
+              <w:jc w:val="left"/>
+              <w:rPr>
+                <w:lang w:val="hu-HU" w:eastAsia="zh-CN" w:bidi="hi-IN"/>
+              </w:rPr>
+            </w:pPr>
+            <w:r>
+              <w:rPr>
+                <w:lang w:val="hu-HU" w:eastAsia="zh-CN" w:bidi="hi-IN"/>
+              </w:rPr>
               <w:t>Session-alapú hitelesítés</w:t>
             </w:r>
           </w:p>
@@ -617,19 +734,23 @@
           <w:tcPr>
             <w:tcW w:w="3324" w:type="dxa"/>
             <w:tcBorders>
-              <w:start w:val="single" w:sz="4" w:space="0" w:color="000000"/>
-              <w:bottom w:val="single" w:sz="4" w:space="0" w:color="000000"/>
-            </w:tcBorders>
-          </w:tcPr>
-          <w:p>
-            <w:pPr>
-              <w:pStyle w:val="TableContents"/>
-              <w:bidi w:val="0"/>
-              <w:jc w:val="start"/>
-              <w:rPr/>
-            </w:pPr>
-            <w:r>
-              <w:rPr/>
+              <w:left w:val="single" w:sz="4" w:space="0" w:color="000000"/>
+              <w:bottom w:val="single" w:sz="4" w:space="0" w:color="000000"/>
+            </w:tcBorders>
+          </w:tcPr>
+          <w:p>
+            <w:pPr>
+              <w:pStyle w:val="TableContents"/>
+              <w:bidi w:val="0"/>
+              <w:jc w:val="left"/>
+              <w:rPr>
+                <w:lang w:val="hu-HU" w:eastAsia="zh-CN" w:bidi="hi-IN"/>
+              </w:rPr>
+            </w:pPr>
+            <w:r>
+              <w:rPr>
+                <w:lang w:val="hu-HU" w:eastAsia="zh-CN" w:bidi="hi-IN"/>
+              </w:rPr>
               <w:t>FC-03</w:t>
             </w:r>
           </w:p>
@@ -638,19 +759,23 @@
           <w:tcPr>
             <w:tcW w:w="3324" w:type="dxa"/>
             <w:tcBorders>
-              <w:start w:val="single" w:sz="4" w:space="0" w:color="000000"/>
-              <w:bottom w:val="single" w:sz="4" w:space="0" w:color="000000"/>
-            </w:tcBorders>
-          </w:tcPr>
-          <w:p>
-            <w:pPr>
-              <w:pStyle w:val="TableContents"/>
-              <w:bidi w:val="0"/>
-              <w:jc w:val="start"/>
-              <w:rPr/>
-            </w:pPr>
-            <w:r>
-              <w:rPr/>
+              <w:left w:val="single" w:sz="4" w:space="0" w:color="000000"/>
+              <w:bottom w:val="single" w:sz="4" w:space="0" w:color="000000"/>
+            </w:tcBorders>
+          </w:tcPr>
+          <w:p>
+            <w:pPr>
+              <w:pStyle w:val="TableContents"/>
+              <w:bidi w:val="0"/>
+              <w:jc w:val="left"/>
+              <w:rPr>
+                <w:lang w:val="hu-HU" w:eastAsia="zh-CN" w:bidi="hi-IN"/>
+              </w:rPr>
+            </w:pPr>
+            <w:r>
+              <w:rPr>
+                <w:lang w:val="hu-HU" w:eastAsia="zh-CN" w:bidi="hi-IN"/>
+              </w:rPr>
               <w:t>Navigáció</w:t>
             </w:r>
           </w:p>
@@ -659,20 +784,24 @@
           <w:tcPr>
             <w:tcW w:w="3324" w:type="dxa"/>
             <w:tcBorders>
-              <w:start w:val="single" w:sz="4" w:space="0" w:color="000000"/>
-              <w:bottom w:val="single" w:sz="4" w:space="0" w:color="000000"/>
-              <w:end w:val="single" w:sz="4" w:space="0" w:color="000000"/>
-            </w:tcBorders>
-          </w:tcPr>
-          <w:p>
-            <w:pPr>
-              <w:pStyle w:val="TableContents"/>
-              <w:bidi w:val="0"/>
-              <w:jc w:val="start"/>
-              <w:rPr/>
-            </w:pPr>
-            <w:r>
-              <w:rPr/>
+              <w:left w:val="single" w:sz="4" w:space="0" w:color="000000"/>
+              <w:bottom w:val="single" w:sz="4" w:space="0" w:color="000000"/>
+              <w:right w:val="single" w:sz="4" w:space="0" w:color="000000"/>
+            </w:tcBorders>
+          </w:tcPr>
+          <w:p>
+            <w:pPr>
+              <w:pStyle w:val="TableContents"/>
+              <w:bidi w:val="0"/>
+              <w:jc w:val="left"/>
+              <w:rPr>
+                <w:lang w:val="hu-HU" w:eastAsia="zh-CN" w:bidi="hi-IN"/>
+              </w:rPr>
+            </w:pPr>
+            <w:r>
+              <w:rPr>
+                <w:lang w:val="hu-HU" w:eastAsia="zh-CN" w:bidi="hi-IN"/>
+              </w:rPr>
               <w:t>Főoldal és aloldalak közötti mozgás</w:t>
             </w:r>
           </w:p>
@@ -684,19 +813,23 @@
           <w:tcPr>
             <w:tcW w:w="3324" w:type="dxa"/>
             <w:tcBorders>
-              <w:start w:val="single" w:sz="4" w:space="0" w:color="000000"/>
-              <w:bottom w:val="single" w:sz="4" w:space="0" w:color="000000"/>
-            </w:tcBorders>
-          </w:tcPr>
-          <w:p>
-            <w:pPr>
-              <w:pStyle w:val="TableContents"/>
-              <w:bidi w:val="0"/>
-              <w:jc w:val="start"/>
-              <w:rPr/>
-            </w:pPr>
-            <w:r>
-              <w:rPr/>
+              <w:left w:val="single" w:sz="4" w:space="0" w:color="000000"/>
+              <w:bottom w:val="single" w:sz="4" w:space="0" w:color="000000"/>
+            </w:tcBorders>
+          </w:tcPr>
+          <w:p>
+            <w:pPr>
+              <w:pStyle w:val="TableContents"/>
+              <w:bidi w:val="0"/>
+              <w:jc w:val="left"/>
+              <w:rPr>
+                <w:lang w:val="hu-HU" w:eastAsia="zh-CN" w:bidi="hi-IN"/>
+              </w:rPr>
+            </w:pPr>
+            <w:r>
+              <w:rPr>
+                <w:lang w:val="hu-HU" w:eastAsia="zh-CN" w:bidi="hi-IN"/>
+              </w:rPr>
               <w:t>FC-04</w:t>
             </w:r>
           </w:p>
@@ -705,19 +838,23 @@
           <w:tcPr>
             <w:tcW w:w="3324" w:type="dxa"/>
             <w:tcBorders>
-              <w:start w:val="single" w:sz="4" w:space="0" w:color="000000"/>
-              <w:bottom w:val="single" w:sz="4" w:space="0" w:color="000000"/>
-            </w:tcBorders>
-          </w:tcPr>
-          <w:p>
-            <w:pPr>
-              <w:pStyle w:val="TableContents"/>
-              <w:bidi w:val="0"/>
-              <w:jc w:val="start"/>
-              <w:rPr/>
-            </w:pPr>
-            <w:r>
-              <w:rPr/>
+              <w:left w:val="single" w:sz="4" w:space="0" w:color="000000"/>
+              <w:bottom w:val="single" w:sz="4" w:space="0" w:color="000000"/>
+            </w:tcBorders>
+          </w:tcPr>
+          <w:p>
+            <w:pPr>
+              <w:pStyle w:val="TableContents"/>
+              <w:bidi w:val="0"/>
+              <w:jc w:val="left"/>
+              <w:rPr>
+                <w:lang w:val="hu-HU" w:eastAsia="zh-CN" w:bidi="hi-IN"/>
+              </w:rPr>
+            </w:pPr>
+            <w:r>
+              <w:rPr>
+                <w:lang w:val="hu-HU" w:eastAsia="zh-CN" w:bidi="hi-IN"/>
+              </w:rPr>
               <w:t>Feladatkezelés</w:t>
             </w:r>
           </w:p>
@@ -726,20 +863,24 @@
           <w:tcPr>
             <w:tcW w:w="3324" w:type="dxa"/>
             <w:tcBorders>
-              <w:start w:val="single" w:sz="4" w:space="0" w:color="000000"/>
-              <w:bottom w:val="single" w:sz="4" w:space="0" w:color="000000"/>
-              <w:end w:val="single" w:sz="4" w:space="0" w:color="000000"/>
-            </w:tcBorders>
-          </w:tcPr>
-          <w:p>
-            <w:pPr>
-              <w:pStyle w:val="TableContents"/>
-              <w:bidi w:val="0"/>
-              <w:jc w:val="start"/>
-              <w:rPr/>
-            </w:pPr>
-            <w:r>
-              <w:rPr/>
+              <w:left w:val="single" w:sz="4" w:space="0" w:color="000000"/>
+              <w:bottom w:val="single" w:sz="4" w:space="0" w:color="000000"/>
+              <w:right w:val="single" w:sz="4" w:space="0" w:color="000000"/>
+            </w:tcBorders>
+          </w:tcPr>
+          <w:p>
+            <w:pPr>
+              <w:pStyle w:val="TableContents"/>
+              <w:bidi w:val="0"/>
+              <w:jc w:val="left"/>
+              <w:rPr>
+                <w:lang w:val="hu-HU" w:eastAsia="zh-CN" w:bidi="hi-IN"/>
+              </w:rPr>
+            </w:pPr>
+            <w:r>
+              <w:rPr>
+                <w:lang w:val="hu-HU" w:eastAsia="zh-CN" w:bidi="hi-IN"/>
+              </w:rPr>
               <w:t>Létrehozás, megtekintés, szerkesztés, törlés</w:t>
             </w:r>
           </w:p>
@@ -751,19 +892,23 @@
           <w:tcPr>
             <w:tcW w:w="3324" w:type="dxa"/>
             <w:tcBorders>
-              <w:start w:val="single" w:sz="4" w:space="0" w:color="000000"/>
-              <w:bottom w:val="single" w:sz="4" w:space="0" w:color="000000"/>
-            </w:tcBorders>
-          </w:tcPr>
-          <w:p>
-            <w:pPr>
-              <w:pStyle w:val="TableContents"/>
-              <w:bidi w:val="0"/>
-              <w:jc w:val="start"/>
-              <w:rPr/>
-            </w:pPr>
-            <w:r>
-              <w:rPr/>
+              <w:left w:val="single" w:sz="4" w:space="0" w:color="000000"/>
+              <w:bottom w:val="single" w:sz="4" w:space="0" w:color="000000"/>
+            </w:tcBorders>
+          </w:tcPr>
+          <w:p>
+            <w:pPr>
+              <w:pStyle w:val="TableContents"/>
+              <w:bidi w:val="0"/>
+              <w:jc w:val="left"/>
+              <w:rPr>
+                <w:lang w:val="hu-HU" w:eastAsia="zh-CN" w:bidi="hi-IN"/>
+              </w:rPr>
+            </w:pPr>
+            <w:r>
+              <w:rPr>
+                <w:lang w:val="hu-HU" w:eastAsia="zh-CN" w:bidi="hi-IN"/>
+              </w:rPr>
               <w:t>FC-05</w:t>
             </w:r>
           </w:p>
@@ -772,19 +917,23 @@
           <w:tcPr>
             <w:tcW w:w="3324" w:type="dxa"/>
             <w:tcBorders>
-              <w:start w:val="single" w:sz="4" w:space="0" w:color="000000"/>
-              <w:bottom w:val="single" w:sz="4" w:space="0" w:color="000000"/>
-            </w:tcBorders>
-          </w:tcPr>
-          <w:p>
-            <w:pPr>
-              <w:pStyle w:val="TableContents"/>
-              <w:bidi w:val="0"/>
-              <w:jc w:val="start"/>
-              <w:rPr/>
-            </w:pPr>
-            <w:r>
-              <w:rPr/>
+              <w:left w:val="single" w:sz="4" w:space="0" w:color="000000"/>
+              <w:bottom w:val="single" w:sz="4" w:space="0" w:color="000000"/>
+            </w:tcBorders>
+          </w:tcPr>
+          <w:p>
+            <w:pPr>
+              <w:pStyle w:val="TableContents"/>
+              <w:bidi w:val="0"/>
+              <w:jc w:val="left"/>
+              <w:rPr>
+                <w:lang w:val="hu-HU" w:eastAsia="zh-CN" w:bidi="hi-IN"/>
+              </w:rPr>
+            </w:pPr>
+            <w:r>
+              <w:rPr>
+                <w:lang w:val="hu-HU" w:eastAsia="zh-CN" w:bidi="hi-IN"/>
+              </w:rPr>
               <w:t>Drag and drop</w:t>
             </w:r>
           </w:p>
@@ -793,20 +942,24 @@
           <w:tcPr>
             <w:tcW w:w="3324" w:type="dxa"/>
             <w:tcBorders>
-              <w:start w:val="single" w:sz="4" w:space="0" w:color="000000"/>
-              <w:bottom w:val="single" w:sz="4" w:space="0" w:color="000000"/>
-              <w:end w:val="single" w:sz="4" w:space="0" w:color="000000"/>
-            </w:tcBorders>
-          </w:tcPr>
-          <w:p>
-            <w:pPr>
-              <w:pStyle w:val="TableContents"/>
-              <w:bidi w:val="0"/>
-              <w:jc w:val="start"/>
-              <w:rPr/>
-            </w:pPr>
-            <w:r>
-              <w:rPr/>
+              <w:left w:val="single" w:sz="4" w:space="0" w:color="000000"/>
+              <w:bottom w:val="single" w:sz="4" w:space="0" w:color="000000"/>
+              <w:right w:val="single" w:sz="4" w:space="0" w:color="000000"/>
+            </w:tcBorders>
+          </w:tcPr>
+          <w:p>
+            <w:pPr>
+              <w:pStyle w:val="TableContents"/>
+              <w:bidi w:val="0"/>
+              <w:jc w:val="left"/>
+              <w:rPr>
+                <w:lang w:val="hu-HU" w:eastAsia="zh-CN" w:bidi="hi-IN"/>
+              </w:rPr>
+            </w:pPr>
+            <w:r>
+              <w:rPr>
+                <w:lang w:val="hu-HU" w:eastAsia="zh-CN" w:bidi="hi-IN"/>
+              </w:rPr>
               <w:t>Feladatok átrendezése és státuszváltása</w:t>
             </w:r>
           </w:p>
@@ -818,19 +971,23 @@
           <w:tcPr>
             <w:tcW w:w="3324" w:type="dxa"/>
             <w:tcBorders>
-              <w:start w:val="single" w:sz="4" w:space="0" w:color="000000"/>
-              <w:bottom w:val="single" w:sz="4" w:space="0" w:color="000000"/>
-            </w:tcBorders>
-          </w:tcPr>
-          <w:p>
-            <w:pPr>
-              <w:pStyle w:val="TableContents"/>
-              <w:bidi w:val="0"/>
-              <w:jc w:val="start"/>
-              <w:rPr/>
-            </w:pPr>
-            <w:r>
-              <w:rPr/>
+              <w:left w:val="single" w:sz="4" w:space="0" w:color="000000"/>
+              <w:bottom w:val="single" w:sz="4" w:space="0" w:color="000000"/>
+            </w:tcBorders>
+          </w:tcPr>
+          <w:p>
+            <w:pPr>
+              <w:pStyle w:val="TableContents"/>
+              <w:bidi w:val="0"/>
+              <w:jc w:val="left"/>
+              <w:rPr>
+                <w:lang w:val="hu-HU" w:eastAsia="zh-CN" w:bidi="hi-IN"/>
+              </w:rPr>
+            </w:pPr>
+            <w:r>
+              <w:rPr>
+                <w:lang w:val="hu-HU" w:eastAsia="zh-CN" w:bidi="hi-IN"/>
+              </w:rPr>
               <w:t>FC-06</w:t>
             </w:r>
           </w:p>
@@ -839,19 +996,23 @@
           <w:tcPr>
             <w:tcW w:w="3324" w:type="dxa"/>
             <w:tcBorders>
-              <w:start w:val="single" w:sz="4" w:space="0" w:color="000000"/>
-              <w:bottom w:val="single" w:sz="4" w:space="0" w:color="000000"/>
-            </w:tcBorders>
-          </w:tcPr>
-          <w:p>
-            <w:pPr>
-              <w:pStyle w:val="TableContents"/>
-              <w:bidi w:val="0"/>
-              <w:jc w:val="start"/>
-              <w:rPr/>
-            </w:pPr>
-            <w:r>
-              <w:rPr/>
+              <w:left w:val="single" w:sz="4" w:space="0" w:color="000000"/>
+              <w:bottom w:val="single" w:sz="4" w:space="0" w:color="000000"/>
+            </w:tcBorders>
+          </w:tcPr>
+          <w:p>
+            <w:pPr>
+              <w:pStyle w:val="TableContents"/>
+              <w:bidi w:val="0"/>
+              <w:jc w:val="left"/>
+              <w:rPr>
+                <w:lang w:val="hu-HU" w:eastAsia="zh-CN" w:bidi="hi-IN"/>
+              </w:rPr>
+            </w:pPr>
+            <w:r>
+              <w:rPr>
+                <w:lang w:val="hu-HU" w:eastAsia="zh-CN" w:bidi="hi-IN"/>
+              </w:rPr>
               <w:t>Kategória- és prioritáskezelés</w:t>
             </w:r>
           </w:p>
@@ -860,20 +1021,24 @@
           <w:tcPr>
             <w:tcW w:w="3324" w:type="dxa"/>
             <w:tcBorders>
-              <w:start w:val="single" w:sz="4" w:space="0" w:color="000000"/>
-              <w:bottom w:val="single" w:sz="4" w:space="0" w:color="000000"/>
-              <w:end w:val="single" w:sz="4" w:space="0" w:color="000000"/>
-            </w:tcBorders>
-          </w:tcPr>
-          <w:p>
-            <w:pPr>
-              <w:pStyle w:val="TableContents"/>
-              <w:bidi w:val="0"/>
-              <w:jc w:val="start"/>
-              <w:rPr/>
-            </w:pPr>
-            <w:r>
-              <w:rPr/>
+              <w:left w:val="single" w:sz="4" w:space="0" w:color="000000"/>
+              <w:bottom w:val="single" w:sz="4" w:space="0" w:color="000000"/>
+              <w:right w:val="single" w:sz="4" w:space="0" w:color="000000"/>
+            </w:tcBorders>
+          </w:tcPr>
+          <w:p>
+            <w:pPr>
+              <w:pStyle w:val="TableContents"/>
+              <w:bidi w:val="0"/>
+              <w:jc w:val="left"/>
+              <w:rPr>
+                <w:lang w:val="hu-HU" w:eastAsia="zh-CN" w:bidi="hi-IN"/>
+              </w:rPr>
+            </w:pPr>
+            <w:r>
+              <w:rPr>
+                <w:lang w:val="hu-HU" w:eastAsia="zh-CN" w:bidi="hi-IN"/>
+              </w:rPr>
               <w:t>Feladatok besorolása</w:t>
             </w:r>
           </w:p>
@@ -885,19 +1050,23 @@
           <w:tcPr>
             <w:tcW w:w="3324" w:type="dxa"/>
             <w:tcBorders>
-              <w:start w:val="single" w:sz="4" w:space="0" w:color="000000"/>
-              <w:bottom w:val="single" w:sz="4" w:space="0" w:color="000000"/>
-            </w:tcBorders>
-          </w:tcPr>
-          <w:p>
-            <w:pPr>
-              <w:pStyle w:val="TableContents"/>
-              <w:bidi w:val="0"/>
-              <w:jc w:val="start"/>
-              <w:rPr/>
-            </w:pPr>
-            <w:r>
-              <w:rPr/>
+              <w:left w:val="single" w:sz="4" w:space="0" w:color="000000"/>
+              <w:bottom w:val="single" w:sz="4" w:space="0" w:color="000000"/>
+            </w:tcBorders>
+          </w:tcPr>
+          <w:p>
+            <w:pPr>
+              <w:pStyle w:val="TableContents"/>
+              <w:bidi w:val="0"/>
+              <w:jc w:val="left"/>
+              <w:rPr>
+                <w:lang w:val="hu-HU" w:eastAsia="zh-CN" w:bidi="hi-IN"/>
+              </w:rPr>
+            </w:pPr>
+            <w:r>
+              <w:rPr>
+                <w:lang w:val="hu-HU" w:eastAsia="zh-CN" w:bidi="hi-IN"/>
+              </w:rPr>
               <w:t>FC-07</w:t>
             </w:r>
           </w:p>
@@ -906,19 +1075,23 @@
           <w:tcPr>
             <w:tcW w:w="3324" w:type="dxa"/>
             <w:tcBorders>
-              <w:start w:val="single" w:sz="4" w:space="0" w:color="000000"/>
-              <w:bottom w:val="single" w:sz="4" w:space="0" w:color="000000"/>
-            </w:tcBorders>
-          </w:tcPr>
-          <w:p>
-            <w:pPr>
-              <w:pStyle w:val="TableContents"/>
-              <w:bidi w:val="0"/>
-              <w:jc w:val="start"/>
-              <w:rPr/>
-            </w:pPr>
-            <w:r>
-              <w:rPr/>
+              <w:left w:val="single" w:sz="4" w:space="0" w:color="000000"/>
+              <w:bottom w:val="single" w:sz="4" w:space="0" w:color="000000"/>
+            </w:tcBorders>
+          </w:tcPr>
+          <w:p>
+            <w:pPr>
+              <w:pStyle w:val="TableContents"/>
+              <w:bidi w:val="0"/>
+              <w:jc w:val="left"/>
+              <w:rPr>
+                <w:lang w:val="hu-HU" w:eastAsia="zh-CN" w:bidi="hi-IN"/>
+              </w:rPr>
+            </w:pPr>
+            <w:r>
+              <w:rPr>
+                <w:lang w:val="hu-HU" w:eastAsia="zh-CN" w:bidi="hi-IN"/>
+              </w:rPr>
               <w:t>Keresés és szűrés</w:t>
             </w:r>
           </w:p>
@@ -927,20 +1100,24 @@
           <w:tcPr>
             <w:tcW w:w="3324" w:type="dxa"/>
             <w:tcBorders>
-              <w:start w:val="single" w:sz="4" w:space="0" w:color="000000"/>
-              <w:bottom w:val="single" w:sz="4" w:space="0" w:color="000000"/>
-              <w:end w:val="single" w:sz="4" w:space="0" w:color="000000"/>
-            </w:tcBorders>
-          </w:tcPr>
-          <w:p>
-            <w:pPr>
-              <w:pStyle w:val="TableContents"/>
-              <w:bidi w:val="0"/>
-              <w:jc w:val="start"/>
-              <w:rPr/>
-            </w:pPr>
-            <w:r>
-              <w:rPr/>
+              <w:left w:val="single" w:sz="4" w:space="0" w:color="000000"/>
+              <w:bottom w:val="single" w:sz="4" w:space="0" w:color="000000"/>
+              <w:right w:val="single" w:sz="4" w:space="0" w:color="000000"/>
+            </w:tcBorders>
+          </w:tcPr>
+          <w:p>
+            <w:pPr>
+              <w:pStyle w:val="TableContents"/>
+              <w:bidi w:val="0"/>
+              <w:jc w:val="left"/>
+              <w:rPr>
+                <w:lang w:val="hu-HU" w:eastAsia="zh-CN" w:bidi="hi-IN"/>
+              </w:rPr>
+            </w:pPr>
+            <w:r>
+              <w:rPr>
+                <w:lang w:val="hu-HU" w:eastAsia="zh-CN" w:bidi="hi-IN"/>
+              </w:rPr>
               <w:t>Feladatok szűkítése</w:t>
             </w:r>
           </w:p>
@@ -952,19 +1129,23 @@
           <w:tcPr>
             <w:tcW w:w="3324" w:type="dxa"/>
             <w:tcBorders>
-              <w:start w:val="single" w:sz="4" w:space="0" w:color="000000"/>
-              <w:bottom w:val="single" w:sz="4" w:space="0" w:color="000000"/>
-            </w:tcBorders>
-          </w:tcPr>
-          <w:p>
-            <w:pPr>
-              <w:pStyle w:val="TableContents"/>
-              <w:bidi w:val="0"/>
-              <w:jc w:val="start"/>
-              <w:rPr/>
-            </w:pPr>
-            <w:r>
-              <w:rPr/>
+              <w:left w:val="single" w:sz="4" w:space="0" w:color="000000"/>
+              <w:bottom w:val="single" w:sz="4" w:space="0" w:color="000000"/>
+            </w:tcBorders>
+          </w:tcPr>
+          <w:p>
+            <w:pPr>
+              <w:pStyle w:val="TableContents"/>
+              <w:bidi w:val="0"/>
+              <w:jc w:val="left"/>
+              <w:rPr>
+                <w:lang w:val="hu-HU" w:eastAsia="zh-CN" w:bidi="hi-IN"/>
+              </w:rPr>
+            </w:pPr>
+            <w:r>
+              <w:rPr>
+                <w:lang w:val="hu-HU" w:eastAsia="zh-CN" w:bidi="hi-IN"/>
+              </w:rPr>
               <w:t>FC-08</w:t>
             </w:r>
           </w:p>
@@ -973,19 +1154,23 @@
           <w:tcPr>
             <w:tcW w:w="3324" w:type="dxa"/>
             <w:tcBorders>
-              <w:start w:val="single" w:sz="4" w:space="0" w:color="000000"/>
-              <w:bottom w:val="single" w:sz="4" w:space="0" w:color="000000"/>
-            </w:tcBorders>
-          </w:tcPr>
-          <w:p>
-            <w:pPr>
-              <w:pStyle w:val="TableContents"/>
-              <w:bidi w:val="0"/>
-              <w:jc w:val="start"/>
-              <w:rPr/>
-            </w:pPr>
-            <w:r>
-              <w:rPr/>
+              <w:left w:val="single" w:sz="4" w:space="0" w:color="000000"/>
+              <w:bottom w:val="single" w:sz="4" w:space="0" w:color="000000"/>
+            </w:tcBorders>
+          </w:tcPr>
+          <w:p>
+            <w:pPr>
+              <w:pStyle w:val="TableContents"/>
+              <w:bidi w:val="0"/>
+              <w:jc w:val="left"/>
+              <w:rPr>
+                <w:lang w:val="hu-HU" w:eastAsia="zh-CN" w:bidi="hi-IN"/>
+              </w:rPr>
+            </w:pPr>
+            <w:r>
+              <w:rPr>
+                <w:lang w:val="hu-HU" w:eastAsia="zh-CN" w:bidi="hi-IN"/>
+              </w:rPr>
               <w:t>Perzisztencia</w:t>
             </w:r>
           </w:p>
@@ -994,20 +1179,24 @@
           <w:tcPr>
             <w:tcW w:w="3324" w:type="dxa"/>
             <w:tcBorders>
-              <w:start w:val="single" w:sz="4" w:space="0" w:color="000000"/>
-              <w:bottom w:val="single" w:sz="4" w:space="0" w:color="000000"/>
-              <w:end w:val="single" w:sz="4" w:space="0" w:color="000000"/>
-            </w:tcBorders>
-          </w:tcPr>
-          <w:p>
-            <w:pPr>
-              <w:pStyle w:val="TableContents"/>
-              <w:bidi w:val="0"/>
-              <w:jc w:val="start"/>
-              <w:rPr/>
-            </w:pPr>
-            <w:r>
-              <w:rPr/>
+              <w:left w:val="single" w:sz="4" w:space="0" w:color="000000"/>
+              <w:bottom w:val="single" w:sz="4" w:space="0" w:color="000000"/>
+              <w:right w:val="single" w:sz="4" w:space="0" w:color="000000"/>
+            </w:tcBorders>
+          </w:tcPr>
+          <w:p>
+            <w:pPr>
+              <w:pStyle w:val="TableContents"/>
+              <w:bidi w:val="0"/>
+              <w:jc w:val="left"/>
+              <w:rPr>
+                <w:lang w:val="hu-HU" w:eastAsia="zh-CN" w:bidi="hi-IN"/>
+              </w:rPr>
+            </w:pPr>
+            <w:r>
+              <w:rPr>
+                <w:lang w:val="hu-HU" w:eastAsia="zh-CN" w:bidi="hi-IN"/>
+              </w:rPr>
               <w:t>Automatikus mentés MySQL adatbázisba</w:t>
             </w:r>
           </w:p>
@@ -1018,23 +1207,35 @@
       <w:pPr>
         <w:pStyle w:val="BodyText"/>
         <w:bidi w:val="0"/>
-        <w:jc w:val="start"/>
-        <w:rPr/>
-      </w:pPr>
-      <w:r>
-        <w:rPr/>
+        <w:jc w:val="left"/>
+        <w:rPr>
+          <w:lang w:val="hu-HU" w:eastAsia="zh-CN" w:bidi="hi-IN"/>
+        </w:rPr>
+      </w:pPr>
+      <w:r>
+        <w:rPr>
+          <w:lang w:val="hu-HU" w:eastAsia="zh-CN" w:bidi="hi-IN"/>
+        </w:rPr>
       </w:r>
     </w:p>
     <w:p>
       <w:pPr>
         <w:pStyle w:val="Heading2"/>
-        <w:bidi w:val="0"/>
-        <w:ind w:hanging="0" w:start="0"/>
-        <w:jc w:val="start"/>
-        <w:rPr/>
-      </w:pPr>
-      <w:r>
-        <w:rPr/>
+        <w:numPr>
+          <w:ilvl w:val="1"/>
+          <w:numId w:val="1"/>
+        </w:numPr>
+        <w:bidi w:val="0"/>
+        <w:ind w:hanging="0" w:left="0"/>
+        <w:jc w:val="left"/>
+        <w:rPr>
+          <w:lang w:val="hu-HU" w:eastAsia="zh-CN" w:bidi="hi-IN"/>
+        </w:rPr>
+      </w:pPr>
+      <w:r>
+        <w:rPr>
+          <w:lang w:val="hu-HU" w:eastAsia="zh-CN" w:bidi="hi-IN"/>
+        </w:rPr>
         <w:t>Elfogadási feltételek</w:t>
       </w:r>
     </w:p>
@@ -1046,11 +1247,15 @@
           <w:numId w:val="2"/>
         </w:numPr>
         <w:bidi w:val="0"/>
-        <w:jc w:val="start"/>
-        <w:rPr/>
-      </w:pPr>
-      <w:r>
-        <w:rPr/>
+        <w:jc w:val="left"/>
+        <w:rPr>
+          <w:lang w:val="hu-HU" w:eastAsia="zh-CN" w:bidi="hi-IN"/>
+        </w:rPr>
+      </w:pPr>
+      <w:r>
+        <w:rPr>
+          <w:lang w:val="hu-HU" w:eastAsia="zh-CN" w:bidi="hi-IN"/>
+        </w:rPr>
         <w:t>A felhasználó csak bejelentkezés után érheti el a todo oldalt.</w:t>
       </w:r>
     </w:p>
@@ -1062,11 +1267,15 @@
           <w:numId w:val="2"/>
         </w:numPr>
         <w:bidi w:val="0"/>
-        <w:jc w:val="start"/>
-        <w:rPr/>
-      </w:pPr>
-      <w:r>
-        <w:rPr/>
+        <w:jc w:val="left"/>
+        <w:rPr>
+          <w:lang w:val="hu-HU" w:eastAsia="zh-CN" w:bidi="hi-IN"/>
+        </w:rPr>
+      </w:pPr>
+      <w:r>
+        <w:rPr>
+          <w:lang w:val="hu-HU" w:eastAsia="zh-CN" w:bidi="hi-IN"/>
+        </w:rPr>
         <w:t>A fő funkciók oldalfrissítés után is megőrzik az állapotot.</w:t>
       </w:r>
     </w:p>
@@ -1078,11 +1287,15 @@
           <w:numId w:val="2"/>
         </w:numPr>
         <w:bidi w:val="0"/>
-        <w:jc w:val="start"/>
-        <w:rPr/>
-      </w:pPr>
-      <w:r>
-        <w:rPr/>
+        <w:jc w:val="left"/>
+        <w:rPr>
+          <w:lang w:val="hu-HU" w:eastAsia="zh-CN" w:bidi="hi-IN"/>
+        </w:rPr>
+      </w:pPr>
+      <w:r>
+        <w:rPr>
+          <w:lang w:val="hu-HU" w:eastAsia="zh-CN" w:bidi="hi-IN"/>
+        </w:rPr>
         <w:t>Érvénytelen adat nem hozhat létre vagy írhat felül feladatot.</w:t>
       </w:r>
     </w:p>
@@ -1094,11 +1307,15 @@
           <w:numId w:val="2"/>
         </w:numPr>
         <w:bidi w:val="0"/>
-        <w:jc w:val="start"/>
-        <w:rPr/>
-      </w:pPr>
-      <w:r>
-        <w:rPr/>
+        <w:jc w:val="left"/>
+        <w:rPr>
+          <w:lang w:val="hu-HU" w:eastAsia="zh-CN" w:bidi="hi-IN"/>
+        </w:rPr>
+      </w:pPr>
+      <w:r>
+        <w:rPr>
+          <w:lang w:val="hu-HU" w:eastAsia="zh-CN" w:bidi="hi-IN"/>
+        </w:rPr>
         <w:t>Minden állapotváltozás azonnal megjelenik a felületen és az adatbázisban.</w:t>
       </w:r>
     </w:p>
@@ -1110,11 +1327,15 @@
           <w:numId w:val="2"/>
         </w:numPr>
         <w:bidi w:val="0"/>
-        <w:jc w:val="start"/>
-        <w:rPr/>
-      </w:pPr>
-      <w:r>
-        <w:rPr/>
+        <w:jc w:val="left"/>
+        <w:rPr>
+          <w:lang w:val="hu-HU" w:eastAsia="zh-CN" w:bidi="hi-IN"/>
+        </w:rPr>
+      </w:pPr>
+      <w:r>
+        <w:rPr>
+          <w:lang w:val="hu-HU" w:eastAsia="zh-CN" w:bidi="hi-IN"/>
+        </w:rPr>
         <w:t>Kijelentkezés után a todo oldal nem érhető el visszalépéssel.</w:t>
       </w:r>
     </w:p>
@@ -1126,11 +1347,15 @@
           <w:numId w:val="2"/>
         </w:numPr>
         <w:bidi w:val="0"/>
-        <w:jc w:val="start"/>
-        <w:rPr/>
-      </w:pPr>
-      <w:r>
-        <w:rPr/>
+        <w:jc w:val="left"/>
+        <w:rPr>
+          <w:lang w:val="hu-HU" w:eastAsia="zh-CN" w:bidi="hi-IN"/>
+        </w:rPr>
+      </w:pPr>
+      <w:r>
+        <w:rPr>
+          <w:lang w:val="hu-HU" w:eastAsia="zh-CN" w:bidi="hi-IN"/>
+        </w:rPr>
         <w:t>Az alkalmazás 320 px széles mobilnézetben és asztali méretben használható.</w:t>
       </w:r>
       <w:r>
@@ -1140,13 +1365,22 @@
     <w:p>
       <w:pPr>
         <w:pStyle w:val="Heading2"/>
-        <w:bidi w:val="0"/>
-        <w:ind w:hanging="0" w:start="0"/>
-        <w:jc w:val="start"/>
-        <w:rPr/>
-      </w:pPr>
-      <w:r>
-        <w:rPr/>
+        <w:numPr>
+          <w:ilvl w:val="1"/>
+          <w:numId w:val="1"/>
+        </w:numPr>
+        <w:bidi w:val="0"/>
+        <w:spacing w:before="0" w:after="120"/>
+        <w:ind w:hanging="0" w:left="0"/>
+        <w:jc w:val="left"/>
+        <w:rPr>
+          <w:lang w:val="hu-HU" w:eastAsia="zh-CN" w:bidi="hi-IN"/>
+        </w:rPr>
+      </w:pPr>
+      <w:r>
+        <w:rPr>
+          <w:lang w:val="hu-HU" w:eastAsia="zh-CN" w:bidi="hi-IN"/>
+        </w:rPr>
         <w:t>Felhasználói felület</w:t>
       </w:r>
     </w:p>
@@ -1154,24 +1388,36 @@
       <w:pPr>
         <w:pStyle w:val="BodyText"/>
         <w:bidi w:val="0"/>
-        <w:jc w:val="start"/>
-        <w:rPr/>
-      </w:pPr>
-      <w:r>
-        <w:rPr/>
+        <w:jc w:val="left"/>
+        <w:rPr>
+          <w:lang w:val="hu-HU" w:eastAsia="zh-CN" w:bidi="hi-IN"/>
+        </w:rPr>
+      </w:pPr>
+      <w:r>
+        <w:rPr>
+          <w:lang w:val="hu-HU" w:eastAsia="zh-CN" w:bidi="hi-IN"/>
+        </w:rPr>
         <w:t>A rendszer négy fő oldalból áll: login, regisztráció, főoldal és todo oldal. A navigáció egyszerű: a login után a főoldalra jutunk, ahonnan az aloldalak érhetők el, és minden oldalról egy kijelentkezés gombbal visszatérhetünk a login oldalra.</w:t>
       </w:r>
     </w:p>
     <w:p>
       <w:pPr>
         <w:pStyle w:val="Heading2"/>
-        <w:bidi w:val="0"/>
-        <w:ind w:hanging="0" w:start="0"/>
-        <w:jc w:val="start"/>
-        <w:rPr/>
-      </w:pPr>
-      <w:r>
-        <w:rPr/>
+        <w:numPr>
+          <w:ilvl w:val="1"/>
+          <w:numId w:val="1"/>
+        </w:numPr>
+        <w:bidi w:val="0"/>
+        <w:ind w:hanging="0" w:left="0"/>
+        <w:jc w:val="left"/>
+        <w:rPr>
+          <w:lang w:val="hu-HU" w:eastAsia="zh-CN" w:bidi="hi-IN"/>
+        </w:rPr>
+      </w:pPr>
+      <w:r>
+        <w:rPr>
+          <w:lang w:val="hu-HU" w:eastAsia="zh-CN" w:bidi="hi-IN"/>
+        </w:rPr>
         <w:t>Login oldal</w:t>
       </w:r>
     </w:p>
@@ -1183,11 +1429,15 @@
           <w:numId w:val="3"/>
         </w:numPr>
         <w:bidi w:val="0"/>
-        <w:jc w:val="start"/>
-        <w:rPr/>
-      </w:pPr>
-      <w:r>
-        <w:rPr/>
+        <w:jc w:val="left"/>
+        <w:rPr>
+          <w:lang w:val="hu-HU" w:eastAsia="zh-CN" w:bidi="hi-IN"/>
+        </w:rPr>
+      </w:pPr>
+      <w:r>
+        <w:rPr>
+          <w:lang w:val="hu-HU" w:eastAsia="zh-CN" w:bidi="hi-IN"/>
+        </w:rPr>
         <w:t>Bejelentkezési űrlap: felhasználónév/e-mail és jelszó.</w:t>
       </w:r>
     </w:p>
@@ -1199,11 +1449,15 @@
           <w:numId w:val="3"/>
         </w:numPr>
         <w:bidi w:val="0"/>
-        <w:jc w:val="start"/>
-        <w:rPr/>
-      </w:pPr>
-      <w:r>
-        <w:rPr/>
+        <w:jc w:val="left"/>
+        <w:rPr>
+          <w:lang w:val="hu-HU" w:eastAsia="zh-CN" w:bidi="hi-IN"/>
+        </w:rPr>
+      </w:pPr>
+      <w:r>
+        <w:rPr>
+          <w:lang w:val="hu-HU" w:eastAsia="zh-CN" w:bidi="hi-IN"/>
+        </w:rPr>
         <w:t>Bejelentkezés gomb.</w:t>
       </w:r>
     </w:p>
@@ -1215,11 +1469,15 @@
           <w:numId w:val="3"/>
         </w:numPr>
         <w:bidi w:val="0"/>
-        <w:jc w:val="start"/>
-        <w:rPr/>
-      </w:pPr>
-      <w:r>
-        <w:rPr/>
+        <w:jc w:val="left"/>
+        <w:rPr>
+          <w:lang w:val="hu-HU" w:eastAsia="zh-CN" w:bidi="hi-IN"/>
+        </w:rPr>
+      </w:pPr>
+      <w:r>
+        <w:rPr>
+          <w:lang w:val="hu-HU" w:eastAsia="zh-CN" w:bidi="hi-IN"/>
+        </w:rPr>
         <w:t>Link a regisztrációs oldalra.</w:t>
       </w:r>
     </w:p>
@@ -1231,24 +1489,36 @@
           <w:numId w:val="3"/>
         </w:numPr>
         <w:bidi w:val="0"/>
-        <w:jc w:val="start"/>
-        <w:rPr/>
-      </w:pPr>
-      <w:r>
-        <w:rPr/>
+        <w:jc w:val="left"/>
+        <w:rPr>
+          <w:lang w:val="hu-HU" w:eastAsia="zh-CN" w:bidi="hi-IN"/>
+        </w:rPr>
+      </w:pPr>
+      <w:r>
+        <w:rPr>
+          <w:lang w:val="hu-HU" w:eastAsia="zh-CN" w:bidi="hi-IN"/>
+        </w:rPr>
         <w:t>Hibás adatok esetén hibaüzenet.</w:t>
       </w:r>
     </w:p>
     <w:p>
       <w:pPr>
         <w:pStyle w:val="Heading2"/>
-        <w:bidi w:val="0"/>
-        <w:ind w:hanging="0" w:start="0"/>
-        <w:jc w:val="start"/>
-        <w:rPr/>
-      </w:pPr>
-      <w:r>
-        <w:rPr/>
+        <w:numPr>
+          <w:ilvl w:val="1"/>
+          <w:numId w:val="1"/>
+        </w:numPr>
+        <w:bidi w:val="0"/>
+        <w:ind w:hanging="0" w:left="0"/>
+        <w:jc w:val="left"/>
+        <w:rPr>
+          <w:lang w:val="hu-HU" w:eastAsia="zh-CN" w:bidi="hi-IN"/>
+        </w:rPr>
+      </w:pPr>
+      <w:r>
+        <w:rPr>
+          <w:lang w:val="hu-HU" w:eastAsia="zh-CN" w:bidi="hi-IN"/>
+        </w:rPr>
         <w:t>Regisztrációs oldal</w:t>
       </w:r>
     </w:p>
@@ -1260,11 +1530,15 @@
           <w:numId w:val="4"/>
         </w:numPr>
         <w:bidi w:val="0"/>
-        <w:jc w:val="start"/>
-        <w:rPr/>
-      </w:pPr>
-      <w:r>
-        <w:rPr/>
+        <w:jc w:val="left"/>
+        <w:rPr>
+          <w:lang w:val="hu-HU" w:eastAsia="zh-CN" w:bidi="hi-IN"/>
+        </w:rPr>
+      </w:pPr>
+      <w:r>
+        <w:rPr>
+          <w:lang w:val="hu-HU" w:eastAsia="zh-CN" w:bidi="hi-IN"/>
+        </w:rPr>
         <w:t>Regisztrációs űrlap: felhasználónév, e-mail, jelszó, jelszó megerősítés.</w:t>
       </w:r>
     </w:p>
@@ -1276,11 +1550,15 @@
           <w:numId w:val="4"/>
         </w:numPr>
         <w:bidi w:val="0"/>
-        <w:jc w:val="start"/>
-        <w:rPr/>
-      </w:pPr>
-      <w:r>
-        <w:rPr/>
+        <w:jc w:val="left"/>
+        <w:rPr>
+          <w:lang w:val="hu-HU" w:eastAsia="zh-CN" w:bidi="hi-IN"/>
+        </w:rPr>
+      </w:pPr>
+      <w:r>
+        <w:rPr>
+          <w:lang w:val="hu-HU" w:eastAsia="zh-CN" w:bidi="hi-IN"/>
+        </w:rPr>
         <w:t>Regisztráció gomb.</w:t>
       </w:r>
     </w:p>
@@ -1292,11 +1570,15 @@
           <w:numId w:val="4"/>
         </w:numPr>
         <w:bidi w:val="0"/>
-        <w:jc w:val="start"/>
-        <w:rPr/>
-      </w:pPr>
-      <w:r>
-        <w:rPr/>
+        <w:jc w:val="left"/>
+        <w:rPr>
+          <w:lang w:val="hu-HU" w:eastAsia="zh-CN" w:bidi="hi-IN"/>
+        </w:rPr>
+      </w:pPr>
+      <w:r>
+        <w:rPr>
+          <w:lang w:val="hu-HU" w:eastAsia="zh-CN" w:bidi="hi-IN"/>
+        </w:rPr>
         <w:t>Link a login oldalra.</w:t>
       </w:r>
     </w:p>
@@ -1308,24 +1590,36 @@
           <w:numId w:val="4"/>
         </w:numPr>
         <w:bidi w:val="0"/>
-        <w:jc w:val="start"/>
-        <w:rPr/>
-      </w:pPr>
-      <w:r>
-        <w:rPr/>
+        <w:jc w:val="left"/>
+        <w:rPr>
+          <w:lang w:val="hu-HU" w:eastAsia="zh-CN" w:bidi="hi-IN"/>
+        </w:rPr>
+      </w:pPr>
+      <w:r>
+        <w:rPr>
+          <w:lang w:val="hu-HU" w:eastAsia="zh-CN" w:bidi="hi-IN"/>
+        </w:rPr>
         <w:t>Validációs hibák megjelenítése.</w:t>
       </w:r>
     </w:p>
     <w:p>
       <w:pPr>
         <w:pStyle w:val="Heading2"/>
-        <w:bidi w:val="0"/>
-        <w:ind w:hanging="0" w:start="0"/>
-        <w:jc w:val="start"/>
-        <w:rPr/>
-      </w:pPr>
-      <w:r>
-        <w:rPr/>
+        <w:numPr>
+          <w:ilvl w:val="1"/>
+          <w:numId w:val="1"/>
+        </w:numPr>
+        <w:bidi w:val="0"/>
+        <w:ind w:hanging="0" w:left="0"/>
+        <w:jc w:val="left"/>
+        <w:rPr>
+          <w:lang w:val="hu-HU" w:eastAsia="zh-CN" w:bidi="hi-IN"/>
+        </w:rPr>
+      </w:pPr>
+      <w:r>
+        <w:rPr>
+          <w:lang w:val="hu-HU" w:eastAsia="zh-CN" w:bidi="hi-IN"/>
+        </w:rPr>
         <w:t>Főoldal</w:t>
       </w:r>
     </w:p>
@@ -1337,11 +1631,15 @@
           <w:numId w:val="5"/>
         </w:numPr>
         <w:bidi w:val="0"/>
-        <w:jc w:val="start"/>
-        <w:rPr/>
-      </w:pPr>
-      <w:r>
-        <w:rPr/>
+        <w:jc w:val="left"/>
+        <w:rPr>
+          <w:lang w:val="hu-HU" w:eastAsia="zh-CN" w:bidi="hi-IN"/>
+        </w:rPr>
+      </w:pPr>
+      <w:r>
+        <w:rPr>
+          <w:lang w:val="hu-HU" w:eastAsia="zh-CN" w:bidi="hi-IN"/>
+        </w:rPr>
         <w:t>Üdvözlő szöveg a bejelentkezett felhasználónak.</w:t>
       </w:r>
     </w:p>
@@ -1353,11 +1651,15 @@
           <w:numId w:val="5"/>
         </w:numPr>
         <w:bidi w:val="0"/>
-        <w:jc w:val="start"/>
-        <w:rPr/>
-      </w:pPr>
-      <w:r>
-        <w:rPr/>
+        <w:jc w:val="left"/>
+        <w:rPr>
+          <w:lang w:val="hu-HU" w:eastAsia="zh-CN" w:bidi="hi-IN"/>
+        </w:rPr>
+      </w:pPr>
+      <w:r>
+        <w:rPr>
+          <w:lang w:val="hu-HU" w:eastAsia="zh-CN" w:bidi="hi-IN"/>
+        </w:rPr>
         <w:t>Navigációs gombok az aloldalakra (pl. Todo oldal).</w:t>
       </w:r>
     </w:p>
@@ -1369,24 +1671,36 @@
           <w:numId w:val="5"/>
         </w:numPr>
         <w:bidi w:val="0"/>
-        <w:jc w:val="start"/>
-        <w:rPr/>
-      </w:pPr>
-      <w:r>
-        <w:rPr/>
+        <w:jc w:val="left"/>
+        <w:rPr>
+          <w:lang w:val="hu-HU" w:eastAsia="zh-CN" w:bidi="hi-IN"/>
+        </w:rPr>
+      </w:pPr>
+      <w:r>
+        <w:rPr>
+          <w:lang w:val="hu-HU" w:eastAsia="zh-CN" w:bidi="hi-IN"/>
+        </w:rPr>
         <w:t>Kijelentkezés gomb.</w:t>
       </w:r>
     </w:p>
     <w:p>
       <w:pPr>
         <w:pStyle w:val="Heading2"/>
-        <w:bidi w:val="0"/>
-        <w:ind w:hanging="0" w:start="0"/>
-        <w:jc w:val="start"/>
-        <w:rPr/>
-      </w:pPr>
-      <w:r>
-        <w:rPr/>
+        <w:numPr>
+          <w:ilvl w:val="1"/>
+          <w:numId w:val="1"/>
+        </w:numPr>
+        <w:bidi w:val="0"/>
+        <w:ind w:hanging="0" w:left="0"/>
+        <w:jc w:val="left"/>
+        <w:rPr>
+          <w:lang w:val="hu-HU" w:eastAsia="zh-CN" w:bidi="hi-IN"/>
+        </w:rPr>
+      </w:pPr>
+      <w:r>
+        <w:rPr>
+          <w:lang w:val="hu-HU" w:eastAsia="zh-CN" w:bidi="hi-IN"/>
+        </w:rPr>
         <w:t>Todo oldal</w:t>
       </w:r>
     </w:p>
@@ -1398,16 +1712,16 @@
           <w:numId w:val="6"/>
         </w:numPr>
         <w:bidi w:val="0"/>
-        <w:jc w:val="start"/>
-        <w:rPr/>
-      </w:pPr>
-      <w:r>
-        <w:rPr/>
-        <w:t>Ú</w:t>
-      </w:r>
-      <w:r>
-        <w:rPr/>
-        <w:t>j feladat gomb, kijelentkezés gomb.</w:t>
+        <w:jc w:val="left"/>
+        <w:rPr>
+          <w:lang w:val="hu-HU" w:eastAsia="zh-CN" w:bidi="hi-IN"/>
+        </w:rPr>
+      </w:pPr>
+      <w:r>
+        <w:rPr>
+          <w:lang w:val="hu-HU" w:eastAsia="zh-CN" w:bidi="hi-IN"/>
+        </w:rPr>
+        <w:t>Új feladat gomb, kijelentkezés gomb.</w:t>
       </w:r>
     </w:p>
     <w:p>
@@ -1418,11 +1732,15 @@
           <w:numId w:val="6"/>
         </w:numPr>
         <w:bidi w:val="0"/>
-        <w:jc w:val="start"/>
-        <w:rPr/>
-      </w:pPr>
-      <w:r>
-        <w:rPr/>
+        <w:jc w:val="left"/>
+        <w:rPr>
+          <w:lang w:val="hu-HU" w:eastAsia="zh-CN" w:bidi="hi-IN"/>
+        </w:rPr>
+      </w:pPr>
+      <w:r>
+        <w:rPr>
+          <w:lang w:val="hu-HU" w:eastAsia="zh-CN" w:bidi="hi-IN"/>
+        </w:rPr>
         <w:t>Visszagomb a főoldalra.</w:t>
       </w:r>
     </w:p>
@@ -1434,11 +1752,15 @@
           <w:numId w:val="6"/>
         </w:numPr>
         <w:bidi w:val="0"/>
-        <w:jc w:val="start"/>
-        <w:rPr/>
-      </w:pPr>
-      <w:r>
-        <w:rPr/>
+        <w:jc w:val="left"/>
+        <w:rPr>
+          <w:lang w:val="hu-HU" w:eastAsia="zh-CN" w:bidi="hi-IN"/>
+        </w:rPr>
+      </w:pPr>
+      <w:r>
+        <w:rPr>
+          <w:lang w:val="hu-HU" w:eastAsia="zh-CN" w:bidi="hi-IN"/>
+        </w:rPr>
         <w:t>Feladatlista.</w:t>
       </w:r>
     </w:p>
@@ -1450,11 +1772,15 @@
           <w:numId w:val="6"/>
         </w:numPr>
         <w:bidi w:val="0"/>
-        <w:jc w:val="start"/>
-        <w:rPr/>
-      </w:pPr>
-      <w:r>
-        <w:rPr/>
+        <w:jc w:val="left"/>
+        <w:rPr>
+          <w:lang w:val="hu-HU" w:eastAsia="zh-CN" w:bidi="hi-IN"/>
+        </w:rPr>
+      </w:pPr>
+      <w:r>
+        <w:rPr>
+          <w:lang w:val="hu-HU" w:eastAsia="zh-CN" w:bidi="hi-IN"/>
+        </w:rPr>
         <w:t>Drag &amp; drop művelet a kártyákon.</w:t>
       </w:r>
     </w:p>
@@ -1466,20 +1792,16 @@
           <w:numId w:val="6"/>
         </w:numPr>
         <w:bidi w:val="0"/>
-        <w:jc w:val="start"/>
-        <w:rPr/>
-      </w:pPr>
-      <w:r>
-        <w:rPr/>
-        <w:t xml:space="preserve">Szűrők: kategória, prioritás, </w:t>
-      </w:r>
-      <w:r>
-        <w:rPr/>
-        <w:t>idő</w:t>
-      </w:r>
-      <w:r>
-        <w:rPr/>
-        <w:t>.</w:t>
+        <w:jc w:val="left"/>
+        <w:rPr>
+          <w:lang w:val="hu-HU" w:eastAsia="zh-CN" w:bidi="hi-IN"/>
+        </w:rPr>
+      </w:pPr>
+      <w:r>
+        <w:rPr>
+          <w:lang w:val="hu-HU" w:eastAsia="zh-CN" w:bidi="hi-IN"/>
+        </w:rPr>
+        <w:t>Szűrők: kategória, prioritás, idő.</w:t>
       </w:r>
     </w:p>
     <w:p>
@@ -1490,11 +1812,15 @@
           <w:numId w:val="6"/>
         </w:numPr>
         <w:bidi w:val="0"/>
-        <w:jc w:val="start"/>
-        <w:rPr/>
-      </w:pPr>
-      <w:r>
-        <w:rPr/>
+        <w:jc w:val="left"/>
+        <w:rPr>
+          <w:lang w:val="hu-HU" w:eastAsia="zh-CN" w:bidi="hi-IN"/>
+        </w:rPr>
+      </w:pPr>
+      <w:r>
+        <w:rPr>
+          <w:lang w:val="hu-HU" w:eastAsia="zh-CN" w:bidi="hi-IN"/>
+        </w:rPr>
         <w:t>Szerkesztés és törlés gombok minden feladaton.</w:t>
       </w:r>
       <w:r>
@@ -1504,44 +1830,61 @@
     <w:p>
       <w:pPr>
         <w:pStyle w:val="Heading1"/>
-        <w:bidi w:val="0"/>
-        <w:ind w:hanging="0" w:start="0"/>
-        <w:jc w:val="start"/>
-        <w:rPr/>
-      </w:pPr>
-      <w:r>
-        <w:rPr/>
+        <w:numPr>
+          <w:ilvl w:val="0"/>
+          <w:numId w:val="1"/>
+        </w:numPr>
+        <w:bidi w:val="0"/>
+        <w:spacing w:before="0" w:after="120"/>
+        <w:ind w:hanging="0" w:left="0"/>
+        <w:jc w:val="left"/>
+        <w:rPr>
+          <w:lang w:val="hu-HU" w:eastAsia="zh-CN" w:bidi="hi-IN"/>
+        </w:rPr>
+      </w:pPr>
+      <w:r>
+        <w:rPr>
+          <w:lang w:val="hu-HU" w:eastAsia="zh-CN" w:bidi="hi-IN"/>
+        </w:rPr>
         <w:t>Feladatok létrehozása és ellenörzése</w:t>
       </w:r>
     </w:p>
     <w:p>
       <w:pPr>
         <w:pStyle w:val="Heading2"/>
-        <w:bidi w:val="0"/>
-        <w:ind w:hanging="0" w:start="0"/>
-        <w:jc w:val="start"/>
-        <w:rPr/>
-      </w:pPr>
-      <w:r>
-        <w:rPr/>
+        <w:numPr>
+          <w:ilvl w:val="1"/>
+          <w:numId w:val="1"/>
+        </w:numPr>
+        <w:bidi w:val="0"/>
+        <w:ind w:hanging="0" w:left="0"/>
+        <w:jc w:val="left"/>
+        <w:rPr>
+          <w:lang w:val="hu-HU" w:eastAsia="zh-CN" w:bidi="hi-IN"/>
+        </w:rPr>
+      </w:pPr>
+      <w:r>
+        <w:rPr>
+          <w:lang w:val="hu-HU" w:eastAsia="zh-CN" w:bidi="hi-IN"/>
+        </w:rPr>
         <w:t>Új feladat</w:t>
       </w:r>
     </w:p>
     <w:tbl>
       <w:tblPr>
         <w:tblW w:w="5000" w:type="pct"/>
-        <w:jc w:val="start"/>
+        <w:jc w:val="left"/>
         <w:tblInd w:w="-5" w:type="dxa"/>
         <w:tblLayout w:type="fixed"/>
         <w:tblCellMar>
           <w:top w:w="55" w:type="dxa"/>
-          <w:start w:w="55" w:type="dxa"/>
+          <w:left w:w="55" w:type="dxa"/>
           <w:bottom w:w="55" w:type="dxa"/>
-          <w:end w:w="55" w:type="dxa"/>
+          <w:right w:w="55" w:type="dxa"/>
         </w:tblCellMar>
       </w:tblPr>
       <w:tblGrid>
-        <w:gridCol w:w="4986"/>
+        <w:gridCol w:w="4985"/>
         <w:gridCol w:w="4986"/>
       </w:tblGrid>
       <w:tr>
@@ -1550,45 +1893,53 @@
         </w:trPr>
         <w:tc>
           <w:tcPr>
+            <w:tcW w:w="4985" w:type="dxa"/>
+            <w:tcBorders>
+              <w:top w:val="single" w:sz="4" w:space="0" w:color="000000"/>
+              <w:left w:val="single" w:sz="4" w:space="0" w:color="000000"/>
+              <w:bottom w:val="single" w:sz="4" w:space="0" w:color="000000"/>
+            </w:tcBorders>
+          </w:tcPr>
+          <w:p>
+            <w:pPr>
+              <w:pStyle w:val="TableHeading"/>
+              <w:bidi w:val="0"/>
+              <w:jc w:val="left"/>
+              <w:rPr>
+                <w:lang w:val="hu-HU" w:eastAsia="zh-CN" w:bidi="hi-IN"/>
+              </w:rPr>
+            </w:pPr>
+            <w:r>
+              <w:rPr>
+                <w:lang w:val="hu-HU" w:eastAsia="zh-CN" w:bidi="hi-IN"/>
+              </w:rPr>
+              <w:t>Elem</w:t>
+            </w:r>
+          </w:p>
+        </w:tc>
+        <w:tc>
+          <w:tcPr>
             <w:tcW w:w="4986" w:type="dxa"/>
             <w:tcBorders>
               <w:top w:val="single" w:sz="4" w:space="0" w:color="000000"/>
-              <w:start w:val="single" w:sz="4" w:space="0" w:color="000000"/>
-              <w:bottom w:val="single" w:sz="4" w:space="0" w:color="000000"/>
+              <w:left w:val="single" w:sz="4" w:space="0" w:color="000000"/>
+              <w:bottom w:val="single" w:sz="4" w:space="0" w:color="000000"/>
+              <w:right w:val="single" w:sz="4" w:space="0" w:color="000000"/>
             </w:tcBorders>
           </w:tcPr>
           <w:p>
             <w:pPr>
               <w:pStyle w:val="TableHeading"/>
               <w:bidi w:val="0"/>
-              <w:jc w:val="start"/>
-              <w:rPr/>
-            </w:pPr>
-            <w:r>
-              <w:rPr/>
-              <w:t>Elem</w:t>
-            </w:r>
-          </w:p>
-        </w:tc>
-        <w:tc>
-          <w:tcPr>
-            <w:tcW w:w="4986" w:type="dxa"/>
-            <w:tcBorders>
-              <w:top w:val="single" w:sz="4" w:space="0" w:color="000000"/>
-              <w:start w:val="single" w:sz="4" w:space="0" w:color="000000"/>
-              <w:bottom w:val="single" w:sz="4" w:space="0" w:color="000000"/>
-              <w:end w:val="single" w:sz="4" w:space="0" w:color="000000"/>
-            </w:tcBorders>
-          </w:tcPr>
-          <w:p>
-            <w:pPr>
-              <w:pStyle w:val="TableHeading"/>
-              <w:bidi w:val="0"/>
-              <w:jc w:val="start"/>
-              <w:rPr/>
-            </w:pPr>
-            <w:r>
-              <w:rPr/>
+              <w:jc w:val="left"/>
+              <w:rPr>
+                <w:lang w:val="hu-HU" w:eastAsia="zh-CN" w:bidi="hi-IN"/>
+              </w:rPr>
+            </w:pPr>
+            <w:r>
+              <w:rPr>
+                <w:lang w:val="hu-HU" w:eastAsia="zh-CN" w:bidi="hi-IN"/>
+              </w:rPr>
               <w:t>Leírás</w:t>
             </w:r>
           </w:p>
@@ -1598,43 +1949,51 @@
         <w:trPr/>
         <w:tc>
           <w:tcPr>
+            <w:tcW w:w="4985" w:type="dxa"/>
+            <w:tcBorders>
+              <w:left w:val="single" w:sz="4" w:space="0" w:color="000000"/>
+              <w:bottom w:val="single" w:sz="4" w:space="0" w:color="000000"/>
+            </w:tcBorders>
+          </w:tcPr>
+          <w:p>
+            <w:pPr>
+              <w:pStyle w:val="TableContents"/>
+              <w:bidi w:val="0"/>
+              <w:jc w:val="left"/>
+              <w:rPr>
+                <w:lang w:val="hu-HU" w:eastAsia="zh-CN" w:bidi="hi-IN"/>
+              </w:rPr>
+            </w:pPr>
+            <w:r>
+              <w:rPr>
+                <w:lang w:val="hu-HU" w:eastAsia="zh-CN" w:bidi="hi-IN"/>
+              </w:rPr>
+              <w:t>Szereplő</w:t>
+            </w:r>
+          </w:p>
+        </w:tc>
+        <w:tc>
+          <w:tcPr>
             <w:tcW w:w="4986" w:type="dxa"/>
             <w:tcBorders>
-              <w:start w:val="single" w:sz="4" w:space="0" w:color="000000"/>
-              <w:bottom w:val="single" w:sz="4" w:space="0" w:color="000000"/>
-            </w:tcBorders>
-          </w:tcPr>
-          <w:p>
-            <w:pPr>
-              <w:pStyle w:val="TableContents"/>
-              <w:bidi w:val="0"/>
-              <w:jc w:val="start"/>
-              <w:rPr/>
-            </w:pPr>
-            <w:r>
-              <w:rPr/>
-              <w:t>Szereplő</w:t>
-            </w:r>
-          </w:p>
-        </w:tc>
-        <w:tc>
-          <w:tcPr>
-            <w:tcW w:w="4986" w:type="dxa"/>
-            <w:tcBorders>
-              <w:start w:val="single" w:sz="4" w:space="0" w:color="000000"/>
-              <w:bottom w:val="single" w:sz="4" w:space="0" w:color="000000"/>
-              <w:end w:val="single" w:sz="4" w:space="0" w:color="000000"/>
-            </w:tcBorders>
-          </w:tcPr>
-          <w:p>
-            <w:pPr>
-              <w:pStyle w:val="TableContents"/>
-              <w:bidi w:val="0"/>
-              <w:jc w:val="start"/>
-              <w:rPr/>
-            </w:pPr>
-            <w:r>
-              <w:rPr/>
+              <w:left w:val="single" w:sz="4" w:space="0" w:color="000000"/>
+              <w:bottom w:val="single" w:sz="4" w:space="0" w:color="000000"/>
+              <w:right w:val="single" w:sz="4" w:space="0" w:color="000000"/>
+            </w:tcBorders>
+          </w:tcPr>
+          <w:p>
+            <w:pPr>
+              <w:pStyle w:val="TableContents"/>
+              <w:bidi w:val="0"/>
+              <w:jc w:val="left"/>
+              <w:rPr>
+                <w:lang w:val="hu-HU" w:eastAsia="zh-CN" w:bidi="hi-IN"/>
+              </w:rPr>
+            </w:pPr>
+            <w:r>
+              <w:rPr>
+                <w:lang w:val="hu-HU" w:eastAsia="zh-CN" w:bidi="hi-IN"/>
+              </w:rPr>
               <w:t>Bejelentkezett felhasználó</w:t>
             </w:r>
           </w:p>
@@ -1644,43 +2003,51 @@
         <w:trPr/>
         <w:tc>
           <w:tcPr>
+            <w:tcW w:w="4985" w:type="dxa"/>
+            <w:tcBorders>
+              <w:left w:val="single" w:sz="4" w:space="0" w:color="000000"/>
+              <w:bottom w:val="single" w:sz="4" w:space="0" w:color="000000"/>
+            </w:tcBorders>
+          </w:tcPr>
+          <w:p>
+            <w:pPr>
+              <w:pStyle w:val="TableContents"/>
+              <w:bidi w:val="0"/>
+              <w:jc w:val="left"/>
+              <w:rPr>
+                <w:lang w:val="hu-HU" w:eastAsia="zh-CN" w:bidi="hi-IN"/>
+              </w:rPr>
+            </w:pPr>
+            <w:r>
+              <w:rPr>
+                <w:lang w:val="hu-HU" w:eastAsia="zh-CN" w:bidi="hi-IN"/>
+              </w:rPr>
+              <w:t>Előfeltétel</w:t>
+            </w:r>
+          </w:p>
+        </w:tc>
+        <w:tc>
+          <w:tcPr>
             <w:tcW w:w="4986" w:type="dxa"/>
             <w:tcBorders>
-              <w:start w:val="single" w:sz="4" w:space="0" w:color="000000"/>
-              <w:bottom w:val="single" w:sz="4" w:space="0" w:color="000000"/>
-            </w:tcBorders>
-          </w:tcPr>
-          <w:p>
-            <w:pPr>
-              <w:pStyle w:val="TableContents"/>
-              <w:bidi w:val="0"/>
-              <w:jc w:val="start"/>
-              <w:rPr/>
-            </w:pPr>
-            <w:r>
-              <w:rPr/>
-              <w:t>Előfeltétel</w:t>
-            </w:r>
-          </w:p>
-        </w:tc>
-        <w:tc>
-          <w:tcPr>
-            <w:tcW w:w="4986" w:type="dxa"/>
-            <w:tcBorders>
-              <w:start w:val="single" w:sz="4" w:space="0" w:color="000000"/>
-              <w:bottom w:val="single" w:sz="4" w:space="0" w:color="000000"/>
-              <w:end w:val="single" w:sz="4" w:space="0" w:color="000000"/>
-            </w:tcBorders>
-          </w:tcPr>
-          <w:p>
-            <w:pPr>
-              <w:pStyle w:val="TableContents"/>
-              <w:bidi w:val="0"/>
-              <w:jc w:val="start"/>
-              <w:rPr/>
-            </w:pPr>
-            <w:r>
-              <w:rPr/>
+              <w:left w:val="single" w:sz="4" w:space="0" w:color="000000"/>
+              <w:bottom w:val="single" w:sz="4" w:space="0" w:color="000000"/>
+              <w:right w:val="single" w:sz="4" w:space="0" w:color="000000"/>
+            </w:tcBorders>
+          </w:tcPr>
+          <w:p>
+            <w:pPr>
+              <w:pStyle w:val="TableContents"/>
+              <w:bidi w:val="0"/>
+              <w:jc w:val="left"/>
+              <w:rPr>
+                <w:lang w:val="hu-HU" w:eastAsia="zh-CN" w:bidi="hi-IN"/>
+              </w:rPr>
+            </w:pPr>
+            <w:r>
+              <w:rPr>
+                <w:lang w:val="hu-HU" w:eastAsia="zh-CN" w:bidi="hi-IN"/>
+              </w:rPr>
               <w:t>A felhasználó be van jelentkezve, a todo oldal betöltött</w:t>
             </w:r>
           </w:p>
@@ -1690,52 +2057,58 @@
         <w:trPr/>
         <w:tc>
           <w:tcPr>
+            <w:tcW w:w="4985" w:type="dxa"/>
+            <w:tcBorders>
+              <w:left w:val="single" w:sz="4" w:space="0" w:color="000000"/>
+              <w:bottom w:val="single" w:sz="4" w:space="0" w:color="000000"/>
+            </w:tcBorders>
+          </w:tcPr>
+          <w:p>
+            <w:pPr>
+              <w:pStyle w:val="TableContents"/>
+              <w:bidi w:val="0"/>
+              <w:jc w:val="left"/>
+              <w:rPr>
+                <w:lang w:val="hu-HU" w:eastAsia="zh-CN" w:bidi="hi-IN"/>
+              </w:rPr>
+            </w:pPr>
+            <w:r>
+              <w:rPr>
+                <w:lang w:val="hu-HU" w:eastAsia="zh-CN" w:bidi="hi-IN"/>
+              </w:rPr>
+              <w:t>Indítás</w:t>
+            </w:r>
+          </w:p>
+        </w:tc>
+        <w:tc>
+          <w:tcPr>
             <w:tcW w:w="4986" w:type="dxa"/>
             <w:tcBorders>
-              <w:start w:val="single" w:sz="4" w:space="0" w:color="000000"/>
-              <w:bottom w:val="single" w:sz="4" w:space="0" w:color="000000"/>
-            </w:tcBorders>
-          </w:tcPr>
-          <w:p>
-            <w:pPr>
-              <w:pStyle w:val="TableContents"/>
-              <w:bidi w:val="0"/>
-              <w:jc w:val="start"/>
-              <w:rPr/>
-            </w:pPr>
-            <w:r>
-              <w:rPr/>
-              <w:t>Indítás</w:t>
-            </w:r>
-          </w:p>
-        </w:tc>
-        <w:tc>
-          <w:tcPr>
-            <w:tcW w:w="4986" w:type="dxa"/>
-            <w:tcBorders>
-              <w:start w:val="single" w:sz="4" w:space="0" w:color="000000"/>
-              <w:bottom w:val="single" w:sz="4" w:space="0" w:color="000000"/>
-              <w:end w:val="single" w:sz="4" w:space="0" w:color="000000"/>
-            </w:tcBorders>
-          </w:tcPr>
-          <w:p>
-            <w:pPr>
-              <w:pStyle w:val="TableContents"/>
-              <w:bidi w:val="0"/>
-              <w:jc w:val="start"/>
-              <w:rPr/>
-            </w:pPr>
-            <w:r>
-              <w:rPr/>
+              <w:left w:val="single" w:sz="4" w:space="0" w:color="000000"/>
+              <w:bottom w:val="single" w:sz="4" w:space="0" w:color="000000"/>
+              <w:right w:val="single" w:sz="4" w:space="0" w:color="000000"/>
+            </w:tcBorders>
+          </w:tcPr>
+          <w:p>
+            <w:pPr>
+              <w:pStyle w:val="TableContents"/>
+              <w:bidi w:val="0"/>
+              <w:jc w:val="left"/>
+              <w:rPr>
+                <w:lang w:val="hu-HU" w:eastAsia="zh-CN" w:bidi="hi-IN"/>
+              </w:rPr>
+            </w:pPr>
+            <w:r>
+              <w:rPr>
+                <w:lang w:val="hu-HU" w:eastAsia="zh-CN" w:bidi="hi-IN"/>
+              </w:rPr>
               <w:t>„</w:t>
             </w:r>
             <w:r>
-              <w:rPr/>
-              <w:t>ToDo hozzáadása</w:t>
-            </w:r>
-            <w:r>
-              <w:rPr/>
-              <w:t>" gomb</w:t>
+              <w:rPr>
+                <w:lang w:val="hu-HU" w:eastAsia="zh-CN" w:bidi="hi-IN"/>
+              </w:rPr>
+              <w:t>ToDo hozzáadása" gomb</w:t>
             </w:r>
           </w:p>
         </w:tc>
@@ -1744,56 +2117,52 @@
         <w:trPr/>
         <w:tc>
           <w:tcPr>
+            <w:tcW w:w="4985" w:type="dxa"/>
+            <w:tcBorders>
+              <w:left w:val="single" w:sz="4" w:space="0" w:color="000000"/>
+              <w:bottom w:val="single" w:sz="4" w:space="0" w:color="000000"/>
+            </w:tcBorders>
+          </w:tcPr>
+          <w:p>
+            <w:pPr>
+              <w:pStyle w:val="TableContents"/>
+              <w:bidi w:val="0"/>
+              <w:jc w:val="left"/>
+              <w:rPr>
+                <w:lang w:val="hu-HU" w:eastAsia="zh-CN" w:bidi="hi-IN"/>
+              </w:rPr>
+            </w:pPr>
+            <w:r>
+              <w:rPr>
+                <w:lang w:val="hu-HU" w:eastAsia="zh-CN" w:bidi="hi-IN"/>
+              </w:rPr>
+              <w:t>Alapfolyamat</w:t>
+            </w:r>
+          </w:p>
+        </w:tc>
+        <w:tc>
+          <w:tcPr>
             <w:tcW w:w="4986" w:type="dxa"/>
             <w:tcBorders>
-              <w:start w:val="single" w:sz="4" w:space="0" w:color="000000"/>
-              <w:bottom w:val="single" w:sz="4" w:space="0" w:color="000000"/>
-            </w:tcBorders>
-          </w:tcPr>
-          <w:p>
-            <w:pPr>
-              <w:pStyle w:val="TableContents"/>
-              <w:bidi w:val="0"/>
-              <w:jc w:val="start"/>
-              <w:rPr/>
-            </w:pPr>
-            <w:r>
-              <w:rPr/>
-              <w:t>Alapfolyamat</w:t>
-            </w:r>
-          </w:p>
-        </w:tc>
-        <w:tc>
-          <w:tcPr>
-            <w:tcW w:w="4986" w:type="dxa"/>
-            <w:tcBorders>
-              <w:start w:val="single" w:sz="4" w:space="0" w:color="000000"/>
-              <w:bottom w:val="single" w:sz="4" w:space="0" w:color="000000"/>
-              <w:end w:val="single" w:sz="4" w:space="0" w:color="000000"/>
-            </w:tcBorders>
-          </w:tcPr>
-          <w:p>
-            <w:pPr>
-              <w:pStyle w:val="TableContents"/>
-              <w:bidi w:val="0"/>
-              <w:jc w:val="start"/>
-              <w:rPr/>
-            </w:pPr>
-            <w:r>
-              <w:rPr/>
-              <w:t>A</w:t>
-            </w:r>
-            <w:r>
-              <w:rPr/>
-              <w:t xml:space="preserve">datok </w:t>
-            </w:r>
-            <w:r>
-              <w:rPr/>
-              <w:t>megadása</w:t>
-            </w:r>
-            <w:r>
-              <w:rPr/>
-              <w:t>, Mentés, sikerüzenet</w:t>
+              <w:left w:val="single" w:sz="4" w:space="0" w:color="000000"/>
+              <w:bottom w:val="single" w:sz="4" w:space="0" w:color="000000"/>
+              <w:right w:val="single" w:sz="4" w:space="0" w:color="000000"/>
+            </w:tcBorders>
+          </w:tcPr>
+          <w:p>
+            <w:pPr>
+              <w:pStyle w:val="TableContents"/>
+              <w:bidi w:val="0"/>
+              <w:jc w:val="left"/>
+              <w:rPr>
+                <w:lang w:val="hu-HU" w:eastAsia="zh-CN" w:bidi="hi-IN"/>
+              </w:rPr>
+            </w:pPr>
+            <w:r>
+              <w:rPr>
+                <w:lang w:val="hu-HU" w:eastAsia="zh-CN" w:bidi="hi-IN"/>
+              </w:rPr>
+              <w:t>Adatok megadása, Mentés, sikerüzenet</w:t>
             </w:r>
           </w:p>
         </w:tc>
@@ -1802,43 +2171,51 @@
         <w:trPr/>
         <w:tc>
           <w:tcPr>
+            <w:tcW w:w="4985" w:type="dxa"/>
+            <w:tcBorders>
+              <w:left w:val="single" w:sz="4" w:space="0" w:color="000000"/>
+              <w:bottom w:val="single" w:sz="4" w:space="0" w:color="000000"/>
+            </w:tcBorders>
+          </w:tcPr>
+          <w:p>
+            <w:pPr>
+              <w:pStyle w:val="TableContents"/>
+              <w:bidi w:val="0"/>
+              <w:jc w:val="left"/>
+              <w:rPr>
+                <w:lang w:val="hu-HU" w:eastAsia="zh-CN" w:bidi="hi-IN"/>
+              </w:rPr>
+            </w:pPr>
+            <w:r>
+              <w:rPr>
+                <w:lang w:val="hu-HU" w:eastAsia="zh-CN" w:bidi="hi-IN"/>
+              </w:rPr>
+              <w:t>Utófeltétel</w:t>
+            </w:r>
+          </w:p>
+        </w:tc>
+        <w:tc>
+          <w:tcPr>
             <w:tcW w:w="4986" w:type="dxa"/>
             <w:tcBorders>
-              <w:start w:val="single" w:sz="4" w:space="0" w:color="000000"/>
-              <w:bottom w:val="single" w:sz="4" w:space="0" w:color="000000"/>
-            </w:tcBorders>
-          </w:tcPr>
-          <w:p>
-            <w:pPr>
-              <w:pStyle w:val="TableContents"/>
-              <w:bidi w:val="0"/>
-              <w:jc w:val="start"/>
-              <w:rPr/>
-            </w:pPr>
-            <w:r>
-              <w:rPr/>
-              <w:t>Utófeltétel</w:t>
-            </w:r>
-          </w:p>
-        </w:tc>
-        <w:tc>
-          <w:tcPr>
-            <w:tcW w:w="4986" w:type="dxa"/>
-            <w:tcBorders>
-              <w:start w:val="single" w:sz="4" w:space="0" w:color="000000"/>
-              <w:bottom w:val="single" w:sz="4" w:space="0" w:color="000000"/>
-              <w:end w:val="single" w:sz="4" w:space="0" w:color="000000"/>
-            </w:tcBorders>
-          </w:tcPr>
-          <w:p>
-            <w:pPr>
-              <w:pStyle w:val="TableContents"/>
-              <w:bidi w:val="0"/>
-              <w:jc w:val="start"/>
-              <w:rPr/>
-            </w:pPr>
-            <w:r>
-              <w:rPr/>
+              <w:left w:val="single" w:sz="4" w:space="0" w:color="000000"/>
+              <w:bottom w:val="single" w:sz="4" w:space="0" w:color="000000"/>
+              <w:right w:val="single" w:sz="4" w:space="0" w:color="000000"/>
+            </w:tcBorders>
+          </w:tcPr>
+          <w:p>
+            <w:pPr>
+              <w:pStyle w:val="TableContents"/>
+              <w:bidi w:val="0"/>
+              <w:jc w:val="left"/>
+              <w:rPr>
+                <w:lang w:val="hu-HU" w:eastAsia="zh-CN" w:bidi="hi-IN"/>
+              </w:rPr>
+            </w:pPr>
+            <w:r>
+              <w:rPr>
+                <w:lang w:val="hu-HU" w:eastAsia="zh-CN" w:bidi="hi-IN"/>
+              </w:rPr>
               <w:t>Az új feladat látható a listában és a MySQL tasks táblában</w:t>
             </w:r>
           </w:p>
@@ -1848,43 +2225,51 @@
         <w:trPr/>
         <w:tc>
           <w:tcPr>
+            <w:tcW w:w="4985" w:type="dxa"/>
+            <w:tcBorders>
+              <w:left w:val="single" w:sz="4" w:space="0" w:color="000000"/>
+              <w:bottom w:val="single" w:sz="4" w:space="0" w:color="000000"/>
+            </w:tcBorders>
+          </w:tcPr>
+          <w:p>
+            <w:pPr>
+              <w:pStyle w:val="TableContents"/>
+              <w:bidi w:val="0"/>
+              <w:jc w:val="left"/>
+              <w:rPr>
+                <w:lang w:val="hu-HU" w:eastAsia="zh-CN" w:bidi="hi-IN"/>
+              </w:rPr>
+            </w:pPr>
+            <w:r>
+              <w:rPr>
+                <w:lang w:val="hu-HU" w:eastAsia="zh-CN" w:bidi="hi-IN"/>
+              </w:rPr>
+              <w:t>Alternatív ág</w:t>
+            </w:r>
+          </w:p>
+        </w:tc>
+        <w:tc>
+          <w:tcPr>
             <w:tcW w:w="4986" w:type="dxa"/>
             <w:tcBorders>
-              <w:start w:val="single" w:sz="4" w:space="0" w:color="000000"/>
-              <w:bottom w:val="single" w:sz="4" w:space="0" w:color="000000"/>
-            </w:tcBorders>
-          </w:tcPr>
-          <w:p>
-            <w:pPr>
-              <w:pStyle w:val="TableContents"/>
-              <w:bidi w:val="0"/>
-              <w:jc w:val="start"/>
-              <w:rPr/>
-            </w:pPr>
-            <w:r>
-              <w:rPr/>
-              <w:t>Alternatív ág</w:t>
-            </w:r>
-          </w:p>
-        </w:tc>
-        <w:tc>
-          <w:tcPr>
-            <w:tcW w:w="4986" w:type="dxa"/>
-            <w:tcBorders>
-              <w:start w:val="single" w:sz="4" w:space="0" w:color="000000"/>
-              <w:bottom w:val="single" w:sz="4" w:space="0" w:color="000000"/>
-              <w:end w:val="single" w:sz="4" w:space="0" w:color="000000"/>
-            </w:tcBorders>
-          </w:tcPr>
-          <w:p>
-            <w:pPr>
-              <w:pStyle w:val="TableContents"/>
-              <w:bidi w:val="0"/>
-              <w:jc w:val="start"/>
-              <w:rPr/>
-            </w:pPr>
-            <w:r>
-              <w:rPr/>
+              <w:left w:val="single" w:sz="4" w:space="0" w:color="000000"/>
+              <w:bottom w:val="single" w:sz="4" w:space="0" w:color="000000"/>
+              <w:right w:val="single" w:sz="4" w:space="0" w:color="000000"/>
+            </w:tcBorders>
+          </w:tcPr>
+          <w:p>
+            <w:pPr>
+              <w:pStyle w:val="TableContents"/>
+              <w:bidi w:val="0"/>
+              <w:jc w:val="left"/>
+              <w:rPr>
+                <w:lang w:val="hu-HU" w:eastAsia="zh-CN" w:bidi="hi-IN"/>
+              </w:rPr>
+            </w:pPr>
+            <w:r>
+              <w:rPr>
+                <w:lang w:val="hu-HU" w:eastAsia="zh-CN" w:bidi="hi-IN"/>
+              </w:rPr>
               <w:t>Mégse vagy Escape esetén nincs adatváltozás</w:t>
             </w:r>
           </w:p>
@@ -1895,41 +2280,53 @@
       <w:pPr>
         <w:pStyle w:val="BodyText"/>
         <w:bidi w:val="0"/>
-        <w:jc w:val="start"/>
-        <w:rPr/>
-      </w:pPr>
-      <w:r>
-        <w:rPr/>
+        <w:jc w:val="left"/>
+        <w:rPr>
+          <w:lang w:val="hu-HU" w:eastAsia="zh-CN" w:bidi="hi-IN"/>
+        </w:rPr>
+      </w:pPr>
+      <w:r>
+        <w:rPr>
+          <w:lang w:val="hu-HU" w:eastAsia="zh-CN" w:bidi="hi-IN"/>
+        </w:rPr>
       </w:r>
     </w:p>
     <w:p>
       <w:pPr>
         <w:pStyle w:val="Heading2"/>
-        <w:bidi w:val="0"/>
-        <w:ind w:hanging="0" w:start="0"/>
-        <w:jc w:val="start"/>
-        <w:rPr/>
-      </w:pPr>
-      <w:r>
-        <w:rPr/>
+        <w:numPr>
+          <w:ilvl w:val="1"/>
+          <w:numId w:val="1"/>
+        </w:numPr>
+        <w:bidi w:val="0"/>
+        <w:ind w:hanging="0" w:left="0"/>
+        <w:jc w:val="left"/>
+        <w:rPr>
+          <w:lang w:val="hu-HU" w:eastAsia="zh-CN" w:bidi="hi-IN"/>
+        </w:rPr>
+      </w:pPr>
+      <w:r>
+        <w:rPr>
+          <w:lang w:val="hu-HU" w:eastAsia="zh-CN" w:bidi="hi-IN"/>
+        </w:rPr>
         <w:t>Mezőspecifikáció</w:t>
       </w:r>
     </w:p>
     <w:tbl>
       <w:tblPr>
         <w:tblW w:w="5000" w:type="pct"/>
-        <w:jc w:val="start"/>
+        <w:jc w:val="left"/>
         <w:tblInd w:w="-5" w:type="dxa"/>
         <w:tblLayout w:type="fixed"/>
         <w:tblCellMar>
           <w:top w:w="55" w:type="dxa"/>
-          <w:start w:w="55" w:type="dxa"/>
+          <w:left w:w="55" w:type="dxa"/>
           <w:bottom w:w="55" w:type="dxa"/>
-          <w:end w:w="55" w:type="dxa"/>
+          <w:right w:w="55" w:type="dxa"/>
         </w:tblCellMar>
       </w:tblPr>
       <w:tblGrid>
-        <w:gridCol w:w="2493"/>
+        <w:gridCol w:w="2492"/>
         <w:gridCol w:w="2493"/>
         <w:gridCol w:w="2493"/>
         <w:gridCol w:w="2493"/>
@@ -1940,10 +2337,36 @@
         </w:trPr>
         <w:tc>
           <w:tcPr>
+            <w:tcW w:w="2492" w:type="dxa"/>
+            <w:tcBorders>
+              <w:top w:val="single" w:sz="4" w:space="0" w:color="000000"/>
+              <w:left w:val="single" w:sz="4" w:space="0" w:color="000000"/>
+              <w:bottom w:val="single" w:sz="4" w:space="0" w:color="000000"/>
+            </w:tcBorders>
+          </w:tcPr>
+          <w:p>
+            <w:pPr>
+              <w:pStyle w:val="TableHeading"/>
+              <w:bidi w:val="0"/>
+              <w:jc w:val="left"/>
+              <w:rPr>
+                <w:lang w:val="hu-HU" w:eastAsia="zh-CN" w:bidi="hi-IN"/>
+              </w:rPr>
+            </w:pPr>
+            <w:r>
+              <w:rPr>
+                <w:lang w:val="hu-HU" w:eastAsia="zh-CN" w:bidi="hi-IN"/>
+              </w:rPr>
+              <w:t>Mező</w:t>
+            </w:r>
+          </w:p>
+        </w:tc>
+        <w:tc>
+          <w:tcPr>
             <w:tcW w:w="2493" w:type="dxa"/>
             <w:tcBorders>
               <w:top w:val="single" w:sz="4" w:space="0" w:color="000000"/>
-              <w:start w:val="single" w:sz="4" w:space="0" w:color="000000"/>
+              <w:left w:val="single" w:sz="4" w:space="0" w:color="000000"/>
               <w:bottom w:val="single" w:sz="4" w:space="0" w:color="000000"/>
             </w:tcBorders>
           </w:tcPr>
@@ -1951,12 +2374,16 @@
             <w:pPr>
               <w:pStyle w:val="TableHeading"/>
               <w:bidi w:val="0"/>
-              <w:jc w:val="start"/>
-              <w:rPr/>
-            </w:pPr>
-            <w:r>
-              <w:rPr/>
-              <w:t>Mező</w:t>
+              <w:jc w:val="left"/>
+              <w:rPr>
+                <w:lang w:val="hu-HU" w:eastAsia="zh-CN" w:bidi="hi-IN"/>
+              </w:rPr>
+            </w:pPr>
+            <w:r>
+              <w:rPr>
+                <w:lang w:val="hu-HU" w:eastAsia="zh-CN" w:bidi="hi-IN"/>
+              </w:rPr>
+              <w:t>Kötelező</w:t>
             </w:r>
           </w:p>
         </w:tc>
@@ -1965,7 +2392,7 @@
             <w:tcW w:w="2493" w:type="dxa"/>
             <w:tcBorders>
               <w:top w:val="single" w:sz="4" w:space="0" w:color="000000"/>
-              <w:start w:val="single" w:sz="4" w:space="0" w:color="000000"/>
+              <w:left w:val="single" w:sz="4" w:space="0" w:color="000000"/>
               <w:bottom w:val="single" w:sz="4" w:space="0" w:color="000000"/>
             </w:tcBorders>
           </w:tcPr>
@@ -1973,12 +2400,16 @@
             <w:pPr>
               <w:pStyle w:val="TableHeading"/>
               <w:bidi w:val="0"/>
-              <w:jc w:val="start"/>
-              <w:rPr/>
-            </w:pPr>
-            <w:r>
-              <w:rPr/>
-              <w:t>Kötelező</w:t>
+              <w:jc w:val="left"/>
+              <w:rPr>
+                <w:lang w:val="hu-HU" w:eastAsia="zh-CN" w:bidi="hi-IN"/>
+              </w:rPr>
+            </w:pPr>
+            <w:r>
+              <w:rPr>
+                <w:lang w:val="hu-HU" w:eastAsia="zh-CN" w:bidi="hi-IN"/>
+              </w:rPr>
+              <w:t>Szabály</w:t>
             </w:r>
           </w:p>
         </w:tc>
@@ -1987,42 +2418,24 @@
             <w:tcW w:w="2493" w:type="dxa"/>
             <w:tcBorders>
               <w:top w:val="single" w:sz="4" w:space="0" w:color="000000"/>
-              <w:start w:val="single" w:sz="4" w:space="0" w:color="000000"/>
-              <w:bottom w:val="single" w:sz="4" w:space="0" w:color="000000"/>
+              <w:left w:val="single" w:sz="4" w:space="0" w:color="000000"/>
+              <w:bottom w:val="single" w:sz="4" w:space="0" w:color="000000"/>
+              <w:right w:val="single" w:sz="4" w:space="0" w:color="000000"/>
             </w:tcBorders>
           </w:tcPr>
           <w:p>
             <w:pPr>
               <w:pStyle w:val="TableHeading"/>
               <w:bidi w:val="0"/>
-              <w:jc w:val="start"/>
-              <w:rPr/>
-            </w:pPr>
-            <w:r>
-              <w:rPr/>
-              <w:t>Szabály</w:t>
-            </w:r>
-          </w:p>
-        </w:tc>
-        <w:tc>
-          <w:tcPr>
-            <w:tcW w:w="2493" w:type="dxa"/>
-            <w:tcBorders>
-              <w:top w:val="single" w:sz="4" w:space="0" w:color="000000"/>
-              <w:start w:val="single" w:sz="4" w:space="0" w:color="000000"/>
-              <w:bottom w:val="single" w:sz="4" w:space="0" w:color="000000"/>
-              <w:end w:val="single" w:sz="4" w:space="0" w:color="000000"/>
-            </w:tcBorders>
-          </w:tcPr>
-          <w:p>
-            <w:pPr>
-              <w:pStyle w:val="TableHeading"/>
-              <w:bidi w:val="0"/>
-              <w:jc w:val="start"/>
-              <w:rPr/>
-            </w:pPr>
-            <w:r>
-              <w:rPr/>
+              <w:jc w:val="left"/>
+              <w:rPr>
+                <w:lang w:val="hu-HU" w:eastAsia="zh-CN" w:bidi="hi-IN"/>
+              </w:rPr>
+            </w:pPr>
+            <w:r>
+              <w:rPr>
+                <w:lang w:val="hu-HU" w:eastAsia="zh-CN" w:bidi="hi-IN"/>
+              </w:rPr>
               <w:t>Alapérték</w:t>
             </w:r>
           </w:p>
@@ -2032,22 +2445,51 @@
         <w:trPr/>
         <w:tc>
           <w:tcPr>
+            <w:tcW w:w="2492" w:type="dxa"/>
+            <w:tcBorders>
+              <w:left w:val="single" w:sz="4" w:space="0" w:color="000000"/>
+              <w:bottom w:val="single" w:sz="4" w:space="0" w:color="000000"/>
+            </w:tcBorders>
+          </w:tcPr>
+          <w:p>
+            <w:pPr>
+              <w:pStyle w:val="TableContents"/>
+              <w:bidi w:val="0"/>
+              <w:jc w:val="left"/>
+              <w:rPr>
+                <w:lang w:val="hu-HU" w:eastAsia="zh-CN" w:bidi="hi-IN"/>
+              </w:rPr>
+            </w:pPr>
+            <w:r>
+              <w:rPr>
+                <w:lang w:val="hu-HU" w:eastAsia="zh-CN" w:bidi="hi-IN"/>
+              </w:rPr>
+              <w:t>Cím</w:t>
+            </w:r>
+          </w:p>
+        </w:tc>
+        <w:tc>
+          <w:tcPr>
             <w:tcW w:w="2493" w:type="dxa"/>
             <w:tcBorders>
-              <w:start w:val="single" w:sz="4" w:space="0" w:color="000000"/>
-              <w:bottom w:val="single" w:sz="4" w:space="0" w:color="000000"/>
-            </w:tcBorders>
-          </w:tcPr>
-          <w:p>
-            <w:pPr>
-              <w:pStyle w:val="TableContents"/>
-              <w:bidi w:val="0"/>
-              <w:jc w:val="start"/>
-              <w:rPr/>
-            </w:pPr>
-            <w:r>
-              <w:rPr/>
-              <w:t>Cím</w:t>
+              <w:left w:val="single" w:sz="4" w:space="0" w:color="000000"/>
+              <w:bottom w:val="single" w:sz="4" w:space="0" w:color="000000"/>
+            </w:tcBorders>
+          </w:tcPr>
+          <w:p>
+            <w:pPr>
+              <w:pStyle w:val="TableContents"/>
+              <w:bidi w:val="0"/>
+              <w:jc w:val="left"/>
+              <w:rPr>
+                <w:lang w:val="hu-HU" w:eastAsia="zh-CN" w:bidi="hi-IN"/>
+              </w:rPr>
+            </w:pPr>
+            <w:r>
+              <w:rPr>
+                <w:lang w:val="hu-HU" w:eastAsia="zh-CN" w:bidi="hi-IN"/>
+              </w:rPr>
+              <w:t>Igen</w:t>
             </w:r>
           </w:p>
         </w:tc>
@@ -2055,20 +2497,24 @@
           <w:tcPr>
             <w:tcW w:w="2493" w:type="dxa"/>
             <w:tcBorders>
-              <w:start w:val="single" w:sz="4" w:space="0" w:color="000000"/>
-              <w:bottom w:val="single" w:sz="4" w:space="0" w:color="000000"/>
-            </w:tcBorders>
-          </w:tcPr>
-          <w:p>
-            <w:pPr>
-              <w:pStyle w:val="TableContents"/>
-              <w:bidi w:val="0"/>
-              <w:jc w:val="start"/>
-              <w:rPr/>
-            </w:pPr>
-            <w:r>
-              <w:rPr/>
-              <w:t>Igen</w:t>
+              <w:left w:val="single" w:sz="4" w:space="0" w:color="000000"/>
+              <w:bottom w:val="single" w:sz="4" w:space="0" w:color="000000"/>
+            </w:tcBorders>
+          </w:tcPr>
+          <w:p>
+            <w:pPr>
+              <w:pStyle w:val="TableContents"/>
+              <w:bidi w:val="0"/>
+              <w:jc w:val="left"/>
+              <w:rPr>
+                <w:lang w:val="hu-HU" w:eastAsia="zh-CN" w:bidi="hi-IN"/>
+              </w:rPr>
+            </w:pPr>
+            <w:r>
+              <w:rPr>
+                <w:lang w:val="hu-HU" w:eastAsia="zh-CN" w:bidi="hi-IN"/>
+              </w:rPr>
+              <w:t>3-100 karakter</w:t>
             </w:r>
           </w:p>
         </w:tc>
@@ -2076,41 +2522,24 @@
           <w:tcPr>
             <w:tcW w:w="2493" w:type="dxa"/>
             <w:tcBorders>
-              <w:start w:val="single" w:sz="4" w:space="0" w:color="000000"/>
-              <w:bottom w:val="single" w:sz="4" w:space="0" w:color="000000"/>
-            </w:tcBorders>
-          </w:tcPr>
-          <w:p>
-            <w:pPr>
-              <w:pStyle w:val="TableContents"/>
-              <w:bidi w:val="0"/>
-              <w:jc w:val="start"/>
-              <w:rPr/>
-            </w:pPr>
-            <w:r>
-              <w:rPr/>
-              <w:t>3-100 karakter</w:t>
-            </w:r>
-          </w:p>
-        </w:tc>
-        <w:tc>
-          <w:tcPr>
-            <w:tcW w:w="2493" w:type="dxa"/>
-            <w:tcBorders>
-              <w:start w:val="single" w:sz="4" w:space="0" w:color="000000"/>
-              <w:bottom w:val="single" w:sz="4" w:space="0" w:color="000000"/>
-              <w:end w:val="single" w:sz="4" w:space="0" w:color="000000"/>
-            </w:tcBorders>
-          </w:tcPr>
-          <w:p>
-            <w:pPr>
-              <w:pStyle w:val="TableContents"/>
-              <w:bidi w:val="0"/>
-              <w:jc w:val="start"/>
-              <w:rPr/>
-            </w:pPr>
-            <w:r>
-              <w:rPr/>
+              <w:left w:val="single" w:sz="4" w:space="0" w:color="000000"/>
+              <w:bottom w:val="single" w:sz="4" w:space="0" w:color="000000"/>
+              <w:right w:val="single" w:sz="4" w:space="0" w:color="000000"/>
+            </w:tcBorders>
+          </w:tcPr>
+          <w:p>
+            <w:pPr>
+              <w:pStyle w:val="TableContents"/>
+              <w:bidi w:val="0"/>
+              <w:jc w:val="left"/>
+              <w:rPr>
+                <w:lang w:val="hu-HU" w:eastAsia="zh-CN" w:bidi="hi-IN"/>
+              </w:rPr>
+            </w:pPr>
+            <w:r>
+              <w:rPr>
+                <w:lang w:val="hu-HU" w:eastAsia="zh-CN" w:bidi="hi-IN"/>
+              </w:rPr>
               <w:t>Üres</w:t>
             </w:r>
           </w:p>
@@ -2120,22 +2549,51 @@
         <w:trPr/>
         <w:tc>
           <w:tcPr>
+            <w:tcW w:w="2492" w:type="dxa"/>
+            <w:tcBorders>
+              <w:left w:val="single" w:sz="4" w:space="0" w:color="000000"/>
+              <w:bottom w:val="single" w:sz="4" w:space="0" w:color="000000"/>
+            </w:tcBorders>
+          </w:tcPr>
+          <w:p>
+            <w:pPr>
+              <w:pStyle w:val="TableContents"/>
+              <w:bidi w:val="0"/>
+              <w:jc w:val="left"/>
+              <w:rPr>
+                <w:lang w:val="hu-HU" w:eastAsia="zh-CN" w:bidi="hi-IN"/>
+              </w:rPr>
+            </w:pPr>
+            <w:r>
+              <w:rPr>
+                <w:lang w:val="hu-HU" w:eastAsia="zh-CN" w:bidi="hi-IN"/>
+              </w:rPr>
+              <w:t>Leírás</w:t>
+            </w:r>
+          </w:p>
+        </w:tc>
+        <w:tc>
+          <w:tcPr>
             <w:tcW w:w="2493" w:type="dxa"/>
             <w:tcBorders>
-              <w:start w:val="single" w:sz="4" w:space="0" w:color="000000"/>
-              <w:bottom w:val="single" w:sz="4" w:space="0" w:color="000000"/>
-            </w:tcBorders>
-          </w:tcPr>
-          <w:p>
-            <w:pPr>
-              <w:pStyle w:val="TableContents"/>
-              <w:bidi w:val="0"/>
-              <w:jc w:val="start"/>
-              <w:rPr/>
-            </w:pPr>
-            <w:r>
-              <w:rPr/>
-              <w:t>Leírás</w:t>
+              <w:left w:val="single" w:sz="4" w:space="0" w:color="000000"/>
+              <w:bottom w:val="single" w:sz="4" w:space="0" w:color="000000"/>
+            </w:tcBorders>
+          </w:tcPr>
+          <w:p>
+            <w:pPr>
+              <w:pStyle w:val="TableContents"/>
+              <w:bidi w:val="0"/>
+              <w:jc w:val="left"/>
+              <w:rPr>
+                <w:lang w:val="hu-HU" w:eastAsia="zh-CN" w:bidi="hi-IN"/>
+              </w:rPr>
+            </w:pPr>
+            <w:r>
+              <w:rPr>
+                <w:lang w:val="hu-HU" w:eastAsia="zh-CN" w:bidi="hi-IN"/>
+              </w:rPr>
+              <w:t>Nem</w:t>
             </w:r>
           </w:p>
         </w:tc>
@@ -2143,20 +2601,24 @@
           <w:tcPr>
             <w:tcW w:w="2493" w:type="dxa"/>
             <w:tcBorders>
-              <w:start w:val="single" w:sz="4" w:space="0" w:color="000000"/>
-              <w:bottom w:val="single" w:sz="4" w:space="0" w:color="000000"/>
-            </w:tcBorders>
-          </w:tcPr>
-          <w:p>
-            <w:pPr>
-              <w:pStyle w:val="TableContents"/>
-              <w:bidi w:val="0"/>
-              <w:jc w:val="start"/>
-              <w:rPr/>
-            </w:pPr>
-            <w:r>
-              <w:rPr/>
-              <w:t>Nem</w:t>
+              <w:left w:val="single" w:sz="4" w:space="0" w:color="000000"/>
+              <w:bottom w:val="single" w:sz="4" w:space="0" w:color="000000"/>
+            </w:tcBorders>
+          </w:tcPr>
+          <w:p>
+            <w:pPr>
+              <w:pStyle w:val="TableContents"/>
+              <w:bidi w:val="0"/>
+              <w:jc w:val="left"/>
+              <w:rPr>
+                <w:lang w:val="hu-HU" w:eastAsia="zh-CN" w:bidi="hi-IN"/>
+              </w:rPr>
+            </w:pPr>
+            <w:r>
+              <w:rPr>
+                <w:lang w:val="hu-HU" w:eastAsia="zh-CN" w:bidi="hi-IN"/>
+              </w:rPr>
+              <w:t>Legfeljebb 500 karakter</w:t>
             </w:r>
           </w:p>
         </w:tc>
@@ -2164,41 +2626,24 @@
           <w:tcPr>
             <w:tcW w:w="2493" w:type="dxa"/>
             <w:tcBorders>
-              <w:start w:val="single" w:sz="4" w:space="0" w:color="000000"/>
-              <w:bottom w:val="single" w:sz="4" w:space="0" w:color="000000"/>
-            </w:tcBorders>
-          </w:tcPr>
-          <w:p>
-            <w:pPr>
-              <w:pStyle w:val="TableContents"/>
-              <w:bidi w:val="0"/>
-              <w:jc w:val="start"/>
-              <w:rPr/>
-            </w:pPr>
-            <w:r>
-              <w:rPr/>
-              <w:t>Legfeljebb 500 karakter</w:t>
-            </w:r>
-          </w:p>
-        </w:tc>
-        <w:tc>
-          <w:tcPr>
-            <w:tcW w:w="2493" w:type="dxa"/>
-            <w:tcBorders>
-              <w:start w:val="single" w:sz="4" w:space="0" w:color="000000"/>
-              <w:bottom w:val="single" w:sz="4" w:space="0" w:color="000000"/>
-              <w:end w:val="single" w:sz="4" w:space="0" w:color="000000"/>
-            </w:tcBorders>
-          </w:tcPr>
-          <w:p>
-            <w:pPr>
-              <w:pStyle w:val="TableContents"/>
-              <w:bidi w:val="0"/>
-              <w:jc w:val="start"/>
-              <w:rPr/>
-            </w:pPr>
-            <w:r>
-              <w:rPr/>
+              <w:left w:val="single" w:sz="4" w:space="0" w:color="000000"/>
+              <w:bottom w:val="single" w:sz="4" w:space="0" w:color="000000"/>
+              <w:right w:val="single" w:sz="4" w:space="0" w:color="000000"/>
+            </w:tcBorders>
+          </w:tcPr>
+          <w:p>
+            <w:pPr>
+              <w:pStyle w:val="TableContents"/>
+              <w:bidi w:val="0"/>
+              <w:jc w:val="left"/>
+              <w:rPr>
+                <w:lang w:val="hu-HU" w:eastAsia="zh-CN" w:bidi="hi-IN"/>
+              </w:rPr>
+            </w:pPr>
+            <w:r>
+              <w:rPr>
+                <w:lang w:val="hu-HU" w:eastAsia="zh-CN" w:bidi="hi-IN"/>
+              </w:rPr>
               <w:t>Üres</w:t>
             </w:r>
           </w:p>
@@ -2208,22 +2653,51 @@
         <w:trPr/>
         <w:tc>
           <w:tcPr>
+            <w:tcW w:w="2492" w:type="dxa"/>
+            <w:tcBorders>
+              <w:left w:val="single" w:sz="4" w:space="0" w:color="000000"/>
+              <w:bottom w:val="single" w:sz="4" w:space="0" w:color="000000"/>
+            </w:tcBorders>
+          </w:tcPr>
+          <w:p>
+            <w:pPr>
+              <w:pStyle w:val="TableContents"/>
+              <w:bidi w:val="0"/>
+              <w:jc w:val="left"/>
+              <w:rPr>
+                <w:lang w:val="hu-HU" w:eastAsia="zh-CN" w:bidi="hi-IN"/>
+              </w:rPr>
+            </w:pPr>
+            <w:r>
+              <w:rPr>
+                <w:lang w:val="hu-HU" w:eastAsia="zh-CN" w:bidi="hi-IN"/>
+              </w:rPr>
+              <w:t>Státusz</w:t>
+            </w:r>
+          </w:p>
+        </w:tc>
+        <w:tc>
+          <w:tcPr>
             <w:tcW w:w="2493" w:type="dxa"/>
             <w:tcBorders>
-              <w:start w:val="single" w:sz="4" w:space="0" w:color="000000"/>
-              <w:bottom w:val="single" w:sz="4" w:space="0" w:color="000000"/>
-            </w:tcBorders>
-          </w:tcPr>
-          <w:p>
-            <w:pPr>
-              <w:pStyle w:val="TableContents"/>
-              <w:bidi w:val="0"/>
-              <w:jc w:val="start"/>
-              <w:rPr/>
-            </w:pPr>
-            <w:r>
-              <w:rPr/>
-              <w:t>Státusz</w:t>
+              <w:left w:val="single" w:sz="4" w:space="0" w:color="000000"/>
+              <w:bottom w:val="single" w:sz="4" w:space="0" w:color="000000"/>
+            </w:tcBorders>
+          </w:tcPr>
+          <w:p>
+            <w:pPr>
+              <w:pStyle w:val="TableContents"/>
+              <w:bidi w:val="0"/>
+              <w:jc w:val="left"/>
+              <w:rPr>
+                <w:lang w:val="hu-HU" w:eastAsia="zh-CN" w:bidi="hi-IN"/>
+              </w:rPr>
+            </w:pPr>
+            <w:r>
+              <w:rPr>
+                <w:lang w:val="hu-HU" w:eastAsia="zh-CN" w:bidi="hi-IN"/>
+              </w:rPr>
+              <w:t>Igen</w:t>
             </w:r>
           </w:p>
         </w:tc>
@@ -2231,20 +2705,24 @@
           <w:tcPr>
             <w:tcW w:w="2493" w:type="dxa"/>
             <w:tcBorders>
-              <w:start w:val="single" w:sz="4" w:space="0" w:color="000000"/>
-              <w:bottom w:val="single" w:sz="4" w:space="0" w:color="000000"/>
-            </w:tcBorders>
-          </w:tcPr>
-          <w:p>
-            <w:pPr>
-              <w:pStyle w:val="TableContents"/>
-              <w:bidi w:val="0"/>
-              <w:jc w:val="start"/>
-              <w:rPr/>
-            </w:pPr>
-            <w:r>
-              <w:rPr/>
-              <w:t>Igen</w:t>
+              <w:left w:val="single" w:sz="4" w:space="0" w:color="000000"/>
+              <w:bottom w:val="single" w:sz="4" w:space="0" w:color="000000"/>
+            </w:tcBorders>
+          </w:tcPr>
+          <w:p>
+            <w:pPr>
+              <w:pStyle w:val="TableContents"/>
+              <w:bidi w:val="0"/>
+              <w:jc w:val="left"/>
+              <w:rPr>
+                <w:lang w:val="hu-HU" w:eastAsia="zh-CN" w:bidi="hi-IN"/>
+              </w:rPr>
+            </w:pPr>
+            <w:r>
+              <w:rPr>
+                <w:lang w:val="hu-HU" w:eastAsia="zh-CN" w:bidi="hi-IN"/>
+              </w:rPr>
+              <w:t>todo, progress, done</w:t>
             </w:r>
           </w:p>
         </w:tc>
@@ -2252,41 +2730,24 @@
           <w:tcPr>
             <w:tcW w:w="2493" w:type="dxa"/>
             <w:tcBorders>
-              <w:start w:val="single" w:sz="4" w:space="0" w:color="000000"/>
-              <w:bottom w:val="single" w:sz="4" w:space="0" w:color="000000"/>
-            </w:tcBorders>
-          </w:tcPr>
-          <w:p>
-            <w:pPr>
-              <w:pStyle w:val="TableContents"/>
-              <w:bidi w:val="0"/>
-              <w:jc w:val="start"/>
-              <w:rPr/>
-            </w:pPr>
-            <w:r>
-              <w:rPr/>
-              <w:t>todo, progress, done</w:t>
-            </w:r>
-          </w:p>
-        </w:tc>
-        <w:tc>
-          <w:tcPr>
-            <w:tcW w:w="2493" w:type="dxa"/>
-            <w:tcBorders>
-              <w:start w:val="single" w:sz="4" w:space="0" w:color="000000"/>
-              <w:bottom w:val="single" w:sz="4" w:space="0" w:color="000000"/>
-              <w:end w:val="single" w:sz="4" w:space="0" w:color="000000"/>
-            </w:tcBorders>
-          </w:tcPr>
-          <w:p>
-            <w:pPr>
-              <w:pStyle w:val="TableContents"/>
-              <w:bidi w:val="0"/>
-              <w:jc w:val="start"/>
-              <w:rPr/>
-            </w:pPr>
-            <w:r>
-              <w:rPr/>
+              <w:left w:val="single" w:sz="4" w:space="0" w:color="000000"/>
+              <w:bottom w:val="single" w:sz="4" w:space="0" w:color="000000"/>
+              <w:right w:val="single" w:sz="4" w:space="0" w:color="000000"/>
+            </w:tcBorders>
+          </w:tcPr>
+          <w:p>
+            <w:pPr>
+              <w:pStyle w:val="TableContents"/>
+              <w:bidi w:val="0"/>
+              <w:jc w:val="left"/>
+              <w:rPr>
+                <w:lang w:val="hu-HU" w:eastAsia="zh-CN" w:bidi="hi-IN"/>
+              </w:rPr>
+            </w:pPr>
+            <w:r>
+              <w:rPr>
+                <w:lang w:val="hu-HU" w:eastAsia="zh-CN" w:bidi="hi-IN"/>
+              </w:rPr>
               <w:t>todo</w:t>
             </w:r>
           </w:p>
@@ -2296,22 +2757,51 @@
         <w:trPr/>
         <w:tc>
           <w:tcPr>
+            <w:tcW w:w="2492" w:type="dxa"/>
+            <w:tcBorders>
+              <w:left w:val="single" w:sz="4" w:space="0" w:color="000000"/>
+              <w:bottom w:val="single" w:sz="4" w:space="0" w:color="000000"/>
+            </w:tcBorders>
+          </w:tcPr>
+          <w:p>
+            <w:pPr>
+              <w:pStyle w:val="TableContents"/>
+              <w:bidi w:val="0"/>
+              <w:jc w:val="left"/>
+              <w:rPr>
+                <w:lang w:val="hu-HU" w:eastAsia="zh-CN" w:bidi="hi-IN"/>
+              </w:rPr>
+            </w:pPr>
+            <w:r>
+              <w:rPr>
+                <w:lang w:val="hu-HU" w:eastAsia="zh-CN" w:bidi="hi-IN"/>
+              </w:rPr>
+              <w:t>Prioritás</w:t>
+            </w:r>
+          </w:p>
+        </w:tc>
+        <w:tc>
+          <w:tcPr>
             <w:tcW w:w="2493" w:type="dxa"/>
             <w:tcBorders>
-              <w:start w:val="single" w:sz="4" w:space="0" w:color="000000"/>
-              <w:bottom w:val="single" w:sz="4" w:space="0" w:color="000000"/>
-            </w:tcBorders>
-          </w:tcPr>
-          <w:p>
-            <w:pPr>
-              <w:pStyle w:val="TableContents"/>
-              <w:bidi w:val="0"/>
-              <w:jc w:val="start"/>
-              <w:rPr/>
-            </w:pPr>
-            <w:r>
-              <w:rPr/>
-              <w:t>Prioritás</w:t>
+              <w:left w:val="single" w:sz="4" w:space="0" w:color="000000"/>
+              <w:bottom w:val="single" w:sz="4" w:space="0" w:color="000000"/>
+            </w:tcBorders>
+          </w:tcPr>
+          <w:p>
+            <w:pPr>
+              <w:pStyle w:val="TableContents"/>
+              <w:bidi w:val="0"/>
+              <w:jc w:val="left"/>
+              <w:rPr>
+                <w:lang w:val="hu-HU" w:eastAsia="zh-CN" w:bidi="hi-IN"/>
+              </w:rPr>
+            </w:pPr>
+            <w:r>
+              <w:rPr>
+                <w:lang w:val="hu-HU" w:eastAsia="zh-CN" w:bidi="hi-IN"/>
+              </w:rPr>
+              <w:t>Igen</w:t>
             </w:r>
           </w:p>
         </w:tc>
@@ -2319,20 +2809,24 @@
           <w:tcPr>
             <w:tcW w:w="2493" w:type="dxa"/>
             <w:tcBorders>
-              <w:start w:val="single" w:sz="4" w:space="0" w:color="000000"/>
-              <w:bottom w:val="single" w:sz="4" w:space="0" w:color="000000"/>
-            </w:tcBorders>
-          </w:tcPr>
-          <w:p>
-            <w:pPr>
-              <w:pStyle w:val="TableContents"/>
-              <w:bidi w:val="0"/>
-              <w:jc w:val="start"/>
-              <w:rPr/>
-            </w:pPr>
-            <w:r>
-              <w:rPr/>
-              <w:t>Igen</w:t>
+              <w:left w:val="single" w:sz="4" w:space="0" w:color="000000"/>
+              <w:bottom w:val="single" w:sz="4" w:space="0" w:color="000000"/>
+            </w:tcBorders>
+          </w:tcPr>
+          <w:p>
+            <w:pPr>
+              <w:pStyle w:val="TableContents"/>
+              <w:bidi w:val="0"/>
+              <w:jc w:val="left"/>
+              <w:rPr>
+                <w:lang w:val="hu-HU" w:eastAsia="zh-CN" w:bidi="hi-IN"/>
+              </w:rPr>
+            </w:pPr>
+            <w:r>
+              <w:rPr>
+                <w:lang w:val="hu-HU" w:eastAsia="zh-CN" w:bidi="hi-IN"/>
+              </w:rPr>
+              <w:t>low, medium, high</w:t>
             </w:r>
           </w:p>
         </w:tc>
@@ -2340,41 +2834,24 @@
           <w:tcPr>
             <w:tcW w:w="2493" w:type="dxa"/>
             <w:tcBorders>
-              <w:start w:val="single" w:sz="4" w:space="0" w:color="000000"/>
-              <w:bottom w:val="single" w:sz="4" w:space="0" w:color="000000"/>
-            </w:tcBorders>
-          </w:tcPr>
-          <w:p>
-            <w:pPr>
-              <w:pStyle w:val="TableContents"/>
-              <w:bidi w:val="0"/>
-              <w:jc w:val="start"/>
-              <w:rPr/>
-            </w:pPr>
-            <w:r>
-              <w:rPr/>
-              <w:t>low, medium, high</w:t>
-            </w:r>
-          </w:p>
-        </w:tc>
-        <w:tc>
-          <w:tcPr>
-            <w:tcW w:w="2493" w:type="dxa"/>
-            <w:tcBorders>
-              <w:start w:val="single" w:sz="4" w:space="0" w:color="000000"/>
-              <w:bottom w:val="single" w:sz="4" w:space="0" w:color="000000"/>
-              <w:end w:val="single" w:sz="4" w:space="0" w:color="000000"/>
-            </w:tcBorders>
-          </w:tcPr>
-          <w:p>
-            <w:pPr>
-              <w:pStyle w:val="TableContents"/>
-              <w:bidi w:val="0"/>
-              <w:jc w:val="start"/>
-              <w:rPr/>
-            </w:pPr>
-            <w:r>
-              <w:rPr/>
+              <w:left w:val="single" w:sz="4" w:space="0" w:color="000000"/>
+              <w:bottom w:val="single" w:sz="4" w:space="0" w:color="000000"/>
+              <w:right w:val="single" w:sz="4" w:space="0" w:color="000000"/>
+            </w:tcBorders>
+          </w:tcPr>
+          <w:p>
+            <w:pPr>
+              <w:pStyle w:val="TableContents"/>
+              <w:bidi w:val="0"/>
+              <w:jc w:val="left"/>
+              <w:rPr>
+                <w:lang w:val="hu-HU" w:eastAsia="zh-CN" w:bidi="hi-IN"/>
+              </w:rPr>
+            </w:pPr>
+            <w:r>
+              <w:rPr>
+                <w:lang w:val="hu-HU" w:eastAsia="zh-CN" w:bidi="hi-IN"/>
+              </w:rPr>
               <w:t>medium</w:t>
             </w:r>
           </w:p>
@@ -2384,22 +2861,51 @@
         <w:trPr/>
         <w:tc>
           <w:tcPr>
+            <w:tcW w:w="2492" w:type="dxa"/>
+            <w:tcBorders>
+              <w:left w:val="single" w:sz="4" w:space="0" w:color="000000"/>
+              <w:bottom w:val="single" w:sz="4" w:space="0" w:color="000000"/>
+            </w:tcBorders>
+          </w:tcPr>
+          <w:p>
+            <w:pPr>
+              <w:pStyle w:val="TableContents"/>
+              <w:bidi w:val="0"/>
+              <w:jc w:val="left"/>
+              <w:rPr>
+                <w:lang w:val="hu-HU" w:eastAsia="zh-CN" w:bidi="hi-IN"/>
+              </w:rPr>
+            </w:pPr>
+            <w:r>
+              <w:rPr>
+                <w:lang w:val="hu-HU" w:eastAsia="zh-CN" w:bidi="hi-IN"/>
+              </w:rPr>
+              <w:t>Kategória</w:t>
+            </w:r>
+          </w:p>
+        </w:tc>
+        <w:tc>
+          <w:tcPr>
             <w:tcW w:w="2493" w:type="dxa"/>
             <w:tcBorders>
-              <w:start w:val="single" w:sz="4" w:space="0" w:color="000000"/>
-              <w:bottom w:val="single" w:sz="4" w:space="0" w:color="000000"/>
-            </w:tcBorders>
-          </w:tcPr>
-          <w:p>
-            <w:pPr>
-              <w:pStyle w:val="TableContents"/>
-              <w:bidi w:val="0"/>
-              <w:jc w:val="start"/>
-              <w:rPr/>
-            </w:pPr>
-            <w:r>
-              <w:rPr/>
-              <w:t>Kategória</w:t>
+              <w:left w:val="single" w:sz="4" w:space="0" w:color="000000"/>
+              <w:bottom w:val="single" w:sz="4" w:space="0" w:color="000000"/>
+            </w:tcBorders>
+          </w:tcPr>
+          <w:p>
+            <w:pPr>
+              <w:pStyle w:val="TableContents"/>
+              <w:bidi w:val="0"/>
+              <w:jc w:val="left"/>
+              <w:rPr>
+                <w:lang w:val="hu-HU" w:eastAsia="zh-CN" w:bidi="hi-IN"/>
+              </w:rPr>
+            </w:pPr>
+            <w:r>
+              <w:rPr>
+                <w:lang w:val="hu-HU" w:eastAsia="zh-CN" w:bidi="hi-IN"/>
+              </w:rPr>
+              <w:t>Igen</w:t>
             </w:r>
           </w:p>
         </w:tc>
@@ -2407,20 +2913,24 @@
           <w:tcPr>
             <w:tcW w:w="2493" w:type="dxa"/>
             <w:tcBorders>
-              <w:start w:val="single" w:sz="4" w:space="0" w:color="000000"/>
-              <w:bottom w:val="single" w:sz="4" w:space="0" w:color="000000"/>
-            </w:tcBorders>
-          </w:tcPr>
-          <w:p>
-            <w:pPr>
-              <w:pStyle w:val="TableContents"/>
-              <w:bidi w:val="0"/>
-              <w:jc w:val="start"/>
-              <w:rPr/>
-            </w:pPr>
-            <w:r>
-              <w:rPr/>
-              <w:t>Igen</w:t>
+              <w:left w:val="single" w:sz="4" w:space="0" w:color="000000"/>
+              <w:bottom w:val="single" w:sz="4" w:space="0" w:color="000000"/>
+            </w:tcBorders>
+          </w:tcPr>
+          <w:p>
+            <w:pPr>
+              <w:pStyle w:val="TableContents"/>
+              <w:bidi w:val="0"/>
+              <w:jc w:val="left"/>
+              <w:rPr>
+                <w:lang w:val="hu-HU" w:eastAsia="zh-CN" w:bidi="hi-IN"/>
+              </w:rPr>
+            </w:pPr>
+            <w:r>
+              <w:rPr>
+                <w:lang w:val="hu-HU" w:eastAsia="zh-CN" w:bidi="hi-IN"/>
+              </w:rPr>
+              <w:t>A felhasználó kategóriái közül</w:t>
             </w:r>
           </w:p>
         </w:tc>
@@ -2428,41 +2938,24 @@
           <w:tcPr>
             <w:tcW w:w="2493" w:type="dxa"/>
             <w:tcBorders>
-              <w:start w:val="single" w:sz="4" w:space="0" w:color="000000"/>
-              <w:bottom w:val="single" w:sz="4" w:space="0" w:color="000000"/>
-            </w:tcBorders>
-          </w:tcPr>
-          <w:p>
-            <w:pPr>
-              <w:pStyle w:val="TableContents"/>
-              <w:bidi w:val="0"/>
-              <w:jc w:val="start"/>
-              <w:rPr/>
-            </w:pPr>
-            <w:r>
-              <w:rPr/>
-              <w:t>A felhasználó kategóriái közül</w:t>
-            </w:r>
-          </w:p>
-        </w:tc>
-        <w:tc>
-          <w:tcPr>
-            <w:tcW w:w="2493" w:type="dxa"/>
-            <w:tcBorders>
-              <w:start w:val="single" w:sz="4" w:space="0" w:color="000000"/>
-              <w:bottom w:val="single" w:sz="4" w:space="0" w:color="000000"/>
-              <w:end w:val="single" w:sz="4" w:space="0" w:color="000000"/>
-            </w:tcBorders>
-          </w:tcPr>
-          <w:p>
-            <w:pPr>
-              <w:pStyle w:val="TableContents"/>
-              <w:bidi w:val="0"/>
-              <w:jc w:val="start"/>
-              <w:rPr/>
-            </w:pPr>
-            <w:r>
-              <w:rPr/>
+              <w:left w:val="single" w:sz="4" w:space="0" w:color="000000"/>
+              <w:bottom w:val="single" w:sz="4" w:space="0" w:color="000000"/>
+              <w:right w:val="single" w:sz="4" w:space="0" w:color="000000"/>
+            </w:tcBorders>
+          </w:tcPr>
+          <w:p>
+            <w:pPr>
+              <w:pStyle w:val="TableContents"/>
+              <w:bidi w:val="0"/>
+              <w:jc w:val="left"/>
+              <w:rPr>
+                <w:lang w:val="hu-HU" w:eastAsia="zh-CN" w:bidi="hi-IN"/>
+              </w:rPr>
+            </w:pPr>
+            <w:r>
+              <w:rPr>
+                <w:lang w:val="hu-HU" w:eastAsia="zh-CN" w:bidi="hi-IN"/>
+              </w:rPr>
               <w:t>Általános</w:t>
             </w:r>
           </w:p>
@@ -2473,23 +2966,35 @@
       <w:pPr>
         <w:pStyle w:val="BodyText"/>
         <w:bidi w:val="0"/>
-        <w:jc w:val="start"/>
-        <w:rPr/>
-      </w:pPr>
-      <w:r>
-        <w:rPr/>
+        <w:jc w:val="left"/>
+        <w:rPr>
+          <w:lang w:val="hu-HU" w:eastAsia="zh-CN" w:bidi="hi-IN"/>
+        </w:rPr>
+      </w:pPr>
+      <w:r>
+        <w:rPr>
+          <w:lang w:val="hu-HU" w:eastAsia="zh-CN" w:bidi="hi-IN"/>
+        </w:rPr>
       </w:r>
     </w:p>
     <w:p>
       <w:pPr>
         <w:pStyle w:val="Heading2"/>
-        <w:bidi w:val="0"/>
-        <w:ind w:hanging="0" w:start="0"/>
-        <w:jc w:val="start"/>
-        <w:rPr/>
-      </w:pPr>
-      <w:r>
-        <w:rPr/>
+        <w:numPr>
+          <w:ilvl w:val="1"/>
+          <w:numId w:val="1"/>
+        </w:numPr>
+        <w:bidi w:val="0"/>
+        <w:ind w:hanging="0" w:left="0"/>
+        <w:jc w:val="left"/>
+        <w:rPr>
+          <w:lang w:val="hu-HU" w:eastAsia="zh-CN" w:bidi="hi-IN"/>
+        </w:rPr>
+      </w:pPr>
+      <w:r>
+        <w:rPr>
+          <w:lang w:val="hu-HU" w:eastAsia="zh-CN" w:bidi="hi-IN"/>
+        </w:rPr>
         <w:t>Validációs viselkedés</w:t>
       </w:r>
     </w:p>
@@ -2497,11 +3002,15 @@
       <w:pPr>
         <w:pStyle w:val="BodyText"/>
         <w:bidi w:val="0"/>
-        <w:jc w:val="start"/>
-        <w:rPr/>
-      </w:pPr>
-      <w:r>
-        <w:rPr/>
+        <w:jc w:val="left"/>
+        <w:rPr>
+          <w:lang w:val="hu-HU" w:eastAsia="zh-CN" w:bidi="hi-IN"/>
+        </w:rPr>
+      </w:pPr>
+      <w:r>
+        <w:rPr>
+          <w:lang w:val="hu-HU" w:eastAsia="zh-CN" w:bidi="hi-IN"/>
+        </w:rPr>
         <w:t>A Mentés gomb megnyomásakor a rendszer ellenőrzi a kötelező mezőket és a hosszkorlátokat. A cím minimális hosszának megsértésekor szöveges hibaüzenet jelenik meg. Sikeres mentés után a lista frissül, és az új feladat azonnal megjelenik. Az adatbázisba INSERT művelet történik.</w:t>
       </w:r>
       <w:r>
@@ -2511,13 +3020,22 @@
     <w:p>
       <w:pPr>
         <w:pStyle w:val="Heading1"/>
-        <w:bidi w:val="0"/>
-        <w:ind w:hanging="0" w:start="0"/>
-        <w:jc w:val="start"/>
-        <w:rPr/>
-      </w:pPr>
-      <w:r>
-        <w:rPr/>
+        <w:numPr>
+          <w:ilvl w:val="0"/>
+          <w:numId w:val="1"/>
+        </w:numPr>
+        <w:bidi w:val="0"/>
+        <w:spacing w:before="0" w:after="120"/>
+        <w:ind w:hanging="0" w:left="0"/>
+        <w:jc w:val="left"/>
+        <w:rPr>
+          <w:lang w:val="hu-HU" w:eastAsia="zh-CN" w:bidi="hi-IN"/>
+        </w:rPr>
+      </w:pPr>
+      <w:r>
+        <w:rPr>
+          <w:lang w:val="hu-HU" w:eastAsia="zh-CN" w:bidi="hi-IN"/>
+        </w:rPr>
         <w:t>Szerkesztés, mozgatás és lezárás</w:t>
       </w:r>
     </w:p>
@@ -2525,24 +3043,36 @@
       <w:pPr>
         <w:pStyle w:val="BodyText"/>
         <w:bidi w:val="0"/>
-        <w:jc w:val="start"/>
-        <w:rPr/>
-      </w:pPr>
-      <w:r>
-        <w:rPr/>
+        <w:jc w:val="left"/>
+        <w:rPr>
+          <w:lang w:val="hu-HU" w:eastAsia="zh-CN" w:bidi="hi-IN"/>
+        </w:rPr>
+      </w:pPr>
+      <w:r>
+        <w:rPr>
+          <w:lang w:val="hu-HU" w:eastAsia="zh-CN" w:bidi="hi-IN"/>
+        </w:rPr>
         <w:t>A feladat teljes életciklusa a listaelemről vagy drag &amp; drop művelettel kezelhető.</w:t>
       </w:r>
     </w:p>
     <w:p>
       <w:pPr>
         <w:pStyle w:val="Heading2"/>
-        <w:bidi w:val="0"/>
-        <w:ind w:hanging="0" w:start="0"/>
-        <w:jc w:val="start"/>
-        <w:rPr/>
-      </w:pPr>
-      <w:r>
-        <w:rPr/>
+        <w:numPr>
+          <w:ilvl w:val="1"/>
+          <w:numId w:val="1"/>
+        </w:numPr>
+        <w:bidi w:val="0"/>
+        <w:ind w:hanging="0" w:left="0"/>
+        <w:jc w:val="left"/>
+        <w:rPr>
+          <w:lang w:val="hu-HU" w:eastAsia="zh-CN" w:bidi="hi-IN"/>
+        </w:rPr>
+      </w:pPr>
+      <w:r>
+        <w:rPr>
+          <w:lang w:val="hu-HU" w:eastAsia="zh-CN" w:bidi="hi-IN"/>
+        </w:rPr>
         <w:t>Feladat szerkesztése</w:t>
       </w:r>
     </w:p>
@@ -2554,11 +3084,15 @@
           <w:numId w:val="7"/>
         </w:numPr>
         <w:bidi w:val="0"/>
-        <w:jc w:val="start"/>
-        <w:rPr/>
-      </w:pPr>
-      <w:r>
-        <w:rPr/>
+        <w:jc w:val="left"/>
+        <w:rPr>
+          <w:lang w:val="hu-HU" w:eastAsia="zh-CN" w:bidi="hi-IN"/>
+        </w:rPr>
+      </w:pPr>
+      <w:r>
+        <w:rPr>
+          <w:lang w:val="hu-HU" w:eastAsia="zh-CN" w:bidi="hi-IN"/>
+        </w:rPr>
         <w:t>A felhasználó a szerkesztés gombra kattint a feladatnál.</w:t>
       </w:r>
     </w:p>
@@ -2570,11 +3104,15 @@
           <w:numId w:val="7"/>
         </w:numPr>
         <w:bidi w:val="0"/>
-        <w:jc w:val="start"/>
-        <w:rPr/>
-      </w:pPr>
-      <w:r>
-        <w:rPr/>
+        <w:jc w:val="left"/>
+        <w:rPr>
+          <w:lang w:val="hu-HU" w:eastAsia="zh-CN" w:bidi="hi-IN"/>
+        </w:rPr>
+      </w:pPr>
+      <w:r>
+        <w:rPr>
+          <w:lang w:val="hu-HU" w:eastAsia="zh-CN" w:bidi="hi-IN"/>
+        </w:rPr>
         <w:t>A rendszer az aktuális feladat adataival tölti ki az űrlapot.</w:t>
       </w:r>
     </w:p>
@@ -2586,11 +3124,15 @@
           <w:numId w:val="7"/>
         </w:numPr>
         <w:bidi w:val="0"/>
-        <w:jc w:val="start"/>
-        <w:rPr/>
-      </w:pPr>
-      <w:r>
-        <w:rPr/>
+        <w:jc w:val="left"/>
+        <w:rPr>
+          <w:lang w:val="hu-HU" w:eastAsia="zh-CN" w:bidi="hi-IN"/>
+        </w:rPr>
+      </w:pPr>
+      <w:r>
+        <w:rPr>
+          <w:lang w:val="hu-HU" w:eastAsia="zh-CN" w:bidi="hi-IN"/>
+        </w:rPr>
         <w:t>A felhasználó módosítja a mezőket.</w:t>
       </w:r>
     </w:p>
@@ -2602,11 +3144,15 @@
           <w:numId w:val="7"/>
         </w:numPr>
         <w:bidi w:val="0"/>
-        <w:jc w:val="start"/>
-        <w:rPr/>
-      </w:pPr>
-      <w:r>
-        <w:rPr/>
+        <w:jc w:val="left"/>
+        <w:rPr>
+          <w:lang w:val="hu-HU" w:eastAsia="zh-CN" w:bidi="hi-IN"/>
+        </w:rPr>
+      </w:pPr>
+      <w:r>
+        <w:rPr>
+          <w:lang w:val="hu-HU" w:eastAsia="zh-CN" w:bidi="hi-IN"/>
+        </w:rPr>
         <w:t>Mentéskor az azonosító és a létrehozási idő változatlan marad, a módosított mezők frissülnek az adatbázisban (UPDATE).</w:t>
       </w:r>
     </w:p>
@@ -2618,42 +3164,54 @@
           <w:numId w:val="7"/>
         </w:numPr>
         <w:bidi w:val="0"/>
-        <w:jc w:val="start"/>
-        <w:rPr/>
-      </w:pPr>
-      <w:r>
-        <w:rPr/>
+        <w:jc w:val="left"/>
+        <w:rPr>
+          <w:lang w:val="hu-HU" w:eastAsia="zh-CN" w:bidi="hi-IN"/>
+        </w:rPr>
+      </w:pPr>
+      <w:r>
+        <w:rPr>
+          <w:lang w:val="hu-HU" w:eastAsia="zh-CN" w:bidi="hi-IN"/>
+        </w:rPr>
         <w:t>A rendszer sikerüzenetet jelenít meg.</w:t>
       </w:r>
     </w:p>
     <w:p>
       <w:pPr>
         <w:pStyle w:val="Heading2"/>
-        <w:bidi w:val="0"/>
-        <w:ind w:hanging="0" w:start="0"/>
-        <w:jc w:val="start"/>
-        <w:rPr/>
-      </w:pPr>
-      <w:r>
-        <w:rPr/>
+        <w:numPr>
+          <w:ilvl w:val="1"/>
+          <w:numId w:val="1"/>
+        </w:numPr>
+        <w:bidi w:val="0"/>
+        <w:ind w:hanging="0" w:left="0"/>
+        <w:jc w:val="left"/>
+        <w:rPr>
+          <w:lang w:val="hu-HU" w:eastAsia="zh-CN" w:bidi="hi-IN"/>
+        </w:rPr>
+      </w:pPr>
+      <w:r>
+        <w:rPr>
+          <w:lang w:val="hu-HU" w:eastAsia="zh-CN" w:bidi="hi-IN"/>
+        </w:rPr>
         <w:t>Drag and drop</w:t>
       </w:r>
     </w:p>
     <w:tbl>
       <w:tblPr>
         <w:tblW w:w="5000" w:type="pct"/>
-        <w:jc w:val="start"/>
+        <w:jc w:val="left"/>
         <w:tblInd w:w="-5" w:type="dxa"/>
         <w:tblLayout w:type="fixed"/>
         <w:tblCellMar>
           <w:top w:w="55" w:type="dxa"/>
-          <w:start w:w="55" w:type="dxa"/>
+          <w:left w:w="55" w:type="dxa"/>
           <w:bottom w:w="55" w:type="dxa"/>
-          <w:end w:w="55" w:type="dxa"/>
+          <w:right w:w="55" w:type="dxa"/>
         </w:tblCellMar>
       </w:tblPr>
       <w:tblGrid>
-        <w:gridCol w:w="4986"/>
+        <w:gridCol w:w="4985"/>
         <w:gridCol w:w="4986"/>
       </w:tblGrid>
       <w:tr>
@@ -2662,45 +3220,53 @@
         </w:trPr>
         <w:tc>
           <w:tcPr>
+            <w:tcW w:w="4985" w:type="dxa"/>
+            <w:tcBorders>
+              <w:top w:val="single" w:sz="4" w:space="0" w:color="000000"/>
+              <w:left w:val="single" w:sz="4" w:space="0" w:color="000000"/>
+              <w:bottom w:val="single" w:sz="4" w:space="0" w:color="000000"/>
+            </w:tcBorders>
+          </w:tcPr>
+          <w:p>
+            <w:pPr>
+              <w:pStyle w:val="TableHeading"/>
+              <w:bidi w:val="0"/>
+              <w:jc w:val="left"/>
+              <w:rPr>
+                <w:lang w:val="hu-HU" w:eastAsia="zh-CN" w:bidi="hi-IN"/>
+              </w:rPr>
+            </w:pPr>
+            <w:r>
+              <w:rPr>
+                <w:lang w:val="hu-HU" w:eastAsia="zh-CN" w:bidi="hi-IN"/>
+              </w:rPr>
+              <w:t>Lépés</w:t>
+            </w:r>
+          </w:p>
+        </w:tc>
+        <w:tc>
+          <w:tcPr>
             <w:tcW w:w="4986" w:type="dxa"/>
             <w:tcBorders>
               <w:top w:val="single" w:sz="4" w:space="0" w:color="000000"/>
-              <w:start w:val="single" w:sz="4" w:space="0" w:color="000000"/>
-              <w:bottom w:val="single" w:sz="4" w:space="0" w:color="000000"/>
+              <w:left w:val="single" w:sz="4" w:space="0" w:color="000000"/>
+              <w:bottom w:val="single" w:sz="4" w:space="0" w:color="000000"/>
+              <w:right w:val="single" w:sz="4" w:space="0" w:color="000000"/>
             </w:tcBorders>
           </w:tcPr>
           <w:p>
             <w:pPr>
               <w:pStyle w:val="TableHeading"/>
               <w:bidi w:val="0"/>
-              <w:jc w:val="start"/>
-              <w:rPr/>
-            </w:pPr>
-            <w:r>
-              <w:rPr/>
-              <w:t>Lépés</w:t>
-            </w:r>
-          </w:p>
-        </w:tc>
-        <w:tc>
-          <w:tcPr>
-            <w:tcW w:w="4986" w:type="dxa"/>
-            <w:tcBorders>
-              <w:top w:val="single" w:sz="4" w:space="0" w:color="000000"/>
-              <w:start w:val="single" w:sz="4" w:space="0" w:color="000000"/>
-              <w:bottom w:val="single" w:sz="4" w:space="0" w:color="000000"/>
-              <w:end w:val="single" w:sz="4" w:space="0" w:color="000000"/>
-            </w:tcBorders>
-          </w:tcPr>
-          <w:p>
-            <w:pPr>
-              <w:pStyle w:val="TableHeading"/>
-              <w:bidi w:val="0"/>
-              <w:jc w:val="start"/>
-              <w:rPr/>
-            </w:pPr>
-            <w:r>
-              <w:rPr/>
+              <w:jc w:val="left"/>
+              <w:rPr>
+                <w:lang w:val="hu-HU" w:eastAsia="zh-CN" w:bidi="hi-IN"/>
+              </w:rPr>
+            </w:pPr>
+            <w:r>
+              <w:rPr>
+                <w:lang w:val="hu-HU" w:eastAsia="zh-CN" w:bidi="hi-IN"/>
+              </w:rPr>
               <w:t>Rendszerválasz</w:t>
             </w:r>
           </w:p>
@@ -2710,43 +3276,51 @@
         <w:trPr/>
         <w:tc>
           <w:tcPr>
+            <w:tcW w:w="4985" w:type="dxa"/>
+            <w:tcBorders>
+              <w:left w:val="single" w:sz="4" w:space="0" w:color="000000"/>
+              <w:bottom w:val="single" w:sz="4" w:space="0" w:color="000000"/>
+            </w:tcBorders>
+          </w:tcPr>
+          <w:p>
+            <w:pPr>
+              <w:pStyle w:val="TableContents"/>
+              <w:bidi w:val="0"/>
+              <w:jc w:val="left"/>
+              <w:rPr>
+                <w:lang w:val="hu-HU" w:eastAsia="zh-CN" w:bidi="hi-IN"/>
+              </w:rPr>
+            </w:pPr>
+            <w:r>
+              <w:rPr>
+                <w:lang w:val="hu-HU" w:eastAsia="zh-CN" w:bidi="hi-IN"/>
+              </w:rPr>
+              <w:t>Kártya megfogása</w:t>
+            </w:r>
+          </w:p>
+        </w:tc>
+        <w:tc>
+          <w:tcPr>
             <w:tcW w:w="4986" w:type="dxa"/>
             <w:tcBorders>
-              <w:start w:val="single" w:sz="4" w:space="0" w:color="000000"/>
-              <w:bottom w:val="single" w:sz="4" w:space="0" w:color="000000"/>
-            </w:tcBorders>
-          </w:tcPr>
-          <w:p>
-            <w:pPr>
-              <w:pStyle w:val="TableContents"/>
-              <w:bidi w:val="0"/>
-              <w:jc w:val="start"/>
-              <w:rPr/>
-            </w:pPr>
-            <w:r>
-              <w:rPr/>
-              <w:t>Kártya megfogása</w:t>
-            </w:r>
-          </w:p>
-        </w:tc>
-        <w:tc>
-          <w:tcPr>
-            <w:tcW w:w="4986" w:type="dxa"/>
-            <w:tcBorders>
-              <w:start w:val="single" w:sz="4" w:space="0" w:color="000000"/>
-              <w:bottom w:val="single" w:sz="4" w:space="0" w:color="000000"/>
-              <w:end w:val="single" w:sz="4" w:space="0" w:color="000000"/>
-            </w:tcBorders>
-          </w:tcPr>
-          <w:p>
-            <w:pPr>
-              <w:pStyle w:val="TableContents"/>
-              <w:bidi w:val="0"/>
-              <w:jc w:val="start"/>
-              <w:rPr/>
-            </w:pPr>
-            <w:r>
-              <w:rPr/>
+              <w:left w:val="single" w:sz="4" w:space="0" w:color="000000"/>
+              <w:bottom w:val="single" w:sz="4" w:space="0" w:color="000000"/>
+              <w:right w:val="single" w:sz="4" w:space="0" w:color="000000"/>
+            </w:tcBorders>
+          </w:tcPr>
+          <w:p>
+            <w:pPr>
+              <w:pStyle w:val="TableContents"/>
+              <w:bidi w:val="0"/>
+              <w:jc w:val="left"/>
+              <w:rPr>
+                <w:lang w:val="hu-HU" w:eastAsia="zh-CN" w:bidi="hi-IN"/>
+              </w:rPr>
+            </w:pPr>
+            <w:r>
+              <w:rPr>
+                <w:lang w:val="hu-HU" w:eastAsia="zh-CN" w:bidi="hi-IN"/>
+              </w:rPr>
               <w:t>A kártya vizuális visszajelzést kap</w:t>
             </w:r>
           </w:p>
@@ -2756,43 +3330,51 @@
         <w:trPr/>
         <w:tc>
           <w:tcPr>
+            <w:tcW w:w="4985" w:type="dxa"/>
+            <w:tcBorders>
+              <w:left w:val="single" w:sz="4" w:space="0" w:color="000000"/>
+              <w:bottom w:val="single" w:sz="4" w:space="0" w:color="000000"/>
+            </w:tcBorders>
+          </w:tcPr>
+          <w:p>
+            <w:pPr>
+              <w:pStyle w:val="TableContents"/>
+              <w:bidi w:val="0"/>
+              <w:jc w:val="left"/>
+              <w:rPr>
+                <w:lang w:val="hu-HU" w:eastAsia="zh-CN" w:bidi="hi-IN"/>
+              </w:rPr>
+            </w:pPr>
+            <w:r>
+              <w:rPr>
+                <w:lang w:val="hu-HU" w:eastAsia="zh-CN" w:bidi="hi-IN"/>
+              </w:rPr>
+              <w:t>Célpozíció fölé húzás</w:t>
+            </w:r>
+          </w:p>
+        </w:tc>
+        <w:tc>
+          <w:tcPr>
             <w:tcW w:w="4986" w:type="dxa"/>
             <w:tcBorders>
-              <w:start w:val="single" w:sz="4" w:space="0" w:color="000000"/>
-              <w:bottom w:val="single" w:sz="4" w:space="0" w:color="000000"/>
-            </w:tcBorders>
-          </w:tcPr>
-          <w:p>
-            <w:pPr>
-              <w:pStyle w:val="TableContents"/>
-              <w:bidi w:val="0"/>
-              <w:jc w:val="start"/>
-              <w:rPr/>
-            </w:pPr>
-            <w:r>
-              <w:rPr/>
-              <w:t>Célpozíció fölé húzás</w:t>
-            </w:r>
-          </w:p>
-        </w:tc>
-        <w:tc>
-          <w:tcPr>
-            <w:tcW w:w="4986" w:type="dxa"/>
-            <w:tcBorders>
-              <w:start w:val="single" w:sz="4" w:space="0" w:color="000000"/>
-              <w:bottom w:val="single" w:sz="4" w:space="0" w:color="000000"/>
-              <w:end w:val="single" w:sz="4" w:space="0" w:color="000000"/>
-            </w:tcBorders>
-          </w:tcPr>
-          <w:p>
-            <w:pPr>
-              <w:pStyle w:val="TableContents"/>
-              <w:bidi w:val="0"/>
-              <w:jc w:val="start"/>
-              <w:rPr/>
-            </w:pPr>
-            <w:r>
-              <w:rPr/>
+              <w:left w:val="single" w:sz="4" w:space="0" w:color="000000"/>
+              <w:bottom w:val="single" w:sz="4" w:space="0" w:color="000000"/>
+              <w:right w:val="single" w:sz="4" w:space="0" w:color="000000"/>
+            </w:tcBorders>
+          </w:tcPr>
+          <w:p>
+            <w:pPr>
+              <w:pStyle w:val="TableContents"/>
+              <w:bidi w:val="0"/>
+              <w:jc w:val="left"/>
+              <w:rPr>
+                <w:lang w:val="hu-HU" w:eastAsia="zh-CN" w:bidi="hi-IN"/>
+              </w:rPr>
+            </w:pPr>
+            <w:r>
+              <w:rPr>
+                <w:lang w:val="hu-HU" w:eastAsia="zh-CN" w:bidi="hi-IN"/>
+              </w:rPr>
               <w:t>A rendszer jelzi a beszúrási pozíciót</w:t>
             </w:r>
           </w:p>
@@ -2802,43 +3384,51 @@
         <w:trPr/>
         <w:tc>
           <w:tcPr>
+            <w:tcW w:w="4985" w:type="dxa"/>
+            <w:tcBorders>
+              <w:left w:val="single" w:sz="4" w:space="0" w:color="000000"/>
+              <w:bottom w:val="single" w:sz="4" w:space="0" w:color="000000"/>
+            </w:tcBorders>
+          </w:tcPr>
+          <w:p>
+            <w:pPr>
+              <w:pStyle w:val="TableContents"/>
+              <w:bidi w:val="0"/>
+              <w:jc w:val="left"/>
+              <w:rPr>
+                <w:lang w:val="hu-HU" w:eastAsia="zh-CN" w:bidi="hi-IN"/>
+              </w:rPr>
+            </w:pPr>
+            <w:r>
+              <w:rPr>
+                <w:lang w:val="hu-HU" w:eastAsia="zh-CN" w:bidi="hi-IN"/>
+              </w:rPr>
+              <w:t>Elengedés</w:t>
+            </w:r>
+          </w:p>
+        </w:tc>
+        <w:tc>
+          <w:tcPr>
             <w:tcW w:w="4986" w:type="dxa"/>
             <w:tcBorders>
-              <w:start w:val="single" w:sz="4" w:space="0" w:color="000000"/>
-              <w:bottom w:val="single" w:sz="4" w:space="0" w:color="000000"/>
-            </w:tcBorders>
-          </w:tcPr>
-          <w:p>
-            <w:pPr>
-              <w:pStyle w:val="TableContents"/>
-              <w:bidi w:val="0"/>
-              <w:jc w:val="start"/>
-              <w:rPr/>
-            </w:pPr>
-            <w:r>
-              <w:rPr/>
-              <w:t>Elengedés</w:t>
-            </w:r>
-          </w:p>
-        </w:tc>
-        <w:tc>
-          <w:tcPr>
-            <w:tcW w:w="4986" w:type="dxa"/>
-            <w:tcBorders>
-              <w:start w:val="single" w:sz="4" w:space="0" w:color="000000"/>
-              <w:bottom w:val="single" w:sz="4" w:space="0" w:color="000000"/>
-              <w:end w:val="single" w:sz="4" w:space="0" w:color="000000"/>
-            </w:tcBorders>
-          </w:tcPr>
-          <w:p>
-            <w:pPr>
-              <w:pStyle w:val="TableContents"/>
-              <w:bidi w:val="0"/>
-              <w:jc w:val="start"/>
-              <w:rPr/>
-            </w:pPr>
-            <w:r>
-              <w:rPr/>
+              <w:left w:val="single" w:sz="4" w:space="0" w:color="000000"/>
+              <w:bottom w:val="single" w:sz="4" w:space="0" w:color="000000"/>
+              <w:right w:val="single" w:sz="4" w:space="0" w:color="000000"/>
+            </w:tcBorders>
+          </w:tcPr>
+          <w:p>
+            <w:pPr>
+              <w:pStyle w:val="TableContents"/>
+              <w:bidi w:val="0"/>
+              <w:jc w:val="left"/>
+              <w:rPr>
+                <w:lang w:val="hu-HU" w:eastAsia="zh-CN" w:bidi="hi-IN"/>
+              </w:rPr>
+            </w:pPr>
+            <w:r>
+              <w:rPr>
+                <w:lang w:val="hu-HU" w:eastAsia="zh-CN" w:bidi="hi-IN"/>
+              </w:rPr>
               <w:t>A rendszer menti az új státuszt és sorrendet</w:t>
             </w:r>
           </w:p>
@@ -2848,43 +3438,51 @@
         <w:trPr/>
         <w:tc>
           <w:tcPr>
+            <w:tcW w:w="4985" w:type="dxa"/>
+            <w:tcBorders>
+              <w:left w:val="single" w:sz="4" w:space="0" w:color="000000"/>
+              <w:bottom w:val="single" w:sz="4" w:space="0" w:color="000000"/>
+            </w:tcBorders>
+          </w:tcPr>
+          <w:p>
+            <w:pPr>
+              <w:pStyle w:val="TableContents"/>
+              <w:bidi w:val="0"/>
+              <w:jc w:val="left"/>
+              <w:rPr>
+                <w:lang w:val="hu-HU" w:eastAsia="zh-CN" w:bidi="hi-IN"/>
+              </w:rPr>
+            </w:pPr>
+            <w:r>
+              <w:rPr>
+                <w:lang w:val="hu-HU" w:eastAsia="zh-CN" w:bidi="hi-IN"/>
+              </w:rPr>
+              <w:t>Státuszváltás</w:t>
+            </w:r>
+          </w:p>
+        </w:tc>
+        <w:tc>
+          <w:tcPr>
             <w:tcW w:w="4986" w:type="dxa"/>
             <w:tcBorders>
-              <w:start w:val="single" w:sz="4" w:space="0" w:color="000000"/>
-              <w:bottom w:val="single" w:sz="4" w:space="0" w:color="000000"/>
-            </w:tcBorders>
-          </w:tcPr>
-          <w:p>
-            <w:pPr>
-              <w:pStyle w:val="TableContents"/>
-              <w:bidi w:val="0"/>
-              <w:jc w:val="start"/>
-              <w:rPr/>
-            </w:pPr>
-            <w:r>
-              <w:rPr/>
-              <w:t>Státuszváltás</w:t>
-            </w:r>
-          </w:p>
-        </w:tc>
-        <w:tc>
-          <w:tcPr>
-            <w:tcW w:w="4986" w:type="dxa"/>
-            <w:tcBorders>
-              <w:start w:val="single" w:sz="4" w:space="0" w:color="000000"/>
-              <w:bottom w:val="single" w:sz="4" w:space="0" w:color="000000"/>
-              <w:end w:val="single" w:sz="4" w:space="0" w:color="000000"/>
-            </w:tcBorders>
-          </w:tcPr>
-          <w:p>
-            <w:pPr>
-              <w:pStyle w:val="TableContents"/>
-              <w:bidi w:val="0"/>
-              <w:jc w:val="start"/>
-              <w:rPr/>
-            </w:pPr>
-            <w:r>
-              <w:rPr/>
+              <w:left w:val="single" w:sz="4" w:space="0" w:color="000000"/>
+              <w:bottom w:val="single" w:sz="4" w:space="0" w:color="000000"/>
+              <w:right w:val="single" w:sz="4" w:space="0" w:color="000000"/>
+            </w:tcBorders>
+          </w:tcPr>
+          <w:p>
+            <w:pPr>
+              <w:pStyle w:val="TableContents"/>
+              <w:bidi w:val="0"/>
+              <w:jc w:val="left"/>
+              <w:rPr>
+                <w:lang w:val="hu-HU" w:eastAsia="zh-CN" w:bidi="hi-IN"/>
+              </w:rPr>
+            </w:pPr>
+            <w:r>
+              <w:rPr>
+                <w:lang w:val="hu-HU" w:eastAsia="zh-CN" w:bidi="hi-IN"/>
+              </w:rPr>
               <w:t>Az adatbázis UPDATE művelettel frissül</w:t>
             </w:r>
           </w:p>
@@ -2899,12 +3497,16 @@
           <w:numId w:val="0"/>
         </w:numPr>
         <w:bidi w:val="0"/>
-        <w:ind w:hanging="0" w:start="0"/>
-        <w:jc w:val="start"/>
-        <w:rPr/>
-      </w:pPr>
-      <w:r>
-        <w:rPr/>
+        <w:ind w:hanging="0" w:left="0"/>
+        <w:jc w:val="left"/>
+        <w:rPr>
+          <w:lang w:val="hu-HU" w:eastAsia="zh-CN" w:bidi="hi-IN"/>
+        </w:rPr>
+      </w:pPr>
+      <w:r>
+        <w:rPr>
+          <w:lang w:val="hu-HU" w:eastAsia="zh-CN" w:bidi="hi-IN"/>
+        </w:rPr>
       </w:r>
       <w:r>
         <w:br w:type="page"/>
@@ -2913,13 +3515,22 @@
     <w:p>
       <w:pPr>
         <w:pStyle w:val="Heading1"/>
-        <w:bidi w:val="0"/>
-        <w:ind w:hanging="0" w:start="0"/>
-        <w:jc w:val="start"/>
-        <w:rPr/>
-      </w:pPr>
-      <w:r>
-        <w:rPr/>
+        <w:numPr>
+          <w:ilvl w:val="0"/>
+          <w:numId w:val="1"/>
+        </w:numPr>
+        <w:bidi w:val="0"/>
+        <w:spacing w:before="0" w:after="120"/>
+        <w:ind w:hanging="0" w:left="0"/>
+        <w:jc w:val="left"/>
+        <w:rPr>
+          <w:lang w:val="hu-HU" w:eastAsia="zh-CN" w:bidi="hi-IN"/>
+        </w:rPr>
+      </w:pPr>
+      <w:r>
+        <w:rPr>
+          <w:lang w:val="hu-HU" w:eastAsia="zh-CN" w:bidi="hi-IN"/>
+        </w:rPr>
         <w:t>Törlés, keresés és szűrés</w:t>
       </w:r>
     </w:p>
@@ -2927,24 +3538,36 @@
       <w:pPr>
         <w:pStyle w:val="BodyText"/>
         <w:bidi w:val="0"/>
-        <w:jc w:val="start"/>
-        <w:rPr/>
-      </w:pPr>
-      <w:r>
-        <w:rPr/>
+        <w:jc w:val="left"/>
+        <w:rPr>
+          <w:lang w:val="hu-HU" w:eastAsia="zh-CN" w:bidi="hi-IN"/>
+        </w:rPr>
+      </w:pPr>
+      <w:r>
+        <w:rPr>
+          <w:lang w:val="hu-HU" w:eastAsia="zh-CN" w:bidi="hi-IN"/>
+        </w:rPr>
         <w:t>A rendszer támogatja a gyors szűkítést és a véletlen törlés megerősítését.</w:t>
       </w:r>
     </w:p>
     <w:p>
       <w:pPr>
         <w:pStyle w:val="Heading2"/>
-        <w:bidi w:val="0"/>
-        <w:ind w:hanging="0" w:start="0"/>
-        <w:jc w:val="start"/>
-        <w:rPr/>
-      </w:pPr>
-      <w:r>
-        <w:rPr/>
+        <w:numPr>
+          <w:ilvl w:val="1"/>
+          <w:numId w:val="1"/>
+        </w:numPr>
+        <w:bidi w:val="0"/>
+        <w:ind w:hanging="0" w:left="0"/>
+        <w:jc w:val="left"/>
+        <w:rPr>
+          <w:lang w:val="hu-HU" w:eastAsia="zh-CN" w:bidi="hi-IN"/>
+        </w:rPr>
+      </w:pPr>
+      <w:r>
+        <w:rPr>
+          <w:lang w:val="hu-HU" w:eastAsia="zh-CN" w:bidi="hi-IN"/>
+        </w:rPr>
         <w:t>Törlés</w:t>
       </w:r>
     </w:p>
@@ -2956,11 +3579,15 @@
           <w:numId w:val="8"/>
         </w:numPr>
         <w:bidi w:val="0"/>
-        <w:jc w:val="start"/>
-        <w:rPr/>
-      </w:pPr>
-      <w:r>
-        <w:rPr/>
+        <w:jc w:val="left"/>
+        <w:rPr>
+          <w:lang w:val="hu-HU" w:eastAsia="zh-CN" w:bidi="hi-IN"/>
+        </w:rPr>
+      </w:pPr>
+      <w:r>
+        <w:rPr>
+          <w:lang w:val="hu-HU" w:eastAsia="zh-CN" w:bidi="hi-IN"/>
+        </w:rPr>
         <w:t>A felhasználó a törlés gombra kattint a feladatnál.</w:t>
       </w:r>
     </w:p>
@@ -2972,11 +3599,15 @@
           <w:numId w:val="8"/>
         </w:numPr>
         <w:bidi w:val="0"/>
-        <w:jc w:val="start"/>
-        <w:rPr/>
-      </w:pPr>
-      <w:r>
-        <w:rPr/>
+        <w:jc w:val="left"/>
+        <w:rPr>
+          <w:lang w:val="hu-HU" w:eastAsia="zh-CN" w:bidi="hi-IN"/>
+        </w:rPr>
+      </w:pPr>
+      <w:r>
+        <w:rPr>
+          <w:lang w:val="hu-HU" w:eastAsia="zh-CN" w:bidi="hi-IN"/>
+        </w:rPr>
         <w:t>A rendszer megerősítő dialógust jelenít meg.</w:t>
       </w:r>
     </w:p>
@@ -2988,11 +3619,15 @@
           <w:numId w:val="8"/>
         </w:numPr>
         <w:bidi w:val="0"/>
-        <w:jc w:val="start"/>
-        <w:rPr/>
-      </w:pPr>
-      <w:r>
-        <w:rPr/>
+        <w:jc w:val="left"/>
+        <w:rPr>
+          <w:lang w:val="hu-HU" w:eastAsia="zh-CN" w:bidi="hi-IN"/>
+        </w:rPr>
+      </w:pPr>
+      <w:r>
+        <w:rPr>
+          <w:lang w:val="hu-HU" w:eastAsia="zh-CN" w:bidi="hi-IN"/>
+        </w:rPr>
         <w:t>Megerősítés esetén a feladat törlődik az adatbázisból (DELETE) és eltűnik a listából.</w:t>
       </w:r>
     </w:p>
@@ -3004,24 +3639,36 @@
           <w:numId w:val="8"/>
         </w:numPr>
         <w:bidi w:val="0"/>
-        <w:jc w:val="start"/>
-        <w:rPr/>
-      </w:pPr>
-      <w:r>
-        <w:rPr/>
+        <w:jc w:val="left"/>
+        <w:rPr>
+          <w:lang w:val="hu-HU" w:eastAsia="zh-CN" w:bidi="hi-IN"/>
+        </w:rPr>
+      </w:pPr>
+      <w:r>
+        <w:rPr>
+          <w:lang w:val="hu-HU" w:eastAsia="zh-CN" w:bidi="hi-IN"/>
+        </w:rPr>
         <w:t>Megszakítás esetén nincs adatváltozás.</w:t>
       </w:r>
     </w:p>
     <w:p>
       <w:pPr>
         <w:pStyle w:val="Heading2"/>
-        <w:bidi w:val="0"/>
-        <w:ind w:hanging="0" w:start="0"/>
-        <w:jc w:val="start"/>
-        <w:rPr/>
-      </w:pPr>
-      <w:r>
-        <w:rPr/>
+        <w:numPr>
+          <w:ilvl w:val="1"/>
+          <w:numId w:val="1"/>
+        </w:numPr>
+        <w:bidi w:val="0"/>
+        <w:ind w:hanging="0" w:left="0"/>
+        <w:jc w:val="left"/>
+        <w:rPr>
+          <w:lang w:val="hu-HU" w:eastAsia="zh-CN" w:bidi="hi-IN"/>
+        </w:rPr>
+      </w:pPr>
+      <w:r>
+        <w:rPr>
+          <w:lang w:val="hu-HU" w:eastAsia="zh-CN" w:bidi="hi-IN"/>
+        </w:rPr>
         <w:t>Rendezés</w:t>
       </w:r>
     </w:p>
@@ -3029,85 +3676,109 @@
       <w:pPr>
         <w:pStyle w:val="BodyText"/>
         <w:bidi w:val="0"/>
-        <w:jc w:val="start"/>
+        <w:jc w:val="left"/>
+        <w:rPr>
+          <w:lang w:val="hu-HU" w:eastAsia="zh-CN" w:bidi="hi-IN"/>
+        </w:rPr>
+      </w:pPr>
+      <w:r>
         <w:rPr>
           <w:color w:val="FF0000"/>
-        </w:rPr>
-      </w:pPr>
-      <w:r>
+          <w:lang w:val="hu-HU" w:eastAsia="zh-CN" w:bidi="hi-IN"/>
+        </w:rPr>
+        <w:t>Roland majd beírja ide a működést.</w:t>
+      </w:r>
+    </w:p>
+    <w:p>
+      <w:pPr>
+        <w:pStyle w:val="BodyText"/>
+        <w:bidi w:val="0"/>
+        <w:jc w:val="left"/>
         <w:rPr>
           <w:color w:val="FF0000"/>
-        </w:rPr>
-        <w:t>Roland majd beírja ide a működést.</w:t>
+          <w:lang w:val="hu-HU" w:eastAsia="zh-CN" w:bidi="hi-IN"/>
+        </w:rPr>
+      </w:pPr>
+      <w:r>
+        <w:rPr>
+          <w:color w:val="FF0000"/>
+          <w:lang w:val="hu-HU" w:eastAsia="zh-CN" w:bidi="hi-IN"/>
+        </w:rPr>
+      </w:r>
+      <w:r>
+        <w:br w:type="page"/>
+      </w:r>
+    </w:p>
+    <w:p>
+      <w:pPr>
+        <w:pStyle w:val="Heading1"/>
+        <w:numPr>
+          <w:ilvl w:val="0"/>
+          <w:numId w:val="1"/>
+        </w:numPr>
+        <w:bidi w:val="0"/>
+        <w:spacing w:before="0" w:after="120"/>
+        <w:ind w:hanging="0" w:left="0"/>
+        <w:jc w:val="left"/>
+        <w:rPr>
+          <w:lang w:val="hu-HU" w:eastAsia="zh-CN" w:bidi="hi-IN"/>
+        </w:rPr>
+      </w:pPr>
+      <w:r>
+        <w:rPr>
+          <w:lang w:val="hu-HU" w:eastAsia="zh-CN" w:bidi="hi-IN"/>
+        </w:rPr>
+        <w:t>Elfogadási kritériumok és korlátozások</w:t>
       </w:r>
     </w:p>
     <w:p>
       <w:pPr>
         <w:pStyle w:val="BodyText"/>
         <w:bidi w:val="0"/>
-        <w:jc w:val="start"/>
-        <w:rPr>
-          <w:color w:val="FF0000"/>
-        </w:rPr>
-      </w:pPr>
-      <w:r>
-        <w:rPr>
-          <w:color w:val="FF0000"/>
-        </w:rPr>
-      </w:r>
-      <w:r>
-        <w:br w:type="page"/>
-      </w:r>
-    </w:p>
-    <w:p>
-      <w:pPr>
-        <w:pStyle w:val="Heading1"/>
-        <w:bidi w:val="0"/>
-        <w:ind w:hanging="0" w:start="0"/>
-        <w:jc w:val="start"/>
-        <w:rPr/>
-      </w:pPr>
-      <w:r>
-        <w:rPr/>
-        <w:t>Elfogadási kritériumok és korlátozások</w:t>
-      </w:r>
-    </w:p>
-    <w:p>
-      <w:pPr>
-        <w:pStyle w:val="BodyText"/>
-        <w:bidi w:val="0"/>
-        <w:jc w:val="start"/>
-        <w:rPr/>
-      </w:pPr>
-      <w:r>
-        <w:rPr/>
+        <w:jc w:val="left"/>
+        <w:rPr>
+          <w:lang w:val="hu-HU" w:eastAsia="zh-CN" w:bidi="hi-IN"/>
+        </w:rPr>
+      </w:pPr>
+      <w:r>
+        <w:rPr>
+          <w:lang w:val="hu-HU" w:eastAsia="zh-CN" w:bidi="hi-IN"/>
+        </w:rPr>
         <w:t>A projekt akkor tekinthető funkcionálisan átadhatónak, ha az alábbi ellenőrizhető feltételek teljesülnek.</w:t>
       </w:r>
     </w:p>
     <w:p>
       <w:pPr>
         <w:pStyle w:val="Heading2"/>
-        <w:bidi w:val="0"/>
-        <w:ind w:hanging="0" w:start="0"/>
-        <w:jc w:val="start"/>
-        <w:rPr/>
-      </w:pPr>
-      <w:r>
-        <w:rPr/>
+        <w:numPr>
+          <w:ilvl w:val="1"/>
+          <w:numId w:val="1"/>
+        </w:numPr>
+        <w:bidi w:val="0"/>
+        <w:ind w:hanging="0" w:left="0"/>
+        <w:jc w:val="left"/>
+        <w:rPr>
+          <w:lang w:val="hu-HU" w:eastAsia="zh-CN" w:bidi="hi-IN"/>
+        </w:rPr>
+      </w:pPr>
+      <w:r>
+        <w:rPr>
+          <w:lang w:val="hu-HU" w:eastAsia="zh-CN" w:bidi="hi-IN"/>
+        </w:rPr>
         <w:t>Átadási ellenőrzőlista</w:t>
       </w:r>
     </w:p>
     <w:tbl>
       <w:tblPr>
         <w:tblW w:w="5000" w:type="pct"/>
-        <w:jc w:val="start"/>
+        <w:jc w:val="left"/>
         <w:tblInd w:w="-5" w:type="dxa"/>
         <w:tblLayout w:type="fixed"/>
         <w:tblCellMar>
           <w:top w:w="55" w:type="dxa"/>
-          <w:start w:w="55" w:type="dxa"/>
+          <w:left w:w="55" w:type="dxa"/>
           <w:bottom w:w="55" w:type="dxa"/>
-          <w:end w:w="55" w:type="dxa"/>
+          <w:right w:w="55" w:type="dxa"/>
         </w:tblCellMar>
       </w:tblPr>
       <w:tblGrid>
@@ -3124,7 +3795,7 @@
             <w:tcW w:w="3324" w:type="dxa"/>
             <w:tcBorders>
               <w:top w:val="single" w:sz="4" w:space="0" w:color="000000"/>
-              <w:start w:val="single" w:sz="4" w:space="0" w:color="000000"/>
+              <w:left w:val="single" w:sz="4" w:space="0" w:color="000000"/>
               <w:bottom w:val="single" w:sz="4" w:space="0" w:color="000000"/>
             </w:tcBorders>
           </w:tcPr>
@@ -3132,11 +3803,15 @@
             <w:pPr>
               <w:pStyle w:val="TableHeading"/>
               <w:bidi w:val="0"/>
-              <w:jc w:val="start"/>
-              <w:rPr/>
-            </w:pPr>
-            <w:r>
-              <w:rPr/>
+              <w:jc w:val="left"/>
+              <w:rPr>
+                <w:lang w:val="hu-HU" w:eastAsia="zh-CN" w:bidi="hi-IN"/>
+              </w:rPr>
+            </w:pPr>
+            <w:r>
+              <w:rPr>
+                <w:lang w:val="hu-HU" w:eastAsia="zh-CN" w:bidi="hi-IN"/>
+              </w:rPr>
               <w:t>ID</w:t>
             </w:r>
           </w:p>
@@ -3146,7 +3821,7 @@
             <w:tcW w:w="3324" w:type="dxa"/>
             <w:tcBorders>
               <w:top w:val="single" w:sz="4" w:space="0" w:color="000000"/>
-              <w:start w:val="single" w:sz="4" w:space="0" w:color="000000"/>
+              <w:left w:val="single" w:sz="4" w:space="0" w:color="000000"/>
               <w:bottom w:val="single" w:sz="4" w:space="0" w:color="000000"/>
             </w:tcBorders>
           </w:tcPr>
@@ -3154,11 +3829,15 @@
             <w:pPr>
               <w:pStyle w:val="TableHeading"/>
               <w:bidi w:val="0"/>
-              <w:jc w:val="start"/>
-              <w:rPr/>
-            </w:pPr>
-            <w:r>
-              <w:rPr/>
+              <w:jc w:val="left"/>
+              <w:rPr>
+                <w:lang w:val="hu-HU" w:eastAsia="zh-CN" w:bidi="hi-IN"/>
+              </w:rPr>
+            </w:pPr>
+            <w:r>
+              <w:rPr>
+                <w:lang w:val="hu-HU" w:eastAsia="zh-CN" w:bidi="hi-IN"/>
+              </w:rPr>
               <w:t>Kritérium</w:t>
             </w:r>
           </w:p>
@@ -3168,20 +3847,24 @@
             <w:tcW w:w="3324" w:type="dxa"/>
             <w:tcBorders>
               <w:top w:val="single" w:sz="4" w:space="0" w:color="000000"/>
-              <w:start w:val="single" w:sz="4" w:space="0" w:color="000000"/>
-              <w:bottom w:val="single" w:sz="4" w:space="0" w:color="000000"/>
-              <w:end w:val="single" w:sz="4" w:space="0" w:color="000000"/>
+              <w:left w:val="single" w:sz="4" w:space="0" w:color="000000"/>
+              <w:bottom w:val="single" w:sz="4" w:space="0" w:color="000000"/>
+              <w:right w:val="single" w:sz="4" w:space="0" w:color="000000"/>
             </w:tcBorders>
           </w:tcPr>
           <w:p>
             <w:pPr>
               <w:pStyle w:val="TableHeading"/>
               <w:bidi w:val="0"/>
-              <w:jc w:val="start"/>
-              <w:rPr/>
-            </w:pPr>
-            <w:r>
-              <w:rPr/>
+              <w:jc w:val="left"/>
+              <w:rPr>
+                <w:lang w:val="hu-HU" w:eastAsia="zh-CN" w:bidi="hi-IN"/>
+              </w:rPr>
+            </w:pPr>
+            <w:r>
+              <w:rPr>
+                <w:lang w:val="hu-HU" w:eastAsia="zh-CN" w:bidi="hi-IN"/>
+              </w:rPr>
               <w:t>Elvárt állapot</w:t>
             </w:r>
           </w:p>
@@ -3193,19 +3876,23 @@
           <w:tcPr>
             <w:tcW w:w="3324" w:type="dxa"/>
             <w:tcBorders>
-              <w:start w:val="single" w:sz="4" w:space="0" w:color="000000"/>
-              <w:bottom w:val="single" w:sz="4" w:space="0" w:color="000000"/>
-            </w:tcBorders>
-          </w:tcPr>
-          <w:p>
-            <w:pPr>
-              <w:pStyle w:val="TableContents"/>
-              <w:bidi w:val="0"/>
-              <w:jc w:val="start"/>
-              <w:rPr/>
-            </w:pPr>
-            <w:r>
-              <w:rPr/>
+              <w:left w:val="single" w:sz="4" w:space="0" w:color="000000"/>
+              <w:bottom w:val="single" w:sz="4" w:space="0" w:color="000000"/>
+            </w:tcBorders>
+          </w:tcPr>
+          <w:p>
+            <w:pPr>
+              <w:pStyle w:val="TableContents"/>
+              <w:bidi w:val="0"/>
+              <w:jc w:val="left"/>
+              <w:rPr>
+                <w:lang w:val="hu-HU" w:eastAsia="zh-CN" w:bidi="hi-IN"/>
+              </w:rPr>
+            </w:pPr>
+            <w:r>
+              <w:rPr>
+                <w:lang w:val="hu-HU" w:eastAsia="zh-CN" w:bidi="hi-IN"/>
+              </w:rPr>
               <w:t>AC-01</w:t>
             </w:r>
           </w:p>
@@ -3214,19 +3901,23 @@
           <w:tcPr>
             <w:tcW w:w="3324" w:type="dxa"/>
             <w:tcBorders>
-              <w:start w:val="single" w:sz="4" w:space="0" w:color="000000"/>
-              <w:bottom w:val="single" w:sz="4" w:space="0" w:color="000000"/>
-            </w:tcBorders>
-          </w:tcPr>
-          <w:p>
-            <w:pPr>
-              <w:pStyle w:val="TableContents"/>
-              <w:bidi w:val="0"/>
-              <w:jc w:val="start"/>
-              <w:rPr/>
-            </w:pPr>
-            <w:r>
-              <w:rPr/>
+              <w:left w:val="single" w:sz="4" w:space="0" w:color="000000"/>
+              <w:bottom w:val="single" w:sz="4" w:space="0" w:color="000000"/>
+            </w:tcBorders>
+          </w:tcPr>
+          <w:p>
+            <w:pPr>
+              <w:pStyle w:val="TableContents"/>
+              <w:bidi w:val="0"/>
+              <w:jc w:val="left"/>
+              <w:rPr>
+                <w:lang w:val="hu-HU" w:eastAsia="zh-CN" w:bidi="hi-IN"/>
+              </w:rPr>
+            </w:pPr>
+            <w:r>
+              <w:rPr>
+                <w:lang w:val="hu-HU" w:eastAsia="zh-CN" w:bidi="hi-IN"/>
+              </w:rPr>
               <w:t>Regisztráció működik</w:t>
             </w:r>
           </w:p>
@@ -3235,20 +3926,24 @@
           <w:tcPr>
             <w:tcW w:w="3324" w:type="dxa"/>
             <w:tcBorders>
-              <w:start w:val="single" w:sz="4" w:space="0" w:color="000000"/>
-              <w:bottom w:val="single" w:sz="4" w:space="0" w:color="000000"/>
-              <w:end w:val="single" w:sz="4" w:space="0" w:color="000000"/>
-            </w:tcBorders>
-          </w:tcPr>
-          <w:p>
-            <w:pPr>
-              <w:pStyle w:val="TableContents"/>
-              <w:bidi w:val="0"/>
-              <w:jc w:val="start"/>
-              <w:rPr/>
-            </w:pPr>
-            <w:r>
-              <w:rPr/>
+              <w:left w:val="single" w:sz="4" w:space="0" w:color="000000"/>
+              <w:bottom w:val="single" w:sz="4" w:space="0" w:color="000000"/>
+              <w:right w:val="single" w:sz="4" w:space="0" w:color="000000"/>
+            </w:tcBorders>
+          </w:tcPr>
+          <w:p>
+            <w:pPr>
+              <w:pStyle w:val="TableContents"/>
+              <w:bidi w:val="0"/>
+              <w:jc w:val="left"/>
+              <w:rPr>
+                <w:lang w:val="hu-HU" w:eastAsia="zh-CN" w:bidi="hi-IN"/>
+              </w:rPr>
+            </w:pPr>
+            <w:r>
+              <w:rPr>
+                <w:lang w:val="hu-HU" w:eastAsia="zh-CN" w:bidi="hi-IN"/>
+              </w:rPr>
               <w:t>Teljesült</w:t>
             </w:r>
           </w:p>
@@ -3260,19 +3955,23 @@
           <w:tcPr>
             <w:tcW w:w="3324" w:type="dxa"/>
             <w:tcBorders>
-              <w:start w:val="single" w:sz="4" w:space="0" w:color="000000"/>
-              <w:bottom w:val="single" w:sz="4" w:space="0" w:color="000000"/>
-            </w:tcBorders>
-          </w:tcPr>
-          <w:p>
-            <w:pPr>
-              <w:pStyle w:val="TableContents"/>
-              <w:bidi w:val="0"/>
-              <w:jc w:val="start"/>
-              <w:rPr/>
-            </w:pPr>
-            <w:r>
-              <w:rPr/>
+              <w:left w:val="single" w:sz="4" w:space="0" w:color="000000"/>
+              <w:bottom w:val="single" w:sz="4" w:space="0" w:color="000000"/>
+            </w:tcBorders>
+          </w:tcPr>
+          <w:p>
+            <w:pPr>
+              <w:pStyle w:val="TableContents"/>
+              <w:bidi w:val="0"/>
+              <w:jc w:val="left"/>
+              <w:rPr>
+                <w:lang w:val="hu-HU" w:eastAsia="zh-CN" w:bidi="hi-IN"/>
+              </w:rPr>
+            </w:pPr>
+            <w:r>
+              <w:rPr>
+                <w:lang w:val="hu-HU" w:eastAsia="zh-CN" w:bidi="hi-IN"/>
+              </w:rPr>
               <w:t>AC-02</w:t>
             </w:r>
           </w:p>
@@ -3281,19 +3980,23 @@
           <w:tcPr>
             <w:tcW w:w="3324" w:type="dxa"/>
             <w:tcBorders>
-              <w:start w:val="single" w:sz="4" w:space="0" w:color="000000"/>
-              <w:bottom w:val="single" w:sz="4" w:space="0" w:color="000000"/>
-            </w:tcBorders>
-          </w:tcPr>
-          <w:p>
-            <w:pPr>
-              <w:pStyle w:val="TableContents"/>
-              <w:bidi w:val="0"/>
-              <w:jc w:val="start"/>
-              <w:rPr/>
-            </w:pPr>
-            <w:r>
-              <w:rPr/>
+              <w:left w:val="single" w:sz="4" w:space="0" w:color="000000"/>
+              <w:bottom w:val="single" w:sz="4" w:space="0" w:color="000000"/>
+            </w:tcBorders>
+          </w:tcPr>
+          <w:p>
+            <w:pPr>
+              <w:pStyle w:val="TableContents"/>
+              <w:bidi w:val="0"/>
+              <w:jc w:val="left"/>
+              <w:rPr>
+                <w:lang w:val="hu-HU" w:eastAsia="zh-CN" w:bidi="hi-IN"/>
+              </w:rPr>
+            </w:pPr>
+            <w:r>
+              <w:rPr>
+                <w:lang w:val="hu-HU" w:eastAsia="zh-CN" w:bidi="hi-IN"/>
+              </w:rPr>
               <w:t>Bejelentkezés helyes adatokkal sikeres</w:t>
             </w:r>
           </w:p>
@@ -3302,20 +4005,24 @@
           <w:tcPr>
             <w:tcW w:w="3324" w:type="dxa"/>
             <w:tcBorders>
-              <w:start w:val="single" w:sz="4" w:space="0" w:color="000000"/>
-              <w:bottom w:val="single" w:sz="4" w:space="0" w:color="000000"/>
-              <w:end w:val="single" w:sz="4" w:space="0" w:color="000000"/>
-            </w:tcBorders>
-          </w:tcPr>
-          <w:p>
-            <w:pPr>
-              <w:pStyle w:val="TableContents"/>
-              <w:bidi w:val="0"/>
-              <w:jc w:val="start"/>
-              <w:rPr/>
-            </w:pPr>
-            <w:r>
-              <w:rPr/>
+              <w:left w:val="single" w:sz="4" w:space="0" w:color="000000"/>
+              <w:bottom w:val="single" w:sz="4" w:space="0" w:color="000000"/>
+              <w:right w:val="single" w:sz="4" w:space="0" w:color="000000"/>
+            </w:tcBorders>
+          </w:tcPr>
+          <w:p>
+            <w:pPr>
+              <w:pStyle w:val="TableContents"/>
+              <w:bidi w:val="0"/>
+              <w:jc w:val="left"/>
+              <w:rPr>
+                <w:lang w:val="hu-HU" w:eastAsia="zh-CN" w:bidi="hi-IN"/>
+              </w:rPr>
+            </w:pPr>
+            <w:r>
+              <w:rPr>
+                <w:lang w:val="hu-HU" w:eastAsia="zh-CN" w:bidi="hi-IN"/>
+              </w:rPr>
               <w:t>Teljesült</w:t>
             </w:r>
           </w:p>
@@ -3327,19 +4034,23 @@
           <w:tcPr>
             <w:tcW w:w="3324" w:type="dxa"/>
             <w:tcBorders>
-              <w:start w:val="single" w:sz="4" w:space="0" w:color="000000"/>
-              <w:bottom w:val="single" w:sz="4" w:space="0" w:color="000000"/>
-            </w:tcBorders>
-          </w:tcPr>
-          <w:p>
-            <w:pPr>
-              <w:pStyle w:val="TableContents"/>
-              <w:bidi w:val="0"/>
-              <w:jc w:val="start"/>
-              <w:rPr/>
-            </w:pPr>
-            <w:r>
-              <w:rPr/>
+              <w:left w:val="single" w:sz="4" w:space="0" w:color="000000"/>
+              <w:bottom w:val="single" w:sz="4" w:space="0" w:color="000000"/>
+            </w:tcBorders>
+          </w:tcPr>
+          <w:p>
+            <w:pPr>
+              <w:pStyle w:val="TableContents"/>
+              <w:bidi w:val="0"/>
+              <w:jc w:val="left"/>
+              <w:rPr>
+                <w:lang w:val="hu-HU" w:eastAsia="zh-CN" w:bidi="hi-IN"/>
+              </w:rPr>
+            </w:pPr>
+            <w:r>
+              <w:rPr>
+                <w:lang w:val="hu-HU" w:eastAsia="zh-CN" w:bidi="hi-IN"/>
+              </w:rPr>
               <w:t>AC-03</w:t>
             </w:r>
           </w:p>
@@ -3348,19 +4059,23 @@
           <w:tcPr>
             <w:tcW w:w="3324" w:type="dxa"/>
             <w:tcBorders>
-              <w:start w:val="single" w:sz="4" w:space="0" w:color="000000"/>
-              <w:bottom w:val="single" w:sz="4" w:space="0" w:color="000000"/>
-            </w:tcBorders>
-          </w:tcPr>
-          <w:p>
-            <w:pPr>
-              <w:pStyle w:val="TableContents"/>
-              <w:bidi w:val="0"/>
-              <w:jc w:val="start"/>
-              <w:rPr/>
-            </w:pPr>
-            <w:r>
-              <w:rPr/>
+              <w:left w:val="single" w:sz="4" w:space="0" w:color="000000"/>
+              <w:bottom w:val="single" w:sz="4" w:space="0" w:color="000000"/>
+            </w:tcBorders>
+          </w:tcPr>
+          <w:p>
+            <w:pPr>
+              <w:pStyle w:val="TableContents"/>
+              <w:bidi w:val="0"/>
+              <w:jc w:val="left"/>
+              <w:rPr>
+                <w:lang w:val="hu-HU" w:eastAsia="zh-CN" w:bidi="hi-IN"/>
+              </w:rPr>
+            </w:pPr>
+            <w:r>
+              <w:rPr>
+                <w:lang w:val="hu-HU" w:eastAsia="zh-CN" w:bidi="hi-IN"/>
+              </w:rPr>
               <w:t>Bejelentkezés hibás adatokkal sikertelen</w:t>
             </w:r>
           </w:p>
@@ -3369,20 +4084,24 @@
           <w:tcPr>
             <w:tcW w:w="3324" w:type="dxa"/>
             <w:tcBorders>
-              <w:start w:val="single" w:sz="4" w:space="0" w:color="000000"/>
-              <w:bottom w:val="single" w:sz="4" w:space="0" w:color="000000"/>
-              <w:end w:val="single" w:sz="4" w:space="0" w:color="000000"/>
-            </w:tcBorders>
-          </w:tcPr>
-          <w:p>
-            <w:pPr>
-              <w:pStyle w:val="TableContents"/>
-              <w:bidi w:val="0"/>
-              <w:jc w:val="start"/>
-              <w:rPr/>
-            </w:pPr>
-            <w:r>
-              <w:rPr/>
+              <w:left w:val="single" w:sz="4" w:space="0" w:color="000000"/>
+              <w:bottom w:val="single" w:sz="4" w:space="0" w:color="000000"/>
+              <w:right w:val="single" w:sz="4" w:space="0" w:color="000000"/>
+            </w:tcBorders>
+          </w:tcPr>
+          <w:p>
+            <w:pPr>
+              <w:pStyle w:val="TableContents"/>
+              <w:bidi w:val="0"/>
+              <w:jc w:val="left"/>
+              <w:rPr>
+                <w:lang w:val="hu-HU" w:eastAsia="zh-CN" w:bidi="hi-IN"/>
+              </w:rPr>
+            </w:pPr>
+            <w:r>
+              <w:rPr>
+                <w:lang w:val="hu-HU" w:eastAsia="zh-CN" w:bidi="hi-IN"/>
+              </w:rPr>
               <w:t>Teljesült</w:t>
             </w:r>
           </w:p>
@@ -3394,19 +4113,23 @@
           <w:tcPr>
             <w:tcW w:w="3324" w:type="dxa"/>
             <w:tcBorders>
-              <w:start w:val="single" w:sz="4" w:space="0" w:color="000000"/>
-              <w:bottom w:val="single" w:sz="4" w:space="0" w:color="000000"/>
-            </w:tcBorders>
-          </w:tcPr>
-          <w:p>
-            <w:pPr>
-              <w:pStyle w:val="TableContents"/>
-              <w:bidi w:val="0"/>
-              <w:jc w:val="start"/>
-              <w:rPr/>
-            </w:pPr>
-            <w:r>
-              <w:rPr/>
+              <w:left w:val="single" w:sz="4" w:space="0" w:color="000000"/>
+              <w:bottom w:val="single" w:sz="4" w:space="0" w:color="000000"/>
+            </w:tcBorders>
+          </w:tcPr>
+          <w:p>
+            <w:pPr>
+              <w:pStyle w:val="TableContents"/>
+              <w:bidi w:val="0"/>
+              <w:jc w:val="left"/>
+              <w:rPr>
+                <w:lang w:val="hu-HU" w:eastAsia="zh-CN" w:bidi="hi-IN"/>
+              </w:rPr>
+            </w:pPr>
+            <w:r>
+              <w:rPr>
+                <w:lang w:val="hu-HU" w:eastAsia="zh-CN" w:bidi="hi-IN"/>
+              </w:rPr>
               <w:t>AC-04</w:t>
             </w:r>
           </w:p>
@@ -3415,19 +4138,23 @@
           <w:tcPr>
             <w:tcW w:w="3324" w:type="dxa"/>
             <w:tcBorders>
-              <w:start w:val="single" w:sz="4" w:space="0" w:color="000000"/>
-              <w:bottom w:val="single" w:sz="4" w:space="0" w:color="000000"/>
-            </w:tcBorders>
-          </w:tcPr>
-          <w:p>
-            <w:pPr>
-              <w:pStyle w:val="TableContents"/>
-              <w:bidi w:val="0"/>
-              <w:jc w:val="start"/>
-              <w:rPr/>
-            </w:pPr>
-            <w:r>
-              <w:rPr/>
+              <w:left w:val="single" w:sz="4" w:space="0" w:color="000000"/>
+              <w:bottom w:val="single" w:sz="4" w:space="0" w:color="000000"/>
+            </w:tcBorders>
+          </w:tcPr>
+          <w:p>
+            <w:pPr>
+              <w:pStyle w:val="TableContents"/>
+              <w:bidi w:val="0"/>
+              <w:jc w:val="left"/>
+              <w:rPr>
+                <w:lang w:val="hu-HU" w:eastAsia="zh-CN" w:bidi="hi-IN"/>
+              </w:rPr>
+            </w:pPr>
+            <w:r>
+              <w:rPr>
+                <w:lang w:val="hu-HU" w:eastAsia="zh-CN" w:bidi="hi-IN"/>
+              </w:rPr>
               <w:t>Kijelentkezés után a todo oldal nem érhető el</w:t>
             </w:r>
           </w:p>
@@ -3436,20 +4163,24 @@
           <w:tcPr>
             <w:tcW w:w="3324" w:type="dxa"/>
             <w:tcBorders>
-              <w:start w:val="single" w:sz="4" w:space="0" w:color="000000"/>
-              <w:bottom w:val="single" w:sz="4" w:space="0" w:color="000000"/>
-              <w:end w:val="single" w:sz="4" w:space="0" w:color="000000"/>
-            </w:tcBorders>
-          </w:tcPr>
-          <w:p>
-            <w:pPr>
-              <w:pStyle w:val="TableContents"/>
-              <w:bidi w:val="0"/>
-              <w:jc w:val="start"/>
-              <w:rPr/>
-            </w:pPr>
-            <w:r>
-              <w:rPr/>
+              <w:left w:val="single" w:sz="4" w:space="0" w:color="000000"/>
+              <w:bottom w:val="single" w:sz="4" w:space="0" w:color="000000"/>
+              <w:right w:val="single" w:sz="4" w:space="0" w:color="000000"/>
+            </w:tcBorders>
+          </w:tcPr>
+          <w:p>
+            <w:pPr>
+              <w:pStyle w:val="TableContents"/>
+              <w:bidi w:val="0"/>
+              <w:jc w:val="left"/>
+              <w:rPr>
+                <w:lang w:val="hu-HU" w:eastAsia="zh-CN" w:bidi="hi-IN"/>
+              </w:rPr>
+            </w:pPr>
+            <w:r>
+              <w:rPr>
+                <w:lang w:val="hu-HU" w:eastAsia="zh-CN" w:bidi="hi-IN"/>
+              </w:rPr>
               <w:t>Teljesült</w:t>
             </w:r>
           </w:p>
@@ -3461,19 +4192,23 @@
           <w:tcPr>
             <w:tcW w:w="3324" w:type="dxa"/>
             <w:tcBorders>
-              <w:start w:val="single" w:sz="4" w:space="0" w:color="000000"/>
-              <w:bottom w:val="single" w:sz="4" w:space="0" w:color="000000"/>
-            </w:tcBorders>
-          </w:tcPr>
-          <w:p>
-            <w:pPr>
-              <w:pStyle w:val="TableContents"/>
-              <w:bidi w:val="0"/>
-              <w:jc w:val="start"/>
-              <w:rPr/>
-            </w:pPr>
-            <w:r>
-              <w:rPr/>
+              <w:left w:val="single" w:sz="4" w:space="0" w:color="000000"/>
+              <w:bottom w:val="single" w:sz="4" w:space="0" w:color="000000"/>
+            </w:tcBorders>
+          </w:tcPr>
+          <w:p>
+            <w:pPr>
+              <w:pStyle w:val="TableContents"/>
+              <w:bidi w:val="0"/>
+              <w:jc w:val="left"/>
+              <w:rPr>
+                <w:lang w:val="hu-HU" w:eastAsia="zh-CN" w:bidi="hi-IN"/>
+              </w:rPr>
+            </w:pPr>
+            <w:r>
+              <w:rPr>
+                <w:lang w:val="hu-HU" w:eastAsia="zh-CN" w:bidi="hi-IN"/>
+              </w:rPr>
               <w:t>AC-05</w:t>
             </w:r>
           </w:p>
@@ -3482,19 +4217,23 @@
           <w:tcPr>
             <w:tcW w:w="3324" w:type="dxa"/>
             <w:tcBorders>
-              <w:start w:val="single" w:sz="4" w:space="0" w:color="000000"/>
-              <w:bottom w:val="single" w:sz="4" w:space="0" w:color="000000"/>
-            </w:tcBorders>
-          </w:tcPr>
-          <w:p>
-            <w:pPr>
-              <w:pStyle w:val="TableContents"/>
-              <w:bidi w:val="0"/>
-              <w:jc w:val="start"/>
-              <w:rPr/>
-            </w:pPr>
-            <w:r>
-              <w:rPr/>
+              <w:left w:val="single" w:sz="4" w:space="0" w:color="000000"/>
+              <w:bottom w:val="single" w:sz="4" w:space="0" w:color="000000"/>
+            </w:tcBorders>
+          </w:tcPr>
+          <w:p>
+            <w:pPr>
+              <w:pStyle w:val="TableContents"/>
+              <w:bidi w:val="0"/>
+              <w:jc w:val="left"/>
+              <w:rPr>
+                <w:lang w:val="hu-HU" w:eastAsia="zh-CN" w:bidi="hi-IN"/>
+              </w:rPr>
+            </w:pPr>
+            <w:r>
+              <w:rPr>
+                <w:lang w:val="hu-HU" w:eastAsia="zh-CN" w:bidi="hi-IN"/>
+              </w:rPr>
               <w:t>Feladat létrehozható minden kötelező mezővel</w:t>
             </w:r>
           </w:p>
@@ -3503,20 +4242,24 @@
           <w:tcPr>
             <w:tcW w:w="3324" w:type="dxa"/>
             <w:tcBorders>
-              <w:start w:val="single" w:sz="4" w:space="0" w:color="000000"/>
-              <w:bottom w:val="single" w:sz="4" w:space="0" w:color="000000"/>
-              <w:end w:val="single" w:sz="4" w:space="0" w:color="000000"/>
-            </w:tcBorders>
-          </w:tcPr>
-          <w:p>
-            <w:pPr>
-              <w:pStyle w:val="TableContents"/>
-              <w:bidi w:val="0"/>
-              <w:jc w:val="start"/>
-              <w:rPr/>
-            </w:pPr>
-            <w:r>
-              <w:rPr/>
+              <w:left w:val="single" w:sz="4" w:space="0" w:color="000000"/>
+              <w:bottom w:val="single" w:sz="4" w:space="0" w:color="000000"/>
+              <w:right w:val="single" w:sz="4" w:space="0" w:color="000000"/>
+            </w:tcBorders>
+          </w:tcPr>
+          <w:p>
+            <w:pPr>
+              <w:pStyle w:val="TableContents"/>
+              <w:bidi w:val="0"/>
+              <w:jc w:val="left"/>
+              <w:rPr>
+                <w:lang w:val="hu-HU" w:eastAsia="zh-CN" w:bidi="hi-IN"/>
+              </w:rPr>
+            </w:pPr>
+            <w:r>
+              <w:rPr>
+                <w:lang w:val="hu-HU" w:eastAsia="zh-CN" w:bidi="hi-IN"/>
+              </w:rPr>
               <w:t>Teljesült</w:t>
             </w:r>
           </w:p>
@@ -3528,19 +4271,23 @@
           <w:tcPr>
             <w:tcW w:w="3324" w:type="dxa"/>
             <w:tcBorders>
-              <w:start w:val="single" w:sz="4" w:space="0" w:color="000000"/>
-              <w:bottom w:val="single" w:sz="4" w:space="0" w:color="000000"/>
-            </w:tcBorders>
-          </w:tcPr>
-          <w:p>
-            <w:pPr>
-              <w:pStyle w:val="TableContents"/>
-              <w:bidi w:val="0"/>
-              <w:jc w:val="start"/>
-              <w:rPr/>
-            </w:pPr>
-            <w:r>
-              <w:rPr/>
+              <w:left w:val="single" w:sz="4" w:space="0" w:color="000000"/>
+              <w:bottom w:val="single" w:sz="4" w:space="0" w:color="000000"/>
+            </w:tcBorders>
+          </w:tcPr>
+          <w:p>
+            <w:pPr>
+              <w:pStyle w:val="TableContents"/>
+              <w:bidi w:val="0"/>
+              <w:jc w:val="left"/>
+              <w:rPr>
+                <w:lang w:val="hu-HU" w:eastAsia="zh-CN" w:bidi="hi-IN"/>
+              </w:rPr>
+            </w:pPr>
+            <w:r>
+              <w:rPr>
+                <w:lang w:val="hu-HU" w:eastAsia="zh-CN" w:bidi="hi-IN"/>
+              </w:rPr>
               <w:t>AC-06</w:t>
             </w:r>
           </w:p>
@@ -3549,19 +4296,23 @@
           <w:tcPr>
             <w:tcW w:w="3324" w:type="dxa"/>
             <w:tcBorders>
-              <w:start w:val="single" w:sz="4" w:space="0" w:color="000000"/>
-              <w:bottom w:val="single" w:sz="4" w:space="0" w:color="000000"/>
-            </w:tcBorders>
-          </w:tcPr>
-          <w:p>
-            <w:pPr>
-              <w:pStyle w:val="TableContents"/>
-              <w:bidi w:val="0"/>
-              <w:jc w:val="start"/>
-              <w:rPr/>
-            </w:pPr>
-            <w:r>
-              <w:rPr/>
+              <w:left w:val="single" w:sz="4" w:space="0" w:color="000000"/>
+              <w:bottom w:val="single" w:sz="4" w:space="0" w:color="000000"/>
+            </w:tcBorders>
+          </w:tcPr>
+          <w:p>
+            <w:pPr>
+              <w:pStyle w:val="TableContents"/>
+              <w:bidi w:val="0"/>
+              <w:jc w:val="left"/>
+              <w:rPr>
+                <w:lang w:val="hu-HU" w:eastAsia="zh-CN" w:bidi="hi-IN"/>
+              </w:rPr>
+            </w:pPr>
+            <w:r>
+              <w:rPr>
+                <w:lang w:val="hu-HU" w:eastAsia="zh-CN" w:bidi="hi-IN"/>
+              </w:rPr>
               <w:t>Három karakternél rövidebb cím nem menthető</w:t>
             </w:r>
           </w:p>
@@ -3570,20 +4321,24 @@
           <w:tcPr>
             <w:tcW w:w="3324" w:type="dxa"/>
             <w:tcBorders>
-              <w:start w:val="single" w:sz="4" w:space="0" w:color="000000"/>
-              <w:bottom w:val="single" w:sz="4" w:space="0" w:color="000000"/>
-              <w:end w:val="single" w:sz="4" w:space="0" w:color="000000"/>
-            </w:tcBorders>
-          </w:tcPr>
-          <w:p>
-            <w:pPr>
-              <w:pStyle w:val="TableContents"/>
-              <w:bidi w:val="0"/>
-              <w:jc w:val="start"/>
-              <w:rPr/>
-            </w:pPr>
-            <w:r>
-              <w:rPr/>
+              <w:left w:val="single" w:sz="4" w:space="0" w:color="000000"/>
+              <w:bottom w:val="single" w:sz="4" w:space="0" w:color="000000"/>
+              <w:right w:val="single" w:sz="4" w:space="0" w:color="000000"/>
+            </w:tcBorders>
+          </w:tcPr>
+          <w:p>
+            <w:pPr>
+              <w:pStyle w:val="TableContents"/>
+              <w:bidi w:val="0"/>
+              <w:jc w:val="left"/>
+              <w:rPr>
+                <w:lang w:val="hu-HU" w:eastAsia="zh-CN" w:bidi="hi-IN"/>
+              </w:rPr>
+            </w:pPr>
+            <w:r>
+              <w:rPr>
+                <w:lang w:val="hu-HU" w:eastAsia="zh-CN" w:bidi="hi-IN"/>
+              </w:rPr>
               <w:t>Teljesült</w:t>
             </w:r>
           </w:p>
@@ -3595,19 +4350,23 @@
           <w:tcPr>
             <w:tcW w:w="3324" w:type="dxa"/>
             <w:tcBorders>
-              <w:start w:val="single" w:sz="4" w:space="0" w:color="000000"/>
-              <w:bottom w:val="single" w:sz="4" w:space="0" w:color="000000"/>
-            </w:tcBorders>
-          </w:tcPr>
-          <w:p>
-            <w:pPr>
-              <w:pStyle w:val="TableContents"/>
-              <w:bidi w:val="0"/>
-              <w:jc w:val="start"/>
-              <w:rPr/>
-            </w:pPr>
-            <w:r>
-              <w:rPr/>
+              <w:left w:val="single" w:sz="4" w:space="0" w:color="000000"/>
+              <w:bottom w:val="single" w:sz="4" w:space="0" w:color="000000"/>
+            </w:tcBorders>
+          </w:tcPr>
+          <w:p>
+            <w:pPr>
+              <w:pStyle w:val="TableContents"/>
+              <w:bidi w:val="0"/>
+              <w:jc w:val="left"/>
+              <w:rPr>
+                <w:lang w:val="hu-HU" w:eastAsia="zh-CN" w:bidi="hi-IN"/>
+              </w:rPr>
+            </w:pPr>
+            <w:r>
+              <w:rPr>
+                <w:lang w:val="hu-HU" w:eastAsia="zh-CN" w:bidi="hi-IN"/>
+              </w:rPr>
               <w:t>AC-07</w:t>
             </w:r>
           </w:p>
@@ -3616,19 +4375,23 @@
           <w:tcPr>
             <w:tcW w:w="3324" w:type="dxa"/>
             <w:tcBorders>
-              <w:start w:val="single" w:sz="4" w:space="0" w:color="000000"/>
-              <w:bottom w:val="single" w:sz="4" w:space="0" w:color="000000"/>
-            </w:tcBorders>
-          </w:tcPr>
-          <w:p>
-            <w:pPr>
-              <w:pStyle w:val="TableContents"/>
-              <w:bidi w:val="0"/>
-              <w:jc w:val="start"/>
-              <w:rPr/>
-            </w:pPr>
-            <w:r>
-              <w:rPr/>
+              <w:left w:val="single" w:sz="4" w:space="0" w:color="000000"/>
+              <w:bottom w:val="single" w:sz="4" w:space="0" w:color="000000"/>
+            </w:tcBorders>
+          </w:tcPr>
+          <w:p>
+            <w:pPr>
+              <w:pStyle w:val="TableContents"/>
+              <w:bidi w:val="0"/>
+              <w:jc w:val="left"/>
+              <w:rPr>
+                <w:lang w:val="hu-HU" w:eastAsia="zh-CN" w:bidi="hi-IN"/>
+              </w:rPr>
+            </w:pPr>
+            <w:r>
+              <w:rPr>
+                <w:lang w:val="hu-HU" w:eastAsia="zh-CN" w:bidi="hi-IN"/>
+              </w:rPr>
               <w:t>Feladat szerkeszthető és törölhető</w:t>
             </w:r>
           </w:p>
@@ -3637,20 +4400,24 @@
           <w:tcPr>
             <w:tcW w:w="3324" w:type="dxa"/>
             <w:tcBorders>
-              <w:start w:val="single" w:sz="4" w:space="0" w:color="000000"/>
-              <w:bottom w:val="single" w:sz="4" w:space="0" w:color="000000"/>
-              <w:end w:val="single" w:sz="4" w:space="0" w:color="000000"/>
-            </w:tcBorders>
-          </w:tcPr>
-          <w:p>
-            <w:pPr>
-              <w:pStyle w:val="TableContents"/>
-              <w:bidi w:val="0"/>
-              <w:jc w:val="start"/>
-              <w:rPr/>
-            </w:pPr>
-            <w:r>
-              <w:rPr/>
+              <w:left w:val="single" w:sz="4" w:space="0" w:color="000000"/>
+              <w:bottom w:val="single" w:sz="4" w:space="0" w:color="000000"/>
+              <w:right w:val="single" w:sz="4" w:space="0" w:color="000000"/>
+            </w:tcBorders>
+          </w:tcPr>
+          <w:p>
+            <w:pPr>
+              <w:pStyle w:val="TableContents"/>
+              <w:bidi w:val="0"/>
+              <w:jc w:val="left"/>
+              <w:rPr>
+                <w:lang w:val="hu-HU" w:eastAsia="zh-CN" w:bidi="hi-IN"/>
+              </w:rPr>
+            </w:pPr>
+            <w:r>
+              <w:rPr>
+                <w:lang w:val="hu-HU" w:eastAsia="zh-CN" w:bidi="hi-IN"/>
+              </w:rPr>
               <w:t>Teljesült</w:t>
             </w:r>
           </w:p>
@@ -3662,19 +4429,23 @@
           <w:tcPr>
             <w:tcW w:w="3324" w:type="dxa"/>
             <w:tcBorders>
-              <w:start w:val="single" w:sz="4" w:space="0" w:color="000000"/>
-              <w:bottom w:val="single" w:sz="4" w:space="0" w:color="000000"/>
-            </w:tcBorders>
-          </w:tcPr>
-          <w:p>
-            <w:pPr>
-              <w:pStyle w:val="TableContents"/>
-              <w:bidi w:val="0"/>
-              <w:jc w:val="start"/>
-              <w:rPr/>
-            </w:pPr>
-            <w:r>
-              <w:rPr/>
+              <w:left w:val="single" w:sz="4" w:space="0" w:color="000000"/>
+              <w:bottom w:val="single" w:sz="4" w:space="0" w:color="000000"/>
+            </w:tcBorders>
+          </w:tcPr>
+          <w:p>
+            <w:pPr>
+              <w:pStyle w:val="TableContents"/>
+              <w:bidi w:val="0"/>
+              <w:jc w:val="left"/>
+              <w:rPr>
+                <w:lang w:val="hu-HU" w:eastAsia="zh-CN" w:bidi="hi-IN"/>
+              </w:rPr>
+            </w:pPr>
+            <w:r>
+              <w:rPr>
+                <w:lang w:val="hu-HU" w:eastAsia="zh-CN" w:bidi="hi-IN"/>
+              </w:rPr>
               <w:t>AC-08</w:t>
             </w:r>
           </w:p>
@@ -3683,19 +4454,23 @@
           <w:tcPr>
             <w:tcW w:w="3324" w:type="dxa"/>
             <w:tcBorders>
-              <w:start w:val="single" w:sz="4" w:space="0" w:color="000000"/>
-              <w:bottom w:val="single" w:sz="4" w:space="0" w:color="000000"/>
-            </w:tcBorders>
-          </w:tcPr>
-          <w:p>
-            <w:pPr>
-              <w:pStyle w:val="TableContents"/>
-              <w:bidi w:val="0"/>
-              <w:jc w:val="start"/>
-              <w:rPr/>
-            </w:pPr>
-            <w:r>
-              <w:rPr/>
+              <w:left w:val="single" w:sz="4" w:space="0" w:color="000000"/>
+              <w:bottom w:val="single" w:sz="4" w:space="0" w:color="000000"/>
+            </w:tcBorders>
+          </w:tcPr>
+          <w:p>
+            <w:pPr>
+              <w:pStyle w:val="TableContents"/>
+              <w:bidi w:val="0"/>
+              <w:jc w:val="left"/>
+              <w:rPr>
+                <w:lang w:val="hu-HU" w:eastAsia="zh-CN" w:bidi="hi-IN"/>
+              </w:rPr>
+            </w:pPr>
+            <w:r>
+              <w:rPr>
+                <w:lang w:val="hu-HU" w:eastAsia="zh-CN" w:bidi="hi-IN"/>
+              </w:rPr>
               <w:t>Kártya drag &amp; drop módszerrel mozgatható</w:t>
             </w:r>
           </w:p>
@@ -3704,20 +4479,24 @@
           <w:tcPr>
             <w:tcW w:w="3324" w:type="dxa"/>
             <w:tcBorders>
-              <w:start w:val="single" w:sz="4" w:space="0" w:color="000000"/>
-              <w:bottom w:val="single" w:sz="4" w:space="0" w:color="000000"/>
-              <w:end w:val="single" w:sz="4" w:space="0" w:color="000000"/>
-            </w:tcBorders>
-          </w:tcPr>
-          <w:p>
-            <w:pPr>
-              <w:pStyle w:val="TableContents"/>
-              <w:bidi w:val="0"/>
-              <w:jc w:val="start"/>
-              <w:rPr/>
-            </w:pPr>
-            <w:r>
-              <w:rPr/>
+              <w:left w:val="single" w:sz="4" w:space="0" w:color="000000"/>
+              <w:bottom w:val="single" w:sz="4" w:space="0" w:color="000000"/>
+              <w:right w:val="single" w:sz="4" w:space="0" w:color="000000"/>
+            </w:tcBorders>
+          </w:tcPr>
+          <w:p>
+            <w:pPr>
+              <w:pStyle w:val="TableContents"/>
+              <w:bidi w:val="0"/>
+              <w:jc w:val="left"/>
+              <w:rPr>
+                <w:lang w:val="hu-HU" w:eastAsia="zh-CN" w:bidi="hi-IN"/>
+              </w:rPr>
+            </w:pPr>
+            <w:r>
+              <w:rPr>
+                <w:lang w:val="hu-HU" w:eastAsia="zh-CN" w:bidi="hi-IN"/>
+              </w:rPr>
               <w:t>Teljesült</w:t>
             </w:r>
           </w:p>
@@ -3729,24 +4508,24 @@
           <w:tcPr>
             <w:tcW w:w="3324" w:type="dxa"/>
             <w:tcBorders>
-              <w:start w:val="single" w:sz="4" w:space="0" w:color="000000"/>
-              <w:bottom w:val="single" w:sz="4" w:space="0" w:color="000000"/>
-            </w:tcBorders>
-          </w:tcPr>
-          <w:p>
-            <w:pPr>
-              <w:pStyle w:val="TableContents"/>
-              <w:bidi w:val="0"/>
-              <w:jc w:val="start"/>
-              <w:rPr/>
-            </w:pPr>
-            <w:r>
-              <w:rPr/>
-              <w:t>AC-</w:t>
-            </w:r>
-            <w:r>
-              <w:rPr/>
-              <w:t>09</w:t>
+              <w:left w:val="single" w:sz="4" w:space="0" w:color="000000"/>
+              <w:bottom w:val="single" w:sz="4" w:space="0" w:color="000000"/>
+            </w:tcBorders>
+          </w:tcPr>
+          <w:p>
+            <w:pPr>
+              <w:pStyle w:val="TableContents"/>
+              <w:bidi w:val="0"/>
+              <w:jc w:val="left"/>
+              <w:rPr>
+                <w:lang w:val="hu-HU" w:eastAsia="zh-CN" w:bidi="hi-IN"/>
+              </w:rPr>
+            </w:pPr>
+            <w:r>
+              <w:rPr>
+                <w:lang w:val="hu-HU" w:eastAsia="zh-CN" w:bidi="hi-IN"/>
+              </w:rPr>
+              <w:t>AC-09</w:t>
             </w:r>
           </w:p>
         </w:tc>
@@ -3754,19 +4533,23 @@
           <w:tcPr>
             <w:tcW w:w="3324" w:type="dxa"/>
             <w:tcBorders>
-              <w:start w:val="single" w:sz="4" w:space="0" w:color="000000"/>
-              <w:bottom w:val="single" w:sz="4" w:space="0" w:color="000000"/>
-            </w:tcBorders>
-          </w:tcPr>
-          <w:p>
-            <w:pPr>
-              <w:pStyle w:val="TableContents"/>
-              <w:bidi w:val="0"/>
-              <w:jc w:val="start"/>
-              <w:rPr/>
-            </w:pPr>
-            <w:r>
-              <w:rPr/>
+              <w:left w:val="single" w:sz="4" w:space="0" w:color="000000"/>
+              <w:bottom w:val="single" w:sz="4" w:space="0" w:color="000000"/>
+            </w:tcBorders>
+          </w:tcPr>
+          <w:p>
+            <w:pPr>
+              <w:pStyle w:val="TableContents"/>
+              <w:bidi w:val="0"/>
+              <w:jc w:val="left"/>
+              <w:rPr>
+                <w:lang w:val="hu-HU" w:eastAsia="zh-CN" w:bidi="hi-IN"/>
+              </w:rPr>
+            </w:pPr>
+            <w:r>
+              <w:rPr>
+                <w:lang w:val="hu-HU" w:eastAsia="zh-CN" w:bidi="hi-IN"/>
+              </w:rPr>
               <w:t>Oldalfrissítés megőrzi az adatokat</w:t>
             </w:r>
           </w:p>
@@ -3775,20 +4558,24 @@
           <w:tcPr>
             <w:tcW w:w="3324" w:type="dxa"/>
             <w:tcBorders>
-              <w:start w:val="single" w:sz="4" w:space="0" w:color="000000"/>
-              <w:bottom w:val="single" w:sz="4" w:space="0" w:color="000000"/>
-              <w:end w:val="single" w:sz="4" w:space="0" w:color="000000"/>
-            </w:tcBorders>
-          </w:tcPr>
-          <w:p>
-            <w:pPr>
-              <w:pStyle w:val="TableContents"/>
-              <w:bidi w:val="0"/>
-              <w:jc w:val="start"/>
-              <w:rPr/>
-            </w:pPr>
-            <w:r>
-              <w:rPr/>
+              <w:left w:val="single" w:sz="4" w:space="0" w:color="000000"/>
+              <w:bottom w:val="single" w:sz="4" w:space="0" w:color="000000"/>
+              <w:right w:val="single" w:sz="4" w:space="0" w:color="000000"/>
+            </w:tcBorders>
+          </w:tcPr>
+          <w:p>
+            <w:pPr>
+              <w:pStyle w:val="TableContents"/>
+              <w:bidi w:val="0"/>
+              <w:jc w:val="left"/>
+              <w:rPr>
+                <w:lang w:val="hu-HU" w:eastAsia="zh-CN" w:bidi="hi-IN"/>
+              </w:rPr>
+            </w:pPr>
+            <w:r>
+              <w:rPr>
+                <w:lang w:val="hu-HU" w:eastAsia="zh-CN" w:bidi="hi-IN"/>
+              </w:rPr>
               <w:t>Teljesült</w:t>
             </w:r>
           </w:p>
@@ -3800,24 +4587,24 @@
           <w:tcPr>
             <w:tcW w:w="3324" w:type="dxa"/>
             <w:tcBorders>
-              <w:start w:val="single" w:sz="4" w:space="0" w:color="000000"/>
-              <w:bottom w:val="single" w:sz="4" w:space="0" w:color="000000"/>
-            </w:tcBorders>
-          </w:tcPr>
-          <w:p>
-            <w:pPr>
-              <w:pStyle w:val="TableContents"/>
-              <w:bidi w:val="0"/>
-              <w:jc w:val="start"/>
-              <w:rPr/>
-            </w:pPr>
-            <w:r>
-              <w:rPr/>
-              <w:t>AC-1</w:t>
-            </w:r>
-            <w:r>
-              <w:rPr/>
-              <w:t>0</w:t>
+              <w:left w:val="single" w:sz="4" w:space="0" w:color="000000"/>
+              <w:bottom w:val="single" w:sz="4" w:space="0" w:color="000000"/>
+            </w:tcBorders>
+          </w:tcPr>
+          <w:p>
+            <w:pPr>
+              <w:pStyle w:val="TableContents"/>
+              <w:bidi w:val="0"/>
+              <w:jc w:val="left"/>
+              <w:rPr>
+                <w:lang w:val="hu-HU" w:eastAsia="zh-CN" w:bidi="hi-IN"/>
+              </w:rPr>
+            </w:pPr>
+            <w:r>
+              <w:rPr>
+                <w:lang w:val="hu-HU" w:eastAsia="zh-CN" w:bidi="hi-IN"/>
+              </w:rPr>
+              <w:t>AC-10</w:t>
             </w:r>
           </w:p>
         </w:tc>
@@ -3825,19 +4612,23 @@
           <w:tcPr>
             <w:tcW w:w="3324" w:type="dxa"/>
             <w:tcBorders>
-              <w:start w:val="single" w:sz="4" w:space="0" w:color="000000"/>
-              <w:bottom w:val="single" w:sz="4" w:space="0" w:color="000000"/>
-            </w:tcBorders>
-          </w:tcPr>
-          <w:p>
-            <w:pPr>
-              <w:pStyle w:val="TableContents"/>
-              <w:bidi w:val="0"/>
-              <w:jc w:val="start"/>
-              <w:rPr/>
-            </w:pPr>
-            <w:r>
-              <w:rPr/>
+              <w:left w:val="single" w:sz="4" w:space="0" w:color="000000"/>
+              <w:bottom w:val="single" w:sz="4" w:space="0" w:color="000000"/>
+            </w:tcBorders>
+          </w:tcPr>
+          <w:p>
+            <w:pPr>
+              <w:pStyle w:val="TableContents"/>
+              <w:bidi w:val="0"/>
+              <w:jc w:val="left"/>
+              <w:rPr>
+                <w:lang w:val="hu-HU" w:eastAsia="zh-CN" w:bidi="hi-IN"/>
+              </w:rPr>
+            </w:pPr>
+            <w:r>
+              <w:rPr>
+                <w:lang w:val="hu-HU" w:eastAsia="zh-CN" w:bidi="hi-IN"/>
+              </w:rPr>
               <w:t>Adatok MySQL adatbázisban tárolódnak</w:t>
             </w:r>
           </w:p>
@@ -3846,20 +4637,24 @@
           <w:tcPr>
             <w:tcW w:w="3324" w:type="dxa"/>
             <w:tcBorders>
-              <w:start w:val="single" w:sz="4" w:space="0" w:color="000000"/>
-              <w:bottom w:val="single" w:sz="4" w:space="0" w:color="000000"/>
-              <w:end w:val="single" w:sz="4" w:space="0" w:color="000000"/>
-            </w:tcBorders>
-          </w:tcPr>
-          <w:p>
-            <w:pPr>
-              <w:pStyle w:val="TableContents"/>
-              <w:bidi w:val="0"/>
-              <w:jc w:val="start"/>
-              <w:rPr/>
-            </w:pPr>
-            <w:r>
-              <w:rPr/>
+              <w:left w:val="single" w:sz="4" w:space="0" w:color="000000"/>
+              <w:bottom w:val="single" w:sz="4" w:space="0" w:color="000000"/>
+              <w:right w:val="single" w:sz="4" w:space="0" w:color="000000"/>
+            </w:tcBorders>
+          </w:tcPr>
+          <w:p>
+            <w:pPr>
+              <w:pStyle w:val="TableContents"/>
+              <w:bidi w:val="0"/>
+              <w:jc w:val="left"/>
+              <w:rPr>
+                <w:lang w:val="hu-HU" w:eastAsia="zh-CN" w:bidi="hi-IN"/>
+              </w:rPr>
+            </w:pPr>
+            <w:r>
+              <w:rPr>
+                <w:lang w:val="hu-HU" w:eastAsia="zh-CN" w:bidi="hi-IN"/>
+              </w:rPr>
               <w:t>Teljesült</w:t>
             </w:r>
           </w:p>
@@ -3871,24 +4666,24 @@
           <w:tcPr>
             <w:tcW w:w="3324" w:type="dxa"/>
             <w:tcBorders>
-              <w:start w:val="single" w:sz="4" w:space="0" w:color="000000"/>
-              <w:bottom w:val="single" w:sz="4" w:space="0" w:color="000000"/>
-            </w:tcBorders>
-          </w:tcPr>
-          <w:p>
-            <w:pPr>
-              <w:pStyle w:val="TableContents"/>
-              <w:bidi w:val="0"/>
-              <w:jc w:val="start"/>
-              <w:rPr/>
-            </w:pPr>
-            <w:r>
-              <w:rPr/>
-              <w:t>AC-1</w:t>
-            </w:r>
-            <w:r>
-              <w:rPr/>
-              <w:t>1</w:t>
+              <w:left w:val="single" w:sz="4" w:space="0" w:color="000000"/>
+              <w:bottom w:val="single" w:sz="4" w:space="0" w:color="000000"/>
+            </w:tcBorders>
+          </w:tcPr>
+          <w:p>
+            <w:pPr>
+              <w:pStyle w:val="TableContents"/>
+              <w:bidi w:val="0"/>
+              <w:jc w:val="left"/>
+              <w:rPr>
+                <w:lang w:val="hu-HU" w:eastAsia="zh-CN" w:bidi="hi-IN"/>
+              </w:rPr>
+            </w:pPr>
+            <w:r>
+              <w:rPr>
+                <w:lang w:val="hu-HU" w:eastAsia="zh-CN" w:bidi="hi-IN"/>
+              </w:rPr>
+              <w:t>AC-11</w:t>
             </w:r>
           </w:p>
         </w:tc>
@@ -3896,19 +4691,23 @@
           <w:tcPr>
             <w:tcW w:w="3324" w:type="dxa"/>
             <w:tcBorders>
-              <w:start w:val="single" w:sz="4" w:space="0" w:color="000000"/>
-              <w:bottom w:val="single" w:sz="4" w:space="0" w:color="000000"/>
-            </w:tcBorders>
-          </w:tcPr>
-          <w:p>
-            <w:pPr>
-              <w:pStyle w:val="TableContents"/>
-              <w:bidi w:val="0"/>
-              <w:jc w:val="start"/>
-              <w:rPr/>
-            </w:pPr>
-            <w:r>
-              <w:rPr/>
+              <w:left w:val="single" w:sz="4" w:space="0" w:color="000000"/>
+              <w:bottom w:val="single" w:sz="4" w:space="0" w:color="000000"/>
+            </w:tcBorders>
+          </w:tcPr>
+          <w:p>
+            <w:pPr>
+              <w:pStyle w:val="TableContents"/>
+              <w:bidi w:val="0"/>
+              <w:jc w:val="left"/>
+              <w:rPr>
+                <w:lang w:val="hu-HU" w:eastAsia="zh-CN" w:bidi="hi-IN"/>
+              </w:rPr>
+            </w:pPr>
+            <w:r>
+              <w:rPr>
+                <w:lang w:val="hu-HU" w:eastAsia="zh-CN" w:bidi="hi-IN"/>
+              </w:rPr>
               <w:t>SQL injection elleni védelem (prepared statements)</w:t>
             </w:r>
           </w:p>
@@ -3917,20 +4716,24 @@
           <w:tcPr>
             <w:tcW w:w="3324" w:type="dxa"/>
             <w:tcBorders>
-              <w:start w:val="single" w:sz="4" w:space="0" w:color="000000"/>
-              <w:bottom w:val="single" w:sz="4" w:space="0" w:color="000000"/>
-              <w:end w:val="single" w:sz="4" w:space="0" w:color="000000"/>
-            </w:tcBorders>
-          </w:tcPr>
-          <w:p>
-            <w:pPr>
-              <w:pStyle w:val="TableContents"/>
-              <w:bidi w:val="0"/>
-              <w:jc w:val="start"/>
-              <w:rPr/>
-            </w:pPr>
-            <w:r>
-              <w:rPr/>
+              <w:left w:val="single" w:sz="4" w:space="0" w:color="000000"/>
+              <w:bottom w:val="single" w:sz="4" w:space="0" w:color="000000"/>
+              <w:right w:val="single" w:sz="4" w:space="0" w:color="000000"/>
+            </w:tcBorders>
+          </w:tcPr>
+          <w:p>
+            <w:pPr>
+              <w:pStyle w:val="TableContents"/>
+              <w:bidi w:val="0"/>
+              <w:jc w:val="left"/>
+              <w:rPr>
+                <w:lang w:val="hu-HU" w:eastAsia="zh-CN" w:bidi="hi-IN"/>
+              </w:rPr>
+            </w:pPr>
+            <w:r>
+              <w:rPr>
+                <w:lang w:val="hu-HU" w:eastAsia="zh-CN" w:bidi="hi-IN"/>
+              </w:rPr>
               <w:t>Teljesült</w:t>
             </w:r>
           </w:p>
@@ -3941,11 +4744,15 @@
       <w:pPr>
         <w:pStyle w:val="BodyText"/>
         <w:bidi w:val="0"/>
-        <w:jc w:val="start"/>
-        <w:rPr/>
-      </w:pPr>
-      <w:r>
-        <w:rPr/>
+        <w:jc w:val="left"/>
+        <w:rPr>
+          <w:lang w:val="hu-HU" w:eastAsia="zh-CN" w:bidi="hi-IN"/>
+        </w:rPr>
+      </w:pPr>
+      <w:r>
+        <w:rPr>
+          <w:lang w:val="hu-HU" w:eastAsia="zh-CN" w:bidi="hi-IN"/>
+        </w:rPr>
       </w:r>
       <w:r>
         <w:br w:type="page"/>
@@ -3954,13 +4761,22 @@
     <w:p>
       <w:pPr>
         <w:pStyle w:val="Heading2"/>
-        <w:bidi w:val="0"/>
-        <w:ind w:hanging="0" w:start="0"/>
-        <w:jc w:val="start"/>
-        <w:rPr/>
-      </w:pPr>
-      <w:r>
-        <w:rPr/>
+        <w:numPr>
+          <w:ilvl w:val="1"/>
+          <w:numId w:val="1"/>
+        </w:numPr>
+        <w:bidi w:val="0"/>
+        <w:spacing w:before="0" w:after="120"/>
+        <w:ind w:hanging="0" w:left="0"/>
+        <w:jc w:val="left"/>
+        <w:rPr>
+          <w:lang w:val="hu-HU" w:eastAsia="zh-CN" w:bidi="hi-IN"/>
+        </w:rPr>
+      </w:pPr>
+      <w:r>
+        <w:rPr>
+          <w:lang w:val="hu-HU" w:eastAsia="zh-CN" w:bidi="hi-IN"/>
+        </w:rPr>
         <w:t>Korlátozások</w:t>
       </w:r>
     </w:p>
@@ -3972,20 +4788,16 @@
           <w:numId w:val="9"/>
         </w:numPr>
         <w:bidi w:val="0"/>
-        <w:jc w:val="start"/>
-        <w:rPr/>
-      </w:pPr>
-      <w:r>
-        <w:rPr/>
-        <w:t xml:space="preserve">Az adatok egy MySQL adatbázisban tárolódnak, de nincs valós idejű </w:t>
-      </w:r>
-      <w:r>
-        <w:rPr/>
-        <w:t>s</w:t>
-      </w:r>
-      <w:r>
-        <w:rPr/>
-        <w:t>zinkronizáció több eszköz között.</w:t>
+        <w:jc w:val="left"/>
+        <w:rPr>
+          <w:lang w:val="hu-HU" w:eastAsia="zh-CN" w:bidi="hi-IN"/>
+        </w:rPr>
+      </w:pPr>
+      <w:r>
+        <w:rPr>
+          <w:lang w:val="hu-HU" w:eastAsia="zh-CN" w:bidi="hi-IN"/>
+        </w:rPr>
+        <w:t>Az adatok egy MySQL adatbázisban tárolódnak, de nincs valós idejű szinkronizáció több eszköz között.</w:t>
       </w:r>
     </w:p>
     <w:p>
@@ -3996,11 +4808,15 @@
           <w:numId w:val="9"/>
         </w:numPr>
         <w:bidi w:val="0"/>
-        <w:jc w:val="start"/>
-        <w:rPr/>
-      </w:pPr>
-      <w:r>
-        <w:rPr/>
+        <w:jc w:val="left"/>
+        <w:rPr>
+          <w:lang w:val="hu-HU" w:eastAsia="zh-CN" w:bidi="hi-IN"/>
+        </w:rPr>
+      </w:pPr>
+      <w:r>
+        <w:rPr>
+          <w:lang w:val="hu-HU" w:eastAsia="zh-CN" w:bidi="hi-IN"/>
+        </w:rPr>
         <w:t>Nincs adminisztrátori szerepkör.</w:t>
       </w:r>
     </w:p>
@@ -4012,11 +4828,15 @@
           <w:numId w:val="9"/>
         </w:numPr>
         <w:bidi w:val="0"/>
-        <w:jc w:val="start"/>
-        <w:rPr/>
-      </w:pPr>
-      <w:r>
-        <w:rPr/>
+        <w:jc w:val="left"/>
+        <w:rPr>
+          <w:lang w:val="hu-HU" w:eastAsia="zh-CN" w:bidi="hi-IN"/>
+        </w:rPr>
+      </w:pPr>
+      <w:r>
+        <w:rPr>
+          <w:lang w:val="hu-HU" w:eastAsia="zh-CN" w:bidi="hi-IN"/>
+        </w:rPr>
         <w:t>Nincs jelszó-visszaállítási funkció.</w:t>
       </w:r>
     </w:p>
@@ -4029,11 +4849,15 @@
         </w:numPr>
         <w:bidi w:val="0"/>
         <w:spacing w:before="0" w:after="140"/>
-        <w:jc w:val="start"/>
-        <w:rPr/>
-      </w:pPr>
-      <w:r>
-        <w:rPr/>
+        <w:jc w:val="left"/>
+        <w:rPr>
+          <w:lang w:val="hu-HU" w:eastAsia="zh-CN" w:bidi="hi-IN"/>
+        </w:rPr>
+      </w:pPr>
+      <w:r>
+        <w:rPr>
+          <w:lang w:val="hu-HU" w:eastAsia="zh-CN" w:bidi="hi-IN"/>
+        </w:rPr>
         <w:t>A drag &amp; drop natív HTML5 API-ra épül, ami régebbi böngészőkben eltérően viselkedhet.</w:t>
       </w:r>
     </w:p>
@@ -4044,6 +4868,7 @@
       <w:pgNumType w:fmt="decimal"/>
       <w:formProt w:val="false"/>
       <w:textDirection w:val="lrTb"/>
+      <w:docGrid w:type="default" w:linePitch="100" w:charSpace="0"/>
     </w:sectPr>
   </w:body>
 </w:document>
@@ -4055,122 +4880,128 @@
     <w:lvl w:ilvl="0">
       <w:start w:val="1"/>
       <w:numFmt w:val="none"/>
-      <w:pStyle w:val="Heading1"/>
       <w:suff w:val="nothing"/>
       <w:lvlText w:val=""/>
-      <w:lvlJc w:val="start"/>
+      <w:lvlJc w:val="left"/>
       <w:pPr>
         <w:tabs>
           <w:tab w:val="num" w:pos="0"/>
         </w:tabs>
-        <w:ind w:start="0" w:hanging="0"/>
-      </w:pPr>
+        <w:ind w:left="0" w:hanging="0"/>
+      </w:pPr>
+      <w:rPr/>
     </w:lvl>
     <w:lvl w:ilvl="1">
-      <w:start w:val="1"/>
-      <w:numFmt w:val="none"/>
-      <w:pStyle w:val="Heading2"/>
-      <w:suff w:val="nothing"/>
-      <w:lvlText w:val=""/>
-      <w:lvlJc w:val="start"/>
-      <w:pPr>
-        <w:tabs>
-          <w:tab w:val="num" w:pos="0"/>
-        </w:tabs>
-        <w:ind w:start="0" w:hanging="0"/>
-      </w:pPr>
-    </w:lvl>
-    <w:lvl w:ilvl="2">
-      <w:start w:val="1"/>
-      <w:numFmt w:val="none"/>
-      <w:pStyle w:val="Heading3"/>
-      <w:suff w:val="nothing"/>
-      <w:lvlText w:val=""/>
-      <w:lvlJc w:val="start"/>
-      <w:pPr>
-        <w:tabs>
-          <w:tab w:val="num" w:pos="0"/>
-        </w:tabs>
-        <w:ind w:start="0" w:hanging="0"/>
-      </w:pPr>
-    </w:lvl>
-    <w:lvl w:ilvl="3">
       <w:start w:val="1"/>
       <w:numFmt w:val="none"/>
       <w:suff w:val="nothing"/>
       <w:lvlText w:val=""/>
-      <w:lvlJc w:val="start"/>
+      <w:lvlJc w:val="left"/>
       <w:pPr>
         <w:tabs>
           <w:tab w:val="num" w:pos="0"/>
         </w:tabs>
-        <w:ind w:start="0" w:hanging="0"/>
-      </w:pPr>
-    </w:lvl>
-    <w:lvl w:ilvl="4">
+        <w:ind w:left="0" w:hanging="0"/>
+      </w:pPr>
+      <w:rPr/>
+    </w:lvl>
+    <w:lvl w:ilvl="2">
       <w:start w:val="1"/>
       <w:numFmt w:val="none"/>
       <w:suff w:val="nothing"/>
       <w:lvlText w:val=""/>
-      <w:lvlJc w:val="start"/>
+      <w:lvlJc w:val="left"/>
       <w:pPr>
         <w:tabs>
           <w:tab w:val="num" w:pos="0"/>
         </w:tabs>
-        <w:ind w:start="0" w:hanging="0"/>
-      </w:pPr>
-    </w:lvl>
-    <w:lvl w:ilvl="5">
+        <w:ind w:left="0" w:hanging="0"/>
+      </w:pPr>
+      <w:rPr/>
+    </w:lvl>
+    <w:lvl w:ilvl="3">
       <w:start w:val="1"/>
       <w:numFmt w:val="none"/>
       <w:suff w:val="nothing"/>
       <w:lvlText w:val=""/>
-      <w:lvlJc w:val="start"/>
+      <w:lvlJc w:val="left"/>
       <w:pPr>
         <w:tabs>
           <w:tab w:val="num" w:pos="0"/>
         </w:tabs>
-        <w:ind w:start="0" w:hanging="0"/>
-      </w:pPr>
-    </w:lvl>
-    <w:lvl w:ilvl="6">
+        <w:ind w:left="0" w:hanging="0"/>
+      </w:pPr>
+      <w:rPr/>
+    </w:lvl>
+    <w:lvl w:ilvl="4">
       <w:start w:val="1"/>
       <w:numFmt w:val="none"/>
       <w:suff w:val="nothing"/>
       <w:lvlText w:val=""/>
-      <w:lvlJc w:val="start"/>
+      <w:lvlJc w:val="left"/>
       <w:pPr>
         <w:tabs>
           <w:tab w:val="num" w:pos="0"/>
         </w:tabs>
-        <w:ind w:start="0" w:hanging="0"/>
-      </w:pPr>
-    </w:lvl>
-    <w:lvl w:ilvl="7">
+        <w:ind w:left="0" w:hanging="0"/>
+      </w:pPr>
+      <w:rPr/>
+    </w:lvl>
+    <w:lvl w:ilvl="5">
       <w:start w:val="1"/>
       <w:numFmt w:val="none"/>
       <w:suff w:val="nothing"/>
       <w:lvlText w:val=""/>
-      <w:lvlJc w:val="start"/>
+      <w:lvlJc w:val="left"/>
       <w:pPr>
         <w:tabs>
           <w:tab w:val="num" w:pos="0"/>
         </w:tabs>
-        <w:ind w:start="0" w:hanging="0"/>
-      </w:pPr>
-    </w:lvl>
-    <w:lvl w:ilvl="8">
+        <w:ind w:left="0" w:hanging="0"/>
+      </w:pPr>
+      <w:rPr/>
+    </w:lvl>
+    <w:lvl w:ilvl="6">
       <w:start w:val="1"/>
       <w:numFmt w:val="none"/>
       <w:suff w:val="nothing"/>
       <w:lvlText w:val=""/>
-      <w:lvlJc w:val="start"/>
+      <w:lvlJc w:val="left"/>
       <w:pPr>
         <w:tabs>
           <w:tab w:val="num" w:pos="0"/>
         </w:tabs>
-        <w:ind w:start="0" w:hanging="0"/>
-      </w:pPr>
+        <w:ind w:left="0" w:hanging="0"/>
+      </w:pPr>
+      <w:rPr/>
+    </w:lvl>
+    <w:lvl w:ilvl="7">
+      <w:start w:val="1"/>
+      <w:numFmt w:val="none"/>
+      <w:suff w:val="nothing"/>
+      <w:lvlText w:val=""/>
+      <w:lvlJc w:val="left"/>
+      <w:pPr>
+        <w:tabs>
+          <w:tab w:val="num" w:pos="0"/>
+        </w:tabs>
+        <w:ind w:left="0" w:hanging="0"/>
+      </w:pPr>
+      <w:rPr/>
+    </w:lvl>
+    <w:lvl w:ilvl="8">
+      <w:start w:val="1"/>
+      <w:numFmt w:val="none"/>
+      <w:suff w:val="nothing"/>
+      <w:lvlText w:val=""/>
+      <w:lvlJc w:val="left"/>
+      <w:pPr>
+        <w:tabs>
+          <w:tab w:val="num" w:pos="0"/>
+        </w:tabs>
+        <w:ind w:left="0" w:hanging="0"/>
+      </w:pPr>
+      <w:rPr/>
     </w:lvl>
   </w:abstractNum>
   <w:abstractNum w:abstractNumId="2">
@@ -4178,12 +5009,12 @@
       <w:start w:val="1"/>
       <w:numFmt w:val="bullet"/>
       <w:lvlText w:val=""/>
-      <w:lvlJc w:val="start"/>
+      <w:lvlJc w:val="left"/>
       <w:pPr>
         <w:tabs>
           <w:tab w:val="num" w:pos="720"/>
         </w:tabs>
-        <w:ind w:start="720" w:hanging="360"/>
+        <w:ind w:left="720" w:hanging="360"/>
       </w:pPr>
       <w:rPr>
         <w:rFonts w:ascii="Symbol" w:hAnsi="Symbol" w:cs="Symbol" w:hint="default"/>
@@ -4193,12 +5024,12 @@
       <w:start w:val="1"/>
       <w:numFmt w:val="bullet"/>
       <w:lvlText w:val="◦"/>
-      <w:lvlJc w:val="start"/>
+      <w:lvlJc w:val="left"/>
       <w:pPr>
         <w:tabs>
           <w:tab w:val="num" w:pos="1080"/>
         </w:tabs>
-        <w:ind w:start="1080" w:hanging="360"/>
+        <w:ind w:left="1080" w:hanging="360"/>
       </w:pPr>
       <w:rPr>
         <w:rFonts w:ascii="OpenSymbol" w:hAnsi="OpenSymbol" w:cs="OpenSymbol" w:hint="default"/>
@@ -4208,12 +5039,12 @@
       <w:start w:val="1"/>
       <w:numFmt w:val="bullet"/>
       <w:lvlText w:val="▪"/>
-      <w:lvlJc w:val="start"/>
+      <w:lvlJc w:val="left"/>
       <w:pPr>
         <w:tabs>
           <w:tab w:val="num" w:pos="1440"/>
         </w:tabs>
-        <w:ind w:start="1440" w:hanging="360"/>
+        <w:ind w:left="1440" w:hanging="360"/>
       </w:pPr>
       <w:rPr>
         <w:rFonts w:ascii="OpenSymbol" w:hAnsi="OpenSymbol" w:cs="OpenSymbol" w:hint="default"/>
@@ -4223,12 +5054,12 @@
       <w:start w:val="1"/>
       <w:numFmt w:val="bullet"/>
       <w:lvlText w:val=""/>
-      <w:lvlJc w:val="start"/>
+      <w:lvlJc w:val="left"/>
       <w:pPr>
         <w:tabs>
           <w:tab w:val="num" w:pos="1800"/>
         </w:tabs>
-        <w:ind w:start="1800" w:hanging="360"/>
+        <w:ind w:left="1800" w:hanging="360"/>
       </w:pPr>
       <w:rPr>
         <w:rFonts w:ascii="Symbol" w:hAnsi="Symbol" w:cs="Symbol" w:hint="default"/>
@@ -4238,12 +5069,12 @@
       <w:start w:val="1"/>
       <w:numFmt w:val="bullet"/>
       <w:lvlText w:val="◦"/>
-      <w:lvlJc w:val="start"/>
+      <w:lvlJc w:val="left"/>
       <w:pPr>
         <w:tabs>
           <w:tab w:val="num" w:pos="2160"/>
         </w:tabs>
-        <w:ind w:start="2160" w:hanging="360"/>
+        <w:ind w:left="2160" w:hanging="360"/>
       </w:pPr>
       <w:rPr>
         <w:rFonts w:ascii="OpenSymbol" w:hAnsi="OpenSymbol" w:cs="OpenSymbol" w:hint="default"/>
@@ -4253,12 +5084,12 @@
       <w:start w:val="1"/>
       <w:numFmt w:val="bullet"/>
       <w:lvlText w:val="▪"/>
-      <w:lvlJc w:val="start"/>
+      <w:lvlJc w:val="left"/>
       <w:pPr>
         <w:tabs>
           <w:tab w:val="num" w:pos="2520"/>
         </w:tabs>
-        <w:ind w:start="2520" w:hanging="360"/>
+        <w:ind w:left="2520" w:hanging="360"/>
       </w:pPr>
       <w:rPr>
         <w:rFonts w:ascii="OpenSymbol" w:hAnsi="OpenSymbol" w:cs="OpenSymbol" w:hint="default"/>
@@ -4268,12 +5099,12 @@
       <w:start w:val="1"/>
       <w:numFmt w:val="bullet"/>
       <w:lvlText w:val=""/>
-      <w:lvlJc w:val="start"/>
+      <w:lvlJc w:val="left"/>
       <w:pPr>
         <w:tabs>
           <w:tab w:val="num" w:pos="2880"/>
         </w:tabs>
-        <w:ind w:start="2880" w:hanging="360"/>
+        <w:ind w:left="2880" w:hanging="360"/>
       </w:pPr>
       <w:rPr>
         <w:rFonts w:ascii="Symbol" w:hAnsi="Symbol" w:cs="Symbol" w:hint="default"/>
@@ -4283,12 +5114,12 @@
       <w:start w:val="1"/>
       <w:numFmt w:val="bullet"/>
       <w:lvlText w:val="◦"/>
-      <w:lvlJc w:val="start"/>
+      <w:lvlJc w:val="left"/>
       <w:pPr>
         <w:tabs>
           <w:tab w:val="num" w:pos="3240"/>
         </w:tabs>
-        <w:ind w:start="3240" w:hanging="360"/>
+        <w:ind w:left="3240" w:hanging="360"/>
       </w:pPr>
       <w:rPr>
         <w:rFonts w:ascii="OpenSymbol" w:hAnsi="OpenSymbol" w:cs="OpenSymbol" w:hint="default"/>
@@ -4298,12 +5129,12 @@
       <w:start w:val="1"/>
       <w:numFmt w:val="bullet"/>
       <w:lvlText w:val="▪"/>
-      <w:lvlJc w:val="start"/>
+      <w:lvlJc w:val="left"/>
       <w:pPr>
         <w:tabs>
           <w:tab w:val="num" w:pos="3600"/>
         </w:tabs>
-        <w:ind w:start="3600" w:hanging="360"/>
+        <w:ind w:left="3600" w:hanging="360"/>
       </w:pPr>
       <w:rPr>
         <w:rFonts w:ascii="OpenSymbol" w:hAnsi="OpenSymbol" w:cs="OpenSymbol" w:hint="default"/>
@@ -4315,12 +5146,12 @@
       <w:start w:val="1"/>
       <w:numFmt w:val="bullet"/>
       <w:lvlText w:val=""/>
-      <w:lvlJc w:val="start"/>
+      <w:lvlJc w:val="left"/>
       <w:pPr>
         <w:tabs>
           <w:tab w:val="num" w:pos="720"/>
         </w:tabs>
-        <w:ind w:start="720" w:hanging="360"/>
+        <w:ind w:left="720" w:hanging="360"/>
       </w:pPr>
       <w:rPr>
         <w:rFonts w:ascii="Symbol" w:hAnsi="Symbol" w:cs="Symbol" w:hint="default"/>
@@ -4330,12 +5161,12 @@
       <w:start w:val="1"/>
       <w:numFmt w:val="bullet"/>
       <w:lvlText w:val="◦"/>
-      <w:lvlJc w:val="start"/>
+      <w:lvlJc w:val="left"/>
       <w:pPr>
         <w:tabs>
           <w:tab w:val="num" w:pos="1080"/>
         </w:tabs>
-        <w:ind w:start="1080" w:hanging="360"/>
+        <w:ind w:left="1080" w:hanging="360"/>
       </w:pPr>
       <w:rPr>
         <w:rFonts w:ascii="OpenSymbol" w:hAnsi="OpenSymbol" w:cs="OpenSymbol" w:hint="default"/>
@@ -4345,12 +5176,12 @@
       <w:start w:val="1"/>
       <w:numFmt w:val="bullet"/>
       <w:lvlText w:val="▪"/>
-      <w:lvlJc w:val="start"/>
+      <w:lvlJc w:val="left"/>
       <w:pPr>
         <w:tabs>
           <w:tab w:val="num" w:pos="1440"/>
         </w:tabs>
-        <w:ind w:start="1440" w:hanging="360"/>
+        <w:ind w:left="1440" w:hanging="360"/>
       </w:pPr>
       <w:rPr>
         <w:rFonts w:ascii="OpenSymbol" w:hAnsi="OpenSymbol" w:cs="OpenSymbol" w:hint="default"/>
@@ -4360,12 +5191,12 @@
       <w:start w:val="1"/>
       <w:numFmt w:val="bullet"/>
       <w:lvlText w:val=""/>
-      <w:lvlJc w:val="start"/>
+      <w:lvlJc w:val="left"/>
       <w:pPr>
         <w:tabs>
           <w:tab w:val="num" w:pos="1800"/>
         </w:tabs>
-        <w:ind w:start="1800" w:hanging="360"/>
+        <w:ind w:left="1800" w:hanging="360"/>
       </w:pPr>
       <w:rPr>
         <w:rFonts w:ascii="Symbol" w:hAnsi="Symbol" w:cs="Symbol" w:hint="default"/>
@@ -4375,12 +5206,12 @@
       <w:start w:val="1"/>
       <w:numFmt w:val="bullet"/>
       <w:lvlText w:val="◦"/>
-      <w:lvlJc w:val="start"/>
+      <w:lvlJc w:val="left"/>
       <w:pPr>
         <w:tabs>
           <w:tab w:val="num" w:pos="2160"/>
         </w:tabs>
-        <w:ind w:start="2160" w:hanging="360"/>
+        <w:ind w:left="2160" w:hanging="360"/>
       </w:pPr>
       <w:rPr>
         <w:rFonts w:ascii="OpenSymbol" w:hAnsi="OpenSymbol" w:cs="OpenSymbol" w:hint="default"/>
@@ -4390,12 +5221,12 @@
       <w:start w:val="1"/>
       <w:numFmt w:val="bullet"/>
       <w:lvlText w:val="▪"/>
-      <w:lvlJc w:val="start"/>
+      <w:lvlJc w:val="left"/>
       <w:pPr>
         <w:tabs>
           <w:tab w:val="num" w:pos="2520"/>
         </w:tabs>
-        <w:ind w:start="2520" w:hanging="360"/>
+        <w:ind w:left="2520" w:hanging="360"/>
       </w:pPr>
       <w:rPr>
         <w:rFonts w:ascii="OpenSymbol" w:hAnsi="OpenSymbol" w:cs="OpenSymbol" w:hint="default"/>
@@ -4405,12 +5236,12 @@
       <w:start w:val="1"/>
       <w:numFmt w:val="bullet"/>
       <w:lvlText w:val=""/>
-      <w:lvlJc w:val="start"/>
+      <w:lvlJc w:val="left"/>
       <w:pPr>
         <w:tabs>
           <w:tab w:val="num" w:pos="2880"/>
         </w:tabs>
-        <w:ind w:start="2880" w:hanging="360"/>
+        <w:ind w:left="2880" w:hanging="360"/>
       </w:pPr>
       <w:rPr>
         <w:rFonts w:ascii="Symbol" w:hAnsi="Symbol" w:cs="Symbol" w:hint="default"/>
@@ -4420,12 +5251,12 @@
       <w:start w:val="1"/>
       <w:numFmt w:val="bullet"/>
       <w:lvlText w:val="◦"/>
-      <w:lvlJc w:val="start"/>
+      <w:lvlJc w:val="left"/>
       <w:pPr>
         <w:tabs>
           <w:tab w:val="num" w:pos="3240"/>
         </w:tabs>
-        <w:ind w:start="3240" w:hanging="360"/>
+        <w:ind w:left="3240" w:hanging="360"/>
       </w:pPr>
       <w:rPr>
         <w:rFonts w:ascii="OpenSymbol" w:hAnsi="OpenSymbol" w:cs="OpenSymbol" w:hint="default"/>
@@ -4435,12 +5266,12 @@
       <w:start w:val="1"/>
       <w:numFmt w:val="bullet"/>
       <w:lvlText w:val="▪"/>
-      <w:lvlJc w:val="start"/>
+      <w:lvlJc w:val="left"/>
       <w:pPr>
         <w:tabs>
           <w:tab w:val="num" w:pos="3600"/>
         </w:tabs>
-        <w:ind w:start="3600" w:hanging="360"/>
+        <w:ind w:left="3600" w:hanging="360"/>
       </w:pPr>
       <w:rPr>
         <w:rFonts w:ascii="OpenSymbol" w:hAnsi="OpenSymbol" w:cs="OpenSymbol" w:hint="default"/>
@@ -4452,12 +5283,12 @@
       <w:start w:val="1"/>
       <w:numFmt w:val="bullet"/>
       <w:lvlText w:val=""/>
-      <w:lvlJc w:val="start"/>
+      <w:lvlJc w:val="left"/>
       <w:pPr>
         <w:tabs>
           <w:tab w:val="num" w:pos="720"/>
         </w:tabs>
-        <w:ind w:start="720" w:hanging="360"/>
+        <w:ind w:left="720" w:hanging="360"/>
       </w:pPr>
       <w:rPr>
         <w:rFonts w:ascii="Symbol" w:hAnsi="Symbol" w:cs="Symbol" w:hint="default"/>
@@ -4467,12 +5298,12 @@
       <w:start w:val="1"/>
       <w:numFmt w:val="bullet"/>
       <w:lvlText w:val="◦"/>
-      <w:lvlJc w:val="start"/>
+      <w:lvlJc w:val="left"/>
       <w:pPr>
         <w:tabs>
           <w:tab w:val="num" w:pos="1080"/>
         </w:tabs>
-        <w:ind w:start="1080" w:hanging="360"/>
+        <w:ind w:left="1080" w:hanging="360"/>
       </w:pPr>
       <w:rPr>
         <w:rFonts w:ascii="OpenSymbol" w:hAnsi="OpenSymbol" w:cs="OpenSymbol" w:hint="default"/>
@@ -4482,12 +5313,12 @@
       <w:start w:val="1"/>
       <w:numFmt w:val="bullet"/>
       <w:lvlText w:val="▪"/>
-      <w:lvlJc w:val="start"/>
+      <w:lvlJc w:val="left"/>
       <w:pPr>
         <w:tabs>
           <w:tab w:val="num" w:pos="1440"/>
         </w:tabs>
-        <w:ind w:start="1440" w:hanging="360"/>
+        <w:ind w:left="1440" w:hanging="360"/>
       </w:pPr>
       <w:rPr>
         <w:rFonts w:ascii="OpenSymbol" w:hAnsi="OpenSymbol" w:cs="OpenSymbol" w:hint="default"/>
@@ -4497,12 +5328,12 @@
       <w:start w:val="1"/>
       <w:numFmt w:val="bullet"/>
       <w:lvlText w:val=""/>
-      <w:lvlJc w:val="start"/>
+      <w:lvlJc w:val="left"/>
       <w:pPr>
         <w:tabs>
           <w:tab w:val="num" w:pos="1800"/>
         </w:tabs>
-        <w:ind w:start="1800" w:hanging="360"/>
+        <w:ind w:left="1800" w:hanging="360"/>
       </w:pPr>
       <w:rPr>
         <w:rFonts w:ascii="Symbol" w:hAnsi="Symbol" w:cs="Symbol" w:hint="default"/>
@@ -4512,12 +5343,12 @@
       <w:start w:val="1"/>
       <w:numFmt w:val="bullet"/>
       <w:lvlText w:val="◦"/>
-      <w:lvlJc w:val="start"/>
+      <w:lvlJc w:val="left"/>
       <w:pPr>
         <w:tabs>
           <w:tab w:val="num" w:pos="2160"/>
         </w:tabs>
-        <w:ind w:start="2160" w:hanging="360"/>
+        <w:ind w:left="2160" w:hanging="360"/>
       </w:pPr>
       <w:rPr>
         <w:rFonts w:ascii="OpenSymbol" w:hAnsi="OpenSymbol" w:cs="OpenSymbol" w:hint="default"/>
@@ -4527,12 +5358,12 @@
       <w:start w:val="1"/>
       <w:numFmt w:val="bullet"/>
       <w:lvlText w:val="▪"/>
-      <w:lvlJc w:val="start"/>
+      <w:lvlJc w:val="left"/>
       <w:pPr>
         <w:tabs>
           <w:tab w:val="num" w:pos="2520"/>
         </w:tabs>
-        <w:ind w:start="2520" w:hanging="360"/>
+        <w:ind w:left="2520" w:hanging="360"/>
       </w:pPr>
       <w:rPr>
         <w:rFonts w:ascii="OpenSymbol" w:hAnsi="OpenSymbol" w:cs="OpenSymbol" w:hint="default"/>
@@ -4542,12 +5373,12 @@
       <w:start w:val="1"/>
       <w:numFmt w:val="bullet"/>
       <w:lvlText w:val=""/>
-      <w:lvlJc w:val="start"/>
+      <w:lvlJc w:val="left"/>
       <w:pPr>
         <w:tabs>
           <w:tab w:val="num" w:pos="2880"/>
         </w:tabs>
-        <w:ind w:start="2880" w:hanging="360"/>
+        <w:ind w:left="2880" w:hanging="360"/>
       </w:pPr>
       <w:rPr>
         <w:rFonts w:ascii="Symbol" w:hAnsi="Symbol" w:cs="Symbol" w:hint="default"/>
@@ -4557,12 +5388,12 @@
       <w:start w:val="1"/>
       <w:numFmt w:val="bullet"/>
       <w:lvlText w:val="◦"/>
-      <w:lvlJc w:val="start"/>
+      <w:lvlJc w:val="left"/>
       <w:pPr>
         <w:tabs>
           <w:tab w:val="num" w:pos="3240"/>
         </w:tabs>
-        <w:ind w:start="3240" w:hanging="360"/>
+        <w:ind w:left="3240" w:hanging="360"/>
       </w:pPr>
       <w:rPr>
         <w:rFonts w:ascii="OpenSymbol" w:hAnsi="OpenSymbol" w:cs="OpenSymbol" w:hint="default"/>
@@ -4572,12 +5403,12 @@
       <w:start w:val="1"/>
       <w:numFmt w:val="bullet"/>
       <w:lvlText w:val="▪"/>
-      <w:lvlJc w:val="start"/>
+      <w:lvlJc w:val="left"/>
       <w:pPr>
         <w:tabs>
           <w:tab w:val="num" w:pos="3600"/>
         </w:tabs>
-        <w:ind w:start="3600" w:hanging="360"/>
+        <w:ind w:left="3600" w:hanging="360"/>
       </w:pPr>
       <w:rPr>
         <w:rFonts w:ascii="OpenSymbol" w:hAnsi="OpenSymbol" w:cs="OpenSymbol" w:hint="default"/>
@@ -4589,12 +5420,12 @@
       <w:start w:val="1"/>
       <w:numFmt w:val="bullet"/>
       <w:lvlText w:val=""/>
-      <w:lvlJc w:val="start"/>
+      <w:lvlJc w:val="left"/>
       <w:pPr>
         <w:tabs>
           <w:tab w:val="num" w:pos="720"/>
         </w:tabs>
-        <w:ind w:start="720" w:hanging="360"/>
+        <w:ind w:left="720" w:hanging="360"/>
       </w:pPr>
       <w:rPr>
         <w:rFonts w:ascii="Symbol" w:hAnsi="Symbol" w:cs="Symbol" w:hint="default"/>
@@ -4604,12 +5435,12 @@
       <w:start w:val="1"/>
       <w:numFmt w:val="bullet"/>
       <w:lvlText w:val="◦"/>
-      <w:lvlJc w:val="start"/>
+      <w:lvlJc w:val="left"/>
       <w:pPr>
         <w:tabs>
           <w:tab w:val="num" w:pos="1080"/>
         </w:tabs>
-        <w:ind w:start="1080" w:hanging="360"/>
+        <w:ind w:left="1080" w:hanging="360"/>
       </w:pPr>
       <w:rPr>
         <w:rFonts w:ascii="OpenSymbol" w:hAnsi="OpenSymbol" w:cs="OpenSymbol" w:hint="default"/>
@@ -4619,12 +5450,12 @@
       <w:start w:val="1"/>
       <w:numFmt w:val="bullet"/>
       <w:lvlText w:val="▪"/>
-      <w:lvlJc w:val="start"/>
+      <w:lvlJc w:val="left"/>
       <w:pPr>
         <w:tabs>
           <w:tab w:val="num" w:pos="1440"/>
         </w:tabs>
-        <w:ind w:start="1440" w:hanging="360"/>
+        <w:ind w:left="1440" w:hanging="360"/>
       </w:pPr>
       <w:rPr>
         <w:rFonts w:ascii="OpenSymbol" w:hAnsi="OpenSymbol" w:cs="OpenSymbol" w:hint="default"/>
@@ -4634,12 +5465,12 @@
       <w:start w:val="1"/>
       <w:numFmt w:val="bullet"/>
       <w:lvlText w:val=""/>
-      <w:lvlJc w:val="start"/>
+      <w:lvlJc w:val="left"/>
       <w:pPr>
         <w:tabs>
           <w:tab w:val="num" w:pos="1800"/>
         </w:tabs>
-        <w:ind w:start="1800" w:hanging="360"/>
+        <w:ind w:left="1800" w:hanging="360"/>
       </w:pPr>
       <w:rPr>
         <w:rFonts w:ascii="Symbol" w:hAnsi="Symbol" w:cs="Symbol" w:hint="default"/>
@@ -4649,12 +5480,12 @@
       <w:start w:val="1"/>
       <w:numFmt w:val="bullet"/>
       <w:lvlText w:val="◦"/>
-      <w:lvlJc w:val="start"/>
+      <w:lvlJc w:val="left"/>
       <w:pPr>
         <w:tabs>
           <w:tab w:val="num" w:pos="2160"/>
         </w:tabs>
-        <w:ind w:start="2160" w:hanging="360"/>
+        <w:ind w:left="2160" w:hanging="360"/>
       </w:pPr>
       <w:rPr>
         <w:rFonts w:ascii="OpenSymbol" w:hAnsi="OpenSymbol" w:cs="OpenSymbol" w:hint="default"/>
@@ -4664,12 +5495,12 @@
       <w:start w:val="1"/>
       <w:numFmt w:val="bullet"/>
       <w:lvlText w:val="▪"/>
-      <w:lvlJc w:val="start"/>
+      <w:lvlJc w:val="left"/>
       <w:pPr>
         <w:tabs>
           <w:tab w:val="num" w:pos="2520"/>
         </w:tabs>
-        <w:ind w:start="2520" w:hanging="360"/>
+        <w:ind w:left="2520" w:hanging="360"/>
       </w:pPr>
       <w:rPr>
         <w:rFonts w:ascii="OpenSymbol" w:hAnsi="OpenSymbol" w:cs="OpenSymbol" w:hint="default"/>
@@ -4679,12 +5510,12 @@
       <w:start w:val="1"/>
       <w:numFmt w:val="bullet"/>
       <w:lvlText w:val=""/>
-      <w:lvlJc w:val="start"/>
+      <w:lvlJc w:val="left"/>
       <w:pPr>
         <w:tabs>
           <w:tab w:val="num" w:pos="2880"/>
         </w:tabs>
-        <w:ind w:start="2880" w:hanging="360"/>
+        <w:ind w:left="2880" w:hanging="360"/>
       </w:pPr>
       <w:rPr>
         <w:rFonts w:ascii="Symbol" w:hAnsi="Symbol" w:cs="Symbol" w:hint="default"/>
@@ -4694,12 +5525,12 @@
       <w:start w:val="1"/>
       <w:numFmt w:val="bullet"/>
       <w:lvlText w:val="◦"/>
-      <w:lvlJc w:val="start"/>
+      <w:lvlJc w:val="left"/>
       <w:pPr>
         <w:tabs>
           <w:tab w:val="num" w:pos="3240"/>
         </w:tabs>
-        <w:ind w:start="3240" w:hanging="360"/>
+        <w:ind w:left="3240" w:hanging="360"/>
       </w:pPr>
       <w:rPr>
         <w:rFonts w:ascii="OpenSymbol" w:hAnsi="OpenSymbol" w:cs="OpenSymbol" w:hint="default"/>
@@ -4709,12 +5540,12 @@
       <w:start w:val="1"/>
       <w:numFmt w:val="bullet"/>
       <w:lvlText w:val="▪"/>
-      <w:lvlJc w:val="start"/>
+      <w:lvlJc w:val="left"/>
       <w:pPr>
         <w:tabs>
           <w:tab w:val="num" w:pos="3600"/>
         </w:tabs>
-        <w:ind w:start="3600" w:hanging="360"/>
+        <w:ind w:left="3600" w:hanging="360"/>
       </w:pPr>
       <w:rPr>
         <w:rFonts w:ascii="OpenSymbol" w:hAnsi="OpenSymbol" w:cs="OpenSymbol" w:hint="default"/>
@@ -4726,12 +5557,12 @@
       <w:start w:val="1"/>
       <w:numFmt w:val="bullet"/>
       <w:lvlText w:val=""/>
-      <w:lvlJc w:val="start"/>
+      <w:lvlJc w:val="left"/>
       <w:pPr>
         <w:tabs>
           <w:tab w:val="num" w:pos="720"/>
         </w:tabs>
-        <w:ind w:start="720" w:hanging="360"/>
+        <w:ind w:left="720" w:hanging="360"/>
       </w:pPr>
       <w:rPr>
         <w:rFonts w:ascii="Symbol" w:hAnsi="Symbol" w:cs="Symbol" w:hint="default"/>
@@ -4741,12 +5572,12 @@
       <w:start w:val="1"/>
       <w:numFmt w:val="bullet"/>
       <w:lvlText w:val="◦"/>
-      <w:lvlJc w:val="start"/>
+      <w:lvlJc w:val="left"/>
       <w:pPr>
         <w:tabs>
           <w:tab w:val="num" w:pos="1080"/>
         </w:tabs>
-        <w:ind w:start="1080" w:hanging="360"/>
+        <w:ind w:left="1080" w:hanging="360"/>
       </w:pPr>
       <w:rPr>
         <w:rFonts w:ascii="OpenSymbol" w:hAnsi="OpenSymbol" w:cs="OpenSymbol" w:hint="default"/>
@@ -4756,12 +5587,12 @@
       <w:start w:val="1"/>
       <w:numFmt w:val="bullet"/>
       <w:lvlText w:val="▪"/>
-      <w:lvlJc w:val="start"/>
+      <w:lvlJc w:val="left"/>
       <w:pPr>
         <w:tabs>
           <w:tab w:val="num" w:pos="1440"/>
         </w:tabs>
-        <w:ind w:start="1440" w:hanging="360"/>
+        <w:ind w:left="1440" w:hanging="360"/>
       </w:pPr>
       <w:rPr>
         <w:rFonts w:ascii="OpenSymbol" w:hAnsi="OpenSymbol" w:cs="OpenSymbol" w:hint="default"/>
@@ -4771,12 +5602,12 @@
       <w:start w:val="1"/>
       <w:numFmt w:val="bullet"/>
       <w:lvlText w:val=""/>
-      <w:lvlJc w:val="start"/>
+      <w:lvlJc w:val="left"/>
       <w:pPr>
         <w:tabs>
           <w:tab w:val="num" w:pos="1800"/>
         </w:tabs>
-        <w:ind w:start="1800" w:hanging="360"/>
+        <w:ind w:left="1800" w:hanging="360"/>
       </w:pPr>
       <w:rPr>
         <w:rFonts w:ascii="Symbol" w:hAnsi="Symbol" w:cs="Symbol" w:hint="default"/>
@@ -4786,12 +5617,12 @@
       <w:start w:val="1"/>
       <w:numFmt w:val="bullet"/>
       <w:lvlText w:val="◦"/>
-      <w:lvlJc w:val="start"/>
+      <w:lvlJc w:val="left"/>
       <w:pPr>
         <w:tabs>
           <w:tab w:val="num" w:pos="2160"/>
         </w:tabs>
-        <w:ind w:start="2160" w:hanging="360"/>
+        <w:ind w:left="2160" w:hanging="360"/>
       </w:pPr>
       <w:rPr>
         <w:rFonts w:ascii="OpenSymbol" w:hAnsi="OpenSymbol" w:cs="OpenSymbol" w:hint="default"/>
@@ -4801,12 +5632,12 @@
       <w:start w:val="1"/>
       <w:numFmt w:val="bullet"/>
       <w:lvlText w:val="▪"/>
-      <w:lvlJc w:val="start"/>
+      <w:lvlJc w:val="left"/>
       <w:pPr>
         <w:tabs>
           <w:tab w:val="num" w:pos="2520"/>
         </w:tabs>
-        <w:ind w:start="2520" w:hanging="360"/>
+        <w:ind w:left="2520" w:hanging="360"/>
       </w:pPr>
       <w:rPr>
         <w:rFonts w:ascii="OpenSymbol" w:hAnsi="OpenSymbol" w:cs="OpenSymbol" w:hint="default"/>
@@ -4816,12 +5647,12 @@
       <w:start w:val="1"/>
       <w:numFmt w:val="bullet"/>
       <w:lvlText w:val=""/>
-      <w:lvlJc w:val="start"/>
+      <w:lvlJc w:val="left"/>
       <w:pPr>
         <w:tabs>
           <w:tab w:val="num" w:pos="2880"/>
         </w:tabs>
-        <w:ind w:start="2880" w:hanging="360"/>
+        <w:ind w:left="2880" w:hanging="360"/>
       </w:pPr>
       <w:rPr>
         <w:rFonts w:ascii="Symbol" w:hAnsi="Symbol" w:cs="Symbol" w:hint="default"/>
@@ -4831,12 +5662,12 @@
       <w:start w:val="1"/>
       <w:numFmt w:val="bullet"/>
       <w:lvlText w:val="◦"/>
-      <w:lvlJc w:val="start"/>
+      <w:lvlJc w:val="left"/>
       <w:pPr>
         <w:tabs>
           <w:tab w:val="num" w:pos="3240"/>
         </w:tabs>
-        <w:ind w:start="3240" w:hanging="360"/>
+        <w:ind w:left="3240" w:hanging="360"/>
       </w:pPr>
       <w:rPr>
         <w:rFonts w:ascii="OpenSymbol" w:hAnsi="OpenSymbol" w:cs="OpenSymbol" w:hint="default"/>
@@ -4846,12 +5677,12 @@
       <w:start w:val="1"/>
       <w:numFmt w:val="bullet"/>
       <w:lvlText w:val="▪"/>
-      <w:lvlJc w:val="start"/>
+      <w:lvlJc w:val="left"/>
       <w:pPr>
         <w:tabs>
           <w:tab w:val="num" w:pos="3600"/>
         </w:tabs>
-        <w:ind w:start="3600" w:hanging="360"/>
+        <w:ind w:left="3600" w:hanging="360"/>
       </w:pPr>
       <w:rPr>
         <w:rFonts w:ascii="OpenSymbol" w:hAnsi="OpenSymbol" w:cs="OpenSymbol" w:hint="default"/>
@@ -4863,12 +5694,12 @@
       <w:start w:val="1"/>
       <w:numFmt w:val="bullet"/>
       <w:lvlText w:val=""/>
-      <w:lvlJc w:val="start"/>
+      <w:lvlJc w:val="left"/>
       <w:pPr>
         <w:tabs>
           <w:tab w:val="num" w:pos="720"/>
         </w:tabs>
-        <w:ind w:start="720" w:hanging="360"/>
+        <w:ind w:left="720" w:hanging="360"/>
       </w:pPr>
       <w:rPr>
         <w:rFonts w:ascii="Symbol" w:hAnsi="Symbol" w:cs="Symbol" w:hint="default"/>
@@ -4878,12 +5709,12 @@
       <w:start w:val="1"/>
       <w:numFmt w:val="bullet"/>
       <w:lvlText w:val="◦"/>
-      <w:lvlJc w:val="start"/>
+      <w:lvlJc w:val="left"/>
       <w:pPr>
         <w:tabs>
           <w:tab w:val="num" w:pos="1080"/>
         </w:tabs>
-        <w:ind w:start="1080" w:hanging="360"/>
+        <w:ind w:left="1080" w:hanging="360"/>
       </w:pPr>
       <w:rPr>
         <w:rFonts w:ascii="OpenSymbol" w:hAnsi="OpenSymbol" w:cs="OpenSymbol" w:hint="default"/>
@@ -4893,12 +5724,12 @@
       <w:start w:val="1"/>
       <w:numFmt w:val="bullet"/>
       <w:lvlText w:val="▪"/>
-      <w:lvlJc w:val="start"/>
+      <w:lvlJc w:val="left"/>
       <w:pPr>
         <w:tabs>
           <w:tab w:val="num" w:pos="1440"/>
         </w:tabs>
-        <w:ind w:start="1440" w:hanging="360"/>
+        <w:ind w:left="1440" w:hanging="360"/>
       </w:pPr>
       <w:rPr>
         <w:rFonts w:ascii="OpenSymbol" w:hAnsi="OpenSymbol" w:cs="OpenSymbol" w:hint="default"/>
@@ -4908,12 +5739,12 @@
       <w:start w:val="1"/>
       <w:numFmt w:val="bullet"/>
       <w:lvlText w:val=""/>
-      <w:lvlJc w:val="start"/>
+      <w:lvlJc w:val="left"/>
       <w:pPr>
         <w:tabs>
           <w:tab w:val="num" w:pos="1800"/>
         </w:tabs>
-        <w:ind w:start="1800" w:hanging="360"/>
+        <w:ind w:left="1800" w:hanging="360"/>
       </w:pPr>
       <w:rPr>
         <w:rFonts w:ascii="Symbol" w:hAnsi="Symbol" w:cs="Symbol" w:hint="default"/>
@@ -4923,12 +5754,12 @@
       <w:start w:val="1"/>
       <w:numFmt w:val="bullet"/>
       <w:lvlText w:val="◦"/>
-      <w:lvlJc w:val="start"/>
+      <w:lvlJc w:val="left"/>
       <w:pPr>
         <w:tabs>
           <w:tab w:val="num" w:pos="2160"/>
         </w:tabs>
-        <w:ind w:start="2160" w:hanging="360"/>
+        <w:ind w:left="2160" w:hanging="360"/>
       </w:pPr>
       <w:rPr>
         <w:rFonts w:ascii="OpenSymbol" w:hAnsi="OpenSymbol" w:cs="OpenSymbol" w:hint="default"/>
@@ -4938,12 +5769,12 @@
       <w:start w:val="1"/>
       <w:numFmt w:val="bullet"/>
       <w:lvlText w:val="▪"/>
-      <w:lvlJc w:val="start"/>
+      <w:lvlJc w:val="left"/>
       <w:pPr>
         <w:tabs>
           <w:tab w:val="num" w:pos="2520"/>
         </w:tabs>
-        <w:ind w:start="2520" w:hanging="360"/>
+        <w:ind w:left="2520" w:hanging="360"/>
       </w:pPr>
       <w:rPr>
         <w:rFonts w:ascii="OpenSymbol" w:hAnsi="OpenSymbol" w:cs="OpenSymbol" w:hint="default"/>
@@ -4953,12 +5784,12 @@
       <w:start w:val="1"/>
       <w:numFmt w:val="bullet"/>
       <w:lvlText w:val=""/>
-      <w:lvlJc w:val="start"/>
+      <w:lvlJc w:val="left"/>
       <w:pPr>
         <w:tabs>
           <w:tab w:val="num" w:pos="2880"/>
         </w:tabs>
-        <w:ind w:start="2880" w:hanging="360"/>
+        <w:ind w:left="2880" w:hanging="360"/>
       </w:pPr>
       <w:rPr>
         <w:rFonts w:ascii="Symbol" w:hAnsi="Symbol" w:cs="Symbol" w:hint="default"/>
@@ -4968,12 +5799,12 @@
       <w:start w:val="1"/>
       <w:numFmt w:val="bullet"/>
       <w:lvlText w:val="◦"/>
-      <w:lvlJc w:val="start"/>
+      <w:lvlJc w:val="left"/>
       <w:pPr>
         <w:tabs>
           <w:tab w:val="num" w:pos="3240"/>
         </w:tabs>
-        <w:ind w:start="3240" w:hanging="360"/>
+        <w:ind w:left="3240" w:hanging="360"/>
       </w:pPr>
       <w:rPr>
         <w:rFonts w:ascii="OpenSymbol" w:hAnsi="OpenSymbol" w:cs="OpenSymbol" w:hint="default"/>
@@ -4983,12 +5814,12 @@
       <w:start w:val="1"/>
       <w:numFmt w:val="bullet"/>
       <w:lvlText w:val="▪"/>
-      <w:lvlJc w:val="start"/>
+      <w:lvlJc w:val="left"/>
       <w:pPr>
         <w:tabs>
           <w:tab w:val="num" w:pos="3600"/>
         </w:tabs>
-        <w:ind w:start="3600" w:hanging="360"/>
+        <w:ind w:left="3600" w:hanging="360"/>
       </w:pPr>
       <w:rPr>
         <w:rFonts w:ascii="OpenSymbol" w:hAnsi="OpenSymbol" w:cs="OpenSymbol" w:hint="default"/>
@@ -5000,12 +5831,12 @@
       <w:start w:val="1"/>
       <w:numFmt w:val="decimal"/>
       <w:lvlText w:val="%1."/>
-      <w:lvlJc w:val="start"/>
+      <w:lvlJc w:val="left"/>
       <w:pPr>
         <w:tabs>
           <w:tab w:val="num" w:pos="720"/>
         </w:tabs>
-        <w:ind w:start="720" w:hanging="360"/>
+        <w:ind w:left="720" w:hanging="360"/>
       </w:pPr>
       <w:rPr/>
     </w:lvl>
@@ -5013,12 +5844,12 @@
       <w:start w:val="1"/>
       <w:numFmt w:val="decimal"/>
       <w:lvlText w:val="%2."/>
-      <w:lvlJc w:val="start"/>
+      <w:lvlJc w:val="left"/>
       <w:pPr>
         <w:tabs>
           <w:tab w:val="num" w:pos="1080"/>
         </w:tabs>
-        <w:ind w:start="1080" w:hanging="360"/>
+        <w:ind w:left="1080" w:hanging="360"/>
       </w:pPr>
       <w:rPr/>
     </w:lvl>
@@ -5026,12 +5857,12 @@
       <w:start w:val="1"/>
       <w:numFmt w:val="decimal"/>
       <w:lvlText w:val="%3."/>
-      <w:lvlJc w:val="start"/>
+      <w:lvlJc w:val="left"/>
       <w:pPr>
         <w:tabs>
           <w:tab w:val="num" w:pos="1440"/>
         </w:tabs>
-        <w:ind w:start="1440" w:hanging="360"/>
+        <w:ind w:left="1440" w:hanging="360"/>
       </w:pPr>
       <w:rPr/>
     </w:lvl>
@@ -5039,12 +5870,12 @@
       <w:start w:val="1"/>
       <w:numFmt w:val="decimal"/>
       <w:lvlText w:val="%4."/>
-      <w:lvlJc w:val="start"/>
+      <w:lvlJc w:val="left"/>
       <w:pPr>
         <w:tabs>
           <w:tab w:val="num" w:pos="1800"/>
         </w:tabs>
-        <w:ind w:start="1800" w:hanging="360"/>
+        <w:ind w:left="1800" w:hanging="360"/>
       </w:pPr>
       <w:rPr/>
     </w:lvl>
@@ -5052,12 +5883,12 @@
       <w:start w:val="1"/>
       <w:numFmt w:val="decimal"/>
       <w:lvlText w:val="%5."/>
-      <w:lvlJc w:val="start"/>
+      <w:lvlJc w:val="left"/>
       <w:pPr>
         <w:tabs>
           <w:tab w:val="num" w:pos="2160"/>
         </w:tabs>
-        <w:ind w:start="2160" w:hanging="360"/>
+        <w:ind w:left="2160" w:hanging="360"/>
       </w:pPr>
       <w:rPr/>
     </w:lvl>
@@ -5065,12 +5896,12 @@
       <w:start w:val="1"/>
       <w:numFmt w:val="decimal"/>
       <w:lvlText w:val="%6."/>
-      <w:lvlJc w:val="start"/>
+      <w:lvlJc w:val="left"/>
       <w:pPr>
         <w:tabs>
           <w:tab w:val="num" w:pos="2520"/>
         </w:tabs>
-        <w:ind w:start="2520" w:hanging="360"/>
+        <w:ind w:left="2520" w:hanging="360"/>
       </w:pPr>
       <w:rPr/>
     </w:lvl>
@@ -5078,12 +5909,12 @@
       <w:start w:val="1"/>
       <w:numFmt w:val="decimal"/>
       <w:lvlText w:val="%7."/>
-      <w:lvlJc w:val="start"/>
+      <w:lvlJc w:val="left"/>
       <w:pPr>
         <w:tabs>
           <w:tab w:val="num" w:pos="2880"/>
         </w:tabs>
-        <w:ind w:start="2880" w:hanging="360"/>
+        <w:ind w:left="2880" w:hanging="360"/>
       </w:pPr>
       <w:rPr/>
     </w:lvl>
@@ -5091,12 +5922,12 @@
       <w:start w:val="1"/>
       <w:numFmt w:val="decimal"/>
       <w:lvlText w:val="%8."/>
-      <w:lvlJc w:val="start"/>
+      <w:lvlJc w:val="left"/>
       <w:pPr>
         <w:tabs>
           <w:tab w:val="num" w:pos="3240"/>
         </w:tabs>
-        <w:ind w:start="3240" w:hanging="360"/>
+        <w:ind w:left="3240" w:hanging="360"/>
       </w:pPr>
       <w:rPr/>
     </w:lvl>
@@ -5104,12 +5935,12 @@
       <w:start w:val="1"/>
       <w:numFmt w:val="decimal"/>
       <w:lvlText w:val="%9."/>
-      <w:lvlJc w:val="start"/>
+      <w:lvlJc w:val="left"/>
       <w:pPr>
         <w:tabs>
           <w:tab w:val="num" w:pos="3600"/>
         </w:tabs>
-        <w:ind w:start="3600" w:hanging="360"/>
+        <w:ind w:left="3600" w:hanging="360"/>
       </w:pPr>
       <w:rPr/>
     </w:lvl>
@@ -5119,12 +5950,12 @@
       <w:start w:val="1"/>
       <w:numFmt w:val="bullet"/>
       <w:lvlText w:val=""/>
-      <w:lvlJc w:val="start"/>
+      <w:lvlJc w:val="left"/>
       <w:pPr>
         <w:tabs>
           <w:tab w:val="num" w:pos="720"/>
         </w:tabs>
-        <w:ind w:start="720" w:hanging="360"/>
+        <w:ind w:left="720" w:hanging="360"/>
       </w:pPr>
       <w:rPr>
         <w:rFonts w:ascii="Symbol" w:hAnsi="Symbol" w:cs="Symbol" w:hint="default"/>
@@ -5134,12 +5965,12 @@
       <w:start w:val="1"/>
       <w:numFmt w:val="bullet"/>
       <w:lvlText w:val="◦"/>
-      <w:lvlJc w:val="start"/>
+      <w:lvlJc w:val="left"/>
       <w:pPr>
         <w:tabs>
           <w:tab w:val="num" w:pos="1080"/>
         </w:tabs>
-        <w:ind w:start="1080" w:hanging="360"/>
+        <w:ind w:left="1080" w:hanging="360"/>
       </w:pPr>
       <w:rPr>
         <w:rFonts w:ascii="OpenSymbol" w:hAnsi="OpenSymbol" w:cs="OpenSymbol" w:hint="default"/>
@@ -5149,12 +5980,12 @@
       <w:start w:val="1"/>
       <w:numFmt w:val="bullet"/>
       <w:lvlText w:val="▪"/>
-      <w:lvlJc w:val="start"/>
+      <w:lvlJc w:val="left"/>
       <w:pPr>
         <w:tabs>
           <w:tab w:val="num" w:pos="1440"/>
         </w:tabs>
-        <w:ind w:start="1440" w:hanging="360"/>
+        <w:ind w:left="1440" w:hanging="360"/>
       </w:pPr>
       <w:rPr>
         <w:rFonts w:ascii="OpenSymbol" w:hAnsi="OpenSymbol" w:cs="OpenSymbol" w:hint="default"/>
@@ -5164,12 +5995,12 @@
       <w:start w:val="1"/>
       <w:numFmt w:val="bullet"/>
       <w:lvlText w:val=""/>
-      <w:lvlJc w:val="start"/>
+      <w:lvlJc w:val="left"/>
       <w:pPr>
         <w:tabs>
           <w:tab w:val="num" w:pos="1800"/>
         </w:tabs>
-        <w:ind w:start="1800" w:hanging="360"/>
+        <w:ind w:left="1800" w:hanging="360"/>
       </w:pPr>
       <w:rPr>
         <w:rFonts w:ascii="Symbol" w:hAnsi="Symbol" w:cs="Symbol" w:hint="default"/>
@@ -5179,12 +6010,12 @@
       <w:start w:val="1"/>
       <w:numFmt w:val="bullet"/>
       <w:lvlText w:val="◦"/>
-      <w:lvlJc w:val="start"/>
+      <w:lvlJc w:val="left"/>
       <w:pPr>
         <w:tabs>
           <w:tab w:val="num" w:pos="2160"/>
         </w:tabs>
-        <w:ind w:start="2160" w:hanging="360"/>
+        <w:ind w:left="2160" w:hanging="360"/>
       </w:pPr>
       <w:rPr>
         <w:rFonts w:ascii="OpenSymbol" w:hAnsi="OpenSymbol" w:cs="OpenSymbol" w:hint="default"/>
@@ -5194,12 +6025,12 @@
       <w:start w:val="1"/>
       <w:numFmt w:val="bullet"/>
       <w:lvlText w:val="▪"/>
-      <w:lvlJc w:val="start"/>
+      <w:lvlJc w:val="left"/>
       <w:pPr>
         <w:tabs>
           <w:tab w:val="num" w:pos="2520"/>
         </w:tabs>
-        <w:ind w:start="2520" w:hanging="360"/>
+        <w:ind w:left="2520" w:hanging="360"/>
       </w:pPr>
       <w:rPr>
         <w:rFonts w:ascii="OpenSymbol" w:hAnsi="OpenSymbol" w:cs="OpenSymbol" w:hint="default"/>
@@ -5209,12 +6040,12 @@
       <w:start w:val="1"/>
       <w:numFmt w:val="bullet"/>
       <w:lvlText w:val=""/>
-      <w:lvlJc w:val="start"/>
+      <w:lvlJc w:val="left"/>
       <w:pPr>
         <w:tabs>
           <w:tab w:val="num" w:pos="2880"/>
         </w:tabs>
-        <w:ind w:start="2880" w:hanging="360"/>
+        <w:ind w:left="2880" w:hanging="360"/>
       </w:pPr>
       <w:rPr>
         <w:rFonts w:ascii="Symbol" w:hAnsi="Symbol" w:cs="Symbol" w:hint="default"/>
@@ -5224,12 +6055,12 @@
       <w:start w:val="1"/>
       <w:numFmt w:val="bullet"/>
       <w:lvlText w:val="◦"/>
-      <w:lvlJc w:val="start"/>
+      <w:lvlJc w:val="left"/>
       <w:pPr>
         <w:tabs>
           <w:tab w:val="num" w:pos="3240"/>
         </w:tabs>
-        <w:ind w:start="3240" w:hanging="360"/>
+        <w:ind w:left="3240" w:hanging="360"/>
       </w:pPr>
       <w:rPr>
         <w:rFonts w:ascii="OpenSymbol" w:hAnsi="OpenSymbol" w:cs="OpenSymbol" w:hint="default"/>
@@ -5239,16 +6070,135 @@
       <w:start w:val="1"/>
       <w:numFmt w:val="bullet"/>
       <w:lvlText w:val="▪"/>
-      <w:lvlJc w:val="start"/>
+      <w:lvlJc w:val="left"/>
       <w:pPr>
         <w:tabs>
           <w:tab w:val="num" w:pos="3600"/>
         </w:tabs>
-        <w:ind w:start="3600" w:hanging="360"/>
+        <w:ind w:left="3600" w:hanging="360"/>
       </w:pPr>
       <w:rPr>
         <w:rFonts w:ascii="OpenSymbol" w:hAnsi="OpenSymbol" w:cs="OpenSymbol" w:hint="default"/>
       </w:rPr>
+    </w:lvl>
+  </w:abstractNum>
+  <w:abstractNum w:abstractNumId="10">
+    <w:lvl w:ilvl="0">
+      <w:start w:val="1"/>
+      <w:numFmt w:val="none"/>
+      <w:suff w:val="nothing"/>
+      <w:lvlText w:val=""/>
+      <w:lvlJc w:val="left"/>
+      <w:pPr>
+        <w:tabs>
+          <w:tab w:val="num" w:pos="0"/>
+        </w:tabs>
+        <w:ind w:left="0" w:hanging="0"/>
+      </w:pPr>
+    </w:lvl>
+    <w:lvl w:ilvl="1">
+      <w:start w:val="1"/>
+      <w:numFmt w:val="none"/>
+      <w:suff w:val="nothing"/>
+      <w:lvlText w:val=""/>
+      <w:lvlJc w:val="left"/>
+      <w:pPr>
+        <w:tabs>
+          <w:tab w:val="num" w:pos="0"/>
+        </w:tabs>
+        <w:ind w:left="0" w:hanging="0"/>
+      </w:pPr>
+    </w:lvl>
+    <w:lvl w:ilvl="2">
+      <w:start w:val="1"/>
+      <w:numFmt w:val="none"/>
+      <w:suff w:val="nothing"/>
+      <w:lvlText w:val=""/>
+      <w:lvlJc w:val="left"/>
+      <w:pPr>
+        <w:tabs>
+          <w:tab w:val="num" w:pos="0"/>
+        </w:tabs>
+        <w:ind w:left="0" w:hanging="0"/>
+      </w:pPr>
+    </w:lvl>
+    <w:lvl w:ilvl="3">
+      <w:start w:val="1"/>
+      <w:numFmt w:val="none"/>
+      <w:suff w:val="nothing"/>
+      <w:lvlText w:val=""/>
+      <w:lvlJc w:val="left"/>
+      <w:pPr>
+        <w:tabs>
+          <w:tab w:val="num" w:pos="0"/>
+        </w:tabs>
+        <w:ind w:left="0" w:hanging="0"/>
+      </w:pPr>
+    </w:lvl>
+    <w:lvl w:ilvl="4">
+      <w:start w:val="1"/>
+      <w:numFmt w:val="none"/>
+      <w:suff w:val="nothing"/>
+      <w:lvlText w:val=""/>
+      <w:lvlJc w:val="left"/>
+      <w:pPr>
+        <w:tabs>
+          <w:tab w:val="num" w:pos="0"/>
+        </w:tabs>
+        <w:ind w:left="0" w:hanging="0"/>
+      </w:pPr>
+    </w:lvl>
+    <w:lvl w:ilvl="5">
+      <w:start w:val="1"/>
+      <w:numFmt w:val="none"/>
+      <w:suff w:val="nothing"/>
+      <w:lvlText w:val=""/>
+      <w:lvlJc w:val="left"/>
+      <w:pPr>
+        <w:tabs>
+          <w:tab w:val="num" w:pos="0"/>
+        </w:tabs>
+        <w:ind w:left="0" w:hanging="0"/>
+      </w:pPr>
+    </w:lvl>
+    <w:lvl w:ilvl="6">
+      <w:start w:val="1"/>
+      <w:numFmt w:val="none"/>
+      <w:suff w:val="nothing"/>
+      <w:lvlText w:val=""/>
+      <w:lvlJc w:val="left"/>
+      <w:pPr>
+        <w:tabs>
+          <w:tab w:val="num" w:pos="0"/>
+        </w:tabs>
+        <w:ind w:left="0" w:hanging="0"/>
+      </w:pPr>
+    </w:lvl>
+    <w:lvl w:ilvl="7">
+      <w:start w:val="1"/>
+      <w:numFmt w:val="none"/>
+      <w:suff w:val="nothing"/>
+      <w:lvlText w:val=""/>
+      <w:lvlJc w:val="left"/>
+      <w:pPr>
+        <w:tabs>
+          <w:tab w:val="num" w:pos="0"/>
+        </w:tabs>
+        <w:ind w:left="0" w:hanging="0"/>
+      </w:pPr>
+    </w:lvl>
+    <w:lvl w:ilvl="8">
+      <w:start w:val="1"/>
+      <w:numFmt w:val="none"/>
+      <w:suff w:val="nothing"/>
+      <w:lvlText w:val=""/>
+      <w:lvlJc w:val="left"/>
+      <w:pPr>
+        <w:tabs>
+          <w:tab w:val="num" w:pos="0"/>
+        </w:tabs>
+        <w:ind w:left="0" w:hanging="0"/>
+      </w:pPr>
     </w:lvl>
   </w:abstractNum>
   <w:num w:numId="1">
@@ -5278,6 +6228,9 @@
   <w:num w:numId="9">
     <w:abstractNumId w:val="9"/>
   </w:num>
+  <w:num w:numId="10">
+    <w:abstractNumId w:val="10"/>
+  </w:num>
 </w:numbering>
 </file>
 
@@ -5295,7 +6248,6 @@
     </w:rPrDefault>
     <w:pPrDefault>
       <w:pPr>
-        <w:widowControl/>
         <w:suppressAutoHyphens w:val="true"/>
       </w:pPr>
     </w:pPrDefault>
@@ -5305,7 +6257,10 @@
     <w:qFormat/>
     <w:pPr>
       <w:widowControl/>
+      <w:suppressAutoHyphens w:val="true"/>
       <w:bidi w:val="0"/>
+      <w:spacing w:before="0" w:after="0"/>
+      <w:jc w:val="left"/>
     </w:pPr>
     <w:rPr>
       <w:rFonts w:ascii="Liberation Serif" w:hAnsi="Liberation Serif" w:eastAsia="NSimSun" w:cs="Arial"/>
@@ -5317,7 +6272,7 @@
     </w:rPr>
   </w:style>
   <w:style w:type="paragraph" w:styleId="Heading1">
-    <w:name w:val="heading 1"/>
+    <w:name w:val="Heading 1"/>
     <w:basedOn w:val="Heading"/>
     <w:next w:val="BodyText"/>
     <w:qFormat/>
@@ -5337,7 +6292,7 @@
     </w:rPr>
   </w:style>
   <w:style w:type="paragraph" w:styleId="Heading2">
-    <w:name w:val="heading 2"/>
+    <w:name w:val="Heading 2"/>
     <w:basedOn w:val="Heading"/>
     <w:next w:val="BodyText"/>
     <w:qFormat/>
@@ -5357,7 +6312,7 @@
     </w:rPr>
   </w:style>
   <w:style w:type="paragraph" w:styleId="Heading3">
-    <w:name w:val="heading 3"/>
+    <w:name w:val="Heading 3"/>
     <w:basedOn w:val="Heading"/>
     <w:next w:val="BodyText"/>
     <w:qFormat/>
@@ -5417,7 +6372,7 @@
     </w:rPr>
   </w:style>
   <w:style w:type="paragraph" w:styleId="Caption">
-    <w:name w:val="caption"/>
+    <w:name w:val="Caption"/>
     <w:basedOn w:val="Normal"/>
     <w:qFormat/>
     <w:pPr>
@@ -5477,37 +6432,37 @@
         <a:srgbClr val="000000"/>
       </a:dk1>
       <a:lt1>
-        <a:srgbClr val="FFFFFF"/>
+        <a:srgbClr val="ffffff"/>
       </a:lt1>
       <a:dk2>
         <a:srgbClr val="000000"/>
       </a:dk2>
       <a:lt2>
-        <a:srgbClr val="FFFFFF"/>
+        <a:srgbClr val="ffffff"/>
       </a:lt2>
       <a:accent1>
-        <a:srgbClr val="18A303"/>
+        <a:srgbClr val="18a303"/>
       </a:accent1>
       <a:accent2>
-        <a:srgbClr val="0369A3"/>
+        <a:srgbClr val="0369a3"/>
       </a:accent2>
       <a:accent3>
-        <a:srgbClr val="A33E03"/>
+        <a:srgbClr val="a33e03"/>
       </a:accent3>
       <a:accent4>
-        <a:srgbClr val="8E03A3"/>
+        <a:srgbClr val="8e03a3"/>
       </a:accent4>
       <a:accent5>
-        <a:srgbClr val="C99C00"/>
+        <a:srgbClr val="c99c00"/>
       </a:accent5>
       <a:accent6>
-        <a:srgbClr val="C9211E"/>
+        <a:srgbClr val="c9211e"/>
       </a:accent6>
       <a:hlink>
-        <a:srgbClr val="0000EE"/>
+        <a:srgbClr val="0000ee"/>
       </a:hlink>
       <a:folHlink>
-        <a:srgbClr val="551A8B"/>
+        <a:srgbClr val="551a8b"/>
       </a:folHlink>
     </a:clrScheme>
     <a:fontScheme name="Office">

--- a/Documents/funkcionalis_specifikaciok.docx
+++ b/Documents/funkcionalis_specifikaciok.docx
@@ -13,14 +13,10 @@
         <w:spacing w:before="240" w:after="120"/>
         <w:ind w:hanging="0" w:left="0"/>
         <w:jc w:val="left"/>
-        <w:rPr>
-          <w:lang w:val="hu-HU" w:eastAsia="zh-CN" w:bidi="hi-IN"/>
-        </w:rPr>
-      </w:pPr>
-      <w:r>
-        <w:rPr>
-          <w:lang w:val="hu-HU" w:eastAsia="zh-CN" w:bidi="hi-IN"/>
-        </w:rPr>
+        <w:rPr/>
+      </w:pPr>
+      <w:r>
+        <w:rPr/>
         <w:t>Drag &amp; Drop Todo webalkalmazás</w:t>
       </w:r>
     </w:p>
@@ -34,14 +30,10 @@
         <w:bidi w:val="0"/>
         <w:ind w:hanging="0" w:left="0"/>
         <w:jc w:val="left"/>
-        <w:rPr>
-          <w:lang w:val="hu-HU" w:eastAsia="zh-CN" w:bidi="hi-IN"/>
-        </w:rPr>
-      </w:pPr>
-      <w:r>
-        <w:rPr>
-          <w:lang w:val="hu-HU" w:eastAsia="zh-CN" w:bidi="hi-IN"/>
-        </w:rPr>
+        <w:rPr/>
+      </w:pPr>
+      <w:r>
+        <w:rPr/>
         <w:t>Funkcionális specifikáció</w:t>
       </w:r>
     </w:p>
@@ -50,14 +42,10 @@
         <w:pStyle w:val="BodyText"/>
         <w:bidi w:val="0"/>
         <w:jc w:val="left"/>
-        <w:rPr>
-          <w:lang w:val="hu-HU" w:eastAsia="zh-CN" w:bidi="hi-IN"/>
-        </w:rPr>
-      </w:pPr>
-      <w:r>
-        <w:rPr>
-          <w:lang w:val="hu-HU" w:eastAsia="zh-CN" w:bidi="hi-IN"/>
-        </w:rPr>
+        <w:rPr/>
+      </w:pPr>
+      <w:r>
+        <w:rPr/>
         <w:t>Felhasználói szerepkörök, folyamatok és elfogadási feltételek</w:t>
       </w:r>
     </w:p>
@@ -96,14 +84,10 @@
               <w:pStyle w:val="TableHeading"/>
               <w:bidi w:val="0"/>
               <w:jc w:val="left"/>
-              <w:rPr>
-                <w:lang w:val="hu-HU" w:eastAsia="zh-CN" w:bidi="hi-IN"/>
-              </w:rPr>
-            </w:pPr>
-            <w:r>
-              <w:rPr>
-                <w:lang w:val="hu-HU" w:eastAsia="zh-CN" w:bidi="hi-IN"/>
-              </w:rPr>
+              <w:rPr/>
+            </w:pPr>
+            <w:r>
+              <w:rPr/>
               <w:t>Mező</w:t>
             </w:r>
           </w:p>
@@ -123,14 +107,10 @@
               <w:pStyle w:val="TableHeading"/>
               <w:bidi w:val="0"/>
               <w:jc w:val="left"/>
-              <w:rPr>
-                <w:lang w:val="hu-HU" w:eastAsia="zh-CN" w:bidi="hi-IN"/>
-              </w:rPr>
-            </w:pPr>
-            <w:r>
-              <w:rPr>
-                <w:lang w:val="hu-HU" w:eastAsia="zh-CN" w:bidi="hi-IN"/>
-              </w:rPr>
+              <w:rPr/>
+            </w:pPr>
+            <w:r>
+              <w:rPr/>
               <w:t>Érték</w:t>
             </w:r>
           </w:p>
@@ -151,14 +131,10 @@
               <w:pStyle w:val="TableContents"/>
               <w:bidi w:val="0"/>
               <w:jc w:val="left"/>
-              <w:rPr>
-                <w:lang w:val="hu-HU" w:eastAsia="zh-CN" w:bidi="hi-IN"/>
-              </w:rPr>
-            </w:pPr>
-            <w:r>
-              <w:rPr>
-                <w:lang w:val="hu-HU" w:eastAsia="zh-CN" w:bidi="hi-IN"/>
-              </w:rPr>
+              <w:rPr/>
+            </w:pPr>
+            <w:r>
+              <w:rPr/>
               <w:t>Projekt</w:t>
             </w:r>
           </w:p>
@@ -177,14 +153,10 @@
               <w:pStyle w:val="TableContents"/>
               <w:bidi w:val="0"/>
               <w:jc w:val="left"/>
-              <w:rPr>
-                <w:lang w:val="hu-HU" w:eastAsia="zh-CN" w:bidi="hi-IN"/>
-              </w:rPr>
-            </w:pPr>
-            <w:r>
-              <w:rPr>
-                <w:lang w:val="hu-HU" w:eastAsia="zh-CN" w:bidi="hi-IN"/>
-              </w:rPr>
+              <w:rPr/>
+            </w:pPr>
+            <w:r>
+              <w:rPr/>
               <w:t>Drag &amp; Drop Todo webalkalmazás</w:t>
             </w:r>
           </w:p>
@@ -205,14 +177,10 @@
               <w:pStyle w:val="TableContents"/>
               <w:bidi w:val="0"/>
               <w:jc w:val="left"/>
-              <w:rPr>
-                <w:lang w:val="hu-HU" w:eastAsia="zh-CN" w:bidi="hi-IN"/>
-              </w:rPr>
-            </w:pPr>
-            <w:r>
-              <w:rPr>
-                <w:lang w:val="hu-HU" w:eastAsia="zh-CN" w:bidi="hi-IN"/>
-              </w:rPr>
+              <w:rPr/>
+            </w:pPr>
+            <w:r>
+              <w:rPr/>
               <w:t>Dokumentumverzió</w:t>
             </w:r>
           </w:p>
@@ -231,21 +199,11 @@
               <w:pStyle w:val="TableContents"/>
               <w:bidi w:val="0"/>
               <w:jc w:val="left"/>
-              <w:rPr>
-                <w:lang w:val="hu-HU" w:eastAsia="zh-CN" w:bidi="hi-IN"/>
-              </w:rPr>
-            </w:pPr>
-            <w:r>
-              <w:rPr>
-                <w:lang w:val="hu-HU" w:eastAsia="zh-CN" w:bidi="hi-IN"/>
-              </w:rPr>
-              <w:t>1.</w:t>
-            </w:r>
-            <w:r>
-              <w:rPr>
-                <w:lang w:val="hu-HU" w:eastAsia="zh-CN" w:bidi="hi-IN"/>
-              </w:rPr>
-              <w:t>1</w:t>
+              <w:rPr/>
+            </w:pPr>
+            <w:r>
+              <w:rPr/>
+              <w:t>1.0</w:t>
             </w:r>
           </w:p>
         </w:tc>
@@ -265,14 +223,10 @@
               <w:pStyle w:val="TableContents"/>
               <w:bidi w:val="0"/>
               <w:jc w:val="left"/>
-              <w:rPr>
-                <w:lang w:val="hu-HU" w:eastAsia="zh-CN" w:bidi="hi-IN"/>
-              </w:rPr>
-            </w:pPr>
-            <w:r>
-              <w:rPr>
-                <w:lang w:val="hu-HU" w:eastAsia="zh-CN" w:bidi="hi-IN"/>
-              </w:rPr>
+              <w:rPr/>
+            </w:pPr>
+            <w:r>
+              <w:rPr/>
               <w:t>Készítés dátuma</w:t>
             </w:r>
           </w:p>
@@ -291,21 +245,11 @@
               <w:pStyle w:val="TableContents"/>
               <w:bidi w:val="0"/>
               <w:jc w:val="left"/>
-              <w:rPr>
-                <w:lang w:val="hu-HU" w:eastAsia="zh-CN" w:bidi="hi-IN"/>
-              </w:rPr>
-            </w:pPr>
-            <w:r>
-              <w:rPr>
-                <w:lang w:val="hu-HU" w:eastAsia="zh-CN" w:bidi="hi-IN"/>
-              </w:rPr>
-              <w:t>2026. október 0</w:t>
-            </w:r>
-            <w:r>
-              <w:rPr>
-                <w:lang w:val="hu-HU" w:eastAsia="zh-CN" w:bidi="hi-IN"/>
-              </w:rPr>
-              <w:t>5</w:t>
+              <w:rPr/>
+            </w:pPr>
+            <w:r>
+              <w:rPr/>
+              <w:t>2026. október 03.</w:t>
             </w:r>
           </w:p>
         </w:tc>
@@ -325,14 +269,10 @@
               <w:pStyle w:val="TableContents"/>
               <w:bidi w:val="0"/>
               <w:jc w:val="left"/>
-              <w:rPr>
-                <w:lang w:val="hu-HU" w:eastAsia="zh-CN" w:bidi="hi-IN"/>
-              </w:rPr>
-            </w:pPr>
-            <w:r>
-              <w:rPr>
-                <w:lang w:val="hu-HU" w:eastAsia="zh-CN" w:bidi="hi-IN"/>
-              </w:rPr>
+              <w:rPr/>
+            </w:pPr>
+            <w:r>
+              <w:rPr/>
               <w:t>Felhasználás</w:t>
             </w:r>
           </w:p>
@@ -351,14 +291,10 @@
               <w:pStyle w:val="TableContents"/>
               <w:bidi w:val="0"/>
               <w:jc w:val="left"/>
-              <w:rPr>
-                <w:lang w:val="hu-HU" w:eastAsia="zh-CN" w:bidi="hi-IN"/>
-              </w:rPr>
-            </w:pPr>
-            <w:r>
-              <w:rPr>
-                <w:lang w:val="hu-HU" w:eastAsia="zh-CN" w:bidi="hi-IN"/>
-              </w:rPr>
+              <w:rPr/>
+            </w:pPr>
+            <w:r>
+              <w:rPr/>
               <w:t>Tantárgyi dokumentáció és beadás</w:t>
             </w:r>
           </w:p>
@@ -370,14 +306,10 @@
         <w:pStyle w:val="BodyText"/>
         <w:bidi w:val="0"/>
         <w:jc w:val="left"/>
-        <w:rPr>
-          <w:lang w:val="hu-HU" w:eastAsia="zh-CN" w:bidi="hi-IN"/>
-        </w:rPr>
-      </w:pPr>
-      <w:r>
-        <w:rPr>
-          <w:lang w:val="hu-HU" w:eastAsia="zh-CN" w:bidi="hi-IN"/>
-        </w:rPr>
+        <w:rPr/>
+      </w:pPr>
+      <w:r>
+        <w:rPr/>
       </w:r>
     </w:p>
     <w:p>
@@ -385,14 +317,10 @@
         <w:pStyle w:val="BodyText"/>
         <w:bidi w:val="0"/>
         <w:jc w:val="left"/>
-        <w:rPr>
-          <w:lang w:val="hu-HU" w:eastAsia="zh-CN" w:bidi="hi-IN"/>
-        </w:rPr>
-      </w:pPr>
-      <w:r>
-        <w:rPr>
-          <w:lang w:val="hu-HU" w:eastAsia="zh-CN" w:bidi="hi-IN"/>
-        </w:rPr>
+        <w:rPr/>
+      </w:pPr>
+      <w:r>
+        <w:rPr/>
         <w:t>A dokumentum célja. A Drag &amp; Drop Todo webalkalmazás működésének, felépítésének és ellenőrizhető követelményeinek részletes, beadásra kész leírása.</w:t>
       </w:r>
     </w:p>
@@ -401,14 +329,10 @@
         <w:pStyle w:val="BodyText"/>
         <w:bidi w:val="0"/>
         <w:jc w:val="left"/>
-        <w:rPr>
-          <w:lang w:val="hu-HU" w:eastAsia="zh-CN" w:bidi="hi-IN"/>
-        </w:rPr>
-      </w:pPr>
-      <w:r>
-        <w:rPr>
-          <w:lang w:val="hu-HU" w:eastAsia="zh-CN" w:bidi="hi-IN"/>
-        </w:rPr>
+        <w:rPr/>
+      </w:pPr>
+      <w:r>
+        <w:rPr/>
       </w:r>
       <w:r>
         <w:br w:type="page"/>
@@ -425,14 +349,10 @@
         <w:spacing w:before="0" w:after="120"/>
         <w:ind w:hanging="0" w:left="0"/>
         <w:jc w:val="left"/>
-        <w:rPr>
-          <w:lang w:val="hu-HU" w:eastAsia="zh-CN" w:bidi="hi-IN"/>
-        </w:rPr>
-      </w:pPr>
-      <w:r>
-        <w:rPr>
-          <w:lang w:val="hu-HU" w:eastAsia="zh-CN" w:bidi="hi-IN"/>
-        </w:rPr>
+        <w:rPr/>
+      </w:pPr>
+      <w:r>
+        <w:rPr/>
         <w:t>Rendeltetés és funkcionális hatókör</w:t>
       </w:r>
     </w:p>
@@ -441,14 +361,10 @@
         <w:pStyle w:val="BodyText"/>
         <w:bidi w:val="0"/>
         <w:jc w:val="left"/>
-        <w:rPr>
-          <w:lang w:val="hu-HU" w:eastAsia="zh-CN" w:bidi="hi-IN"/>
-        </w:rPr>
-      </w:pPr>
-      <w:r>
-        <w:rPr>
-          <w:lang w:val="hu-HU" w:eastAsia="zh-CN" w:bidi="hi-IN"/>
-        </w:rPr>
+        <w:rPr/>
+      </w:pPr>
+      <w:r>
+        <w:rPr/>
         <w:t>A specifikáció meghatározza, mit kell a Drag &amp; Drop Todo webalkalmazás rendszernek a felhasználó szemszögéből biztosítania.</w:t>
       </w:r>
     </w:p>
@@ -457,14 +373,10 @@
         <w:pStyle w:val="BodyText"/>
         <w:bidi w:val="0"/>
         <w:jc w:val="left"/>
-        <w:rPr>
-          <w:lang w:val="hu-HU" w:eastAsia="zh-CN" w:bidi="hi-IN"/>
-        </w:rPr>
-      </w:pPr>
-      <w:r>
-        <w:rPr>
-          <w:lang w:val="hu-HU" w:eastAsia="zh-CN" w:bidi="hi-IN"/>
-        </w:rPr>
+        <w:rPr/>
+      </w:pPr>
+      <w:r>
+        <w:rPr/>
         <w:t>A rendszer a napi teendők vizuális megjelenítésére hivatott. A felhasználó regisztrál, bejelentkezik, majd a főoldalon keresztül eljut a todo oldalra, ahol feladatokat hozhat létre, szerkeszthet, törölhet és drag &amp; drop módszerrel átrendezhet. Az adatok MySQL adatbázisban tárolódnak, így bejelentkezés után bármikor elérhetők.</w:t>
       </w:r>
     </w:p>
@@ -504,14 +416,10 @@
               <w:pStyle w:val="TableHeading"/>
               <w:bidi w:val="0"/>
               <w:jc w:val="left"/>
-              <w:rPr>
-                <w:lang w:val="hu-HU" w:eastAsia="zh-CN" w:bidi="hi-IN"/>
-              </w:rPr>
-            </w:pPr>
-            <w:r>
-              <w:rPr>
-                <w:lang w:val="hu-HU" w:eastAsia="zh-CN" w:bidi="hi-IN"/>
-              </w:rPr>
+              <w:rPr/>
+            </w:pPr>
+            <w:r>
+              <w:rPr/>
               <w:t>Azonosító</w:t>
             </w:r>
           </w:p>
@@ -530,14 +438,10 @@
               <w:pStyle w:val="TableHeading"/>
               <w:bidi w:val="0"/>
               <w:jc w:val="left"/>
-              <w:rPr>
-                <w:lang w:val="hu-HU" w:eastAsia="zh-CN" w:bidi="hi-IN"/>
-              </w:rPr>
-            </w:pPr>
-            <w:r>
-              <w:rPr>
-                <w:lang w:val="hu-HU" w:eastAsia="zh-CN" w:bidi="hi-IN"/>
-              </w:rPr>
+              <w:rPr/>
+            </w:pPr>
+            <w:r>
+              <w:rPr/>
               <w:t>Funkciócsoport</w:t>
             </w:r>
           </w:p>
@@ -557,14 +461,10 @@
               <w:pStyle w:val="TableHeading"/>
               <w:bidi w:val="0"/>
               <w:jc w:val="left"/>
-              <w:rPr>
-                <w:lang w:val="hu-HU" w:eastAsia="zh-CN" w:bidi="hi-IN"/>
-              </w:rPr>
-            </w:pPr>
-            <w:r>
-              <w:rPr>
-                <w:lang w:val="hu-HU" w:eastAsia="zh-CN" w:bidi="hi-IN"/>
-              </w:rPr>
+              <w:rPr/>
+            </w:pPr>
+            <w:r>
+              <w:rPr/>
               <w:t>Eredmény</w:t>
             </w:r>
           </w:p>
@@ -585,14 +485,10 @@
               <w:pStyle w:val="TableContents"/>
               <w:bidi w:val="0"/>
               <w:jc w:val="left"/>
-              <w:rPr>
-                <w:lang w:val="hu-HU" w:eastAsia="zh-CN" w:bidi="hi-IN"/>
-              </w:rPr>
-            </w:pPr>
-            <w:r>
-              <w:rPr>
-                <w:lang w:val="hu-HU" w:eastAsia="zh-CN" w:bidi="hi-IN"/>
-              </w:rPr>
+              <w:rPr/>
+            </w:pPr>
+            <w:r>
+              <w:rPr/>
               <w:t>FC-01</w:t>
             </w:r>
           </w:p>
@@ -610,14 +506,10 @@
               <w:pStyle w:val="TableContents"/>
               <w:bidi w:val="0"/>
               <w:jc w:val="left"/>
-              <w:rPr>
-                <w:lang w:val="hu-HU" w:eastAsia="zh-CN" w:bidi="hi-IN"/>
-              </w:rPr>
-            </w:pPr>
-            <w:r>
-              <w:rPr>
-                <w:lang w:val="hu-HU" w:eastAsia="zh-CN" w:bidi="hi-IN"/>
-              </w:rPr>
+              <w:rPr/>
+            </w:pPr>
+            <w:r>
+              <w:rPr/>
               <w:t>Regisztráció</w:t>
             </w:r>
           </w:p>
@@ -636,14 +528,10 @@
               <w:pStyle w:val="TableContents"/>
               <w:bidi w:val="0"/>
               <w:jc w:val="left"/>
-              <w:rPr>
-                <w:lang w:val="hu-HU" w:eastAsia="zh-CN" w:bidi="hi-IN"/>
-              </w:rPr>
-            </w:pPr>
-            <w:r>
-              <w:rPr>
-                <w:lang w:val="hu-HU" w:eastAsia="zh-CN" w:bidi="hi-IN"/>
-              </w:rPr>
+              <w:rPr/>
+            </w:pPr>
+            <w:r>
+              <w:rPr/>
               <w:t>Új felhasználó létrehozása az adatbázisban</w:t>
             </w:r>
           </w:p>
@@ -664,14 +552,10 @@
               <w:pStyle w:val="TableContents"/>
               <w:bidi w:val="0"/>
               <w:jc w:val="left"/>
-              <w:rPr>
-                <w:lang w:val="hu-HU" w:eastAsia="zh-CN" w:bidi="hi-IN"/>
-              </w:rPr>
-            </w:pPr>
-            <w:r>
-              <w:rPr>
-                <w:lang w:val="hu-HU" w:eastAsia="zh-CN" w:bidi="hi-IN"/>
-              </w:rPr>
+              <w:rPr/>
+            </w:pPr>
+            <w:r>
+              <w:rPr/>
               <w:t>FC-02</w:t>
             </w:r>
           </w:p>
@@ -689,14 +573,10 @@
               <w:pStyle w:val="TableContents"/>
               <w:bidi w:val="0"/>
               <w:jc w:val="left"/>
-              <w:rPr>
-                <w:lang w:val="hu-HU" w:eastAsia="zh-CN" w:bidi="hi-IN"/>
-              </w:rPr>
-            </w:pPr>
-            <w:r>
-              <w:rPr>
-                <w:lang w:val="hu-HU" w:eastAsia="zh-CN" w:bidi="hi-IN"/>
-              </w:rPr>
+              <w:rPr/>
+            </w:pPr>
+            <w:r>
+              <w:rPr/>
               <w:t>Bejelentkezés / kijelentkezés</w:t>
             </w:r>
           </w:p>
@@ -715,14 +595,10 @@
               <w:pStyle w:val="TableContents"/>
               <w:bidi w:val="0"/>
               <w:jc w:val="left"/>
-              <w:rPr>
-                <w:lang w:val="hu-HU" w:eastAsia="zh-CN" w:bidi="hi-IN"/>
-              </w:rPr>
-            </w:pPr>
-            <w:r>
-              <w:rPr>
-                <w:lang w:val="hu-HU" w:eastAsia="zh-CN" w:bidi="hi-IN"/>
-              </w:rPr>
+              <w:rPr/>
+            </w:pPr>
+            <w:r>
+              <w:rPr/>
               <w:t>Session-alapú hitelesítés</w:t>
             </w:r>
           </w:p>
@@ -743,14 +619,10 @@
               <w:pStyle w:val="TableContents"/>
               <w:bidi w:val="0"/>
               <w:jc w:val="left"/>
-              <w:rPr>
-                <w:lang w:val="hu-HU" w:eastAsia="zh-CN" w:bidi="hi-IN"/>
-              </w:rPr>
-            </w:pPr>
-            <w:r>
-              <w:rPr>
-                <w:lang w:val="hu-HU" w:eastAsia="zh-CN" w:bidi="hi-IN"/>
-              </w:rPr>
+              <w:rPr/>
+            </w:pPr>
+            <w:r>
+              <w:rPr/>
               <w:t>FC-03</w:t>
             </w:r>
           </w:p>
@@ -768,14 +640,10 @@
               <w:pStyle w:val="TableContents"/>
               <w:bidi w:val="0"/>
               <w:jc w:val="left"/>
-              <w:rPr>
-                <w:lang w:val="hu-HU" w:eastAsia="zh-CN" w:bidi="hi-IN"/>
-              </w:rPr>
-            </w:pPr>
-            <w:r>
-              <w:rPr>
-                <w:lang w:val="hu-HU" w:eastAsia="zh-CN" w:bidi="hi-IN"/>
-              </w:rPr>
+              <w:rPr/>
+            </w:pPr>
+            <w:r>
+              <w:rPr/>
               <w:t>Navigáció</w:t>
             </w:r>
           </w:p>
@@ -794,14 +662,10 @@
               <w:pStyle w:val="TableContents"/>
               <w:bidi w:val="0"/>
               <w:jc w:val="left"/>
-              <w:rPr>
-                <w:lang w:val="hu-HU" w:eastAsia="zh-CN" w:bidi="hi-IN"/>
-              </w:rPr>
-            </w:pPr>
-            <w:r>
-              <w:rPr>
-                <w:lang w:val="hu-HU" w:eastAsia="zh-CN" w:bidi="hi-IN"/>
-              </w:rPr>
+              <w:rPr/>
+            </w:pPr>
+            <w:r>
+              <w:rPr/>
               <w:t>Főoldal és aloldalak közötti mozgás</w:t>
             </w:r>
           </w:p>
@@ -822,14 +686,10 @@
               <w:pStyle w:val="TableContents"/>
               <w:bidi w:val="0"/>
               <w:jc w:val="left"/>
-              <w:rPr>
-                <w:lang w:val="hu-HU" w:eastAsia="zh-CN" w:bidi="hi-IN"/>
-              </w:rPr>
-            </w:pPr>
-            <w:r>
-              <w:rPr>
-                <w:lang w:val="hu-HU" w:eastAsia="zh-CN" w:bidi="hi-IN"/>
-              </w:rPr>
+              <w:rPr/>
+            </w:pPr>
+            <w:r>
+              <w:rPr/>
               <w:t>FC-04</w:t>
             </w:r>
           </w:p>
@@ -847,14 +707,10 @@
               <w:pStyle w:val="TableContents"/>
               <w:bidi w:val="0"/>
               <w:jc w:val="left"/>
-              <w:rPr>
-                <w:lang w:val="hu-HU" w:eastAsia="zh-CN" w:bidi="hi-IN"/>
-              </w:rPr>
-            </w:pPr>
-            <w:r>
-              <w:rPr>
-                <w:lang w:val="hu-HU" w:eastAsia="zh-CN" w:bidi="hi-IN"/>
-              </w:rPr>
+              <w:rPr/>
+            </w:pPr>
+            <w:r>
+              <w:rPr/>
               <w:t>Feladatkezelés</w:t>
             </w:r>
           </w:p>
@@ -873,14 +729,10 @@
               <w:pStyle w:val="TableContents"/>
               <w:bidi w:val="0"/>
               <w:jc w:val="left"/>
-              <w:rPr>
-                <w:lang w:val="hu-HU" w:eastAsia="zh-CN" w:bidi="hi-IN"/>
-              </w:rPr>
-            </w:pPr>
-            <w:r>
-              <w:rPr>
-                <w:lang w:val="hu-HU" w:eastAsia="zh-CN" w:bidi="hi-IN"/>
-              </w:rPr>
+              <w:rPr/>
+            </w:pPr>
+            <w:r>
+              <w:rPr/>
               <w:t>Létrehozás, megtekintés, szerkesztés, törlés</w:t>
             </w:r>
           </w:p>
@@ -901,14 +753,10 @@
               <w:pStyle w:val="TableContents"/>
               <w:bidi w:val="0"/>
               <w:jc w:val="left"/>
-              <w:rPr>
-                <w:lang w:val="hu-HU" w:eastAsia="zh-CN" w:bidi="hi-IN"/>
-              </w:rPr>
-            </w:pPr>
-            <w:r>
-              <w:rPr>
-                <w:lang w:val="hu-HU" w:eastAsia="zh-CN" w:bidi="hi-IN"/>
-              </w:rPr>
+              <w:rPr/>
+            </w:pPr>
+            <w:r>
+              <w:rPr/>
               <w:t>FC-05</w:t>
             </w:r>
           </w:p>
@@ -926,14 +774,10 @@
               <w:pStyle w:val="TableContents"/>
               <w:bidi w:val="0"/>
               <w:jc w:val="left"/>
-              <w:rPr>
-                <w:lang w:val="hu-HU" w:eastAsia="zh-CN" w:bidi="hi-IN"/>
-              </w:rPr>
-            </w:pPr>
-            <w:r>
-              <w:rPr>
-                <w:lang w:val="hu-HU" w:eastAsia="zh-CN" w:bidi="hi-IN"/>
-              </w:rPr>
+              <w:rPr/>
+            </w:pPr>
+            <w:r>
+              <w:rPr/>
               <w:t>Drag and drop</w:t>
             </w:r>
           </w:p>
@@ -952,14 +796,10 @@
               <w:pStyle w:val="TableContents"/>
               <w:bidi w:val="0"/>
               <w:jc w:val="left"/>
-              <w:rPr>
-                <w:lang w:val="hu-HU" w:eastAsia="zh-CN" w:bidi="hi-IN"/>
-              </w:rPr>
-            </w:pPr>
-            <w:r>
-              <w:rPr>
-                <w:lang w:val="hu-HU" w:eastAsia="zh-CN" w:bidi="hi-IN"/>
-              </w:rPr>
+              <w:rPr/>
+            </w:pPr>
+            <w:r>
+              <w:rPr/>
               <w:t>Feladatok átrendezése és státuszváltása</w:t>
             </w:r>
           </w:p>
@@ -980,14 +820,10 @@
               <w:pStyle w:val="TableContents"/>
               <w:bidi w:val="0"/>
               <w:jc w:val="left"/>
-              <w:rPr>
-                <w:lang w:val="hu-HU" w:eastAsia="zh-CN" w:bidi="hi-IN"/>
-              </w:rPr>
-            </w:pPr>
-            <w:r>
-              <w:rPr>
-                <w:lang w:val="hu-HU" w:eastAsia="zh-CN" w:bidi="hi-IN"/>
-              </w:rPr>
+              <w:rPr/>
+            </w:pPr>
+            <w:r>
+              <w:rPr/>
               <w:t>FC-06</w:t>
             </w:r>
           </w:p>
@@ -1005,14 +841,10 @@
               <w:pStyle w:val="TableContents"/>
               <w:bidi w:val="0"/>
               <w:jc w:val="left"/>
-              <w:rPr>
-                <w:lang w:val="hu-HU" w:eastAsia="zh-CN" w:bidi="hi-IN"/>
-              </w:rPr>
-            </w:pPr>
-            <w:r>
-              <w:rPr>
-                <w:lang w:val="hu-HU" w:eastAsia="zh-CN" w:bidi="hi-IN"/>
-              </w:rPr>
+              <w:rPr/>
+            </w:pPr>
+            <w:r>
+              <w:rPr/>
               <w:t>Kategória- és prioritáskezelés</w:t>
             </w:r>
           </w:p>
@@ -1031,14 +863,10 @@
               <w:pStyle w:val="TableContents"/>
               <w:bidi w:val="0"/>
               <w:jc w:val="left"/>
-              <w:rPr>
-                <w:lang w:val="hu-HU" w:eastAsia="zh-CN" w:bidi="hi-IN"/>
-              </w:rPr>
-            </w:pPr>
-            <w:r>
-              <w:rPr>
-                <w:lang w:val="hu-HU" w:eastAsia="zh-CN" w:bidi="hi-IN"/>
-              </w:rPr>
+              <w:rPr/>
+            </w:pPr>
+            <w:r>
+              <w:rPr/>
               <w:t>Feladatok besorolása</w:t>
             </w:r>
           </w:p>
@@ -1059,14 +887,10 @@
               <w:pStyle w:val="TableContents"/>
               <w:bidi w:val="0"/>
               <w:jc w:val="left"/>
-              <w:rPr>
-                <w:lang w:val="hu-HU" w:eastAsia="zh-CN" w:bidi="hi-IN"/>
-              </w:rPr>
-            </w:pPr>
-            <w:r>
-              <w:rPr>
-                <w:lang w:val="hu-HU" w:eastAsia="zh-CN" w:bidi="hi-IN"/>
-              </w:rPr>
+              <w:rPr/>
+            </w:pPr>
+            <w:r>
+              <w:rPr/>
               <w:t>FC-07</w:t>
             </w:r>
           </w:p>
@@ -1084,14 +908,10 @@
               <w:pStyle w:val="TableContents"/>
               <w:bidi w:val="0"/>
               <w:jc w:val="left"/>
-              <w:rPr>
-                <w:lang w:val="hu-HU" w:eastAsia="zh-CN" w:bidi="hi-IN"/>
-              </w:rPr>
-            </w:pPr>
-            <w:r>
-              <w:rPr>
-                <w:lang w:val="hu-HU" w:eastAsia="zh-CN" w:bidi="hi-IN"/>
-              </w:rPr>
+              <w:rPr/>
+            </w:pPr>
+            <w:r>
+              <w:rPr/>
               <w:t>Keresés és szűrés</w:t>
             </w:r>
           </w:p>
@@ -1110,14 +930,10 @@
               <w:pStyle w:val="TableContents"/>
               <w:bidi w:val="0"/>
               <w:jc w:val="left"/>
-              <w:rPr>
-                <w:lang w:val="hu-HU" w:eastAsia="zh-CN" w:bidi="hi-IN"/>
-              </w:rPr>
-            </w:pPr>
-            <w:r>
-              <w:rPr>
-                <w:lang w:val="hu-HU" w:eastAsia="zh-CN" w:bidi="hi-IN"/>
-              </w:rPr>
+              <w:rPr/>
+            </w:pPr>
+            <w:r>
+              <w:rPr/>
               <w:t>Feladatok szűkítése</w:t>
             </w:r>
           </w:p>
@@ -1138,14 +954,10 @@
               <w:pStyle w:val="TableContents"/>
               <w:bidi w:val="0"/>
               <w:jc w:val="left"/>
-              <w:rPr>
-                <w:lang w:val="hu-HU" w:eastAsia="zh-CN" w:bidi="hi-IN"/>
-              </w:rPr>
-            </w:pPr>
-            <w:r>
-              <w:rPr>
-                <w:lang w:val="hu-HU" w:eastAsia="zh-CN" w:bidi="hi-IN"/>
-              </w:rPr>
+              <w:rPr/>
+            </w:pPr>
+            <w:r>
+              <w:rPr/>
               <w:t>FC-08</w:t>
             </w:r>
           </w:p>
@@ -1163,14 +975,10 @@
               <w:pStyle w:val="TableContents"/>
               <w:bidi w:val="0"/>
               <w:jc w:val="left"/>
-              <w:rPr>
-                <w:lang w:val="hu-HU" w:eastAsia="zh-CN" w:bidi="hi-IN"/>
-              </w:rPr>
-            </w:pPr>
-            <w:r>
-              <w:rPr>
-                <w:lang w:val="hu-HU" w:eastAsia="zh-CN" w:bidi="hi-IN"/>
-              </w:rPr>
+              <w:rPr/>
+            </w:pPr>
+            <w:r>
+              <w:rPr/>
               <w:t>Perzisztencia</w:t>
             </w:r>
           </w:p>
@@ -1189,14 +997,10 @@
               <w:pStyle w:val="TableContents"/>
               <w:bidi w:val="0"/>
               <w:jc w:val="left"/>
-              <w:rPr>
-                <w:lang w:val="hu-HU" w:eastAsia="zh-CN" w:bidi="hi-IN"/>
-              </w:rPr>
-            </w:pPr>
-            <w:r>
-              <w:rPr>
-                <w:lang w:val="hu-HU" w:eastAsia="zh-CN" w:bidi="hi-IN"/>
-              </w:rPr>
+              <w:rPr/>
+            </w:pPr>
+            <w:r>
+              <w:rPr/>
               <w:t>Automatikus mentés MySQL adatbázisba</w:t>
             </w:r>
           </w:p>
@@ -1208,14 +1012,10 @@
         <w:pStyle w:val="BodyText"/>
         <w:bidi w:val="0"/>
         <w:jc w:val="left"/>
-        <w:rPr>
-          <w:lang w:val="hu-HU" w:eastAsia="zh-CN" w:bidi="hi-IN"/>
-        </w:rPr>
-      </w:pPr>
-      <w:r>
-        <w:rPr>
-          <w:lang w:val="hu-HU" w:eastAsia="zh-CN" w:bidi="hi-IN"/>
-        </w:rPr>
+        <w:rPr/>
+      </w:pPr>
+      <w:r>
+        <w:rPr/>
       </w:r>
     </w:p>
     <w:p>
@@ -1228,14 +1028,10 @@
         <w:bidi w:val="0"/>
         <w:ind w:hanging="0" w:left="0"/>
         <w:jc w:val="left"/>
-        <w:rPr>
-          <w:lang w:val="hu-HU" w:eastAsia="zh-CN" w:bidi="hi-IN"/>
-        </w:rPr>
-      </w:pPr>
-      <w:r>
-        <w:rPr>
-          <w:lang w:val="hu-HU" w:eastAsia="zh-CN" w:bidi="hi-IN"/>
-        </w:rPr>
+        <w:rPr/>
+      </w:pPr>
+      <w:r>
+        <w:rPr/>
         <w:t>Elfogadási feltételek</w:t>
       </w:r>
     </w:p>
@@ -1248,14 +1044,10 @@
         </w:numPr>
         <w:bidi w:val="0"/>
         <w:jc w:val="left"/>
-        <w:rPr>
-          <w:lang w:val="hu-HU" w:eastAsia="zh-CN" w:bidi="hi-IN"/>
-        </w:rPr>
-      </w:pPr>
-      <w:r>
-        <w:rPr>
-          <w:lang w:val="hu-HU" w:eastAsia="zh-CN" w:bidi="hi-IN"/>
-        </w:rPr>
+        <w:rPr/>
+      </w:pPr>
+      <w:r>
+        <w:rPr/>
         <w:t>A felhasználó csak bejelentkezés után érheti el a todo oldalt.</w:t>
       </w:r>
     </w:p>
@@ -1268,14 +1060,10 @@
         </w:numPr>
         <w:bidi w:val="0"/>
         <w:jc w:val="left"/>
-        <w:rPr>
-          <w:lang w:val="hu-HU" w:eastAsia="zh-CN" w:bidi="hi-IN"/>
-        </w:rPr>
-      </w:pPr>
-      <w:r>
-        <w:rPr>
-          <w:lang w:val="hu-HU" w:eastAsia="zh-CN" w:bidi="hi-IN"/>
-        </w:rPr>
+        <w:rPr/>
+      </w:pPr>
+      <w:r>
+        <w:rPr/>
         <w:t>A fő funkciók oldalfrissítés után is megőrzik az állapotot.</w:t>
       </w:r>
     </w:p>
@@ -1288,14 +1076,10 @@
         </w:numPr>
         <w:bidi w:val="0"/>
         <w:jc w:val="left"/>
-        <w:rPr>
-          <w:lang w:val="hu-HU" w:eastAsia="zh-CN" w:bidi="hi-IN"/>
-        </w:rPr>
-      </w:pPr>
-      <w:r>
-        <w:rPr>
-          <w:lang w:val="hu-HU" w:eastAsia="zh-CN" w:bidi="hi-IN"/>
-        </w:rPr>
+        <w:rPr/>
+      </w:pPr>
+      <w:r>
+        <w:rPr/>
         <w:t>Érvénytelen adat nem hozhat létre vagy írhat felül feladatot.</w:t>
       </w:r>
     </w:p>
@@ -1308,14 +1092,10 @@
         </w:numPr>
         <w:bidi w:val="0"/>
         <w:jc w:val="left"/>
-        <w:rPr>
-          <w:lang w:val="hu-HU" w:eastAsia="zh-CN" w:bidi="hi-IN"/>
-        </w:rPr>
-      </w:pPr>
-      <w:r>
-        <w:rPr>
-          <w:lang w:val="hu-HU" w:eastAsia="zh-CN" w:bidi="hi-IN"/>
-        </w:rPr>
+        <w:rPr/>
+      </w:pPr>
+      <w:r>
+        <w:rPr/>
         <w:t>Minden állapotváltozás azonnal megjelenik a felületen és az adatbázisban.</w:t>
       </w:r>
     </w:p>
@@ -1328,14 +1108,10 @@
         </w:numPr>
         <w:bidi w:val="0"/>
         <w:jc w:val="left"/>
-        <w:rPr>
-          <w:lang w:val="hu-HU" w:eastAsia="zh-CN" w:bidi="hi-IN"/>
-        </w:rPr>
-      </w:pPr>
-      <w:r>
-        <w:rPr>
-          <w:lang w:val="hu-HU" w:eastAsia="zh-CN" w:bidi="hi-IN"/>
-        </w:rPr>
+        <w:rPr/>
+      </w:pPr>
+      <w:r>
+        <w:rPr/>
         <w:t>Kijelentkezés után a todo oldal nem érhető el visszalépéssel.</w:t>
       </w:r>
     </w:p>
@@ -1348,14 +1124,10 @@
         </w:numPr>
         <w:bidi w:val="0"/>
         <w:jc w:val="left"/>
-        <w:rPr>
-          <w:lang w:val="hu-HU" w:eastAsia="zh-CN" w:bidi="hi-IN"/>
-        </w:rPr>
-      </w:pPr>
-      <w:r>
-        <w:rPr>
-          <w:lang w:val="hu-HU" w:eastAsia="zh-CN" w:bidi="hi-IN"/>
-        </w:rPr>
+        <w:rPr/>
+      </w:pPr>
+      <w:r>
+        <w:rPr/>
         <w:t>Az alkalmazás 320 px széles mobilnézetben és asztali méretben használható.</w:t>
       </w:r>
       <w:r>
@@ -1373,14 +1145,10 @@
         <w:spacing w:before="0" w:after="120"/>
         <w:ind w:hanging="0" w:left="0"/>
         <w:jc w:val="left"/>
-        <w:rPr>
-          <w:lang w:val="hu-HU" w:eastAsia="zh-CN" w:bidi="hi-IN"/>
-        </w:rPr>
-      </w:pPr>
-      <w:r>
-        <w:rPr>
-          <w:lang w:val="hu-HU" w:eastAsia="zh-CN" w:bidi="hi-IN"/>
-        </w:rPr>
+        <w:rPr/>
+      </w:pPr>
+      <w:r>
+        <w:rPr/>
         <w:t>Felhasználói felület</w:t>
       </w:r>
     </w:p>
@@ -1389,14 +1157,10 @@
         <w:pStyle w:val="BodyText"/>
         <w:bidi w:val="0"/>
         <w:jc w:val="left"/>
-        <w:rPr>
-          <w:lang w:val="hu-HU" w:eastAsia="zh-CN" w:bidi="hi-IN"/>
-        </w:rPr>
-      </w:pPr>
-      <w:r>
-        <w:rPr>
-          <w:lang w:val="hu-HU" w:eastAsia="zh-CN" w:bidi="hi-IN"/>
-        </w:rPr>
+        <w:rPr/>
+      </w:pPr>
+      <w:r>
+        <w:rPr/>
         <w:t>A rendszer négy fő oldalból áll: login, regisztráció, főoldal és todo oldal. A navigáció egyszerű: a login után a főoldalra jutunk, ahonnan az aloldalak érhetők el, és minden oldalról egy kijelentkezés gombbal visszatérhetünk a login oldalra.</w:t>
       </w:r>
     </w:p>
@@ -1410,14 +1174,10 @@
         <w:bidi w:val="0"/>
         <w:ind w:hanging="0" w:left="0"/>
         <w:jc w:val="left"/>
-        <w:rPr>
-          <w:lang w:val="hu-HU" w:eastAsia="zh-CN" w:bidi="hi-IN"/>
-        </w:rPr>
-      </w:pPr>
-      <w:r>
-        <w:rPr>
-          <w:lang w:val="hu-HU" w:eastAsia="zh-CN" w:bidi="hi-IN"/>
-        </w:rPr>
+        <w:rPr/>
+      </w:pPr>
+      <w:r>
+        <w:rPr/>
         <w:t>Login oldal</w:t>
       </w:r>
     </w:p>
@@ -1430,14 +1190,10 @@
         </w:numPr>
         <w:bidi w:val="0"/>
         <w:jc w:val="left"/>
-        <w:rPr>
-          <w:lang w:val="hu-HU" w:eastAsia="zh-CN" w:bidi="hi-IN"/>
-        </w:rPr>
-      </w:pPr>
-      <w:r>
-        <w:rPr>
-          <w:lang w:val="hu-HU" w:eastAsia="zh-CN" w:bidi="hi-IN"/>
-        </w:rPr>
+        <w:rPr/>
+      </w:pPr>
+      <w:r>
+        <w:rPr/>
         <w:t>Bejelentkezési űrlap: felhasználónév/e-mail és jelszó.</w:t>
       </w:r>
     </w:p>
@@ -1450,14 +1206,10 @@
         </w:numPr>
         <w:bidi w:val="0"/>
         <w:jc w:val="left"/>
-        <w:rPr>
-          <w:lang w:val="hu-HU" w:eastAsia="zh-CN" w:bidi="hi-IN"/>
-        </w:rPr>
-      </w:pPr>
-      <w:r>
-        <w:rPr>
-          <w:lang w:val="hu-HU" w:eastAsia="zh-CN" w:bidi="hi-IN"/>
-        </w:rPr>
+        <w:rPr/>
+      </w:pPr>
+      <w:r>
+        <w:rPr/>
         <w:t>Bejelentkezés gomb.</w:t>
       </w:r>
     </w:p>
@@ -1470,14 +1222,10 @@
         </w:numPr>
         <w:bidi w:val="0"/>
         <w:jc w:val="left"/>
-        <w:rPr>
-          <w:lang w:val="hu-HU" w:eastAsia="zh-CN" w:bidi="hi-IN"/>
-        </w:rPr>
-      </w:pPr>
-      <w:r>
-        <w:rPr>
-          <w:lang w:val="hu-HU" w:eastAsia="zh-CN" w:bidi="hi-IN"/>
-        </w:rPr>
+        <w:rPr/>
+      </w:pPr>
+      <w:r>
+        <w:rPr/>
         <w:t>Link a regisztrációs oldalra.</w:t>
       </w:r>
     </w:p>
@@ -1490,14 +1238,10 @@
         </w:numPr>
         <w:bidi w:val="0"/>
         <w:jc w:val="left"/>
-        <w:rPr>
-          <w:lang w:val="hu-HU" w:eastAsia="zh-CN" w:bidi="hi-IN"/>
-        </w:rPr>
-      </w:pPr>
-      <w:r>
-        <w:rPr>
-          <w:lang w:val="hu-HU" w:eastAsia="zh-CN" w:bidi="hi-IN"/>
-        </w:rPr>
+        <w:rPr/>
+      </w:pPr>
+      <w:r>
+        <w:rPr/>
         <w:t>Hibás adatok esetén hibaüzenet.</w:t>
       </w:r>
     </w:p>
@@ -1511,14 +1255,10 @@
         <w:bidi w:val="0"/>
         <w:ind w:hanging="0" w:left="0"/>
         <w:jc w:val="left"/>
-        <w:rPr>
-          <w:lang w:val="hu-HU" w:eastAsia="zh-CN" w:bidi="hi-IN"/>
-        </w:rPr>
-      </w:pPr>
-      <w:r>
-        <w:rPr>
-          <w:lang w:val="hu-HU" w:eastAsia="zh-CN" w:bidi="hi-IN"/>
-        </w:rPr>
+        <w:rPr/>
+      </w:pPr>
+      <w:r>
+        <w:rPr/>
         <w:t>Regisztrációs oldal</w:t>
       </w:r>
     </w:p>
@@ -1531,14 +1271,10 @@
         </w:numPr>
         <w:bidi w:val="0"/>
         <w:jc w:val="left"/>
-        <w:rPr>
-          <w:lang w:val="hu-HU" w:eastAsia="zh-CN" w:bidi="hi-IN"/>
-        </w:rPr>
-      </w:pPr>
-      <w:r>
-        <w:rPr>
-          <w:lang w:val="hu-HU" w:eastAsia="zh-CN" w:bidi="hi-IN"/>
-        </w:rPr>
+        <w:rPr/>
+      </w:pPr>
+      <w:r>
+        <w:rPr/>
         <w:t>Regisztrációs űrlap: felhasználónév, e-mail, jelszó, jelszó megerősítés.</w:t>
       </w:r>
     </w:p>
@@ -1551,14 +1287,10 @@
         </w:numPr>
         <w:bidi w:val="0"/>
         <w:jc w:val="left"/>
-        <w:rPr>
-          <w:lang w:val="hu-HU" w:eastAsia="zh-CN" w:bidi="hi-IN"/>
-        </w:rPr>
-      </w:pPr>
-      <w:r>
-        <w:rPr>
-          <w:lang w:val="hu-HU" w:eastAsia="zh-CN" w:bidi="hi-IN"/>
-        </w:rPr>
+        <w:rPr/>
+      </w:pPr>
+      <w:r>
+        <w:rPr/>
         <w:t>Regisztráció gomb.</w:t>
       </w:r>
     </w:p>
@@ -1571,14 +1303,10 @@
         </w:numPr>
         <w:bidi w:val="0"/>
         <w:jc w:val="left"/>
-        <w:rPr>
-          <w:lang w:val="hu-HU" w:eastAsia="zh-CN" w:bidi="hi-IN"/>
-        </w:rPr>
-      </w:pPr>
-      <w:r>
-        <w:rPr>
-          <w:lang w:val="hu-HU" w:eastAsia="zh-CN" w:bidi="hi-IN"/>
-        </w:rPr>
+        <w:rPr/>
+      </w:pPr>
+      <w:r>
+        <w:rPr/>
         <w:t>Link a login oldalra.</w:t>
       </w:r>
     </w:p>
@@ -1591,14 +1319,10 @@
         </w:numPr>
         <w:bidi w:val="0"/>
         <w:jc w:val="left"/>
-        <w:rPr>
-          <w:lang w:val="hu-HU" w:eastAsia="zh-CN" w:bidi="hi-IN"/>
-        </w:rPr>
-      </w:pPr>
-      <w:r>
-        <w:rPr>
-          <w:lang w:val="hu-HU" w:eastAsia="zh-CN" w:bidi="hi-IN"/>
-        </w:rPr>
+        <w:rPr/>
+      </w:pPr>
+      <w:r>
+        <w:rPr/>
         <w:t>Validációs hibák megjelenítése.</w:t>
       </w:r>
     </w:p>
@@ -1612,14 +1336,10 @@
         <w:bidi w:val="0"/>
         <w:ind w:hanging="0" w:left="0"/>
         <w:jc w:val="left"/>
-        <w:rPr>
-          <w:lang w:val="hu-HU" w:eastAsia="zh-CN" w:bidi="hi-IN"/>
-        </w:rPr>
-      </w:pPr>
-      <w:r>
-        <w:rPr>
-          <w:lang w:val="hu-HU" w:eastAsia="zh-CN" w:bidi="hi-IN"/>
-        </w:rPr>
+        <w:rPr/>
+      </w:pPr>
+      <w:r>
+        <w:rPr/>
         <w:t>Főoldal</w:t>
       </w:r>
     </w:p>
@@ -1632,14 +1352,10 @@
         </w:numPr>
         <w:bidi w:val="0"/>
         <w:jc w:val="left"/>
-        <w:rPr>
-          <w:lang w:val="hu-HU" w:eastAsia="zh-CN" w:bidi="hi-IN"/>
-        </w:rPr>
-      </w:pPr>
-      <w:r>
-        <w:rPr>
-          <w:lang w:val="hu-HU" w:eastAsia="zh-CN" w:bidi="hi-IN"/>
-        </w:rPr>
+        <w:rPr/>
+      </w:pPr>
+      <w:r>
+        <w:rPr/>
         <w:t>Üdvözlő szöveg a bejelentkezett felhasználónak.</w:t>
       </w:r>
     </w:p>
@@ -1652,14 +1368,10 @@
         </w:numPr>
         <w:bidi w:val="0"/>
         <w:jc w:val="left"/>
-        <w:rPr>
-          <w:lang w:val="hu-HU" w:eastAsia="zh-CN" w:bidi="hi-IN"/>
-        </w:rPr>
-      </w:pPr>
-      <w:r>
-        <w:rPr>
-          <w:lang w:val="hu-HU" w:eastAsia="zh-CN" w:bidi="hi-IN"/>
-        </w:rPr>
+        <w:rPr/>
+      </w:pPr>
+      <w:r>
+        <w:rPr/>
         <w:t>Navigációs gombok az aloldalakra (pl. Todo oldal).</w:t>
       </w:r>
     </w:p>
@@ -1672,14 +1384,10 @@
         </w:numPr>
         <w:bidi w:val="0"/>
         <w:jc w:val="left"/>
-        <w:rPr>
-          <w:lang w:val="hu-HU" w:eastAsia="zh-CN" w:bidi="hi-IN"/>
-        </w:rPr>
-      </w:pPr>
-      <w:r>
-        <w:rPr>
-          <w:lang w:val="hu-HU" w:eastAsia="zh-CN" w:bidi="hi-IN"/>
-        </w:rPr>
+        <w:rPr/>
+      </w:pPr>
+      <w:r>
+        <w:rPr/>
         <w:t>Kijelentkezés gomb.</w:t>
       </w:r>
     </w:p>
@@ -1693,14 +1401,10 @@
         <w:bidi w:val="0"/>
         <w:ind w:hanging="0" w:left="0"/>
         <w:jc w:val="left"/>
-        <w:rPr>
-          <w:lang w:val="hu-HU" w:eastAsia="zh-CN" w:bidi="hi-IN"/>
-        </w:rPr>
-      </w:pPr>
-      <w:r>
-        <w:rPr>
-          <w:lang w:val="hu-HU" w:eastAsia="zh-CN" w:bidi="hi-IN"/>
-        </w:rPr>
+        <w:rPr/>
+      </w:pPr>
+      <w:r>
+        <w:rPr/>
         <w:t>Todo oldal</w:t>
       </w:r>
     </w:p>
@@ -1713,14 +1417,10 @@
         </w:numPr>
         <w:bidi w:val="0"/>
         <w:jc w:val="left"/>
-        <w:rPr>
-          <w:lang w:val="hu-HU" w:eastAsia="zh-CN" w:bidi="hi-IN"/>
-        </w:rPr>
-      </w:pPr>
-      <w:r>
-        <w:rPr>
-          <w:lang w:val="hu-HU" w:eastAsia="zh-CN" w:bidi="hi-IN"/>
-        </w:rPr>
+        <w:rPr/>
+      </w:pPr>
+      <w:r>
+        <w:rPr/>
         <w:t>Új feladat gomb, kijelentkezés gomb.</w:t>
       </w:r>
     </w:p>
@@ -1733,14 +1433,10 @@
         </w:numPr>
         <w:bidi w:val="0"/>
         <w:jc w:val="left"/>
-        <w:rPr>
-          <w:lang w:val="hu-HU" w:eastAsia="zh-CN" w:bidi="hi-IN"/>
-        </w:rPr>
-      </w:pPr>
-      <w:r>
-        <w:rPr>
-          <w:lang w:val="hu-HU" w:eastAsia="zh-CN" w:bidi="hi-IN"/>
-        </w:rPr>
+        <w:rPr/>
+      </w:pPr>
+      <w:r>
+        <w:rPr/>
         <w:t>Visszagomb a főoldalra.</w:t>
       </w:r>
     </w:p>
@@ -1753,14 +1449,10 @@
         </w:numPr>
         <w:bidi w:val="0"/>
         <w:jc w:val="left"/>
-        <w:rPr>
-          <w:lang w:val="hu-HU" w:eastAsia="zh-CN" w:bidi="hi-IN"/>
-        </w:rPr>
-      </w:pPr>
-      <w:r>
-        <w:rPr>
-          <w:lang w:val="hu-HU" w:eastAsia="zh-CN" w:bidi="hi-IN"/>
-        </w:rPr>
+        <w:rPr/>
+      </w:pPr>
+      <w:r>
+        <w:rPr/>
         <w:t>Feladatlista.</w:t>
       </w:r>
     </w:p>
@@ -1773,14 +1465,10 @@
         </w:numPr>
         <w:bidi w:val="0"/>
         <w:jc w:val="left"/>
-        <w:rPr>
-          <w:lang w:val="hu-HU" w:eastAsia="zh-CN" w:bidi="hi-IN"/>
-        </w:rPr>
-      </w:pPr>
-      <w:r>
-        <w:rPr>
-          <w:lang w:val="hu-HU" w:eastAsia="zh-CN" w:bidi="hi-IN"/>
-        </w:rPr>
+        <w:rPr/>
+      </w:pPr>
+      <w:r>
+        <w:rPr/>
         <w:t>Drag &amp; drop művelet a kártyákon.</w:t>
       </w:r>
     </w:p>
@@ -1793,15 +1481,11 @@
         </w:numPr>
         <w:bidi w:val="0"/>
         <w:jc w:val="left"/>
-        <w:rPr>
-          <w:lang w:val="hu-HU" w:eastAsia="zh-CN" w:bidi="hi-IN"/>
-        </w:rPr>
-      </w:pPr>
-      <w:r>
-        <w:rPr>
-          <w:lang w:val="hu-HU" w:eastAsia="zh-CN" w:bidi="hi-IN"/>
-        </w:rPr>
-        <w:t>Szűrők: kategória, prioritás, idő.</w:t>
+        <w:rPr/>
+      </w:pPr>
+      <w:r>
+        <w:rPr/>
+        <w:t>Szűrők: kategória, prioritás</w:t>
       </w:r>
     </w:p>
     <w:p>
@@ -1813,15 +1497,15 @@
         </w:numPr>
         <w:bidi w:val="0"/>
         <w:jc w:val="left"/>
-        <w:rPr>
-          <w:lang w:val="hu-HU" w:eastAsia="zh-CN" w:bidi="hi-IN"/>
-        </w:rPr>
-      </w:pPr>
-      <w:r>
-        <w:rPr>
-          <w:lang w:val="hu-HU" w:eastAsia="zh-CN" w:bidi="hi-IN"/>
-        </w:rPr>
-        <w:t>Szerkesztés és törlés gombok minden feladaton.</w:t>
+        <w:rPr/>
+      </w:pPr>
+      <w:r>
+        <w:rPr/>
+        <w:t>T</w:t>
+      </w:r>
+      <w:r>
+        <w:rPr/>
+        <w:t>örlés gomb minden feladaton.</w:t>
       </w:r>
       <w:r>
         <w:br w:type="page"/>
@@ -1838,14 +1522,10 @@
         <w:spacing w:before="0" w:after="120"/>
         <w:ind w:hanging="0" w:left="0"/>
         <w:jc w:val="left"/>
-        <w:rPr>
-          <w:lang w:val="hu-HU" w:eastAsia="zh-CN" w:bidi="hi-IN"/>
-        </w:rPr>
-      </w:pPr>
-      <w:r>
-        <w:rPr>
-          <w:lang w:val="hu-HU" w:eastAsia="zh-CN" w:bidi="hi-IN"/>
-        </w:rPr>
+        <w:rPr/>
+      </w:pPr>
+      <w:r>
+        <w:rPr/>
         <w:t>Feladatok létrehozása és ellenörzése</w:t>
       </w:r>
     </w:p>
@@ -1859,14 +1539,10 @@
         <w:bidi w:val="0"/>
         <w:ind w:hanging="0" w:left="0"/>
         <w:jc w:val="left"/>
-        <w:rPr>
-          <w:lang w:val="hu-HU" w:eastAsia="zh-CN" w:bidi="hi-IN"/>
-        </w:rPr>
-      </w:pPr>
-      <w:r>
-        <w:rPr>
-          <w:lang w:val="hu-HU" w:eastAsia="zh-CN" w:bidi="hi-IN"/>
-        </w:rPr>
+        <w:rPr/>
+      </w:pPr>
+      <w:r>
+        <w:rPr/>
         <w:t>Új feladat</w:t>
       </w:r>
     </w:p>
@@ -1905,14 +1581,10 @@
               <w:pStyle w:val="TableHeading"/>
               <w:bidi w:val="0"/>
               <w:jc w:val="left"/>
-              <w:rPr>
-                <w:lang w:val="hu-HU" w:eastAsia="zh-CN" w:bidi="hi-IN"/>
-              </w:rPr>
-            </w:pPr>
-            <w:r>
-              <w:rPr>
-                <w:lang w:val="hu-HU" w:eastAsia="zh-CN" w:bidi="hi-IN"/>
-              </w:rPr>
+              <w:rPr/>
+            </w:pPr>
+            <w:r>
+              <w:rPr/>
               <w:t>Elem</w:t>
             </w:r>
           </w:p>
@@ -1932,14 +1604,10 @@
               <w:pStyle w:val="TableHeading"/>
               <w:bidi w:val="0"/>
               <w:jc w:val="left"/>
-              <w:rPr>
-                <w:lang w:val="hu-HU" w:eastAsia="zh-CN" w:bidi="hi-IN"/>
-              </w:rPr>
-            </w:pPr>
-            <w:r>
-              <w:rPr>
-                <w:lang w:val="hu-HU" w:eastAsia="zh-CN" w:bidi="hi-IN"/>
-              </w:rPr>
+              <w:rPr/>
+            </w:pPr>
+            <w:r>
+              <w:rPr/>
               <w:t>Leírás</w:t>
             </w:r>
           </w:p>
@@ -1960,14 +1628,10 @@
               <w:pStyle w:val="TableContents"/>
               <w:bidi w:val="0"/>
               <w:jc w:val="left"/>
-              <w:rPr>
-                <w:lang w:val="hu-HU" w:eastAsia="zh-CN" w:bidi="hi-IN"/>
-              </w:rPr>
-            </w:pPr>
-            <w:r>
-              <w:rPr>
-                <w:lang w:val="hu-HU" w:eastAsia="zh-CN" w:bidi="hi-IN"/>
-              </w:rPr>
+              <w:rPr/>
+            </w:pPr>
+            <w:r>
+              <w:rPr/>
               <w:t>Szereplő</w:t>
             </w:r>
           </w:p>
@@ -1986,14 +1650,10 @@
               <w:pStyle w:val="TableContents"/>
               <w:bidi w:val="0"/>
               <w:jc w:val="left"/>
-              <w:rPr>
-                <w:lang w:val="hu-HU" w:eastAsia="zh-CN" w:bidi="hi-IN"/>
-              </w:rPr>
-            </w:pPr>
-            <w:r>
-              <w:rPr>
-                <w:lang w:val="hu-HU" w:eastAsia="zh-CN" w:bidi="hi-IN"/>
-              </w:rPr>
+              <w:rPr/>
+            </w:pPr>
+            <w:r>
+              <w:rPr/>
               <w:t>Bejelentkezett felhasználó</w:t>
             </w:r>
           </w:p>
@@ -2014,14 +1674,10 @@
               <w:pStyle w:val="TableContents"/>
               <w:bidi w:val="0"/>
               <w:jc w:val="left"/>
-              <w:rPr>
-                <w:lang w:val="hu-HU" w:eastAsia="zh-CN" w:bidi="hi-IN"/>
-              </w:rPr>
-            </w:pPr>
-            <w:r>
-              <w:rPr>
-                <w:lang w:val="hu-HU" w:eastAsia="zh-CN" w:bidi="hi-IN"/>
-              </w:rPr>
+              <w:rPr/>
+            </w:pPr>
+            <w:r>
+              <w:rPr/>
               <w:t>Előfeltétel</w:t>
             </w:r>
           </w:p>
@@ -2040,14 +1696,10 @@
               <w:pStyle w:val="TableContents"/>
               <w:bidi w:val="0"/>
               <w:jc w:val="left"/>
-              <w:rPr>
-                <w:lang w:val="hu-HU" w:eastAsia="zh-CN" w:bidi="hi-IN"/>
-              </w:rPr>
-            </w:pPr>
-            <w:r>
-              <w:rPr>
-                <w:lang w:val="hu-HU" w:eastAsia="zh-CN" w:bidi="hi-IN"/>
-              </w:rPr>
+              <w:rPr/>
+            </w:pPr>
+            <w:r>
+              <w:rPr/>
               <w:t>A felhasználó be van jelentkezve, a todo oldal betöltött</w:t>
             </w:r>
           </w:p>
@@ -2068,14 +1720,10 @@
               <w:pStyle w:val="TableContents"/>
               <w:bidi w:val="0"/>
               <w:jc w:val="left"/>
-              <w:rPr>
-                <w:lang w:val="hu-HU" w:eastAsia="zh-CN" w:bidi="hi-IN"/>
-              </w:rPr>
-            </w:pPr>
-            <w:r>
-              <w:rPr>
-                <w:lang w:val="hu-HU" w:eastAsia="zh-CN" w:bidi="hi-IN"/>
-              </w:rPr>
+              <w:rPr/>
+            </w:pPr>
+            <w:r>
+              <w:rPr/>
               <w:t>Indítás</w:t>
             </w:r>
           </w:p>
@@ -2094,20 +1742,14 @@
               <w:pStyle w:val="TableContents"/>
               <w:bidi w:val="0"/>
               <w:jc w:val="left"/>
-              <w:rPr>
-                <w:lang w:val="hu-HU" w:eastAsia="zh-CN" w:bidi="hi-IN"/>
-              </w:rPr>
-            </w:pPr>
-            <w:r>
-              <w:rPr>
-                <w:lang w:val="hu-HU" w:eastAsia="zh-CN" w:bidi="hi-IN"/>
-              </w:rPr>
+              <w:rPr/>
+            </w:pPr>
+            <w:r>
+              <w:rPr/>
               <w:t>„</w:t>
             </w:r>
             <w:r>
-              <w:rPr>
-                <w:lang w:val="hu-HU" w:eastAsia="zh-CN" w:bidi="hi-IN"/>
-              </w:rPr>
+              <w:rPr/>
               <w:t>ToDo hozzáadása" gomb</w:t>
             </w:r>
           </w:p>
@@ -2128,14 +1770,10 @@
               <w:pStyle w:val="TableContents"/>
               <w:bidi w:val="0"/>
               <w:jc w:val="left"/>
-              <w:rPr>
-                <w:lang w:val="hu-HU" w:eastAsia="zh-CN" w:bidi="hi-IN"/>
-              </w:rPr>
-            </w:pPr>
-            <w:r>
-              <w:rPr>
-                <w:lang w:val="hu-HU" w:eastAsia="zh-CN" w:bidi="hi-IN"/>
-              </w:rPr>
+              <w:rPr/>
+            </w:pPr>
+            <w:r>
+              <w:rPr/>
               <w:t>Alapfolyamat</w:t>
             </w:r>
           </w:p>
@@ -2154,14 +1792,10 @@
               <w:pStyle w:val="TableContents"/>
               <w:bidi w:val="0"/>
               <w:jc w:val="left"/>
-              <w:rPr>
-                <w:lang w:val="hu-HU" w:eastAsia="zh-CN" w:bidi="hi-IN"/>
-              </w:rPr>
-            </w:pPr>
-            <w:r>
-              <w:rPr>
-                <w:lang w:val="hu-HU" w:eastAsia="zh-CN" w:bidi="hi-IN"/>
-              </w:rPr>
+              <w:rPr/>
+            </w:pPr>
+            <w:r>
+              <w:rPr/>
               <w:t>Adatok megadása, Mentés, sikerüzenet</w:t>
             </w:r>
           </w:p>
@@ -2182,14 +1816,10 @@
               <w:pStyle w:val="TableContents"/>
               <w:bidi w:val="0"/>
               <w:jc w:val="left"/>
-              <w:rPr>
-                <w:lang w:val="hu-HU" w:eastAsia="zh-CN" w:bidi="hi-IN"/>
-              </w:rPr>
-            </w:pPr>
-            <w:r>
-              <w:rPr>
-                <w:lang w:val="hu-HU" w:eastAsia="zh-CN" w:bidi="hi-IN"/>
-              </w:rPr>
+              <w:rPr/>
+            </w:pPr>
+            <w:r>
+              <w:rPr/>
               <w:t>Utófeltétel</w:t>
             </w:r>
           </w:p>
@@ -2208,14 +1838,10 @@
               <w:pStyle w:val="TableContents"/>
               <w:bidi w:val="0"/>
               <w:jc w:val="left"/>
-              <w:rPr>
-                <w:lang w:val="hu-HU" w:eastAsia="zh-CN" w:bidi="hi-IN"/>
-              </w:rPr>
-            </w:pPr>
-            <w:r>
-              <w:rPr>
-                <w:lang w:val="hu-HU" w:eastAsia="zh-CN" w:bidi="hi-IN"/>
-              </w:rPr>
+              <w:rPr/>
+            </w:pPr>
+            <w:r>
+              <w:rPr/>
               <w:t>Az új feladat látható a listában és a MySQL tasks táblában</w:t>
             </w:r>
           </w:p>
@@ -2236,14 +1862,10 @@
               <w:pStyle w:val="TableContents"/>
               <w:bidi w:val="0"/>
               <w:jc w:val="left"/>
-              <w:rPr>
-                <w:lang w:val="hu-HU" w:eastAsia="zh-CN" w:bidi="hi-IN"/>
-              </w:rPr>
-            </w:pPr>
-            <w:r>
-              <w:rPr>
-                <w:lang w:val="hu-HU" w:eastAsia="zh-CN" w:bidi="hi-IN"/>
-              </w:rPr>
+              <w:rPr/>
+            </w:pPr>
+            <w:r>
+              <w:rPr/>
               <w:t>Alternatív ág</w:t>
             </w:r>
           </w:p>
@@ -2262,14 +1884,10 @@
               <w:pStyle w:val="TableContents"/>
               <w:bidi w:val="0"/>
               <w:jc w:val="left"/>
-              <w:rPr>
-                <w:lang w:val="hu-HU" w:eastAsia="zh-CN" w:bidi="hi-IN"/>
-              </w:rPr>
-            </w:pPr>
-            <w:r>
-              <w:rPr>
-                <w:lang w:val="hu-HU" w:eastAsia="zh-CN" w:bidi="hi-IN"/>
-              </w:rPr>
+              <w:rPr/>
+            </w:pPr>
+            <w:r>
+              <w:rPr/>
               <w:t>Mégse vagy Escape esetén nincs adatváltozás</w:t>
             </w:r>
           </w:p>
@@ -2281,14 +1899,10 @@
         <w:pStyle w:val="BodyText"/>
         <w:bidi w:val="0"/>
         <w:jc w:val="left"/>
-        <w:rPr>
-          <w:lang w:val="hu-HU" w:eastAsia="zh-CN" w:bidi="hi-IN"/>
-        </w:rPr>
-      </w:pPr>
-      <w:r>
-        <w:rPr>
-          <w:lang w:val="hu-HU" w:eastAsia="zh-CN" w:bidi="hi-IN"/>
-        </w:rPr>
+        <w:rPr/>
+      </w:pPr>
+      <w:r>
+        <w:rPr/>
       </w:r>
     </w:p>
     <w:p>
@@ -2301,14 +1915,10 @@
         <w:bidi w:val="0"/>
         <w:ind w:hanging="0" w:left="0"/>
         <w:jc w:val="left"/>
-        <w:rPr>
-          <w:lang w:val="hu-HU" w:eastAsia="zh-CN" w:bidi="hi-IN"/>
-        </w:rPr>
-      </w:pPr>
-      <w:r>
-        <w:rPr>
-          <w:lang w:val="hu-HU" w:eastAsia="zh-CN" w:bidi="hi-IN"/>
-        </w:rPr>
+        <w:rPr/>
+      </w:pPr>
+      <w:r>
+        <w:rPr/>
         <w:t>Mezőspecifikáció</w:t>
       </w:r>
     </w:p>
@@ -2349,14 +1959,10 @@
               <w:pStyle w:val="TableHeading"/>
               <w:bidi w:val="0"/>
               <w:jc w:val="left"/>
-              <w:rPr>
-                <w:lang w:val="hu-HU" w:eastAsia="zh-CN" w:bidi="hi-IN"/>
-              </w:rPr>
-            </w:pPr>
-            <w:r>
-              <w:rPr>
-                <w:lang w:val="hu-HU" w:eastAsia="zh-CN" w:bidi="hi-IN"/>
-              </w:rPr>
+              <w:rPr/>
+            </w:pPr>
+            <w:r>
+              <w:rPr/>
               <w:t>Mező</w:t>
             </w:r>
           </w:p>
@@ -2375,14 +1981,10 @@
               <w:pStyle w:val="TableHeading"/>
               <w:bidi w:val="0"/>
               <w:jc w:val="left"/>
-              <w:rPr>
-                <w:lang w:val="hu-HU" w:eastAsia="zh-CN" w:bidi="hi-IN"/>
-              </w:rPr>
-            </w:pPr>
-            <w:r>
-              <w:rPr>
-                <w:lang w:val="hu-HU" w:eastAsia="zh-CN" w:bidi="hi-IN"/>
-              </w:rPr>
+              <w:rPr/>
+            </w:pPr>
+            <w:r>
+              <w:rPr/>
               <w:t>Kötelező</w:t>
             </w:r>
           </w:p>
@@ -2401,14 +2003,10 @@
               <w:pStyle w:val="TableHeading"/>
               <w:bidi w:val="0"/>
               <w:jc w:val="left"/>
-              <w:rPr>
-                <w:lang w:val="hu-HU" w:eastAsia="zh-CN" w:bidi="hi-IN"/>
-              </w:rPr>
-            </w:pPr>
-            <w:r>
-              <w:rPr>
-                <w:lang w:val="hu-HU" w:eastAsia="zh-CN" w:bidi="hi-IN"/>
-              </w:rPr>
+              <w:rPr/>
+            </w:pPr>
+            <w:r>
+              <w:rPr/>
               <w:t>Szabály</w:t>
             </w:r>
           </w:p>
@@ -2428,14 +2026,10 @@
               <w:pStyle w:val="TableHeading"/>
               <w:bidi w:val="0"/>
               <w:jc w:val="left"/>
-              <w:rPr>
-                <w:lang w:val="hu-HU" w:eastAsia="zh-CN" w:bidi="hi-IN"/>
-              </w:rPr>
-            </w:pPr>
-            <w:r>
-              <w:rPr>
-                <w:lang w:val="hu-HU" w:eastAsia="zh-CN" w:bidi="hi-IN"/>
-              </w:rPr>
+              <w:rPr/>
+            </w:pPr>
+            <w:r>
+              <w:rPr/>
               <w:t>Alapérték</w:t>
             </w:r>
           </w:p>
@@ -2456,15 +2050,11 @@
               <w:pStyle w:val="TableContents"/>
               <w:bidi w:val="0"/>
               <w:jc w:val="left"/>
-              <w:rPr>
-                <w:lang w:val="hu-HU" w:eastAsia="zh-CN" w:bidi="hi-IN"/>
-              </w:rPr>
-            </w:pPr>
-            <w:r>
-              <w:rPr>
-                <w:lang w:val="hu-HU" w:eastAsia="zh-CN" w:bidi="hi-IN"/>
-              </w:rPr>
-              <w:t>Cím</w:t>
+              <w:rPr/>
+            </w:pPr>
+            <w:r>
+              <w:rPr/>
+              <w:t>Leírás</w:t>
             </w:r>
           </w:p>
         </w:tc>
@@ -2481,14 +2071,10 @@
               <w:pStyle w:val="TableContents"/>
               <w:bidi w:val="0"/>
               <w:jc w:val="left"/>
-              <w:rPr>
-                <w:lang w:val="hu-HU" w:eastAsia="zh-CN" w:bidi="hi-IN"/>
-              </w:rPr>
-            </w:pPr>
-            <w:r>
-              <w:rPr>
-                <w:lang w:val="hu-HU" w:eastAsia="zh-CN" w:bidi="hi-IN"/>
-              </w:rPr>
+              <w:rPr/>
+            </w:pPr>
+            <w:r>
+              <w:rPr/>
               <w:t>Igen</w:t>
             </w:r>
           </w:p>
@@ -2506,15 +2092,11 @@
               <w:pStyle w:val="TableContents"/>
               <w:bidi w:val="0"/>
               <w:jc w:val="left"/>
-              <w:rPr>
-                <w:lang w:val="hu-HU" w:eastAsia="zh-CN" w:bidi="hi-IN"/>
-              </w:rPr>
-            </w:pPr>
-            <w:r>
-              <w:rPr>
-                <w:lang w:val="hu-HU" w:eastAsia="zh-CN" w:bidi="hi-IN"/>
-              </w:rPr>
-              <w:t>3-100 karakter</w:t>
+              <w:rPr/>
+            </w:pPr>
+            <w:r>
+              <w:rPr/>
+              <w:t>Nincs fix karakter limit, de nem maradthat üresen</w:t>
             </w:r>
           </w:p>
         </w:tc>
@@ -2532,14 +2114,10 @@
               <w:pStyle w:val="TableContents"/>
               <w:bidi w:val="0"/>
               <w:jc w:val="left"/>
-              <w:rPr>
-                <w:lang w:val="hu-HU" w:eastAsia="zh-CN" w:bidi="hi-IN"/>
-              </w:rPr>
-            </w:pPr>
-            <w:r>
-              <w:rPr>
-                <w:lang w:val="hu-HU" w:eastAsia="zh-CN" w:bidi="hi-IN"/>
-              </w:rPr>
+              <w:rPr/>
+            </w:pPr>
+            <w:r>
+              <w:rPr/>
               <w:t>Üres</w:t>
             </w:r>
           </w:p>
@@ -2560,15 +2138,11 @@
               <w:pStyle w:val="TableContents"/>
               <w:bidi w:val="0"/>
               <w:jc w:val="left"/>
-              <w:rPr>
-                <w:lang w:val="hu-HU" w:eastAsia="zh-CN" w:bidi="hi-IN"/>
-              </w:rPr>
-            </w:pPr>
-            <w:r>
-              <w:rPr>
-                <w:lang w:val="hu-HU" w:eastAsia="zh-CN" w:bidi="hi-IN"/>
-              </w:rPr>
-              <w:t>Leírás</w:t>
+              <w:rPr/>
+            </w:pPr>
+            <w:r>
+              <w:rPr/>
+              <w:t>Státusz</w:t>
             </w:r>
           </w:p>
         </w:tc>
@@ -2585,15 +2159,11 @@
               <w:pStyle w:val="TableContents"/>
               <w:bidi w:val="0"/>
               <w:jc w:val="left"/>
-              <w:rPr>
-                <w:lang w:val="hu-HU" w:eastAsia="zh-CN" w:bidi="hi-IN"/>
-              </w:rPr>
-            </w:pPr>
-            <w:r>
-              <w:rPr>
-                <w:lang w:val="hu-HU" w:eastAsia="zh-CN" w:bidi="hi-IN"/>
-              </w:rPr>
-              <w:t>Nem</w:t>
+              <w:rPr/>
+            </w:pPr>
+            <w:r>
+              <w:rPr/>
+              <w:t>Igen</w:t>
             </w:r>
           </w:p>
         </w:tc>
@@ -2610,15 +2180,11 @@
               <w:pStyle w:val="TableContents"/>
               <w:bidi w:val="0"/>
               <w:jc w:val="left"/>
-              <w:rPr>
-                <w:lang w:val="hu-HU" w:eastAsia="zh-CN" w:bidi="hi-IN"/>
-              </w:rPr>
-            </w:pPr>
-            <w:r>
-              <w:rPr>
-                <w:lang w:val="hu-HU" w:eastAsia="zh-CN" w:bidi="hi-IN"/>
-              </w:rPr>
-              <w:t>Legfeljebb 500 karakter</w:t>
+              <w:rPr/>
+            </w:pPr>
+            <w:r>
+              <w:rPr/>
+              <w:t>Checkmark box: Üres ha még dolgozás alatt, kijelölve van ha kész (erre egy külön gomb van)</w:t>
             </w:r>
           </w:p>
         </w:tc>
@@ -2636,15 +2202,11 @@
               <w:pStyle w:val="TableContents"/>
               <w:bidi w:val="0"/>
               <w:jc w:val="left"/>
-              <w:rPr>
-                <w:lang w:val="hu-HU" w:eastAsia="zh-CN" w:bidi="hi-IN"/>
-              </w:rPr>
-            </w:pPr>
-            <w:r>
-              <w:rPr>
-                <w:lang w:val="hu-HU" w:eastAsia="zh-CN" w:bidi="hi-IN"/>
-              </w:rPr>
-              <w:t>Üres</w:t>
+              <w:rPr/>
+            </w:pPr>
+            <w:r>
+              <w:rPr/>
+              <w:t>Checkmark box üres</w:t>
             </w:r>
           </w:p>
         </w:tc>
@@ -2664,15 +2226,11 @@
               <w:pStyle w:val="TableContents"/>
               <w:bidi w:val="0"/>
               <w:jc w:val="left"/>
-              <w:rPr>
-                <w:lang w:val="hu-HU" w:eastAsia="zh-CN" w:bidi="hi-IN"/>
-              </w:rPr>
-            </w:pPr>
-            <w:r>
-              <w:rPr>
-                <w:lang w:val="hu-HU" w:eastAsia="zh-CN" w:bidi="hi-IN"/>
-              </w:rPr>
-              <w:t>Státusz</w:t>
+              <w:rPr/>
+            </w:pPr>
+            <w:r>
+              <w:rPr/>
+              <w:t>Prioritás</w:t>
             </w:r>
           </w:p>
         </w:tc>
@@ -2689,14 +2247,10 @@
               <w:pStyle w:val="TableContents"/>
               <w:bidi w:val="0"/>
               <w:jc w:val="left"/>
-              <w:rPr>
-                <w:lang w:val="hu-HU" w:eastAsia="zh-CN" w:bidi="hi-IN"/>
-              </w:rPr>
-            </w:pPr>
-            <w:r>
-              <w:rPr>
-                <w:lang w:val="hu-HU" w:eastAsia="zh-CN" w:bidi="hi-IN"/>
-              </w:rPr>
+              <w:rPr/>
+            </w:pPr>
+            <w:r>
+              <w:rPr/>
               <w:t>Igen</w:t>
             </w:r>
           </w:p>
@@ -2714,15 +2268,11 @@
               <w:pStyle w:val="TableContents"/>
               <w:bidi w:val="0"/>
               <w:jc w:val="left"/>
-              <w:rPr>
-                <w:lang w:val="hu-HU" w:eastAsia="zh-CN" w:bidi="hi-IN"/>
-              </w:rPr>
-            </w:pPr>
-            <w:r>
-              <w:rPr>
-                <w:lang w:val="hu-HU" w:eastAsia="zh-CN" w:bidi="hi-IN"/>
-              </w:rPr>
-              <w:t>todo, progress, done</w:t>
+              <w:rPr/>
+            </w:pPr>
+            <w:r>
+              <w:rPr/>
+              <w:t>Megadott lehetőségek közül választhat (Hanyatlótól – Rendkívül fontosig)</w:t>
             </w:r>
           </w:p>
         </w:tc>
@@ -2740,15 +2290,15 @@
               <w:pStyle w:val="TableContents"/>
               <w:bidi w:val="0"/>
               <w:jc w:val="left"/>
-              <w:rPr>
-                <w:lang w:val="hu-HU" w:eastAsia="zh-CN" w:bidi="hi-IN"/>
-              </w:rPr>
-            </w:pPr>
-            <w:r>
-              <w:rPr>
-                <w:lang w:val="hu-HU" w:eastAsia="zh-CN" w:bidi="hi-IN"/>
-              </w:rPr>
-              <w:t>todo</w:t>
+              <w:rPr/>
+            </w:pPr>
+            <w:r>
+              <w:rPr/>
+              <w:t>“</w:t>
+            </w:r>
+            <w:r>
+              <w:rPr/>
+              <w:t>Rendkívül fontos”</w:t>
             </w:r>
           </w:p>
         </w:tc>
@@ -2768,15 +2318,11 @@
               <w:pStyle w:val="TableContents"/>
               <w:bidi w:val="0"/>
               <w:jc w:val="left"/>
-              <w:rPr>
-                <w:lang w:val="hu-HU" w:eastAsia="zh-CN" w:bidi="hi-IN"/>
-              </w:rPr>
-            </w:pPr>
-            <w:r>
-              <w:rPr>
-                <w:lang w:val="hu-HU" w:eastAsia="zh-CN" w:bidi="hi-IN"/>
-              </w:rPr>
-              <w:t>Prioritás</w:t>
+              <w:rPr/>
+            </w:pPr>
+            <w:r>
+              <w:rPr/>
+              <w:t>Kategória</w:t>
             </w:r>
           </w:p>
         </w:tc>
@@ -2793,14 +2339,10 @@
               <w:pStyle w:val="TableContents"/>
               <w:bidi w:val="0"/>
               <w:jc w:val="left"/>
-              <w:rPr>
-                <w:lang w:val="hu-HU" w:eastAsia="zh-CN" w:bidi="hi-IN"/>
-              </w:rPr>
-            </w:pPr>
-            <w:r>
-              <w:rPr>
-                <w:lang w:val="hu-HU" w:eastAsia="zh-CN" w:bidi="hi-IN"/>
-              </w:rPr>
+              <w:rPr/>
+            </w:pPr>
+            <w:r>
+              <w:rPr/>
               <w:t>Igen</w:t>
             </w:r>
           </w:p>
@@ -2818,15 +2360,27 @@
               <w:pStyle w:val="TableContents"/>
               <w:bidi w:val="0"/>
               <w:jc w:val="left"/>
-              <w:rPr>
-                <w:lang w:val="hu-HU" w:eastAsia="zh-CN" w:bidi="hi-IN"/>
-              </w:rPr>
-            </w:pPr>
-            <w:r>
-              <w:rPr>
-                <w:lang w:val="hu-HU" w:eastAsia="zh-CN" w:bidi="hi-IN"/>
-              </w:rPr>
-              <w:t>low, medium, high</w:t>
+              <w:rPr/>
+            </w:pPr>
+            <w:r>
+              <w:rPr/>
+              <w:t xml:space="preserve">A felhasználó </w:t>
+            </w:r>
+            <w:r>
+              <w:rPr/>
+              <w:t>választ a megadott</w:t>
+            </w:r>
+            <w:r>
+              <w:rPr/>
+              <w:t xml:space="preserve"> </w:t>
+            </w:r>
+            <w:r>
+              <w:rPr/>
+              <w:t>kategóriák</w:t>
+            </w:r>
+            <w:r>
+              <w:rPr/>
+              <w:t xml:space="preserve"> közül</w:t>
             </w:r>
           </w:p>
         </w:tc>
@@ -2844,119 +2398,15 @@
               <w:pStyle w:val="TableContents"/>
               <w:bidi w:val="0"/>
               <w:jc w:val="left"/>
-              <w:rPr>
-                <w:lang w:val="hu-HU" w:eastAsia="zh-CN" w:bidi="hi-IN"/>
-              </w:rPr>
-            </w:pPr>
-            <w:r>
-              <w:rPr>
-                <w:lang w:val="hu-HU" w:eastAsia="zh-CN" w:bidi="hi-IN"/>
-              </w:rPr>
-              <w:t>medium</w:t>
-            </w:r>
-          </w:p>
-        </w:tc>
-      </w:tr>
-      <w:tr>
-        <w:trPr/>
-        <w:tc>
-          <w:tcPr>
-            <w:tcW w:w="2492" w:type="dxa"/>
-            <w:tcBorders>
-              <w:left w:val="single" w:sz="4" w:space="0" w:color="000000"/>
-              <w:bottom w:val="single" w:sz="4" w:space="0" w:color="000000"/>
-            </w:tcBorders>
-          </w:tcPr>
-          <w:p>
-            <w:pPr>
-              <w:pStyle w:val="TableContents"/>
-              <w:bidi w:val="0"/>
-              <w:jc w:val="left"/>
-              <w:rPr>
-                <w:lang w:val="hu-HU" w:eastAsia="zh-CN" w:bidi="hi-IN"/>
-              </w:rPr>
-            </w:pPr>
-            <w:r>
-              <w:rPr>
-                <w:lang w:val="hu-HU" w:eastAsia="zh-CN" w:bidi="hi-IN"/>
-              </w:rPr>
-              <w:t>Kategória</w:t>
-            </w:r>
-          </w:p>
-        </w:tc>
-        <w:tc>
-          <w:tcPr>
-            <w:tcW w:w="2493" w:type="dxa"/>
-            <w:tcBorders>
-              <w:left w:val="single" w:sz="4" w:space="0" w:color="000000"/>
-              <w:bottom w:val="single" w:sz="4" w:space="0" w:color="000000"/>
-            </w:tcBorders>
-          </w:tcPr>
-          <w:p>
-            <w:pPr>
-              <w:pStyle w:val="TableContents"/>
-              <w:bidi w:val="0"/>
-              <w:jc w:val="left"/>
-              <w:rPr>
-                <w:lang w:val="hu-HU" w:eastAsia="zh-CN" w:bidi="hi-IN"/>
-              </w:rPr>
-            </w:pPr>
-            <w:r>
-              <w:rPr>
-                <w:lang w:val="hu-HU" w:eastAsia="zh-CN" w:bidi="hi-IN"/>
-              </w:rPr>
-              <w:t>Igen</w:t>
-            </w:r>
-          </w:p>
-        </w:tc>
-        <w:tc>
-          <w:tcPr>
-            <w:tcW w:w="2493" w:type="dxa"/>
-            <w:tcBorders>
-              <w:left w:val="single" w:sz="4" w:space="0" w:color="000000"/>
-              <w:bottom w:val="single" w:sz="4" w:space="0" w:color="000000"/>
-            </w:tcBorders>
-          </w:tcPr>
-          <w:p>
-            <w:pPr>
-              <w:pStyle w:val="TableContents"/>
-              <w:bidi w:val="0"/>
-              <w:jc w:val="left"/>
-              <w:rPr>
-                <w:lang w:val="hu-HU" w:eastAsia="zh-CN" w:bidi="hi-IN"/>
-              </w:rPr>
-            </w:pPr>
-            <w:r>
-              <w:rPr>
-                <w:lang w:val="hu-HU" w:eastAsia="zh-CN" w:bidi="hi-IN"/>
-              </w:rPr>
-              <w:t>A felhasználó kategóriái közül</w:t>
-            </w:r>
-          </w:p>
-        </w:tc>
-        <w:tc>
-          <w:tcPr>
-            <w:tcW w:w="2493" w:type="dxa"/>
-            <w:tcBorders>
-              <w:left w:val="single" w:sz="4" w:space="0" w:color="000000"/>
-              <w:bottom w:val="single" w:sz="4" w:space="0" w:color="000000"/>
-              <w:right w:val="single" w:sz="4" w:space="0" w:color="000000"/>
-            </w:tcBorders>
-          </w:tcPr>
-          <w:p>
-            <w:pPr>
-              <w:pStyle w:val="TableContents"/>
-              <w:bidi w:val="0"/>
-              <w:jc w:val="left"/>
-              <w:rPr>
-                <w:lang w:val="hu-HU" w:eastAsia="zh-CN" w:bidi="hi-IN"/>
-              </w:rPr>
-            </w:pPr>
-            <w:r>
-              <w:rPr>
-                <w:lang w:val="hu-HU" w:eastAsia="zh-CN" w:bidi="hi-IN"/>
-              </w:rPr>
-              <w:t>Általános</w:t>
+              <w:rPr/>
+            </w:pPr>
+            <w:r>
+              <w:rPr/>
+              <w:t>“</w:t>
+            </w:r>
+            <w:r>
+              <w:rPr/>
+              <w:t>Munka”</w:t>
             </w:r>
           </w:p>
         </w:tc>
@@ -2967,14 +2417,10 @@
         <w:pStyle w:val="BodyText"/>
         <w:bidi w:val="0"/>
         <w:jc w:val="left"/>
-        <w:rPr>
-          <w:lang w:val="hu-HU" w:eastAsia="zh-CN" w:bidi="hi-IN"/>
-        </w:rPr>
-      </w:pPr>
-      <w:r>
-        <w:rPr>
-          <w:lang w:val="hu-HU" w:eastAsia="zh-CN" w:bidi="hi-IN"/>
-        </w:rPr>
+        <w:rPr/>
+      </w:pPr>
+      <w:r>
+        <w:rPr/>
       </w:r>
     </w:p>
     <w:p>
@@ -2987,14 +2433,10 @@
         <w:bidi w:val="0"/>
         <w:ind w:hanging="0" w:left="0"/>
         <w:jc w:val="left"/>
-        <w:rPr>
-          <w:lang w:val="hu-HU" w:eastAsia="zh-CN" w:bidi="hi-IN"/>
-        </w:rPr>
-      </w:pPr>
-      <w:r>
-        <w:rPr>
-          <w:lang w:val="hu-HU" w:eastAsia="zh-CN" w:bidi="hi-IN"/>
-        </w:rPr>
+        <w:rPr/>
+      </w:pPr>
+      <w:r>
+        <w:rPr/>
         <w:t>Validációs viselkedés</w:t>
       </w:r>
     </w:p>
@@ -3003,14 +2445,10 @@
         <w:pStyle w:val="BodyText"/>
         <w:bidi w:val="0"/>
         <w:jc w:val="left"/>
-        <w:rPr>
-          <w:lang w:val="hu-HU" w:eastAsia="zh-CN" w:bidi="hi-IN"/>
-        </w:rPr>
-      </w:pPr>
-      <w:r>
-        <w:rPr>
-          <w:lang w:val="hu-HU" w:eastAsia="zh-CN" w:bidi="hi-IN"/>
-        </w:rPr>
+        <w:rPr/>
+      </w:pPr>
+      <w:r>
+        <w:rPr/>
         <w:t>A Mentés gomb megnyomásakor a rendszer ellenőrzi a kötelező mezőket és a hosszkorlátokat. A cím minimális hosszának megsértésekor szöveges hibaüzenet jelenik meg. Sikeres mentés után a lista frissül, és az új feladat azonnal megjelenik. Az adatbázisba INSERT művelet történik.</w:t>
       </w:r>
       <w:r>
@@ -3028,14 +2466,10 @@
         <w:spacing w:before="0" w:after="120"/>
         <w:ind w:hanging="0" w:left="0"/>
         <w:jc w:val="left"/>
-        <w:rPr>
-          <w:lang w:val="hu-HU" w:eastAsia="zh-CN" w:bidi="hi-IN"/>
-        </w:rPr>
-      </w:pPr>
-      <w:r>
-        <w:rPr>
-          <w:lang w:val="hu-HU" w:eastAsia="zh-CN" w:bidi="hi-IN"/>
-        </w:rPr>
+        <w:rPr/>
+      </w:pPr>
+      <w:r>
+        <w:rPr/>
         <w:t>Szerkesztés, mozgatás és lezárás</w:t>
       </w:r>
     </w:p>
@@ -3044,14 +2478,10 @@
         <w:pStyle w:val="BodyText"/>
         <w:bidi w:val="0"/>
         <w:jc w:val="left"/>
-        <w:rPr>
-          <w:lang w:val="hu-HU" w:eastAsia="zh-CN" w:bidi="hi-IN"/>
-        </w:rPr>
-      </w:pPr>
-      <w:r>
-        <w:rPr>
-          <w:lang w:val="hu-HU" w:eastAsia="zh-CN" w:bidi="hi-IN"/>
-        </w:rPr>
+        <w:rPr/>
+      </w:pPr>
+      <w:r>
+        <w:rPr/>
         <w:t>A feladat teljes életciklusa a listaelemről vagy drag &amp; drop művelettel kezelhető.</w:t>
       </w:r>
     </w:p>
@@ -3065,14 +2495,10 @@
         <w:bidi w:val="0"/>
         <w:ind w:hanging="0" w:left="0"/>
         <w:jc w:val="left"/>
-        <w:rPr>
-          <w:lang w:val="hu-HU" w:eastAsia="zh-CN" w:bidi="hi-IN"/>
-        </w:rPr>
-      </w:pPr>
-      <w:r>
-        <w:rPr>
-          <w:lang w:val="hu-HU" w:eastAsia="zh-CN" w:bidi="hi-IN"/>
-        </w:rPr>
+        <w:rPr/>
+      </w:pPr>
+      <w:r>
+        <w:rPr/>
         <w:t>Feladat szerkesztése</w:t>
       </w:r>
     </w:p>
@@ -3085,14 +2511,10 @@
         </w:numPr>
         <w:bidi w:val="0"/>
         <w:jc w:val="left"/>
-        <w:rPr>
-          <w:lang w:val="hu-HU" w:eastAsia="zh-CN" w:bidi="hi-IN"/>
-        </w:rPr>
-      </w:pPr>
-      <w:r>
-        <w:rPr>
-          <w:lang w:val="hu-HU" w:eastAsia="zh-CN" w:bidi="hi-IN"/>
-        </w:rPr>
+        <w:rPr/>
+      </w:pPr>
+      <w:r>
+        <w:rPr/>
         <w:t>A felhasználó a szerkesztés gombra kattint a feladatnál.</w:t>
       </w:r>
     </w:p>
@@ -3105,14 +2527,10 @@
         </w:numPr>
         <w:bidi w:val="0"/>
         <w:jc w:val="left"/>
-        <w:rPr>
-          <w:lang w:val="hu-HU" w:eastAsia="zh-CN" w:bidi="hi-IN"/>
-        </w:rPr>
-      </w:pPr>
-      <w:r>
-        <w:rPr>
-          <w:lang w:val="hu-HU" w:eastAsia="zh-CN" w:bidi="hi-IN"/>
-        </w:rPr>
+        <w:rPr/>
+      </w:pPr>
+      <w:r>
+        <w:rPr/>
         <w:t>A rendszer az aktuális feladat adataival tölti ki az űrlapot.</w:t>
       </w:r>
     </w:p>
@@ -3125,14 +2543,10 @@
         </w:numPr>
         <w:bidi w:val="0"/>
         <w:jc w:val="left"/>
-        <w:rPr>
-          <w:lang w:val="hu-HU" w:eastAsia="zh-CN" w:bidi="hi-IN"/>
-        </w:rPr>
-      </w:pPr>
-      <w:r>
-        <w:rPr>
-          <w:lang w:val="hu-HU" w:eastAsia="zh-CN" w:bidi="hi-IN"/>
-        </w:rPr>
+        <w:rPr/>
+      </w:pPr>
+      <w:r>
+        <w:rPr/>
         <w:t>A felhasználó módosítja a mezőket.</w:t>
       </w:r>
     </w:p>
@@ -3145,14 +2559,10 @@
         </w:numPr>
         <w:bidi w:val="0"/>
         <w:jc w:val="left"/>
-        <w:rPr>
-          <w:lang w:val="hu-HU" w:eastAsia="zh-CN" w:bidi="hi-IN"/>
-        </w:rPr>
-      </w:pPr>
-      <w:r>
-        <w:rPr>
-          <w:lang w:val="hu-HU" w:eastAsia="zh-CN" w:bidi="hi-IN"/>
-        </w:rPr>
+        <w:rPr/>
+      </w:pPr>
+      <w:r>
+        <w:rPr/>
         <w:t>Mentéskor az azonosító és a létrehozási idő változatlan marad, a módosított mezők frissülnek az adatbázisban (UPDATE).</w:t>
       </w:r>
     </w:p>
@@ -3165,14 +2575,10 @@
         </w:numPr>
         <w:bidi w:val="0"/>
         <w:jc w:val="left"/>
-        <w:rPr>
-          <w:lang w:val="hu-HU" w:eastAsia="zh-CN" w:bidi="hi-IN"/>
-        </w:rPr>
-      </w:pPr>
-      <w:r>
-        <w:rPr>
-          <w:lang w:val="hu-HU" w:eastAsia="zh-CN" w:bidi="hi-IN"/>
-        </w:rPr>
+        <w:rPr/>
+      </w:pPr>
+      <w:r>
+        <w:rPr/>
         <w:t>A rendszer sikerüzenetet jelenít meg.</w:t>
       </w:r>
     </w:p>
@@ -3186,14 +2592,10 @@
         <w:bidi w:val="0"/>
         <w:ind w:hanging="0" w:left="0"/>
         <w:jc w:val="left"/>
-        <w:rPr>
-          <w:lang w:val="hu-HU" w:eastAsia="zh-CN" w:bidi="hi-IN"/>
-        </w:rPr>
-      </w:pPr>
-      <w:r>
-        <w:rPr>
-          <w:lang w:val="hu-HU" w:eastAsia="zh-CN" w:bidi="hi-IN"/>
-        </w:rPr>
+        <w:rPr/>
+      </w:pPr>
+      <w:r>
+        <w:rPr/>
         <w:t>Drag and drop</w:t>
       </w:r>
     </w:p>
@@ -3232,14 +2634,10 @@
               <w:pStyle w:val="TableHeading"/>
               <w:bidi w:val="0"/>
               <w:jc w:val="left"/>
-              <w:rPr>
-                <w:lang w:val="hu-HU" w:eastAsia="zh-CN" w:bidi="hi-IN"/>
-              </w:rPr>
-            </w:pPr>
-            <w:r>
-              <w:rPr>
-                <w:lang w:val="hu-HU" w:eastAsia="zh-CN" w:bidi="hi-IN"/>
-              </w:rPr>
+              <w:rPr/>
+            </w:pPr>
+            <w:r>
+              <w:rPr/>
               <w:t>Lépés</w:t>
             </w:r>
           </w:p>
@@ -3259,14 +2657,10 @@
               <w:pStyle w:val="TableHeading"/>
               <w:bidi w:val="0"/>
               <w:jc w:val="left"/>
-              <w:rPr>
-                <w:lang w:val="hu-HU" w:eastAsia="zh-CN" w:bidi="hi-IN"/>
-              </w:rPr>
-            </w:pPr>
-            <w:r>
-              <w:rPr>
-                <w:lang w:val="hu-HU" w:eastAsia="zh-CN" w:bidi="hi-IN"/>
-              </w:rPr>
+              <w:rPr/>
+            </w:pPr>
+            <w:r>
+              <w:rPr/>
               <w:t>Rendszerválasz</w:t>
             </w:r>
           </w:p>
@@ -3287,14 +2681,10 @@
               <w:pStyle w:val="TableContents"/>
               <w:bidi w:val="0"/>
               <w:jc w:val="left"/>
-              <w:rPr>
-                <w:lang w:val="hu-HU" w:eastAsia="zh-CN" w:bidi="hi-IN"/>
-              </w:rPr>
-            </w:pPr>
-            <w:r>
-              <w:rPr>
-                <w:lang w:val="hu-HU" w:eastAsia="zh-CN" w:bidi="hi-IN"/>
-              </w:rPr>
+              <w:rPr/>
+            </w:pPr>
+            <w:r>
+              <w:rPr/>
               <w:t>Kártya megfogása</w:t>
             </w:r>
           </w:p>
@@ -3313,14 +2703,10 @@
               <w:pStyle w:val="TableContents"/>
               <w:bidi w:val="0"/>
               <w:jc w:val="left"/>
-              <w:rPr>
-                <w:lang w:val="hu-HU" w:eastAsia="zh-CN" w:bidi="hi-IN"/>
-              </w:rPr>
-            </w:pPr>
-            <w:r>
-              <w:rPr>
-                <w:lang w:val="hu-HU" w:eastAsia="zh-CN" w:bidi="hi-IN"/>
-              </w:rPr>
+              <w:rPr/>
+            </w:pPr>
+            <w:r>
+              <w:rPr/>
               <w:t>A kártya vizuális visszajelzést kap</w:t>
             </w:r>
           </w:p>
@@ -3341,14 +2727,10 @@
               <w:pStyle w:val="TableContents"/>
               <w:bidi w:val="0"/>
               <w:jc w:val="left"/>
-              <w:rPr>
-                <w:lang w:val="hu-HU" w:eastAsia="zh-CN" w:bidi="hi-IN"/>
-              </w:rPr>
-            </w:pPr>
-            <w:r>
-              <w:rPr>
-                <w:lang w:val="hu-HU" w:eastAsia="zh-CN" w:bidi="hi-IN"/>
-              </w:rPr>
+              <w:rPr/>
+            </w:pPr>
+            <w:r>
+              <w:rPr/>
               <w:t>Célpozíció fölé húzás</w:t>
             </w:r>
           </w:p>
@@ -3367,14 +2749,10 @@
               <w:pStyle w:val="TableContents"/>
               <w:bidi w:val="0"/>
               <w:jc w:val="left"/>
-              <w:rPr>
-                <w:lang w:val="hu-HU" w:eastAsia="zh-CN" w:bidi="hi-IN"/>
-              </w:rPr>
-            </w:pPr>
-            <w:r>
-              <w:rPr>
-                <w:lang w:val="hu-HU" w:eastAsia="zh-CN" w:bidi="hi-IN"/>
-              </w:rPr>
+              <w:rPr/>
+            </w:pPr>
+            <w:r>
+              <w:rPr/>
               <w:t>A rendszer jelzi a beszúrási pozíciót</w:t>
             </w:r>
           </w:p>
@@ -3395,14 +2773,10 @@
               <w:pStyle w:val="TableContents"/>
               <w:bidi w:val="0"/>
               <w:jc w:val="left"/>
-              <w:rPr>
-                <w:lang w:val="hu-HU" w:eastAsia="zh-CN" w:bidi="hi-IN"/>
-              </w:rPr>
-            </w:pPr>
-            <w:r>
-              <w:rPr>
-                <w:lang w:val="hu-HU" w:eastAsia="zh-CN" w:bidi="hi-IN"/>
-              </w:rPr>
+              <w:rPr/>
+            </w:pPr>
+            <w:r>
+              <w:rPr/>
               <w:t>Elengedés</w:t>
             </w:r>
           </w:p>
@@ -3421,14 +2795,10 @@
               <w:pStyle w:val="TableContents"/>
               <w:bidi w:val="0"/>
               <w:jc w:val="left"/>
-              <w:rPr>
-                <w:lang w:val="hu-HU" w:eastAsia="zh-CN" w:bidi="hi-IN"/>
-              </w:rPr>
-            </w:pPr>
-            <w:r>
-              <w:rPr>
-                <w:lang w:val="hu-HU" w:eastAsia="zh-CN" w:bidi="hi-IN"/>
-              </w:rPr>
+              <w:rPr/>
+            </w:pPr>
+            <w:r>
+              <w:rPr/>
               <w:t>A rendszer menti az új státuszt és sorrendet</w:t>
             </w:r>
           </w:p>
@@ -3449,14 +2819,10 @@
               <w:pStyle w:val="TableContents"/>
               <w:bidi w:val="0"/>
               <w:jc w:val="left"/>
-              <w:rPr>
-                <w:lang w:val="hu-HU" w:eastAsia="zh-CN" w:bidi="hi-IN"/>
-              </w:rPr>
-            </w:pPr>
-            <w:r>
-              <w:rPr>
-                <w:lang w:val="hu-HU" w:eastAsia="zh-CN" w:bidi="hi-IN"/>
-              </w:rPr>
+              <w:rPr/>
+            </w:pPr>
+            <w:r>
+              <w:rPr/>
               <w:t>Státuszváltás</w:t>
             </w:r>
           </w:p>
@@ -3475,14 +2841,10 @@
               <w:pStyle w:val="TableContents"/>
               <w:bidi w:val="0"/>
               <w:jc w:val="left"/>
-              <w:rPr>
-                <w:lang w:val="hu-HU" w:eastAsia="zh-CN" w:bidi="hi-IN"/>
-              </w:rPr>
-            </w:pPr>
-            <w:r>
-              <w:rPr>
-                <w:lang w:val="hu-HU" w:eastAsia="zh-CN" w:bidi="hi-IN"/>
-              </w:rPr>
+              <w:rPr/>
+            </w:pPr>
+            <w:r>
+              <w:rPr/>
               <w:t>Az adatbázis UPDATE művelettel frissül</w:t>
             </w:r>
           </w:p>
@@ -3499,14 +2861,10 @@
         <w:bidi w:val="0"/>
         <w:ind w:hanging="0" w:left="0"/>
         <w:jc w:val="left"/>
-        <w:rPr>
-          <w:lang w:val="hu-HU" w:eastAsia="zh-CN" w:bidi="hi-IN"/>
-        </w:rPr>
-      </w:pPr>
-      <w:r>
-        <w:rPr>
-          <w:lang w:val="hu-HU" w:eastAsia="zh-CN" w:bidi="hi-IN"/>
-        </w:rPr>
+        <w:rPr/>
+      </w:pPr>
+      <w:r>
+        <w:rPr/>
       </w:r>
       <w:r>
         <w:br w:type="page"/>
@@ -3523,14 +2881,10 @@
         <w:spacing w:before="0" w:after="120"/>
         <w:ind w:hanging="0" w:left="0"/>
         <w:jc w:val="left"/>
-        <w:rPr>
-          <w:lang w:val="hu-HU" w:eastAsia="zh-CN" w:bidi="hi-IN"/>
-        </w:rPr>
-      </w:pPr>
-      <w:r>
-        <w:rPr>
-          <w:lang w:val="hu-HU" w:eastAsia="zh-CN" w:bidi="hi-IN"/>
-        </w:rPr>
+        <w:rPr/>
+      </w:pPr>
+      <w:r>
+        <w:rPr/>
         <w:t>Törlés, keresés és szűrés</w:t>
       </w:r>
     </w:p>
@@ -3539,14 +2893,10 @@
         <w:pStyle w:val="BodyText"/>
         <w:bidi w:val="0"/>
         <w:jc w:val="left"/>
-        <w:rPr>
-          <w:lang w:val="hu-HU" w:eastAsia="zh-CN" w:bidi="hi-IN"/>
-        </w:rPr>
-      </w:pPr>
-      <w:r>
-        <w:rPr>
-          <w:lang w:val="hu-HU" w:eastAsia="zh-CN" w:bidi="hi-IN"/>
-        </w:rPr>
+        <w:rPr/>
+      </w:pPr>
+      <w:r>
+        <w:rPr/>
         <w:t>A rendszer támogatja a gyors szűkítést és a véletlen törlés megerősítését.</w:t>
       </w:r>
     </w:p>
@@ -3560,14 +2910,10 @@
         <w:bidi w:val="0"/>
         <w:ind w:hanging="0" w:left="0"/>
         <w:jc w:val="left"/>
-        <w:rPr>
-          <w:lang w:val="hu-HU" w:eastAsia="zh-CN" w:bidi="hi-IN"/>
-        </w:rPr>
-      </w:pPr>
-      <w:r>
-        <w:rPr>
-          <w:lang w:val="hu-HU" w:eastAsia="zh-CN" w:bidi="hi-IN"/>
-        </w:rPr>
+        <w:rPr/>
+      </w:pPr>
+      <w:r>
+        <w:rPr/>
         <w:t>Törlés</w:t>
       </w:r>
     </w:p>
@@ -3580,14 +2926,10 @@
         </w:numPr>
         <w:bidi w:val="0"/>
         <w:jc w:val="left"/>
-        <w:rPr>
-          <w:lang w:val="hu-HU" w:eastAsia="zh-CN" w:bidi="hi-IN"/>
-        </w:rPr>
-      </w:pPr>
-      <w:r>
-        <w:rPr>
-          <w:lang w:val="hu-HU" w:eastAsia="zh-CN" w:bidi="hi-IN"/>
-        </w:rPr>
+        <w:rPr/>
+      </w:pPr>
+      <w:r>
+        <w:rPr/>
         <w:t>A felhasználó a törlés gombra kattint a feladatnál.</w:t>
       </w:r>
     </w:p>
@@ -3600,14 +2942,10 @@
         </w:numPr>
         <w:bidi w:val="0"/>
         <w:jc w:val="left"/>
-        <w:rPr>
-          <w:lang w:val="hu-HU" w:eastAsia="zh-CN" w:bidi="hi-IN"/>
-        </w:rPr>
-      </w:pPr>
-      <w:r>
-        <w:rPr>
-          <w:lang w:val="hu-HU" w:eastAsia="zh-CN" w:bidi="hi-IN"/>
-        </w:rPr>
+        <w:rPr/>
+      </w:pPr>
+      <w:r>
+        <w:rPr/>
         <w:t>A rendszer megerősítő dialógust jelenít meg.</w:t>
       </w:r>
     </w:p>
@@ -3620,14 +2958,10 @@
         </w:numPr>
         <w:bidi w:val="0"/>
         <w:jc w:val="left"/>
-        <w:rPr>
-          <w:lang w:val="hu-HU" w:eastAsia="zh-CN" w:bidi="hi-IN"/>
-        </w:rPr>
-      </w:pPr>
-      <w:r>
-        <w:rPr>
-          <w:lang w:val="hu-HU" w:eastAsia="zh-CN" w:bidi="hi-IN"/>
-        </w:rPr>
+        <w:rPr/>
+      </w:pPr>
+      <w:r>
+        <w:rPr/>
         <w:t>Megerősítés esetén a feladat törlődik az adatbázisból (DELETE) és eltűnik a listából.</w:t>
       </w:r>
     </w:p>
@@ -3640,14 +2974,10 @@
         </w:numPr>
         <w:bidi w:val="0"/>
         <w:jc w:val="left"/>
-        <w:rPr>
-          <w:lang w:val="hu-HU" w:eastAsia="zh-CN" w:bidi="hi-IN"/>
-        </w:rPr>
-      </w:pPr>
-      <w:r>
-        <w:rPr>
-          <w:lang w:val="hu-HU" w:eastAsia="zh-CN" w:bidi="hi-IN"/>
-        </w:rPr>
+        <w:rPr/>
+      </w:pPr>
+      <w:r>
+        <w:rPr/>
         <w:t>Megszakítás esetén nincs adatváltozás.</w:t>
       </w:r>
     </w:p>
@@ -3661,14 +2991,10 @@
         <w:bidi w:val="0"/>
         <w:ind w:hanging="0" w:left="0"/>
         <w:jc w:val="left"/>
-        <w:rPr>
-          <w:lang w:val="hu-HU" w:eastAsia="zh-CN" w:bidi="hi-IN"/>
-        </w:rPr>
-      </w:pPr>
-      <w:r>
-        <w:rPr>
-          <w:lang w:val="hu-HU" w:eastAsia="zh-CN" w:bidi="hi-IN"/>
-        </w:rPr>
+        <w:rPr/>
+      </w:pPr>
+      <w:r>
+        <w:rPr/>
         <w:t>Rendezés</w:t>
       </w:r>
     </w:p>
@@ -3677,14 +3003,13 @@
         <w:pStyle w:val="BodyText"/>
         <w:bidi w:val="0"/>
         <w:jc w:val="left"/>
-        <w:rPr>
-          <w:lang w:val="hu-HU" w:eastAsia="zh-CN" w:bidi="hi-IN"/>
-        </w:rPr>
-      </w:pPr>
-      <w:r>
         <w:rPr>
           <w:color w:val="FF0000"/>
-          <w:lang w:val="hu-HU" w:eastAsia="zh-CN" w:bidi="hi-IN"/>
+        </w:rPr>
+      </w:pPr>
+      <w:r>
+        <w:rPr>
+          <w:color w:val="FF0000"/>
         </w:rPr>
         <w:t>Roland majd beírja ide a működést.</w:t>
       </w:r>
@@ -3696,13 +3021,11 @@
         <w:jc w:val="left"/>
         <w:rPr>
           <w:color w:val="FF0000"/>
-          <w:lang w:val="hu-HU" w:eastAsia="zh-CN" w:bidi="hi-IN"/>
         </w:rPr>
       </w:pPr>
       <w:r>
         <w:rPr>
           <w:color w:val="FF0000"/>
-          <w:lang w:val="hu-HU" w:eastAsia="zh-CN" w:bidi="hi-IN"/>
         </w:rPr>
       </w:r>
       <w:r>
@@ -3720,14 +3043,10 @@
         <w:spacing w:before="0" w:after="120"/>
         <w:ind w:hanging="0" w:left="0"/>
         <w:jc w:val="left"/>
-        <w:rPr>
-          <w:lang w:val="hu-HU" w:eastAsia="zh-CN" w:bidi="hi-IN"/>
-        </w:rPr>
-      </w:pPr>
-      <w:r>
-        <w:rPr>
-          <w:lang w:val="hu-HU" w:eastAsia="zh-CN" w:bidi="hi-IN"/>
-        </w:rPr>
+        <w:rPr/>
+      </w:pPr>
+      <w:r>
+        <w:rPr/>
         <w:t>Elfogadási kritériumok és korlátozások</w:t>
       </w:r>
     </w:p>
@@ -3736,14 +3055,10 @@
         <w:pStyle w:val="BodyText"/>
         <w:bidi w:val="0"/>
         <w:jc w:val="left"/>
-        <w:rPr>
-          <w:lang w:val="hu-HU" w:eastAsia="zh-CN" w:bidi="hi-IN"/>
-        </w:rPr>
-      </w:pPr>
-      <w:r>
-        <w:rPr>
-          <w:lang w:val="hu-HU" w:eastAsia="zh-CN" w:bidi="hi-IN"/>
-        </w:rPr>
+        <w:rPr/>
+      </w:pPr>
+      <w:r>
+        <w:rPr/>
         <w:t>A projekt akkor tekinthető funkcionálisan átadhatónak, ha az alábbi ellenőrizhető feltételek teljesülnek.</w:t>
       </w:r>
     </w:p>
@@ -3757,14 +3072,10 @@
         <w:bidi w:val="0"/>
         <w:ind w:hanging="0" w:left="0"/>
         <w:jc w:val="left"/>
-        <w:rPr>
-          <w:lang w:val="hu-HU" w:eastAsia="zh-CN" w:bidi="hi-IN"/>
-        </w:rPr>
-      </w:pPr>
-      <w:r>
-        <w:rPr>
-          <w:lang w:val="hu-HU" w:eastAsia="zh-CN" w:bidi="hi-IN"/>
-        </w:rPr>
+        <w:rPr/>
+      </w:pPr>
+      <w:r>
+        <w:rPr/>
         <w:t>Átadási ellenőrzőlista</w:t>
       </w:r>
     </w:p>
@@ -3804,14 +3115,10 @@
               <w:pStyle w:val="TableHeading"/>
               <w:bidi w:val="0"/>
               <w:jc w:val="left"/>
-              <w:rPr>
-                <w:lang w:val="hu-HU" w:eastAsia="zh-CN" w:bidi="hi-IN"/>
-              </w:rPr>
-            </w:pPr>
-            <w:r>
-              <w:rPr>
-                <w:lang w:val="hu-HU" w:eastAsia="zh-CN" w:bidi="hi-IN"/>
-              </w:rPr>
+              <w:rPr/>
+            </w:pPr>
+            <w:r>
+              <w:rPr/>
               <w:t>ID</w:t>
             </w:r>
           </w:p>
@@ -3830,14 +3137,10 @@
               <w:pStyle w:val="TableHeading"/>
               <w:bidi w:val="0"/>
               <w:jc w:val="left"/>
-              <w:rPr>
-                <w:lang w:val="hu-HU" w:eastAsia="zh-CN" w:bidi="hi-IN"/>
-              </w:rPr>
-            </w:pPr>
-            <w:r>
-              <w:rPr>
-                <w:lang w:val="hu-HU" w:eastAsia="zh-CN" w:bidi="hi-IN"/>
-              </w:rPr>
+              <w:rPr/>
+            </w:pPr>
+            <w:r>
+              <w:rPr/>
               <w:t>Kritérium</w:t>
             </w:r>
           </w:p>
@@ -3857,14 +3160,10 @@
               <w:pStyle w:val="TableHeading"/>
               <w:bidi w:val="0"/>
               <w:jc w:val="left"/>
-              <w:rPr>
-                <w:lang w:val="hu-HU" w:eastAsia="zh-CN" w:bidi="hi-IN"/>
-              </w:rPr>
-            </w:pPr>
-            <w:r>
-              <w:rPr>
-                <w:lang w:val="hu-HU" w:eastAsia="zh-CN" w:bidi="hi-IN"/>
-              </w:rPr>
+              <w:rPr/>
+            </w:pPr>
+            <w:r>
+              <w:rPr/>
               <w:t>Elvárt állapot</w:t>
             </w:r>
           </w:p>
@@ -3885,14 +3184,10 @@
               <w:pStyle w:val="TableContents"/>
               <w:bidi w:val="0"/>
               <w:jc w:val="left"/>
-              <w:rPr>
-                <w:lang w:val="hu-HU" w:eastAsia="zh-CN" w:bidi="hi-IN"/>
-              </w:rPr>
-            </w:pPr>
-            <w:r>
-              <w:rPr>
-                <w:lang w:val="hu-HU" w:eastAsia="zh-CN" w:bidi="hi-IN"/>
-              </w:rPr>
+              <w:rPr/>
+            </w:pPr>
+            <w:r>
+              <w:rPr/>
               <w:t>AC-01</w:t>
             </w:r>
           </w:p>
@@ -3910,14 +3205,10 @@
               <w:pStyle w:val="TableContents"/>
               <w:bidi w:val="0"/>
               <w:jc w:val="left"/>
-              <w:rPr>
-                <w:lang w:val="hu-HU" w:eastAsia="zh-CN" w:bidi="hi-IN"/>
-              </w:rPr>
-            </w:pPr>
-            <w:r>
-              <w:rPr>
-                <w:lang w:val="hu-HU" w:eastAsia="zh-CN" w:bidi="hi-IN"/>
-              </w:rPr>
+              <w:rPr/>
+            </w:pPr>
+            <w:r>
+              <w:rPr/>
               <w:t>Regisztráció működik</w:t>
             </w:r>
           </w:p>
@@ -3936,14 +3227,10 @@
               <w:pStyle w:val="TableContents"/>
               <w:bidi w:val="0"/>
               <w:jc w:val="left"/>
-              <w:rPr>
-                <w:lang w:val="hu-HU" w:eastAsia="zh-CN" w:bidi="hi-IN"/>
-              </w:rPr>
-            </w:pPr>
-            <w:r>
-              <w:rPr>
-                <w:lang w:val="hu-HU" w:eastAsia="zh-CN" w:bidi="hi-IN"/>
-              </w:rPr>
+              <w:rPr/>
+            </w:pPr>
+            <w:r>
+              <w:rPr/>
               <w:t>Teljesült</w:t>
             </w:r>
           </w:p>
@@ -3964,14 +3251,10 @@
               <w:pStyle w:val="TableContents"/>
               <w:bidi w:val="0"/>
               <w:jc w:val="left"/>
-              <w:rPr>
-                <w:lang w:val="hu-HU" w:eastAsia="zh-CN" w:bidi="hi-IN"/>
-              </w:rPr>
-            </w:pPr>
-            <w:r>
-              <w:rPr>
-                <w:lang w:val="hu-HU" w:eastAsia="zh-CN" w:bidi="hi-IN"/>
-              </w:rPr>
+              <w:rPr/>
+            </w:pPr>
+            <w:r>
+              <w:rPr/>
               <w:t>AC-02</w:t>
             </w:r>
           </w:p>
@@ -3989,14 +3272,10 @@
               <w:pStyle w:val="TableContents"/>
               <w:bidi w:val="0"/>
               <w:jc w:val="left"/>
-              <w:rPr>
-                <w:lang w:val="hu-HU" w:eastAsia="zh-CN" w:bidi="hi-IN"/>
-              </w:rPr>
-            </w:pPr>
-            <w:r>
-              <w:rPr>
-                <w:lang w:val="hu-HU" w:eastAsia="zh-CN" w:bidi="hi-IN"/>
-              </w:rPr>
+              <w:rPr/>
+            </w:pPr>
+            <w:r>
+              <w:rPr/>
               <w:t>Bejelentkezés helyes adatokkal sikeres</w:t>
             </w:r>
           </w:p>
@@ -4015,14 +3294,10 @@
               <w:pStyle w:val="TableContents"/>
               <w:bidi w:val="0"/>
               <w:jc w:val="left"/>
-              <w:rPr>
-                <w:lang w:val="hu-HU" w:eastAsia="zh-CN" w:bidi="hi-IN"/>
-              </w:rPr>
-            </w:pPr>
-            <w:r>
-              <w:rPr>
-                <w:lang w:val="hu-HU" w:eastAsia="zh-CN" w:bidi="hi-IN"/>
-              </w:rPr>
+              <w:rPr/>
+            </w:pPr>
+            <w:r>
+              <w:rPr/>
               <w:t>Teljesült</w:t>
             </w:r>
           </w:p>
@@ -4043,14 +3318,10 @@
               <w:pStyle w:val="TableContents"/>
               <w:bidi w:val="0"/>
               <w:jc w:val="left"/>
-              <w:rPr>
-                <w:lang w:val="hu-HU" w:eastAsia="zh-CN" w:bidi="hi-IN"/>
-              </w:rPr>
-            </w:pPr>
-            <w:r>
-              <w:rPr>
-                <w:lang w:val="hu-HU" w:eastAsia="zh-CN" w:bidi="hi-IN"/>
-              </w:rPr>
+              <w:rPr/>
+            </w:pPr>
+            <w:r>
+              <w:rPr/>
               <w:t>AC-03</w:t>
             </w:r>
           </w:p>
@@ -4068,14 +3339,10 @@
               <w:pStyle w:val="TableContents"/>
               <w:bidi w:val="0"/>
               <w:jc w:val="left"/>
-              <w:rPr>
-                <w:lang w:val="hu-HU" w:eastAsia="zh-CN" w:bidi="hi-IN"/>
-              </w:rPr>
-            </w:pPr>
-            <w:r>
-              <w:rPr>
-                <w:lang w:val="hu-HU" w:eastAsia="zh-CN" w:bidi="hi-IN"/>
-              </w:rPr>
+              <w:rPr/>
+            </w:pPr>
+            <w:r>
+              <w:rPr/>
               <w:t>Bejelentkezés hibás adatokkal sikertelen</w:t>
             </w:r>
           </w:p>
@@ -4094,14 +3361,10 @@
               <w:pStyle w:val="TableContents"/>
               <w:bidi w:val="0"/>
               <w:jc w:val="left"/>
-              <w:rPr>
-                <w:lang w:val="hu-HU" w:eastAsia="zh-CN" w:bidi="hi-IN"/>
-              </w:rPr>
-            </w:pPr>
-            <w:r>
-              <w:rPr>
-                <w:lang w:val="hu-HU" w:eastAsia="zh-CN" w:bidi="hi-IN"/>
-              </w:rPr>
+              <w:rPr/>
+            </w:pPr>
+            <w:r>
+              <w:rPr/>
               <w:t>Teljesült</w:t>
             </w:r>
           </w:p>
@@ -4122,14 +3385,10 @@
               <w:pStyle w:val="TableContents"/>
               <w:bidi w:val="0"/>
               <w:jc w:val="left"/>
-              <w:rPr>
-                <w:lang w:val="hu-HU" w:eastAsia="zh-CN" w:bidi="hi-IN"/>
-              </w:rPr>
-            </w:pPr>
-            <w:r>
-              <w:rPr>
-                <w:lang w:val="hu-HU" w:eastAsia="zh-CN" w:bidi="hi-IN"/>
-              </w:rPr>
+              <w:rPr/>
+            </w:pPr>
+            <w:r>
+              <w:rPr/>
               <w:t>AC-04</w:t>
             </w:r>
           </w:p>
@@ -4147,14 +3406,10 @@
               <w:pStyle w:val="TableContents"/>
               <w:bidi w:val="0"/>
               <w:jc w:val="left"/>
-              <w:rPr>
-                <w:lang w:val="hu-HU" w:eastAsia="zh-CN" w:bidi="hi-IN"/>
-              </w:rPr>
-            </w:pPr>
-            <w:r>
-              <w:rPr>
-                <w:lang w:val="hu-HU" w:eastAsia="zh-CN" w:bidi="hi-IN"/>
-              </w:rPr>
+              <w:rPr/>
+            </w:pPr>
+            <w:r>
+              <w:rPr/>
               <w:t>Kijelentkezés után a todo oldal nem érhető el</w:t>
             </w:r>
           </w:p>
@@ -4173,14 +3428,10 @@
               <w:pStyle w:val="TableContents"/>
               <w:bidi w:val="0"/>
               <w:jc w:val="left"/>
-              <w:rPr>
-                <w:lang w:val="hu-HU" w:eastAsia="zh-CN" w:bidi="hi-IN"/>
-              </w:rPr>
-            </w:pPr>
-            <w:r>
-              <w:rPr>
-                <w:lang w:val="hu-HU" w:eastAsia="zh-CN" w:bidi="hi-IN"/>
-              </w:rPr>
+              <w:rPr/>
+            </w:pPr>
+            <w:r>
+              <w:rPr/>
               <w:t>Teljesült</w:t>
             </w:r>
           </w:p>
@@ -4201,14 +3452,10 @@
               <w:pStyle w:val="TableContents"/>
               <w:bidi w:val="0"/>
               <w:jc w:val="left"/>
-              <w:rPr>
-                <w:lang w:val="hu-HU" w:eastAsia="zh-CN" w:bidi="hi-IN"/>
-              </w:rPr>
-            </w:pPr>
-            <w:r>
-              <w:rPr>
-                <w:lang w:val="hu-HU" w:eastAsia="zh-CN" w:bidi="hi-IN"/>
-              </w:rPr>
+              <w:rPr/>
+            </w:pPr>
+            <w:r>
+              <w:rPr/>
               <w:t>AC-05</w:t>
             </w:r>
           </w:p>
@@ -4226,14 +3473,10 @@
               <w:pStyle w:val="TableContents"/>
               <w:bidi w:val="0"/>
               <w:jc w:val="left"/>
-              <w:rPr>
-                <w:lang w:val="hu-HU" w:eastAsia="zh-CN" w:bidi="hi-IN"/>
-              </w:rPr>
-            </w:pPr>
-            <w:r>
-              <w:rPr>
-                <w:lang w:val="hu-HU" w:eastAsia="zh-CN" w:bidi="hi-IN"/>
-              </w:rPr>
+              <w:rPr/>
+            </w:pPr>
+            <w:r>
+              <w:rPr/>
               <w:t>Feladat létrehozható minden kötelező mezővel</w:t>
             </w:r>
           </w:p>
@@ -4252,14 +3495,10 @@
               <w:pStyle w:val="TableContents"/>
               <w:bidi w:val="0"/>
               <w:jc w:val="left"/>
-              <w:rPr>
-                <w:lang w:val="hu-HU" w:eastAsia="zh-CN" w:bidi="hi-IN"/>
-              </w:rPr>
-            </w:pPr>
-            <w:r>
-              <w:rPr>
-                <w:lang w:val="hu-HU" w:eastAsia="zh-CN" w:bidi="hi-IN"/>
-              </w:rPr>
+              <w:rPr/>
+            </w:pPr>
+            <w:r>
+              <w:rPr/>
               <w:t>Teljesült</w:t>
             </w:r>
           </w:p>
@@ -4280,14 +3519,10 @@
               <w:pStyle w:val="TableContents"/>
               <w:bidi w:val="0"/>
               <w:jc w:val="left"/>
-              <w:rPr>
-                <w:lang w:val="hu-HU" w:eastAsia="zh-CN" w:bidi="hi-IN"/>
-              </w:rPr>
-            </w:pPr>
-            <w:r>
-              <w:rPr>
-                <w:lang w:val="hu-HU" w:eastAsia="zh-CN" w:bidi="hi-IN"/>
-              </w:rPr>
+              <w:rPr/>
+            </w:pPr>
+            <w:r>
+              <w:rPr/>
               <w:t>AC-06</w:t>
             </w:r>
           </w:p>
@@ -4305,14 +3540,10 @@
               <w:pStyle w:val="TableContents"/>
               <w:bidi w:val="0"/>
               <w:jc w:val="left"/>
-              <w:rPr>
-                <w:lang w:val="hu-HU" w:eastAsia="zh-CN" w:bidi="hi-IN"/>
-              </w:rPr>
-            </w:pPr>
-            <w:r>
-              <w:rPr>
-                <w:lang w:val="hu-HU" w:eastAsia="zh-CN" w:bidi="hi-IN"/>
-              </w:rPr>
+              <w:rPr/>
+            </w:pPr>
+            <w:r>
+              <w:rPr/>
               <w:t>Három karakternél rövidebb cím nem menthető</w:t>
             </w:r>
           </w:p>
@@ -4331,14 +3562,10 @@
               <w:pStyle w:val="TableContents"/>
               <w:bidi w:val="0"/>
               <w:jc w:val="left"/>
-              <w:rPr>
-                <w:lang w:val="hu-HU" w:eastAsia="zh-CN" w:bidi="hi-IN"/>
-              </w:rPr>
-            </w:pPr>
-            <w:r>
-              <w:rPr>
-                <w:lang w:val="hu-HU" w:eastAsia="zh-CN" w:bidi="hi-IN"/>
-              </w:rPr>
+              <w:rPr/>
+            </w:pPr>
+            <w:r>
+              <w:rPr/>
               <w:t>Teljesült</w:t>
             </w:r>
           </w:p>
@@ -4359,14 +3586,10 @@
               <w:pStyle w:val="TableContents"/>
               <w:bidi w:val="0"/>
               <w:jc w:val="left"/>
-              <w:rPr>
-                <w:lang w:val="hu-HU" w:eastAsia="zh-CN" w:bidi="hi-IN"/>
-              </w:rPr>
-            </w:pPr>
-            <w:r>
-              <w:rPr>
-                <w:lang w:val="hu-HU" w:eastAsia="zh-CN" w:bidi="hi-IN"/>
-              </w:rPr>
+              <w:rPr/>
+            </w:pPr>
+            <w:r>
+              <w:rPr/>
               <w:t>AC-07</w:t>
             </w:r>
           </w:p>
@@ -4384,14 +3607,10 @@
               <w:pStyle w:val="TableContents"/>
               <w:bidi w:val="0"/>
               <w:jc w:val="left"/>
-              <w:rPr>
-                <w:lang w:val="hu-HU" w:eastAsia="zh-CN" w:bidi="hi-IN"/>
-              </w:rPr>
-            </w:pPr>
-            <w:r>
-              <w:rPr>
-                <w:lang w:val="hu-HU" w:eastAsia="zh-CN" w:bidi="hi-IN"/>
-              </w:rPr>
+              <w:rPr/>
+            </w:pPr>
+            <w:r>
+              <w:rPr/>
               <w:t>Feladat szerkeszthető és törölhető</w:t>
             </w:r>
           </w:p>
@@ -4410,14 +3629,10 @@
               <w:pStyle w:val="TableContents"/>
               <w:bidi w:val="0"/>
               <w:jc w:val="left"/>
-              <w:rPr>
-                <w:lang w:val="hu-HU" w:eastAsia="zh-CN" w:bidi="hi-IN"/>
-              </w:rPr>
-            </w:pPr>
-            <w:r>
-              <w:rPr>
-                <w:lang w:val="hu-HU" w:eastAsia="zh-CN" w:bidi="hi-IN"/>
-              </w:rPr>
+              <w:rPr/>
+            </w:pPr>
+            <w:r>
+              <w:rPr/>
               <w:t>Teljesült</w:t>
             </w:r>
           </w:p>
@@ -4438,14 +3653,10 @@
               <w:pStyle w:val="TableContents"/>
               <w:bidi w:val="0"/>
               <w:jc w:val="left"/>
-              <w:rPr>
-                <w:lang w:val="hu-HU" w:eastAsia="zh-CN" w:bidi="hi-IN"/>
-              </w:rPr>
-            </w:pPr>
-            <w:r>
-              <w:rPr>
-                <w:lang w:val="hu-HU" w:eastAsia="zh-CN" w:bidi="hi-IN"/>
-              </w:rPr>
+              <w:rPr/>
+            </w:pPr>
+            <w:r>
+              <w:rPr/>
               <w:t>AC-08</w:t>
             </w:r>
           </w:p>
@@ -4463,14 +3674,10 @@
               <w:pStyle w:val="TableContents"/>
               <w:bidi w:val="0"/>
               <w:jc w:val="left"/>
-              <w:rPr>
-                <w:lang w:val="hu-HU" w:eastAsia="zh-CN" w:bidi="hi-IN"/>
-              </w:rPr>
-            </w:pPr>
-            <w:r>
-              <w:rPr>
-                <w:lang w:val="hu-HU" w:eastAsia="zh-CN" w:bidi="hi-IN"/>
-              </w:rPr>
+              <w:rPr/>
+            </w:pPr>
+            <w:r>
+              <w:rPr/>
               <w:t>Kártya drag &amp; drop módszerrel mozgatható</w:t>
             </w:r>
           </w:p>
@@ -4489,14 +3696,10 @@
               <w:pStyle w:val="TableContents"/>
               <w:bidi w:val="0"/>
               <w:jc w:val="left"/>
-              <w:rPr>
-                <w:lang w:val="hu-HU" w:eastAsia="zh-CN" w:bidi="hi-IN"/>
-              </w:rPr>
-            </w:pPr>
-            <w:r>
-              <w:rPr>
-                <w:lang w:val="hu-HU" w:eastAsia="zh-CN" w:bidi="hi-IN"/>
-              </w:rPr>
+              <w:rPr/>
+            </w:pPr>
+            <w:r>
+              <w:rPr/>
               <w:t>Teljesült</w:t>
             </w:r>
           </w:p>
@@ -4517,14 +3720,10 @@
               <w:pStyle w:val="TableContents"/>
               <w:bidi w:val="0"/>
               <w:jc w:val="left"/>
-              <w:rPr>
-                <w:lang w:val="hu-HU" w:eastAsia="zh-CN" w:bidi="hi-IN"/>
-              </w:rPr>
-            </w:pPr>
-            <w:r>
-              <w:rPr>
-                <w:lang w:val="hu-HU" w:eastAsia="zh-CN" w:bidi="hi-IN"/>
-              </w:rPr>
+              <w:rPr/>
+            </w:pPr>
+            <w:r>
+              <w:rPr/>
               <w:t>AC-09</w:t>
             </w:r>
           </w:p>
@@ -4542,14 +3741,10 @@
               <w:pStyle w:val="TableContents"/>
               <w:bidi w:val="0"/>
               <w:jc w:val="left"/>
-              <w:rPr>
-                <w:lang w:val="hu-HU" w:eastAsia="zh-CN" w:bidi="hi-IN"/>
-              </w:rPr>
-            </w:pPr>
-            <w:r>
-              <w:rPr>
-                <w:lang w:val="hu-HU" w:eastAsia="zh-CN" w:bidi="hi-IN"/>
-              </w:rPr>
+              <w:rPr/>
+            </w:pPr>
+            <w:r>
+              <w:rPr/>
               <w:t>Oldalfrissítés megőrzi az adatokat</w:t>
             </w:r>
           </w:p>
@@ -4568,14 +3763,10 @@
               <w:pStyle w:val="TableContents"/>
               <w:bidi w:val="0"/>
               <w:jc w:val="left"/>
-              <w:rPr>
-                <w:lang w:val="hu-HU" w:eastAsia="zh-CN" w:bidi="hi-IN"/>
-              </w:rPr>
-            </w:pPr>
-            <w:r>
-              <w:rPr>
-                <w:lang w:val="hu-HU" w:eastAsia="zh-CN" w:bidi="hi-IN"/>
-              </w:rPr>
+              <w:rPr/>
+            </w:pPr>
+            <w:r>
+              <w:rPr/>
               <w:t>Teljesült</w:t>
             </w:r>
           </w:p>
@@ -4596,14 +3787,10 @@
               <w:pStyle w:val="TableContents"/>
               <w:bidi w:val="0"/>
               <w:jc w:val="left"/>
-              <w:rPr>
-                <w:lang w:val="hu-HU" w:eastAsia="zh-CN" w:bidi="hi-IN"/>
-              </w:rPr>
-            </w:pPr>
-            <w:r>
-              <w:rPr>
-                <w:lang w:val="hu-HU" w:eastAsia="zh-CN" w:bidi="hi-IN"/>
-              </w:rPr>
+              <w:rPr/>
+            </w:pPr>
+            <w:r>
+              <w:rPr/>
               <w:t>AC-10</w:t>
             </w:r>
           </w:p>
@@ -4621,14 +3808,10 @@
               <w:pStyle w:val="TableContents"/>
               <w:bidi w:val="0"/>
               <w:jc w:val="left"/>
-              <w:rPr>
-                <w:lang w:val="hu-HU" w:eastAsia="zh-CN" w:bidi="hi-IN"/>
-              </w:rPr>
-            </w:pPr>
-            <w:r>
-              <w:rPr>
-                <w:lang w:val="hu-HU" w:eastAsia="zh-CN" w:bidi="hi-IN"/>
-              </w:rPr>
+              <w:rPr/>
+            </w:pPr>
+            <w:r>
+              <w:rPr/>
               <w:t>Adatok MySQL adatbázisban tárolódnak</w:t>
             </w:r>
           </w:p>
@@ -4647,14 +3830,10 @@
               <w:pStyle w:val="TableContents"/>
               <w:bidi w:val="0"/>
               <w:jc w:val="left"/>
-              <w:rPr>
-                <w:lang w:val="hu-HU" w:eastAsia="zh-CN" w:bidi="hi-IN"/>
-              </w:rPr>
-            </w:pPr>
-            <w:r>
-              <w:rPr>
-                <w:lang w:val="hu-HU" w:eastAsia="zh-CN" w:bidi="hi-IN"/>
-              </w:rPr>
+              <w:rPr/>
+            </w:pPr>
+            <w:r>
+              <w:rPr/>
               <w:t>Teljesült</w:t>
             </w:r>
           </w:p>
@@ -4675,14 +3854,10 @@
               <w:pStyle w:val="TableContents"/>
               <w:bidi w:val="0"/>
               <w:jc w:val="left"/>
-              <w:rPr>
-                <w:lang w:val="hu-HU" w:eastAsia="zh-CN" w:bidi="hi-IN"/>
-              </w:rPr>
-            </w:pPr>
-            <w:r>
-              <w:rPr>
-                <w:lang w:val="hu-HU" w:eastAsia="zh-CN" w:bidi="hi-IN"/>
-              </w:rPr>
+              <w:rPr/>
+            </w:pPr>
+            <w:r>
+              <w:rPr/>
               <w:t>AC-11</w:t>
             </w:r>
           </w:p>
@@ -4700,14 +3875,10 @@
               <w:pStyle w:val="TableContents"/>
               <w:bidi w:val="0"/>
               <w:jc w:val="left"/>
-              <w:rPr>
-                <w:lang w:val="hu-HU" w:eastAsia="zh-CN" w:bidi="hi-IN"/>
-              </w:rPr>
-            </w:pPr>
-            <w:r>
-              <w:rPr>
-                <w:lang w:val="hu-HU" w:eastAsia="zh-CN" w:bidi="hi-IN"/>
-              </w:rPr>
+              <w:rPr/>
+            </w:pPr>
+            <w:r>
+              <w:rPr/>
               <w:t>SQL injection elleni védelem (prepared statements)</w:t>
             </w:r>
           </w:p>
@@ -4726,14 +3897,10 @@
               <w:pStyle w:val="TableContents"/>
               <w:bidi w:val="0"/>
               <w:jc w:val="left"/>
-              <w:rPr>
-                <w:lang w:val="hu-HU" w:eastAsia="zh-CN" w:bidi="hi-IN"/>
-              </w:rPr>
-            </w:pPr>
-            <w:r>
-              <w:rPr>
-                <w:lang w:val="hu-HU" w:eastAsia="zh-CN" w:bidi="hi-IN"/>
-              </w:rPr>
+              <w:rPr/>
+            </w:pPr>
+            <w:r>
+              <w:rPr/>
               <w:t>Teljesült</w:t>
             </w:r>
           </w:p>
@@ -4745,14 +3912,10 @@
         <w:pStyle w:val="BodyText"/>
         <w:bidi w:val="0"/>
         <w:jc w:val="left"/>
-        <w:rPr>
-          <w:lang w:val="hu-HU" w:eastAsia="zh-CN" w:bidi="hi-IN"/>
-        </w:rPr>
-      </w:pPr>
-      <w:r>
-        <w:rPr>
-          <w:lang w:val="hu-HU" w:eastAsia="zh-CN" w:bidi="hi-IN"/>
-        </w:rPr>
+        <w:rPr/>
+      </w:pPr>
+      <w:r>
+        <w:rPr/>
       </w:r>
       <w:r>
         <w:br w:type="page"/>
@@ -4769,14 +3932,10 @@
         <w:spacing w:before="0" w:after="120"/>
         <w:ind w:hanging="0" w:left="0"/>
         <w:jc w:val="left"/>
-        <w:rPr>
-          <w:lang w:val="hu-HU" w:eastAsia="zh-CN" w:bidi="hi-IN"/>
-        </w:rPr>
-      </w:pPr>
-      <w:r>
-        <w:rPr>
-          <w:lang w:val="hu-HU" w:eastAsia="zh-CN" w:bidi="hi-IN"/>
-        </w:rPr>
+        <w:rPr/>
+      </w:pPr>
+      <w:r>
+        <w:rPr/>
         <w:t>Korlátozások</w:t>
       </w:r>
     </w:p>
@@ -4789,14 +3948,10 @@
         </w:numPr>
         <w:bidi w:val="0"/>
         <w:jc w:val="left"/>
-        <w:rPr>
-          <w:lang w:val="hu-HU" w:eastAsia="zh-CN" w:bidi="hi-IN"/>
-        </w:rPr>
-      </w:pPr>
-      <w:r>
-        <w:rPr>
-          <w:lang w:val="hu-HU" w:eastAsia="zh-CN" w:bidi="hi-IN"/>
-        </w:rPr>
+        <w:rPr/>
+      </w:pPr>
+      <w:r>
+        <w:rPr/>
         <w:t>Az adatok egy MySQL adatbázisban tárolódnak, de nincs valós idejű szinkronizáció több eszköz között.</w:t>
       </w:r>
     </w:p>
@@ -4809,14 +3964,10 @@
         </w:numPr>
         <w:bidi w:val="0"/>
         <w:jc w:val="left"/>
-        <w:rPr>
-          <w:lang w:val="hu-HU" w:eastAsia="zh-CN" w:bidi="hi-IN"/>
-        </w:rPr>
-      </w:pPr>
-      <w:r>
-        <w:rPr>
-          <w:lang w:val="hu-HU" w:eastAsia="zh-CN" w:bidi="hi-IN"/>
-        </w:rPr>
+        <w:rPr/>
+      </w:pPr>
+      <w:r>
+        <w:rPr/>
         <w:t>Nincs adminisztrátori szerepkör.</w:t>
       </w:r>
     </w:p>
@@ -4829,14 +3980,10 @@
         </w:numPr>
         <w:bidi w:val="0"/>
         <w:jc w:val="left"/>
-        <w:rPr>
-          <w:lang w:val="hu-HU" w:eastAsia="zh-CN" w:bidi="hi-IN"/>
-        </w:rPr>
-      </w:pPr>
-      <w:r>
-        <w:rPr>
-          <w:lang w:val="hu-HU" w:eastAsia="zh-CN" w:bidi="hi-IN"/>
-        </w:rPr>
+        <w:rPr/>
+      </w:pPr>
+      <w:r>
+        <w:rPr/>
         <w:t>Nincs jelszó-visszaállítási funkció.</w:t>
       </w:r>
     </w:p>
@@ -4850,14 +3997,10 @@
         <w:bidi w:val="0"/>
         <w:spacing w:before="0" w:after="140"/>
         <w:jc w:val="left"/>
-        <w:rPr>
-          <w:lang w:val="hu-HU" w:eastAsia="zh-CN" w:bidi="hi-IN"/>
-        </w:rPr>
-      </w:pPr>
-      <w:r>
-        <w:rPr>
-          <w:lang w:val="hu-HU" w:eastAsia="zh-CN" w:bidi="hi-IN"/>
-        </w:rPr>
+        <w:rPr/>
+      </w:pPr>
+      <w:r>
+        <w:rPr/>
         <w:t>A drag &amp; drop natív HTML5 API-ra épül, ami régebbi böngészőkben eltérően viselkedhet.</w:t>
       </w:r>
     </w:p>

--- a/Documents/funkcionalis_specifikaciok.docx
+++ b/Documents/funkcionalis_specifikaciok.docx
@@ -1,6 +1,6 @@
 
 <file path=word/document.xml><?xml version="1.0" encoding="utf-8"?>
-<w:document xmlns:o="urn:schemas-microsoft-com:office:office" xmlns:r="http://schemas.openxmlformats.org/officeDocument/2006/relationships" xmlns:v="urn:schemas-microsoft-com:vml" xmlns:w="http://schemas.openxmlformats.org/wordprocessingml/2006/main" xmlns:w10="urn:schemas-microsoft-com:office:word" xmlns:wp="http://schemas.openxmlformats.org/drawingml/2006/wordprocessingDrawing" xmlns:wps="http://schemas.microsoft.com/office/word/2010/wordprocessingShape" xmlns:wpg="http://schemas.microsoft.com/office/word/2010/wordprocessingGroup" xmlns:mc="http://schemas.openxmlformats.org/markup-compatibility/2006" xmlns:wp14="http://schemas.microsoft.com/office/word/2010/wordprocessingDrawing" xmlns:w14="http://schemas.microsoft.com/office/word/2010/wordml" xmlns:w15="http://schemas.microsoft.com/office/word/2012/wordml" mc:Ignorable="w14 wp14 w15">
+<w:document xmlns:o="urn:schemas-microsoft-com:office:office" xmlns:r="http://schemas.openxmlformats.org/officeDocument/2006/relationships" xmlns:v="urn:schemas-microsoft-com:vml" xmlns:w="http://schemas.openxmlformats.org/wordprocessingml/2006/main" xmlns:w10="urn:schemas-microsoft-com:office:word" xmlns:wp="http://schemas.openxmlformats.org/drawingml/2006/wordprocessingDrawing" xmlns:pic="http://schemas.openxmlformats.org/drawingml/2006/picture" xmlns:wps="http://schemas.microsoft.com/office/word/2010/wordprocessingShape" xmlns:wpg="http://schemas.microsoft.com/office/word/2010/wordprocessingGroup" xmlns:mc="http://schemas.openxmlformats.org/markup-compatibility/2006" xmlns:wp14="http://schemas.microsoft.com/office/word/2010/wordprocessingDrawing" xmlns:w14="http://schemas.microsoft.com/office/word/2010/wordml" xmlns:w15="http://schemas.microsoft.com/office/word/2012/wordml" mc:Ignorable="w14 wp14 w15">
   <w:body>
     <w:p>
       <w:pPr>
@@ -64,7 +64,7 @@
       </w:tblPr>
       <w:tblGrid>
         <w:gridCol w:w="4985"/>
-        <w:gridCol w:w="4986"/>
+        <w:gridCol w:w="4987"/>
       </w:tblGrid>
       <w:tr>
         <w:trPr>
@@ -94,7 +94,7 @@
         </w:tc>
         <w:tc>
           <w:tcPr>
-            <w:tcW w:w="4986" w:type="dxa"/>
+            <w:tcW w:w="4987" w:type="dxa"/>
             <w:tcBorders>
               <w:top w:val="single" w:sz="4" w:space="0" w:color="000000"/>
               <w:left w:val="single" w:sz="4" w:space="0" w:color="000000"/>
@@ -141,7 +141,7 @@
         </w:tc>
         <w:tc>
           <w:tcPr>
-            <w:tcW w:w="4986" w:type="dxa"/>
+            <w:tcW w:w="4987" w:type="dxa"/>
             <w:tcBorders>
               <w:left w:val="single" w:sz="4" w:space="0" w:color="000000"/>
               <w:bottom w:val="single" w:sz="4" w:space="0" w:color="000000"/>
@@ -187,7 +187,7 @@
         </w:tc>
         <w:tc>
           <w:tcPr>
-            <w:tcW w:w="4986" w:type="dxa"/>
+            <w:tcW w:w="4987" w:type="dxa"/>
             <w:tcBorders>
               <w:left w:val="single" w:sz="4" w:space="0" w:color="000000"/>
               <w:bottom w:val="single" w:sz="4" w:space="0" w:color="000000"/>
@@ -233,7 +233,7 @@
         </w:tc>
         <w:tc>
           <w:tcPr>
-            <w:tcW w:w="4986" w:type="dxa"/>
+            <w:tcW w:w="4987" w:type="dxa"/>
             <w:tcBorders>
               <w:left w:val="single" w:sz="4" w:space="0" w:color="000000"/>
               <w:bottom w:val="single" w:sz="4" w:space="0" w:color="000000"/>
@@ -279,7 +279,7 @@
         </w:tc>
         <w:tc>
           <w:tcPr>
-            <w:tcW w:w="4986" w:type="dxa"/>
+            <w:tcW w:w="4987" w:type="dxa"/>
             <w:tcBorders>
               <w:left w:val="single" w:sz="4" w:space="0" w:color="000000"/>
               <w:bottom w:val="single" w:sz="4" w:space="0" w:color="000000"/>
@@ -1501,11 +1501,7 @@
       </w:pPr>
       <w:r>
         <w:rPr/>
-        <w:t>T</w:t>
-      </w:r>
-      <w:r>
-        <w:rPr/>
-        <w:t>örlés gomb minden feladaton.</w:t>
+        <w:t>Törlés gomb minden feladaton.</w:t>
       </w:r>
       <w:r>
         <w:br w:type="page"/>
@@ -1561,7 +1557,7 @@
       </w:tblPr>
       <w:tblGrid>
         <w:gridCol w:w="4985"/>
-        <w:gridCol w:w="4986"/>
+        <w:gridCol w:w="4987"/>
       </w:tblGrid>
       <w:tr>
         <w:trPr>
@@ -1591,7 +1587,7 @@
         </w:tc>
         <w:tc>
           <w:tcPr>
-            <w:tcW w:w="4986" w:type="dxa"/>
+            <w:tcW w:w="4987" w:type="dxa"/>
             <w:tcBorders>
               <w:top w:val="single" w:sz="4" w:space="0" w:color="000000"/>
               <w:left w:val="single" w:sz="4" w:space="0" w:color="000000"/>
@@ -1638,7 +1634,7 @@
         </w:tc>
         <w:tc>
           <w:tcPr>
-            <w:tcW w:w="4986" w:type="dxa"/>
+            <w:tcW w:w="4987" w:type="dxa"/>
             <w:tcBorders>
               <w:left w:val="single" w:sz="4" w:space="0" w:color="000000"/>
               <w:bottom w:val="single" w:sz="4" w:space="0" w:color="000000"/>
@@ -1684,7 +1680,7 @@
         </w:tc>
         <w:tc>
           <w:tcPr>
-            <w:tcW w:w="4986" w:type="dxa"/>
+            <w:tcW w:w="4987" w:type="dxa"/>
             <w:tcBorders>
               <w:left w:val="single" w:sz="4" w:space="0" w:color="000000"/>
               <w:bottom w:val="single" w:sz="4" w:space="0" w:color="000000"/>
@@ -1730,7 +1726,7 @@
         </w:tc>
         <w:tc>
           <w:tcPr>
-            <w:tcW w:w="4986" w:type="dxa"/>
+            <w:tcW w:w="4987" w:type="dxa"/>
             <w:tcBorders>
               <w:left w:val="single" w:sz="4" w:space="0" w:color="000000"/>
               <w:bottom w:val="single" w:sz="4" w:space="0" w:color="000000"/>
@@ -1780,7 +1776,7 @@
         </w:tc>
         <w:tc>
           <w:tcPr>
-            <w:tcW w:w="4986" w:type="dxa"/>
+            <w:tcW w:w="4987" w:type="dxa"/>
             <w:tcBorders>
               <w:left w:val="single" w:sz="4" w:space="0" w:color="000000"/>
               <w:bottom w:val="single" w:sz="4" w:space="0" w:color="000000"/>
@@ -1826,7 +1822,7 @@
         </w:tc>
         <w:tc>
           <w:tcPr>
-            <w:tcW w:w="4986" w:type="dxa"/>
+            <w:tcW w:w="4987" w:type="dxa"/>
             <w:tcBorders>
               <w:left w:val="single" w:sz="4" w:space="0" w:color="000000"/>
               <w:bottom w:val="single" w:sz="4" w:space="0" w:color="000000"/>
@@ -1872,7 +1868,7 @@
         </w:tc>
         <w:tc>
           <w:tcPr>
-            <w:tcW w:w="4986" w:type="dxa"/>
+            <w:tcW w:w="4987" w:type="dxa"/>
             <w:tcBorders>
               <w:left w:val="single" w:sz="4" w:space="0" w:color="000000"/>
               <w:bottom w:val="single" w:sz="4" w:space="0" w:color="000000"/>
@@ -1939,7 +1935,7 @@
         <w:gridCol w:w="2492"/>
         <w:gridCol w:w="2493"/>
         <w:gridCol w:w="2493"/>
-        <w:gridCol w:w="2493"/>
+        <w:gridCol w:w="2494"/>
       </w:tblGrid>
       <w:tr>
         <w:trPr>
@@ -2013,7 +2009,7 @@
         </w:tc>
         <w:tc>
           <w:tcPr>
-            <w:tcW w:w="2493" w:type="dxa"/>
+            <w:tcW w:w="2494" w:type="dxa"/>
             <w:tcBorders>
               <w:top w:val="single" w:sz="4" w:space="0" w:color="000000"/>
               <w:left w:val="single" w:sz="4" w:space="0" w:color="000000"/>
@@ -2102,7 +2098,7 @@
         </w:tc>
         <w:tc>
           <w:tcPr>
-            <w:tcW w:w="2493" w:type="dxa"/>
+            <w:tcW w:w="2494" w:type="dxa"/>
             <w:tcBorders>
               <w:left w:val="single" w:sz="4" w:space="0" w:color="000000"/>
               <w:bottom w:val="single" w:sz="4" w:space="0" w:color="000000"/>
@@ -2190,7 +2186,7 @@
         </w:tc>
         <w:tc>
           <w:tcPr>
-            <w:tcW w:w="2493" w:type="dxa"/>
+            <w:tcW w:w="2494" w:type="dxa"/>
             <w:tcBorders>
               <w:left w:val="single" w:sz="4" w:space="0" w:color="000000"/>
               <w:bottom w:val="single" w:sz="4" w:space="0" w:color="000000"/>
@@ -2278,7 +2274,7 @@
         </w:tc>
         <w:tc>
           <w:tcPr>
-            <w:tcW w:w="2493" w:type="dxa"/>
+            <w:tcW w:w="2494" w:type="dxa"/>
             <w:tcBorders>
               <w:left w:val="single" w:sz="4" w:space="0" w:color="000000"/>
               <w:bottom w:val="single" w:sz="4" w:space="0" w:color="000000"/>
@@ -2364,29 +2360,13 @@
             </w:pPr>
             <w:r>
               <w:rPr/>
-              <w:t xml:space="preserve">A felhasználó </w:t>
-            </w:r>
-            <w:r>
-              <w:rPr/>
-              <w:t>választ a megadott</w:t>
-            </w:r>
-            <w:r>
-              <w:rPr/>
-              <w:t xml:space="preserve"> </w:t>
-            </w:r>
-            <w:r>
-              <w:rPr/>
-              <w:t>kategóriák</w:t>
-            </w:r>
-            <w:r>
-              <w:rPr/>
-              <w:t xml:space="preserve"> közül</w:t>
-            </w:r>
-          </w:p>
-        </w:tc>
-        <w:tc>
-          <w:tcPr>
-            <w:tcW w:w="2493" w:type="dxa"/>
+              <w:t>A felhasználó választ a megadott kategóriák közül</w:t>
+            </w:r>
+          </w:p>
+        </w:tc>
+        <w:tc>
+          <w:tcPr>
+            <w:tcW w:w="2494" w:type="dxa"/>
             <w:tcBorders>
               <w:left w:val="single" w:sz="4" w:space="0" w:color="000000"/>
               <w:bottom w:val="single" w:sz="4" w:space="0" w:color="000000"/>
@@ -2614,7 +2594,7 @@
       </w:tblPr>
       <w:tblGrid>
         <w:gridCol w:w="4985"/>
-        <w:gridCol w:w="4986"/>
+        <w:gridCol w:w="4987"/>
       </w:tblGrid>
       <w:tr>
         <w:trPr>
@@ -2644,7 +2624,7 @@
         </w:tc>
         <w:tc>
           <w:tcPr>
-            <w:tcW w:w="4986" w:type="dxa"/>
+            <w:tcW w:w="4987" w:type="dxa"/>
             <w:tcBorders>
               <w:top w:val="single" w:sz="4" w:space="0" w:color="000000"/>
               <w:left w:val="single" w:sz="4" w:space="0" w:color="000000"/>
@@ -2691,7 +2671,7 @@
         </w:tc>
         <w:tc>
           <w:tcPr>
-            <w:tcW w:w="4986" w:type="dxa"/>
+            <w:tcW w:w="4987" w:type="dxa"/>
             <w:tcBorders>
               <w:left w:val="single" w:sz="4" w:space="0" w:color="000000"/>
               <w:bottom w:val="single" w:sz="4" w:space="0" w:color="000000"/>
@@ -2737,7 +2717,7 @@
         </w:tc>
         <w:tc>
           <w:tcPr>
-            <w:tcW w:w="4986" w:type="dxa"/>
+            <w:tcW w:w="4987" w:type="dxa"/>
             <w:tcBorders>
               <w:left w:val="single" w:sz="4" w:space="0" w:color="000000"/>
               <w:bottom w:val="single" w:sz="4" w:space="0" w:color="000000"/>
@@ -2783,7 +2763,7 @@
         </w:tc>
         <w:tc>
           <w:tcPr>
-            <w:tcW w:w="4986" w:type="dxa"/>
+            <w:tcW w:w="4987" w:type="dxa"/>
             <w:tcBorders>
               <w:left w:val="single" w:sz="4" w:space="0" w:color="000000"/>
               <w:bottom w:val="single" w:sz="4" w:space="0" w:color="000000"/>
@@ -2829,7 +2809,7 @@
         </w:tc>
         <w:tc>
           <w:tcPr>
-            <w:tcW w:w="4986" w:type="dxa"/>
+            <w:tcW w:w="4987" w:type="dxa"/>
             <w:tcBorders>
               <w:left w:val="single" w:sz="4" w:space="0" w:color="000000"/>
               <w:bottom w:val="single" w:sz="4" w:space="0" w:color="000000"/>
@@ -3000,18 +2980,224 @@
     </w:p>
     <w:p>
       <w:pPr>
+        <w:pStyle w:val="Heading2"/>
+        <w:keepNext w:val="true"/>
+        <w:widowControl/>
+        <w:numPr>
+          <w:ilvl w:val="1"/>
+          <w:numId w:val="10"/>
+        </w:numPr>
+        <w:suppressAutoHyphens w:val="true"/>
+        <w:bidi w:val="0"/>
+        <w:spacing w:before="200" w:after="120"/>
+        <w:ind w:hanging="360" w:left="720" w:right="0"/>
+        <w:jc w:val="left"/>
+        <w:rPr>
+          <w:rFonts w:ascii="Liberation Serif" w:hAnsi="Liberation Serif"/>
+          <w:b w:val="false"/>
+          <w:i w:val="false"/>
+          <w:caps w:val="false"/>
+          <w:smallCaps w:val="false"/>
+          <w:strike w:val="false"/>
+          <w:dstrike w:val="false"/>
+          <w:color w:val="000000"/>
+          <w:sz w:val="24"/>
+          <w:u w:val="none"/>
+          <w:effect w:val="none"/>
+          <w:shd w:fill="auto" w:val="clear"/>
+        </w:rPr>
+      </w:pPr>
+      <w:r>
+        <w:rPr>
+          <w:rFonts w:ascii="Liberation Serif" w:hAnsi="Liberation Serif"/>
+          <w:b w:val="false"/>
+          <w:i w:val="false"/>
+          <w:caps w:val="false"/>
+          <w:smallCaps w:val="false"/>
+          <w:strike w:val="false"/>
+          <w:dstrike w:val="false"/>
+          <w:color w:val="000000"/>
+          <w:sz w:val="24"/>
+          <w:u w:val="none"/>
+          <w:effect w:val="none"/>
+          <w:shd w:fill="auto" w:val="clear"/>
+        </w:rPr>
+        <w:t>A felhasználó a rendezési opciókból választ egyet.</w:t>
+      </w:r>
+    </w:p>
+    <w:p>
+      <w:pPr>
+        <w:pStyle w:val="Heading2"/>
+        <w:keepNext w:val="true"/>
+        <w:widowControl/>
+        <w:numPr>
+          <w:ilvl w:val="1"/>
+          <w:numId w:val="10"/>
+        </w:numPr>
+        <w:suppressAutoHyphens w:val="true"/>
+        <w:bidi w:val="0"/>
+        <w:spacing w:before="200" w:after="120"/>
+        <w:ind w:hanging="360" w:left="720" w:right="0"/>
+        <w:jc w:val="left"/>
+        <w:rPr>
+          <w:rFonts w:ascii="Liberation Serif" w:hAnsi="Liberation Serif"/>
+          <w:b w:val="false"/>
+          <w:i w:val="false"/>
+          <w:caps w:val="false"/>
+          <w:smallCaps w:val="false"/>
+          <w:strike w:val="false"/>
+          <w:dstrike w:val="false"/>
+          <w:color w:val="000000"/>
+          <w:sz w:val="24"/>
+          <w:u w:val="none"/>
+          <w:effect w:val="none"/>
+          <w:shd w:fill="auto" w:val="clear"/>
+        </w:rPr>
+      </w:pPr>
+      <w:r>
+        <w:rPr>
+          <w:rFonts w:ascii="Liberation Serif" w:hAnsi="Liberation Serif"/>
+          <w:b w:val="false"/>
+          <w:i w:val="false"/>
+          <w:caps w:val="false"/>
+          <w:smallCaps w:val="false"/>
+          <w:strike w:val="false"/>
+          <w:dstrike w:val="false"/>
+          <w:color w:val="000000"/>
+          <w:sz w:val="24"/>
+          <w:u w:val="none"/>
+          <w:effect w:val="none"/>
+          <w:shd w:fill="auto" w:val="clear"/>
+        </w:rPr>
+        <w:t>A felhasználó a rendezés gombra kattint.</w:t>
+      </w:r>
+    </w:p>
+    <w:p>
+      <w:pPr>
+        <w:pStyle w:val="Heading2"/>
+        <w:keepNext w:val="true"/>
+        <w:widowControl/>
+        <w:numPr>
+          <w:ilvl w:val="1"/>
+          <w:numId w:val="10"/>
+        </w:numPr>
+        <w:suppressAutoHyphens w:val="true"/>
+        <w:bidi w:val="0"/>
+        <w:spacing w:before="200" w:after="120"/>
+        <w:ind w:hanging="360" w:left="720" w:right="0"/>
+        <w:jc w:val="left"/>
+        <w:rPr>
+          <w:rFonts w:ascii="Liberation Serif" w:hAnsi="Liberation Serif"/>
+          <w:b w:val="false"/>
+          <w:i w:val="false"/>
+          <w:caps w:val="false"/>
+          <w:smallCaps w:val="false"/>
+          <w:strike w:val="false"/>
+          <w:dstrike w:val="false"/>
+          <w:color w:val="000000"/>
+          <w:sz w:val="24"/>
+          <w:u w:val="none"/>
+          <w:effect w:val="none"/>
+          <w:shd w:fill="auto" w:val="clear"/>
+        </w:rPr>
+      </w:pPr>
+      <w:r>
+        <w:rPr>
+          <w:rFonts w:ascii="Liberation Serif" w:hAnsi="Liberation Serif"/>
+          <w:b w:val="false"/>
+          <w:i w:val="false"/>
+          <w:caps w:val="false"/>
+          <w:smallCaps w:val="false"/>
+          <w:strike w:val="false"/>
+          <w:dstrike w:val="false"/>
+          <w:color w:val="000000"/>
+          <w:sz w:val="24"/>
+          <w:u w:val="none"/>
+          <w:effect w:val="none"/>
+          <w:shd w:fill="auto" w:val="clear"/>
+        </w:rPr>
+        <w:t>Az adatbázisból lekérjük a felhasználó ToDo-it a kiválasztott rendezés szerint.</w:t>
+      </w:r>
+    </w:p>
+    <w:p>
+      <w:pPr>
+        <w:pStyle w:val="Heading2"/>
+        <w:keepNext w:val="true"/>
+        <w:widowControl/>
+        <w:numPr>
+          <w:ilvl w:val="1"/>
+          <w:numId w:val="10"/>
+        </w:numPr>
+        <w:suppressAutoHyphens w:val="true"/>
+        <w:bidi w:val="0"/>
+        <w:spacing w:before="200" w:after="120"/>
+        <w:ind w:hanging="360" w:left="720" w:right="0"/>
+        <w:jc w:val="left"/>
+        <w:rPr>
+          <w:rFonts w:ascii="Liberation Serif" w:hAnsi="Liberation Serif"/>
+          <w:b w:val="false"/>
+          <w:i w:val="false"/>
+          <w:caps w:val="false"/>
+          <w:smallCaps w:val="false"/>
+          <w:strike w:val="false"/>
+          <w:dstrike w:val="false"/>
+          <w:color w:val="000000"/>
+          <w:sz w:val="24"/>
+          <w:u w:val="none"/>
+          <w:effect w:val="none"/>
+        </w:rPr>
+      </w:pPr>
+      <w:r>
+        <w:rPr>
+          <w:rFonts w:ascii="Liberation Serif" w:hAnsi="Liberation Serif"/>
+          <w:b w:val="false"/>
+          <w:i w:val="false"/>
+          <w:caps w:val="false"/>
+          <w:smallCaps w:val="false"/>
+          <w:strike w:val="false"/>
+          <w:dstrike w:val="false"/>
+          <w:color w:val="000000"/>
+          <w:sz w:val="24"/>
+          <w:u w:val="none"/>
+          <w:effect w:val="none"/>
+          <w:shd w:fill="auto" w:val="clear"/>
+        </w:rPr>
+        <w:t>Megszakítás esetén nincs adatváltozás.</w:t>
+      </w:r>
+      <w:r>
+        <w:rPr>
+          <w:rFonts w:ascii="Liberation Serif" w:hAnsi="Liberation Serif"/>
+          <w:b w:val="false"/>
+          <w:i w:val="false"/>
+          <w:caps w:val="false"/>
+          <w:smallCaps w:val="false"/>
+          <w:strike w:val="false"/>
+          <w:dstrike w:val="false"/>
+          <w:color w:val="000000"/>
+          <w:sz w:val="24"/>
+          <w:u w:val="none"/>
+          <w:effect w:val="none"/>
+          <w:shd w:fill="606060" w:val="clear"/>
+        </w:rPr>
+        <w:t xml:space="preserve"> </w:t>
+      </w:r>
+    </w:p>
+    <w:p>
+      <w:pPr>
         <w:pStyle w:val="BodyText"/>
-        <w:bidi w:val="0"/>
-        <w:jc w:val="left"/>
+        <w:numPr>
+          <w:ilvl w:val="0"/>
+          <w:numId w:val="1"/>
+        </w:numPr>
+        <w:bidi w:val="0"/>
         <w:rPr>
-          <w:color w:val="FF0000"/>
+          <w:color w:val="000000"/>
         </w:rPr>
       </w:pPr>
       <w:r>
         <w:rPr>
-          <w:color w:val="FF0000"/>
+          <w:color w:val="000000"/>
         </w:rPr>
-        <w:t>Roland majd beírja ide a működést.</w:t>
       </w:r>
     </w:p>
     <w:p>
@@ -5226,6 +5412,125 @@
     </w:lvl>
   </w:abstractNum>
   <w:abstractNum w:abstractNumId="10">
+    <w:lvl w:ilvl="0">
+      <w:start w:val="1"/>
+      <w:numFmt w:val="decimal"/>
+      <w:lvlText w:val="%1."/>
+      <w:lvlJc w:val="left"/>
+      <w:pPr>
+        <w:tabs>
+          <w:tab w:val="num" w:pos="720"/>
+        </w:tabs>
+        <w:ind w:left="720" w:hanging="360"/>
+      </w:pPr>
+      <w:rPr/>
+    </w:lvl>
+    <w:lvl w:ilvl="1">
+      <w:start w:val="1"/>
+      <w:numFmt w:val="decimal"/>
+      <w:lvlText w:val="%2."/>
+      <w:lvlJc w:val="left"/>
+      <w:pPr>
+        <w:tabs>
+          <w:tab w:val="num" w:pos="1080"/>
+        </w:tabs>
+        <w:ind w:left="1080" w:hanging="360"/>
+      </w:pPr>
+      <w:rPr/>
+    </w:lvl>
+    <w:lvl w:ilvl="2">
+      <w:start w:val="1"/>
+      <w:numFmt w:val="decimal"/>
+      <w:lvlText w:val="%3."/>
+      <w:lvlJc w:val="left"/>
+      <w:pPr>
+        <w:tabs>
+          <w:tab w:val="num" w:pos="1440"/>
+        </w:tabs>
+        <w:ind w:left="1440" w:hanging="360"/>
+      </w:pPr>
+      <w:rPr/>
+    </w:lvl>
+    <w:lvl w:ilvl="3">
+      <w:start w:val="1"/>
+      <w:numFmt w:val="decimal"/>
+      <w:lvlText w:val="%4."/>
+      <w:lvlJc w:val="left"/>
+      <w:pPr>
+        <w:tabs>
+          <w:tab w:val="num" w:pos="1800"/>
+        </w:tabs>
+        <w:ind w:left="1800" w:hanging="360"/>
+      </w:pPr>
+      <w:rPr/>
+    </w:lvl>
+    <w:lvl w:ilvl="4">
+      <w:start w:val="1"/>
+      <w:numFmt w:val="decimal"/>
+      <w:lvlText w:val="%5."/>
+      <w:lvlJc w:val="left"/>
+      <w:pPr>
+        <w:tabs>
+          <w:tab w:val="num" w:pos="2160"/>
+        </w:tabs>
+        <w:ind w:left="2160" w:hanging="360"/>
+      </w:pPr>
+      <w:rPr/>
+    </w:lvl>
+    <w:lvl w:ilvl="5">
+      <w:start w:val="1"/>
+      <w:numFmt w:val="decimal"/>
+      <w:lvlText w:val="%6."/>
+      <w:lvlJc w:val="left"/>
+      <w:pPr>
+        <w:tabs>
+          <w:tab w:val="num" w:pos="2520"/>
+        </w:tabs>
+        <w:ind w:left="2520" w:hanging="360"/>
+      </w:pPr>
+      <w:rPr/>
+    </w:lvl>
+    <w:lvl w:ilvl="6">
+      <w:start w:val="1"/>
+      <w:numFmt w:val="decimal"/>
+      <w:lvlText w:val="%7."/>
+      <w:lvlJc w:val="left"/>
+      <w:pPr>
+        <w:tabs>
+          <w:tab w:val="num" w:pos="2880"/>
+        </w:tabs>
+        <w:ind w:left="2880" w:hanging="360"/>
+      </w:pPr>
+      <w:rPr/>
+    </w:lvl>
+    <w:lvl w:ilvl="7">
+      <w:start w:val="1"/>
+      <w:numFmt w:val="decimal"/>
+      <w:lvlText w:val="%8."/>
+      <w:lvlJc w:val="left"/>
+      <w:pPr>
+        <w:tabs>
+          <w:tab w:val="num" w:pos="3240"/>
+        </w:tabs>
+        <w:ind w:left="3240" w:hanging="360"/>
+      </w:pPr>
+      <w:rPr/>
+    </w:lvl>
+    <w:lvl w:ilvl="8">
+      <w:start w:val="1"/>
+      <w:numFmt w:val="decimal"/>
+      <w:lvlText w:val="%9."/>
+      <w:lvlJc w:val="left"/>
+      <w:pPr>
+        <w:tabs>
+          <w:tab w:val="num" w:pos="3600"/>
+        </w:tabs>
+        <w:ind w:left="3600" w:hanging="360"/>
+      </w:pPr>
+      <w:rPr/>
+    </w:lvl>
+  </w:abstractNum>
+  <w:abstractNum w:abstractNumId="11">
     <w:lvl w:ilvl="0">
       <w:start w:val="1"/>
       <w:numFmt w:val="none"/>
@@ -5374,6 +5679,9 @@
   <w:num w:numId="10">
     <w:abstractNumId w:val="10"/>
   </w:num>
+  <w:num w:numId="11">
+    <w:abstractNumId w:val="11"/>
+  </w:num>
 </w:numbering>
 </file>
 
@@ -5415,7 +5723,7 @@
     </w:rPr>
   </w:style>
   <w:style w:type="paragraph" w:styleId="Heading1">
-    <w:name w:val="Heading 1"/>
+    <w:name w:val="heading 1"/>
     <w:basedOn w:val="Heading"/>
     <w:next w:val="BodyText"/>
     <w:qFormat/>
@@ -5435,7 +5743,7 @@
     </w:rPr>
   </w:style>
   <w:style w:type="paragraph" w:styleId="Heading2">
-    <w:name w:val="Heading 2"/>
+    <w:name w:val="heading 2"/>
     <w:basedOn w:val="Heading"/>
     <w:next w:val="BodyText"/>
     <w:qFormat/>
@@ -5455,7 +5763,7 @@
     </w:rPr>
   </w:style>
   <w:style w:type="paragraph" w:styleId="Heading3">
-    <w:name w:val="Heading 3"/>
+    <w:name w:val="heading 3"/>
     <w:basedOn w:val="Heading"/>
     <w:next w:val="BodyText"/>
     <w:qFormat/>
@@ -5471,8 +5779,8 @@
       <w:szCs w:val="28"/>
     </w:rPr>
   </w:style>
-  <w:style w:type="character" w:styleId="Bullets">
-    <w:name w:val="Bullets"/>
+  <w:style w:type="character" w:styleId="Bulletsuser">
+    <w:name w:val="Bullets (user)"/>
     <w:qFormat/>
     <w:rPr>
       <w:rFonts w:ascii="OpenSymbol" w:hAnsi="OpenSymbol" w:eastAsia="OpenSymbol" w:cs="OpenSymbol"/>
@@ -5482,6 +5790,13 @@
     <w:name w:val="Numbering Symbols"/>
     <w:qFormat/>
     <w:rPr/>
+  </w:style>
+  <w:style w:type="character" w:styleId="Bullets">
+    <w:name w:val="Bullets"/>
+    <w:qFormat/>
+    <w:rPr>
+      <w:rFonts w:ascii="OpenSymbol" w:hAnsi="OpenSymbol" w:eastAsia="OpenSymbol" w:cs="OpenSymbol"/>
+    </w:rPr>
   </w:style>
   <w:style w:type="paragraph" w:styleId="Heading">
     <w:name w:val="Heading"/>
@@ -5515,7 +5830,7 @@
     </w:rPr>
   </w:style>
   <w:style w:type="paragraph" w:styleId="Caption">
-    <w:name w:val="Caption"/>
+    <w:name w:val="caption"/>
     <w:basedOn w:val="Normal"/>
     <w:qFormat/>
     <w:pPr>
@@ -5575,37 +5890,37 @@
         <a:srgbClr val="000000"/>
       </a:dk1>
       <a:lt1>
-        <a:srgbClr val="ffffff"/>
+        <a:srgbClr val="FFFFFF"/>
       </a:lt1>
       <a:dk2>
         <a:srgbClr val="000000"/>
       </a:dk2>
       <a:lt2>
-        <a:srgbClr val="ffffff"/>
+        <a:srgbClr val="FFFFFF"/>
       </a:lt2>
       <a:accent1>
-        <a:srgbClr val="18a303"/>
+        <a:srgbClr val="18A303"/>
       </a:accent1>
       <a:accent2>
-        <a:srgbClr val="0369a3"/>
+        <a:srgbClr val="0369A3"/>
       </a:accent2>
       <a:accent3>
-        <a:srgbClr val="a33e03"/>
+        <a:srgbClr val="A33E03"/>
       </a:accent3>
       <a:accent4>
-        <a:srgbClr val="8e03a3"/>
+        <a:srgbClr val="8E03A3"/>
       </a:accent4>
       <a:accent5>
-        <a:srgbClr val="c99c00"/>
+        <a:srgbClr val="C99C00"/>
       </a:accent5>
       <a:accent6>
-        <a:srgbClr val="c9211e"/>
+        <a:srgbClr val="C9211E"/>
       </a:accent6>
       <a:hlink>
-        <a:srgbClr val="0000ee"/>
+        <a:srgbClr val="0000EE"/>
       </a:hlink>
       <a:folHlink>
-        <a:srgbClr val="551a8b"/>
+        <a:srgbClr val="551A8B"/>
       </a:folHlink>
     </a:clrScheme>
     <a:fontScheme name="Office">

--- a/Documents/funkcionalis_specifikaciok.docx
+++ b/Documents/funkcionalis_specifikaciok.docx
@@ -13,11 +13,15 @@
         <w:spacing w:before="240" w:after="120"/>
         <w:ind w:hanging="0" w:left="0"/>
         <w:jc w:val="left"/>
-        <w:rPr/>
-      </w:pPr>
-      <w:r>
-        <w:rPr/>
-        <w:t>Drag &amp; Drop Todo webalkalmazás</w:t>
+        <w:rPr>
+          <w:lang w:val="hu-HU" w:eastAsia="zh-CN" w:bidi="hi-IN"/>
+        </w:rPr>
+      </w:pPr>
+      <w:r>
+        <w:rPr>
+          <w:lang w:val="hu-HU" w:eastAsia="zh-CN" w:bidi="hi-IN"/>
+        </w:rPr>
+        <w:t>Todo webalkalmazás</w:t>
       </w:r>
     </w:p>
     <w:p>
@@ -30,10 +34,14 @@
         <w:bidi w:val="0"/>
         <w:ind w:hanging="0" w:left="0"/>
         <w:jc w:val="left"/>
-        <w:rPr/>
-      </w:pPr>
-      <w:r>
-        <w:rPr/>
+        <w:rPr>
+          <w:lang w:val="hu-HU" w:eastAsia="zh-CN" w:bidi="hi-IN"/>
+        </w:rPr>
+      </w:pPr>
+      <w:r>
+        <w:rPr>
+          <w:lang w:val="hu-HU" w:eastAsia="zh-CN" w:bidi="hi-IN"/>
+        </w:rPr>
         <w:t>Funkcionális specifikáció</w:t>
       </w:r>
     </w:p>
@@ -42,10 +50,14 @@
         <w:pStyle w:val="BodyText"/>
         <w:bidi w:val="0"/>
         <w:jc w:val="left"/>
-        <w:rPr/>
-      </w:pPr>
-      <w:r>
-        <w:rPr/>
+        <w:rPr>
+          <w:lang w:val="hu-HU" w:eastAsia="zh-CN" w:bidi="hi-IN"/>
+        </w:rPr>
+      </w:pPr>
+      <w:r>
+        <w:rPr>
+          <w:lang w:val="hu-HU" w:eastAsia="zh-CN" w:bidi="hi-IN"/>
+        </w:rPr>
         <w:t>Felhasználói szerepkörök, folyamatok és elfogadási feltételek</w:t>
       </w:r>
     </w:p>
@@ -84,10 +96,14 @@
               <w:pStyle w:val="TableHeading"/>
               <w:bidi w:val="0"/>
               <w:jc w:val="left"/>
-              <w:rPr/>
-            </w:pPr>
-            <w:r>
-              <w:rPr/>
+              <w:rPr>
+                <w:lang w:val="hu-HU" w:eastAsia="zh-CN" w:bidi="hi-IN"/>
+              </w:rPr>
+            </w:pPr>
+            <w:r>
+              <w:rPr>
+                <w:lang w:val="hu-HU" w:eastAsia="zh-CN" w:bidi="hi-IN"/>
+              </w:rPr>
               <w:t>Mező</w:t>
             </w:r>
           </w:p>
@@ -107,10 +123,14 @@
               <w:pStyle w:val="TableHeading"/>
               <w:bidi w:val="0"/>
               <w:jc w:val="left"/>
-              <w:rPr/>
-            </w:pPr>
-            <w:r>
-              <w:rPr/>
+              <w:rPr>
+                <w:lang w:val="hu-HU" w:eastAsia="zh-CN" w:bidi="hi-IN"/>
+              </w:rPr>
+            </w:pPr>
+            <w:r>
+              <w:rPr>
+                <w:lang w:val="hu-HU" w:eastAsia="zh-CN" w:bidi="hi-IN"/>
+              </w:rPr>
               <w:t>Érték</w:t>
             </w:r>
           </w:p>
@@ -131,10 +151,14 @@
               <w:pStyle w:val="TableContents"/>
               <w:bidi w:val="0"/>
               <w:jc w:val="left"/>
-              <w:rPr/>
-            </w:pPr>
-            <w:r>
-              <w:rPr/>
+              <w:rPr>
+                <w:lang w:val="hu-HU" w:eastAsia="zh-CN" w:bidi="hi-IN"/>
+              </w:rPr>
+            </w:pPr>
+            <w:r>
+              <w:rPr>
+                <w:lang w:val="hu-HU" w:eastAsia="zh-CN" w:bidi="hi-IN"/>
+              </w:rPr>
               <w:t>Projekt</w:t>
             </w:r>
           </w:p>
@@ -153,11 +177,15 @@
               <w:pStyle w:val="TableContents"/>
               <w:bidi w:val="0"/>
               <w:jc w:val="left"/>
-              <w:rPr/>
-            </w:pPr>
-            <w:r>
-              <w:rPr/>
-              <w:t>Drag &amp; Drop Todo webalkalmazás</w:t>
+              <w:rPr>
+                <w:lang w:val="hu-HU" w:eastAsia="zh-CN" w:bidi="hi-IN"/>
+              </w:rPr>
+            </w:pPr>
+            <w:r>
+              <w:rPr>
+                <w:lang w:val="hu-HU" w:eastAsia="zh-CN" w:bidi="hi-IN"/>
+              </w:rPr>
+              <w:t>Todo webalkalmazás</w:t>
             </w:r>
           </w:p>
         </w:tc>
@@ -177,10 +205,14 @@
               <w:pStyle w:val="TableContents"/>
               <w:bidi w:val="0"/>
               <w:jc w:val="left"/>
-              <w:rPr/>
-            </w:pPr>
-            <w:r>
-              <w:rPr/>
+              <w:rPr>
+                <w:lang w:val="hu-HU" w:eastAsia="zh-CN" w:bidi="hi-IN"/>
+              </w:rPr>
+            </w:pPr>
+            <w:r>
+              <w:rPr>
+                <w:lang w:val="hu-HU" w:eastAsia="zh-CN" w:bidi="hi-IN"/>
+              </w:rPr>
               <w:t>Dokumentumverzió</w:t>
             </w:r>
           </w:p>
@@ -199,11 +231,21 @@
               <w:pStyle w:val="TableContents"/>
               <w:bidi w:val="0"/>
               <w:jc w:val="left"/>
-              <w:rPr/>
-            </w:pPr>
-            <w:r>
-              <w:rPr/>
-              <w:t>1.0</w:t>
+              <w:rPr>
+                <w:lang w:val="hu-HU" w:eastAsia="zh-CN" w:bidi="hi-IN"/>
+              </w:rPr>
+            </w:pPr>
+            <w:r>
+              <w:rPr>
+                <w:lang w:val="hu-HU" w:eastAsia="zh-CN" w:bidi="hi-IN"/>
+              </w:rPr>
+              <w:t>1.</w:t>
+            </w:r>
+            <w:r>
+              <w:rPr>
+                <w:lang w:val="hu-HU" w:eastAsia="zh-CN" w:bidi="hi-IN"/>
+              </w:rPr>
+              <w:t>3</w:t>
             </w:r>
           </w:p>
         </w:tc>
@@ -223,10 +265,14 @@
               <w:pStyle w:val="TableContents"/>
               <w:bidi w:val="0"/>
               <w:jc w:val="left"/>
-              <w:rPr/>
-            </w:pPr>
-            <w:r>
-              <w:rPr/>
+              <w:rPr>
+                <w:lang w:val="hu-HU" w:eastAsia="zh-CN" w:bidi="hi-IN"/>
+              </w:rPr>
+            </w:pPr>
+            <w:r>
+              <w:rPr>
+                <w:lang w:val="hu-HU" w:eastAsia="zh-CN" w:bidi="hi-IN"/>
+              </w:rPr>
               <w:t>Készítés dátuma</w:t>
             </w:r>
           </w:p>
@@ -245,11 +291,27 @@
               <w:pStyle w:val="TableContents"/>
               <w:bidi w:val="0"/>
               <w:jc w:val="left"/>
-              <w:rPr/>
-            </w:pPr>
-            <w:r>
-              <w:rPr/>
-              <w:t>2026. október 03.</w:t>
+              <w:rPr>
+                <w:lang w:val="hu-HU" w:eastAsia="zh-CN" w:bidi="hi-IN"/>
+              </w:rPr>
+            </w:pPr>
+            <w:r>
+              <w:rPr>
+                <w:lang w:val="hu-HU" w:eastAsia="zh-CN" w:bidi="hi-IN"/>
+              </w:rPr>
+              <w:t>2026. október 0</w:t>
+            </w:r>
+            <w:r>
+              <w:rPr>
+                <w:lang w:val="hu-HU" w:eastAsia="zh-CN" w:bidi="hi-IN"/>
+              </w:rPr>
+              <w:t>6</w:t>
+            </w:r>
+            <w:r>
+              <w:rPr>
+                <w:lang w:val="hu-HU" w:eastAsia="zh-CN" w:bidi="hi-IN"/>
+              </w:rPr>
+              <w:t>.</w:t>
             </w:r>
           </w:p>
         </w:tc>
@@ -269,10 +331,14 @@
               <w:pStyle w:val="TableContents"/>
               <w:bidi w:val="0"/>
               <w:jc w:val="left"/>
-              <w:rPr/>
-            </w:pPr>
-            <w:r>
-              <w:rPr/>
+              <w:rPr>
+                <w:lang w:val="hu-HU" w:eastAsia="zh-CN" w:bidi="hi-IN"/>
+              </w:rPr>
+            </w:pPr>
+            <w:r>
+              <w:rPr>
+                <w:lang w:val="hu-HU" w:eastAsia="zh-CN" w:bidi="hi-IN"/>
+              </w:rPr>
               <w:t>Felhasználás</w:t>
             </w:r>
           </w:p>
@@ -291,10 +357,14 @@
               <w:pStyle w:val="TableContents"/>
               <w:bidi w:val="0"/>
               <w:jc w:val="left"/>
-              <w:rPr/>
-            </w:pPr>
-            <w:r>
-              <w:rPr/>
+              <w:rPr>
+                <w:lang w:val="hu-HU" w:eastAsia="zh-CN" w:bidi="hi-IN"/>
+              </w:rPr>
+            </w:pPr>
+            <w:r>
+              <w:rPr>
+                <w:lang w:val="hu-HU" w:eastAsia="zh-CN" w:bidi="hi-IN"/>
+              </w:rPr>
               <w:t>Tantárgyi dokumentáció és beadás</w:t>
             </w:r>
           </w:p>
@@ -306,10 +376,14 @@
         <w:pStyle w:val="BodyText"/>
         <w:bidi w:val="0"/>
         <w:jc w:val="left"/>
-        <w:rPr/>
-      </w:pPr>
-      <w:r>
-        <w:rPr/>
+        <w:rPr>
+          <w:lang w:val="hu-HU" w:eastAsia="zh-CN" w:bidi="hi-IN"/>
+        </w:rPr>
+      </w:pPr>
+      <w:r>
+        <w:rPr>
+          <w:lang w:val="hu-HU" w:eastAsia="zh-CN" w:bidi="hi-IN"/>
+        </w:rPr>
       </w:r>
     </w:p>
     <w:p>
@@ -317,11 +391,15 @@
         <w:pStyle w:val="BodyText"/>
         <w:bidi w:val="0"/>
         <w:jc w:val="left"/>
-        <w:rPr/>
-      </w:pPr>
-      <w:r>
-        <w:rPr/>
-        <w:t>A dokumentum célja. A Drag &amp; Drop Todo webalkalmazás működésének, felépítésének és ellenőrizhető követelményeinek részletes, beadásra kész leírása.</w:t>
+        <w:rPr>
+          <w:lang w:val="hu-HU" w:eastAsia="zh-CN" w:bidi="hi-IN"/>
+        </w:rPr>
+      </w:pPr>
+      <w:r>
+        <w:rPr>
+          <w:lang w:val="hu-HU" w:eastAsia="zh-CN" w:bidi="hi-IN"/>
+        </w:rPr>
+        <w:t>A dokumentum célja. A Todo webalkalmazás működésének, felépítésének és ellenőrizhető követelményeinek részletes, beadásra kész leírása.</w:t>
       </w:r>
     </w:p>
     <w:p>
@@ -329,10 +407,14 @@
         <w:pStyle w:val="BodyText"/>
         <w:bidi w:val="0"/>
         <w:jc w:val="left"/>
-        <w:rPr/>
-      </w:pPr>
-      <w:r>
-        <w:rPr/>
+        <w:rPr>
+          <w:lang w:val="hu-HU" w:eastAsia="zh-CN" w:bidi="hi-IN"/>
+        </w:rPr>
+      </w:pPr>
+      <w:r>
+        <w:rPr>
+          <w:lang w:val="hu-HU" w:eastAsia="zh-CN" w:bidi="hi-IN"/>
+        </w:rPr>
       </w:r>
       <w:r>
         <w:br w:type="page"/>
@@ -349,10 +431,14 @@
         <w:spacing w:before="0" w:after="120"/>
         <w:ind w:hanging="0" w:left="0"/>
         <w:jc w:val="left"/>
-        <w:rPr/>
-      </w:pPr>
-      <w:r>
-        <w:rPr/>
+        <w:rPr>
+          <w:lang w:val="hu-HU" w:eastAsia="zh-CN" w:bidi="hi-IN"/>
+        </w:rPr>
+      </w:pPr>
+      <w:r>
+        <w:rPr>
+          <w:lang w:val="hu-HU" w:eastAsia="zh-CN" w:bidi="hi-IN"/>
+        </w:rPr>
         <w:t>Rendeltetés és funkcionális hatókör</w:t>
       </w:r>
     </w:p>
@@ -361,11 +447,15 @@
         <w:pStyle w:val="BodyText"/>
         <w:bidi w:val="0"/>
         <w:jc w:val="left"/>
-        <w:rPr/>
-      </w:pPr>
-      <w:r>
-        <w:rPr/>
-        <w:t>A specifikáció meghatározza, mit kell a Drag &amp; Drop Todo webalkalmazás rendszernek a felhasználó szemszögéből biztosítania.</w:t>
+        <w:rPr>
+          <w:lang w:val="hu-HU" w:eastAsia="zh-CN" w:bidi="hi-IN"/>
+        </w:rPr>
+      </w:pPr>
+      <w:r>
+        <w:rPr>
+          <w:lang w:val="hu-HU" w:eastAsia="zh-CN" w:bidi="hi-IN"/>
+        </w:rPr>
+        <w:t>A specifikáció meghatározza, mit kell a Todo webalkalmazás rendszernek a felhasználó szemszögéből biztosítania.</w:t>
       </w:r>
     </w:p>
     <w:p>
@@ -373,11 +463,27 @@
         <w:pStyle w:val="BodyText"/>
         <w:bidi w:val="0"/>
         <w:jc w:val="left"/>
-        <w:rPr/>
-      </w:pPr>
-      <w:r>
-        <w:rPr/>
-        <w:t>A rendszer a napi teendők vizuális megjelenítésére hivatott. A felhasználó regisztrál, bejelentkezik, majd a főoldalon keresztül eljut a todo oldalra, ahol feladatokat hozhat létre, szerkeszthet, törölhet és drag &amp; drop módszerrel átrendezhet. Az adatok MySQL adatbázisban tárolódnak, így bejelentkezés után bármikor elérhetők.</w:t>
+        <w:rPr>
+          <w:lang w:val="hu-HU" w:eastAsia="zh-CN" w:bidi="hi-IN"/>
+        </w:rPr>
+      </w:pPr>
+      <w:r>
+        <w:rPr>
+          <w:lang w:val="hu-HU" w:eastAsia="zh-CN" w:bidi="hi-IN"/>
+        </w:rPr>
+        <w:t xml:space="preserve">A rendszer a napi teendők vizuális megjelenítésére hivatott. A felhasználó regisztrál, bejelentkezik, majd a főoldalon keresztül eljut a todo oldalra, ahol feladatokat hozhat létre, szerkeszthet </w:t>
+      </w:r>
+      <w:r>
+        <w:rPr>
+          <w:lang w:val="hu-HU" w:eastAsia="zh-CN" w:bidi="hi-IN"/>
+        </w:rPr>
+        <w:t>és</w:t>
+      </w:r>
+      <w:r>
+        <w:rPr>
+          <w:lang w:val="hu-HU" w:eastAsia="zh-CN" w:bidi="hi-IN"/>
+        </w:rPr>
+        <w:t xml:space="preserve"> törölhet. Az adatok MySQL adatbázisban tárolódnak, így bejelentkezés után bármikor elérhetők.</w:t>
       </w:r>
     </w:p>
     <w:tbl>
@@ -416,10 +522,14 @@
               <w:pStyle w:val="TableHeading"/>
               <w:bidi w:val="0"/>
               <w:jc w:val="left"/>
-              <w:rPr/>
-            </w:pPr>
-            <w:r>
-              <w:rPr/>
+              <w:rPr>
+                <w:lang w:val="hu-HU" w:eastAsia="zh-CN" w:bidi="hi-IN"/>
+              </w:rPr>
+            </w:pPr>
+            <w:r>
+              <w:rPr>
+                <w:lang w:val="hu-HU" w:eastAsia="zh-CN" w:bidi="hi-IN"/>
+              </w:rPr>
               <w:t>Azonosító</w:t>
             </w:r>
           </w:p>
@@ -438,10 +548,14 @@
               <w:pStyle w:val="TableHeading"/>
               <w:bidi w:val="0"/>
               <w:jc w:val="left"/>
-              <w:rPr/>
-            </w:pPr>
-            <w:r>
-              <w:rPr/>
+              <w:rPr>
+                <w:lang w:val="hu-HU" w:eastAsia="zh-CN" w:bidi="hi-IN"/>
+              </w:rPr>
+            </w:pPr>
+            <w:r>
+              <w:rPr>
+                <w:lang w:val="hu-HU" w:eastAsia="zh-CN" w:bidi="hi-IN"/>
+              </w:rPr>
               <w:t>Funkciócsoport</w:t>
             </w:r>
           </w:p>
@@ -461,10 +575,14 @@
               <w:pStyle w:val="TableHeading"/>
               <w:bidi w:val="0"/>
               <w:jc w:val="left"/>
-              <w:rPr/>
-            </w:pPr>
-            <w:r>
-              <w:rPr/>
+              <w:rPr>
+                <w:lang w:val="hu-HU" w:eastAsia="zh-CN" w:bidi="hi-IN"/>
+              </w:rPr>
+            </w:pPr>
+            <w:r>
+              <w:rPr>
+                <w:lang w:val="hu-HU" w:eastAsia="zh-CN" w:bidi="hi-IN"/>
+              </w:rPr>
               <w:t>Eredmény</w:t>
             </w:r>
           </w:p>
@@ -485,10 +603,14 @@
               <w:pStyle w:val="TableContents"/>
               <w:bidi w:val="0"/>
               <w:jc w:val="left"/>
-              <w:rPr/>
-            </w:pPr>
-            <w:r>
-              <w:rPr/>
+              <w:rPr>
+                <w:lang w:val="hu-HU" w:eastAsia="zh-CN" w:bidi="hi-IN"/>
+              </w:rPr>
+            </w:pPr>
+            <w:r>
+              <w:rPr>
+                <w:lang w:val="hu-HU" w:eastAsia="zh-CN" w:bidi="hi-IN"/>
+              </w:rPr>
               <w:t>FC-01</w:t>
             </w:r>
           </w:p>
@@ -506,10 +628,14 @@
               <w:pStyle w:val="TableContents"/>
               <w:bidi w:val="0"/>
               <w:jc w:val="left"/>
-              <w:rPr/>
-            </w:pPr>
-            <w:r>
-              <w:rPr/>
+              <w:rPr>
+                <w:lang w:val="hu-HU" w:eastAsia="zh-CN" w:bidi="hi-IN"/>
+              </w:rPr>
+            </w:pPr>
+            <w:r>
+              <w:rPr>
+                <w:lang w:val="hu-HU" w:eastAsia="zh-CN" w:bidi="hi-IN"/>
+              </w:rPr>
               <w:t>Regisztráció</w:t>
             </w:r>
           </w:p>
@@ -528,10 +654,14 @@
               <w:pStyle w:val="TableContents"/>
               <w:bidi w:val="0"/>
               <w:jc w:val="left"/>
-              <w:rPr/>
-            </w:pPr>
-            <w:r>
-              <w:rPr/>
+              <w:rPr>
+                <w:lang w:val="hu-HU" w:eastAsia="zh-CN" w:bidi="hi-IN"/>
+              </w:rPr>
+            </w:pPr>
+            <w:r>
+              <w:rPr>
+                <w:lang w:val="hu-HU" w:eastAsia="zh-CN" w:bidi="hi-IN"/>
+              </w:rPr>
               <w:t>Új felhasználó létrehozása az adatbázisban</w:t>
             </w:r>
           </w:p>
@@ -552,10 +682,14 @@
               <w:pStyle w:val="TableContents"/>
               <w:bidi w:val="0"/>
               <w:jc w:val="left"/>
-              <w:rPr/>
-            </w:pPr>
-            <w:r>
-              <w:rPr/>
+              <w:rPr>
+                <w:lang w:val="hu-HU" w:eastAsia="zh-CN" w:bidi="hi-IN"/>
+              </w:rPr>
+            </w:pPr>
+            <w:r>
+              <w:rPr>
+                <w:lang w:val="hu-HU" w:eastAsia="zh-CN" w:bidi="hi-IN"/>
+              </w:rPr>
               <w:t>FC-02</w:t>
             </w:r>
           </w:p>
@@ -573,10 +707,14 @@
               <w:pStyle w:val="TableContents"/>
               <w:bidi w:val="0"/>
               <w:jc w:val="left"/>
-              <w:rPr/>
-            </w:pPr>
-            <w:r>
-              <w:rPr/>
+              <w:rPr>
+                <w:lang w:val="hu-HU" w:eastAsia="zh-CN" w:bidi="hi-IN"/>
+              </w:rPr>
+            </w:pPr>
+            <w:r>
+              <w:rPr>
+                <w:lang w:val="hu-HU" w:eastAsia="zh-CN" w:bidi="hi-IN"/>
+              </w:rPr>
               <w:t>Bejelentkezés / kijelentkezés</w:t>
             </w:r>
           </w:p>
@@ -595,10 +733,14 @@
               <w:pStyle w:val="TableContents"/>
               <w:bidi w:val="0"/>
               <w:jc w:val="left"/>
-              <w:rPr/>
-            </w:pPr>
-            <w:r>
-              <w:rPr/>
+              <w:rPr>
+                <w:lang w:val="hu-HU" w:eastAsia="zh-CN" w:bidi="hi-IN"/>
+              </w:rPr>
+            </w:pPr>
+            <w:r>
+              <w:rPr>
+                <w:lang w:val="hu-HU" w:eastAsia="zh-CN" w:bidi="hi-IN"/>
+              </w:rPr>
               <w:t>Session-alapú hitelesítés</w:t>
             </w:r>
           </w:p>
@@ -619,10 +761,14 @@
               <w:pStyle w:val="TableContents"/>
               <w:bidi w:val="0"/>
               <w:jc w:val="left"/>
-              <w:rPr/>
-            </w:pPr>
-            <w:r>
-              <w:rPr/>
+              <w:rPr>
+                <w:lang w:val="hu-HU" w:eastAsia="zh-CN" w:bidi="hi-IN"/>
+              </w:rPr>
+            </w:pPr>
+            <w:r>
+              <w:rPr>
+                <w:lang w:val="hu-HU" w:eastAsia="zh-CN" w:bidi="hi-IN"/>
+              </w:rPr>
               <w:t>FC-03</w:t>
             </w:r>
           </w:p>
@@ -640,10 +786,14 @@
               <w:pStyle w:val="TableContents"/>
               <w:bidi w:val="0"/>
               <w:jc w:val="left"/>
-              <w:rPr/>
-            </w:pPr>
-            <w:r>
-              <w:rPr/>
+              <w:rPr>
+                <w:lang w:val="hu-HU" w:eastAsia="zh-CN" w:bidi="hi-IN"/>
+              </w:rPr>
+            </w:pPr>
+            <w:r>
+              <w:rPr>
+                <w:lang w:val="hu-HU" w:eastAsia="zh-CN" w:bidi="hi-IN"/>
+              </w:rPr>
               <w:t>Navigáció</w:t>
             </w:r>
           </w:p>
@@ -662,10 +812,14 @@
               <w:pStyle w:val="TableContents"/>
               <w:bidi w:val="0"/>
               <w:jc w:val="left"/>
-              <w:rPr/>
-            </w:pPr>
-            <w:r>
-              <w:rPr/>
+              <w:rPr>
+                <w:lang w:val="hu-HU" w:eastAsia="zh-CN" w:bidi="hi-IN"/>
+              </w:rPr>
+            </w:pPr>
+            <w:r>
+              <w:rPr>
+                <w:lang w:val="hu-HU" w:eastAsia="zh-CN" w:bidi="hi-IN"/>
+              </w:rPr>
               <w:t>Főoldal és aloldalak közötti mozgás</w:t>
             </w:r>
           </w:p>
@@ -686,10 +840,14 @@
               <w:pStyle w:val="TableContents"/>
               <w:bidi w:val="0"/>
               <w:jc w:val="left"/>
-              <w:rPr/>
-            </w:pPr>
-            <w:r>
-              <w:rPr/>
+              <w:rPr>
+                <w:lang w:val="hu-HU" w:eastAsia="zh-CN" w:bidi="hi-IN"/>
+              </w:rPr>
+            </w:pPr>
+            <w:r>
+              <w:rPr>
+                <w:lang w:val="hu-HU" w:eastAsia="zh-CN" w:bidi="hi-IN"/>
+              </w:rPr>
               <w:t>FC-04</w:t>
             </w:r>
           </w:p>
@@ -707,10 +865,14 @@
               <w:pStyle w:val="TableContents"/>
               <w:bidi w:val="0"/>
               <w:jc w:val="left"/>
-              <w:rPr/>
-            </w:pPr>
-            <w:r>
-              <w:rPr/>
+              <w:rPr>
+                <w:lang w:val="hu-HU" w:eastAsia="zh-CN" w:bidi="hi-IN"/>
+              </w:rPr>
+            </w:pPr>
+            <w:r>
+              <w:rPr>
+                <w:lang w:val="hu-HU" w:eastAsia="zh-CN" w:bidi="hi-IN"/>
+              </w:rPr>
               <w:t>Feladatkezelés</w:t>
             </w:r>
           </w:p>
@@ -729,10 +891,14 @@
               <w:pStyle w:val="TableContents"/>
               <w:bidi w:val="0"/>
               <w:jc w:val="left"/>
-              <w:rPr/>
-            </w:pPr>
-            <w:r>
-              <w:rPr/>
+              <w:rPr>
+                <w:lang w:val="hu-HU" w:eastAsia="zh-CN" w:bidi="hi-IN"/>
+              </w:rPr>
+            </w:pPr>
+            <w:r>
+              <w:rPr>
+                <w:lang w:val="hu-HU" w:eastAsia="zh-CN" w:bidi="hi-IN"/>
+              </w:rPr>
               <w:t>Létrehozás, megtekintés, szerkesztés, törlés</w:t>
             </w:r>
           </w:p>
@@ -753,10 +919,14 @@
               <w:pStyle w:val="TableContents"/>
               <w:bidi w:val="0"/>
               <w:jc w:val="left"/>
-              <w:rPr/>
-            </w:pPr>
-            <w:r>
-              <w:rPr/>
+              <w:rPr>
+                <w:lang w:val="hu-HU" w:eastAsia="zh-CN" w:bidi="hi-IN"/>
+              </w:rPr>
+            </w:pPr>
+            <w:r>
+              <w:rPr>
+                <w:lang w:val="hu-HU" w:eastAsia="zh-CN" w:bidi="hi-IN"/>
+              </w:rPr>
               <w:t>FC-05</w:t>
             </w:r>
           </w:p>
@@ -774,10 +944,14 @@
               <w:pStyle w:val="TableContents"/>
               <w:bidi w:val="0"/>
               <w:jc w:val="left"/>
-              <w:rPr/>
-            </w:pPr>
-            <w:r>
-              <w:rPr/>
+              <w:rPr>
+                <w:lang w:val="hu-HU" w:eastAsia="zh-CN" w:bidi="hi-IN"/>
+              </w:rPr>
+            </w:pPr>
+            <w:r>
+              <w:rPr>
+                <w:lang w:val="hu-HU" w:eastAsia="zh-CN" w:bidi="hi-IN"/>
+              </w:rPr>
               <w:t>Drag and drop</w:t>
             </w:r>
           </w:p>
@@ -796,10 +970,14 @@
               <w:pStyle w:val="TableContents"/>
               <w:bidi w:val="0"/>
               <w:jc w:val="left"/>
-              <w:rPr/>
-            </w:pPr>
-            <w:r>
-              <w:rPr/>
+              <w:rPr>
+                <w:lang w:val="hu-HU" w:eastAsia="zh-CN" w:bidi="hi-IN"/>
+              </w:rPr>
+            </w:pPr>
+            <w:r>
+              <w:rPr>
+                <w:lang w:val="hu-HU" w:eastAsia="zh-CN" w:bidi="hi-IN"/>
+              </w:rPr>
               <w:t>Feladatok átrendezése és státuszváltása</w:t>
             </w:r>
           </w:p>
@@ -820,10 +998,14 @@
               <w:pStyle w:val="TableContents"/>
               <w:bidi w:val="0"/>
               <w:jc w:val="left"/>
-              <w:rPr/>
-            </w:pPr>
-            <w:r>
-              <w:rPr/>
+              <w:rPr>
+                <w:lang w:val="hu-HU" w:eastAsia="zh-CN" w:bidi="hi-IN"/>
+              </w:rPr>
+            </w:pPr>
+            <w:r>
+              <w:rPr>
+                <w:lang w:val="hu-HU" w:eastAsia="zh-CN" w:bidi="hi-IN"/>
+              </w:rPr>
               <w:t>FC-06</w:t>
             </w:r>
           </w:p>
@@ -841,10 +1023,14 @@
               <w:pStyle w:val="TableContents"/>
               <w:bidi w:val="0"/>
               <w:jc w:val="left"/>
-              <w:rPr/>
-            </w:pPr>
-            <w:r>
-              <w:rPr/>
+              <w:rPr>
+                <w:lang w:val="hu-HU" w:eastAsia="zh-CN" w:bidi="hi-IN"/>
+              </w:rPr>
+            </w:pPr>
+            <w:r>
+              <w:rPr>
+                <w:lang w:val="hu-HU" w:eastAsia="zh-CN" w:bidi="hi-IN"/>
+              </w:rPr>
               <w:t>Kategória- és prioritáskezelés</w:t>
             </w:r>
           </w:p>
@@ -863,10 +1049,14 @@
               <w:pStyle w:val="TableContents"/>
               <w:bidi w:val="0"/>
               <w:jc w:val="left"/>
-              <w:rPr/>
-            </w:pPr>
-            <w:r>
-              <w:rPr/>
+              <w:rPr>
+                <w:lang w:val="hu-HU" w:eastAsia="zh-CN" w:bidi="hi-IN"/>
+              </w:rPr>
+            </w:pPr>
+            <w:r>
+              <w:rPr>
+                <w:lang w:val="hu-HU" w:eastAsia="zh-CN" w:bidi="hi-IN"/>
+              </w:rPr>
               <w:t>Feladatok besorolása</w:t>
             </w:r>
           </w:p>
@@ -887,10 +1077,14 @@
               <w:pStyle w:val="TableContents"/>
               <w:bidi w:val="0"/>
               <w:jc w:val="left"/>
-              <w:rPr/>
-            </w:pPr>
-            <w:r>
-              <w:rPr/>
+              <w:rPr>
+                <w:lang w:val="hu-HU" w:eastAsia="zh-CN" w:bidi="hi-IN"/>
+              </w:rPr>
+            </w:pPr>
+            <w:r>
+              <w:rPr>
+                <w:lang w:val="hu-HU" w:eastAsia="zh-CN" w:bidi="hi-IN"/>
+              </w:rPr>
               <w:t>FC-07</w:t>
             </w:r>
           </w:p>
@@ -908,10 +1102,14 @@
               <w:pStyle w:val="TableContents"/>
               <w:bidi w:val="0"/>
               <w:jc w:val="left"/>
-              <w:rPr/>
-            </w:pPr>
-            <w:r>
-              <w:rPr/>
+              <w:rPr>
+                <w:lang w:val="hu-HU" w:eastAsia="zh-CN" w:bidi="hi-IN"/>
+              </w:rPr>
+            </w:pPr>
+            <w:r>
+              <w:rPr>
+                <w:lang w:val="hu-HU" w:eastAsia="zh-CN" w:bidi="hi-IN"/>
+              </w:rPr>
               <w:t>Keresés és szűrés</w:t>
             </w:r>
           </w:p>
@@ -930,10 +1128,14 @@
               <w:pStyle w:val="TableContents"/>
               <w:bidi w:val="0"/>
               <w:jc w:val="left"/>
-              <w:rPr/>
-            </w:pPr>
-            <w:r>
-              <w:rPr/>
+              <w:rPr>
+                <w:lang w:val="hu-HU" w:eastAsia="zh-CN" w:bidi="hi-IN"/>
+              </w:rPr>
+            </w:pPr>
+            <w:r>
+              <w:rPr>
+                <w:lang w:val="hu-HU" w:eastAsia="zh-CN" w:bidi="hi-IN"/>
+              </w:rPr>
               <w:t>Feladatok szűkítése</w:t>
             </w:r>
           </w:p>
@@ -954,10 +1156,14 @@
               <w:pStyle w:val="TableContents"/>
               <w:bidi w:val="0"/>
               <w:jc w:val="left"/>
-              <w:rPr/>
-            </w:pPr>
-            <w:r>
-              <w:rPr/>
+              <w:rPr>
+                <w:lang w:val="hu-HU" w:eastAsia="zh-CN" w:bidi="hi-IN"/>
+              </w:rPr>
+            </w:pPr>
+            <w:r>
+              <w:rPr>
+                <w:lang w:val="hu-HU" w:eastAsia="zh-CN" w:bidi="hi-IN"/>
+              </w:rPr>
               <w:t>FC-08</w:t>
             </w:r>
           </w:p>
@@ -975,10 +1181,14 @@
               <w:pStyle w:val="TableContents"/>
               <w:bidi w:val="0"/>
               <w:jc w:val="left"/>
-              <w:rPr/>
-            </w:pPr>
-            <w:r>
-              <w:rPr/>
+              <w:rPr>
+                <w:lang w:val="hu-HU" w:eastAsia="zh-CN" w:bidi="hi-IN"/>
+              </w:rPr>
+            </w:pPr>
+            <w:r>
+              <w:rPr>
+                <w:lang w:val="hu-HU" w:eastAsia="zh-CN" w:bidi="hi-IN"/>
+              </w:rPr>
               <w:t>Perzisztencia</w:t>
             </w:r>
           </w:p>
@@ -997,10 +1207,14 @@
               <w:pStyle w:val="TableContents"/>
               <w:bidi w:val="0"/>
               <w:jc w:val="left"/>
-              <w:rPr/>
-            </w:pPr>
-            <w:r>
-              <w:rPr/>
+              <w:rPr>
+                <w:lang w:val="hu-HU" w:eastAsia="zh-CN" w:bidi="hi-IN"/>
+              </w:rPr>
+            </w:pPr>
+            <w:r>
+              <w:rPr>
+                <w:lang w:val="hu-HU" w:eastAsia="zh-CN" w:bidi="hi-IN"/>
+              </w:rPr>
               <w:t>Automatikus mentés MySQL adatbázisba</w:t>
             </w:r>
           </w:p>
@@ -1012,10 +1226,14 @@
         <w:pStyle w:val="BodyText"/>
         <w:bidi w:val="0"/>
         <w:jc w:val="left"/>
-        <w:rPr/>
-      </w:pPr>
-      <w:r>
-        <w:rPr/>
+        <w:rPr>
+          <w:lang w:val="hu-HU" w:eastAsia="zh-CN" w:bidi="hi-IN"/>
+        </w:rPr>
+      </w:pPr>
+      <w:r>
+        <w:rPr>
+          <w:lang w:val="hu-HU" w:eastAsia="zh-CN" w:bidi="hi-IN"/>
+        </w:rPr>
       </w:r>
     </w:p>
     <w:p>
@@ -1028,10 +1246,14 @@
         <w:bidi w:val="0"/>
         <w:ind w:hanging="0" w:left="0"/>
         <w:jc w:val="left"/>
-        <w:rPr/>
-      </w:pPr>
-      <w:r>
-        <w:rPr/>
+        <w:rPr>
+          <w:lang w:val="hu-HU" w:eastAsia="zh-CN" w:bidi="hi-IN"/>
+        </w:rPr>
+      </w:pPr>
+      <w:r>
+        <w:rPr>
+          <w:lang w:val="hu-HU" w:eastAsia="zh-CN" w:bidi="hi-IN"/>
+        </w:rPr>
         <w:t>Elfogadási feltételek</w:t>
       </w:r>
     </w:p>
@@ -1044,10 +1266,14 @@
         </w:numPr>
         <w:bidi w:val="0"/>
         <w:jc w:val="left"/>
-        <w:rPr/>
-      </w:pPr>
-      <w:r>
-        <w:rPr/>
+        <w:rPr>
+          <w:lang w:val="hu-HU" w:eastAsia="zh-CN" w:bidi="hi-IN"/>
+        </w:rPr>
+      </w:pPr>
+      <w:r>
+        <w:rPr>
+          <w:lang w:val="hu-HU" w:eastAsia="zh-CN" w:bidi="hi-IN"/>
+        </w:rPr>
         <w:t>A felhasználó csak bejelentkezés után érheti el a todo oldalt.</w:t>
       </w:r>
     </w:p>
@@ -1060,10 +1286,14 @@
         </w:numPr>
         <w:bidi w:val="0"/>
         <w:jc w:val="left"/>
-        <w:rPr/>
-      </w:pPr>
-      <w:r>
-        <w:rPr/>
+        <w:rPr>
+          <w:lang w:val="hu-HU" w:eastAsia="zh-CN" w:bidi="hi-IN"/>
+        </w:rPr>
+      </w:pPr>
+      <w:r>
+        <w:rPr>
+          <w:lang w:val="hu-HU" w:eastAsia="zh-CN" w:bidi="hi-IN"/>
+        </w:rPr>
         <w:t>A fő funkciók oldalfrissítés után is megőrzik az állapotot.</w:t>
       </w:r>
     </w:p>
@@ -1076,10 +1306,14 @@
         </w:numPr>
         <w:bidi w:val="0"/>
         <w:jc w:val="left"/>
-        <w:rPr/>
-      </w:pPr>
-      <w:r>
-        <w:rPr/>
+        <w:rPr>
+          <w:lang w:val="hu-HU" w:eastAsia="zh-CN" w:bidi="hi-IN"/>
+        </w:rPr>
+      </w:pPr>
+      <w:r>
+        <w:rPr>
+          <w:lang w:val="hu-HU" w:eastAsia="zh-CN" w:bidi="hi-IN"/>
+        </w:rPr>
         <w:t>Érvénytelen adat nem hozhat létre vagy írhat felül feladatot.</w:t>
       </w:r>
     </w:p>
@@ -1092,10 +1326,14 @@
         </w:numPr>
         <w:bidi w:val="0"/>
         <w:jc w:val="left"/>
-        <w:rPr/>
-      </w:pPr>
-      <w:r>
-        <w:rPr/>
+        <w:rPr>
+          <w:lang w:val="hu-HU" w:eastAsia="zh-CN" w:bidi="hi-IN"/>
+        </w:rPr>
+      </w:pPr>
+      <w:r>
+        <w:rPr>
+          <w:lang w:val="hu-HU" w:eastAsia="zh-CN" w:bidi="hi-IN"/>
+        </w:rPr>
         <w:t>Minden állapotváltozás azonnal megjelenik a felületen és az adatbázisban.</w:t>
       </w:r>
     </w:p>
@@ -1108,10 +1346,14 @@
         </w:numPr>
         <w:bidi w:val="0"/>
         <w:jc w:val="left"/>
-        <w:rPr/>
-      </w:pPr>
-      <w:r>
-        <w:rPr/>
+        <w:rPr>
+          <w:lang w:val="hu-HU" w:eastAsia="zh-CN" w:bidi="hi-IN"/>
+        </w:rPr>
+      </w:pPr>
+      <w:r>
+        <w:rPr>
+          <w:lang w:val="hu-HU" w:eastAsia="zh-CN" w:bidi="hi-IN"/>
+        </w:rPr>
         <w:t>Kijelentkezés után a todo oldal nem érhető el visszalépéssel.</w:t>
       </w:r>
     </w:p>
@@ -1124,10 +1366,14 @@
         </w:numPr>
         <w:bidi w:val="0"/>
         <w:jc w:val="left"/>
-        <w:rPr/>
-      </w:pPr>
-      <w:r>
-        <w:rPr/>
+        <w:rPr>
+          <w:lang w:val="hu-HU" w:eastAsia="zh-CN" w:bidi="hi-IN"/>
+        </w:rPr>
+      </w:pPr>
+      <w:r>
+        <w:rPr>
+          <w:lang w:val="hu-HU" w:eastAsia="zh-CN" w:bidi="hi-IN"/>
+        </w:rPr>
         <w:t>Az alkalmazás 320 px széles mobilnézetben és asztali méretben használható.</w:t>
       </w:r>
       <w:r>
@@ -1145,10 +1391,14 @@
         <w:spacing w:before="0" w:after="120"/>
         <w:ind w:hanging="0" w:left="0"/>
         <w:jc w:val="left"/>
-        <w:rPr/>
-      </w:pPr>
-      <w:r>
-        <w:rPr/>
+        <w:rPr>
+          <w:lang w:val="hu-HU" w:eastAsia="zh-CN" w:bidi="hi-IN"/>
+        </w:rPr>
+      </w:pPr>
+      <w:r>
+        <w:rPr>
+          <w:lang w:val="hu-HU" w:eastAsia="zh-CN" w:bidi="hi-IN"/>
+        </w:rPr>
         <w:t>Felhasználói felület</w:t>
       </w:r>
     </w:p>
@@ -1157,10 +1407,14 @@
         <w:pStyle w:val="BodyText"/>
         <w:bidi w:val="0"/>
         <w:jc w:val="left"/>
-        <w:rPr/>
-      </w:pPr>
-      <w:r>
-        <w:rPr/>
+        <w:rPr>
+          <w:lang w:val="hu-HU" w:eastAsia="zh-CN" w:bidi="hi-IN"/>
+        </w:rPr>
+      </w:pPr>
+      <w:r>
+        <w:rPr>
+          <w:lang w:val="hu-HU" w:eastAsia="zh-CN" w:bidi="hi-IN"/>
+        </w:rPr>
         <w:t>A rendszer négy fő oldalból áll: login, regisztráció, főoldal és todo oldal. A navigáció egyszerű: a login után a főoldalra jutunk, ahonnan az aloldalak érhetők el, és minden oldalról egy kijelentkezés gombbal visszatérhetünk a login oldalra.</w:t>
       </w:r>
     </w:p>
@@ -1174,10 +1428,14 @@
         <w:bidi w:val="0"/>
         <w:ind w:hanging="0" w:left="0"/>
         <w:jc w:val="left"/>
-        <w:rPr/>
-      </w:pPr>
-      <w:r>
-        <w:rPr/>
+        <w:rPr>
+          <w:lang w:val="hu-HU" w:eastAsia="zh-CN" w:bidi="hi-IN"/>
+        </w:rPr>
+      </w:pPr>
+      <w:r>
+        <w:rPr>
+          <w:lang w:val="hu-HU" w:eastAsia="zh-CN" w:bidi="hi-IN"/>
+        </w:rPr>
         <w:t>Login oldal</w:t>
       </w:r>
     </w:p>
@@ -1190,10 +1448,14 @@
         </w:numPr>
         <w:bidi w:val="0"/>
         <w:jc w:val="left"/>
-        <w:rPr/>
-      </w:pPr>
-      <w:r>
-        <w:rPr/>
+        <w:rPr>
+          <w:lang w:val="hu-HU" w:eastAsia="zh-CN" w:bidi="hi-IN"/>
+        </w:rPr>
+      </w:pPr>
+      <w:r>
+        <w:rPr>
+          <w:lang w:val="hu-HU" w:eastAsia="zh-CN" w:bidi="hi-IN"/>
+        </w:rPr>
         <w:t>Bejelentkezési űrlap: felhasználónév/e-mail és jelszó.</w:t>
       </w:r>
     </w:p>
@@ -1206,10 +1468,14 @@
         </w:numPr>
         <w:bidi w:val="0"/>
         <w:jc w:val="left"/>
-        <w:rPr/>
-      </w:pPr>
-      <w:r>
-        <w:rPr/>
+        <w:rPr>
+          <w:lang w:val="hu-HU" w:eastAsia="zh-CN" w:bidi="hi-IN"/>
+        </w:rPr>
+      </w:pPr>
+      <w:r>
+        <w:rPr>
+          <w:lang w:val="hu-HU" w:eastAsia="zh-CN" w:bidi="hi-IN"/>
+        </w:rPr>
         <w:t>Bejelentkezés gomb.</w:t>
       </w:r>
     </w:p>
@@ -1222,10 +1488,14 @@
         </w:numPr>
         <w:bidi w:val="0"/>
         <w:jc w:val="left"/>
-        <w:rPr/>
-      </w:pPr>
-      <w:r>
-        <w:rPr/>
+        <w:rPr>
+          <w:lang w:val="hu-HU" w:eastAsia="zh-CN" w:bidi="hi-IN"/>
+        </w:rPr>
+      </w:pPr>
+      <w:r>
+        <w:rPr>
+          <w:lang w:val="hu-HU" w:eastAsia="zh-CN" w:bidi="hi-IN"/>
+        </w:rPr>
         <w:t>Link a regisztrációs oldalra.</w:t>
       </w:r>
     </w:p>
@@ -1238,10 +1508,14 @@
         </w:numPr>
         <w:bidi w:val="0"/>
         <w:jc w:val="left"/>
-        <w:rPr/>
-      </w:pPr>
-      <w:r>
-        <w:rPr/>
+        <w:rPr>
+          <w:lang w:val="hu-HU" w:eastAsia="zh-CN" w:bidi="hi-IN"/>
+        </w:rPr>
+      </w:pPr>
+      <w:r>
+        <w:rPr>
+          <w:lang w:val="hu-HU" w:eastAsia="zh-CN" w:bidi="hi-IN"/>
+        </w:rPr>
         <w:t>Hibás adatok esetén hibaüzenet.</w:t>
       </w:r>
     </w:p>
@@ -1255,10 +1529,14 @@
         <w:bidi w:val="0"/>
         <w:ind w:hanging="0" w:left="0"/>
         <w:jc w:val="left"/>
-        <w:rPr/>
-      </w:pPr>
-      <w:r>
-        <w:rPr/>
+        <w:rPr>
+          <w:lang w:val="hu-HU" w:eastAsia="zh-CN" w:bidi="hi-IN"/>
+        </w:rPr>
+      </w:pPr>
+      <w:r>
+        <w:rPr>
+          <w:lang w:val="hu-HU" w:eastAsia="zh-CN" w:bidi="hi-IN"/>
+        </w:rPr>
         <w:t>Regisztrációs oldal</w:t>
       </w:r>
     </w:p>
@@ -1271,10 +1549,14 @@
         </w:numPr>
         <w:bidi w:val="0"/>
         <w:jc w:val="left"/>
-        <w:rPr/>
-      </w:pPr>
-      <w:r>
-        <w:rPr/>
+        <w:rPr>
+          <w:lang w:val="hu-HU" w:eastAsia="zh-CN" w:bidi="hi-IN"/>
+        </w:rPr>
+      </w:pPr>
+      <w:r>
+        <w:rPr>
+          <w:lang w:val="hu-HU" w:eastAsia="zh-CN" w:bidi="hi-IN"/>
+        </w:rPr>
         <w:t>Regisztrációs űrlap: felhasználónév, e-mail, jelszó, jelszó megerősítés.</w:t>
       </w:r>
     </w:p>
@@ -1287,10 +1569,14 @@
         </w:numPr>
         <w:bidi w:val="0"/>
         <w:jc w:val="left"/>
-        <w:rPr/>
-      </w:pPr>
-      <w:r>
-        <w:rPr/>
+        <w:rPr>
+          <w:lang w:val="hu-HU" w:eastAsia="zh-CN" w:bidi="hi-IN"/>
+        </w:rPr>
+      </w:pPr>
+      <w:r>
+        <w:rPr>
+          <w:lang w:val="hu-HU" w:eastAsia="zh-CN" w:bidi="hi-IN"/>
+        </w:rPr>
         <w:t>Regisztráció gomb.</w:t>
       </w:r>
     </w:p>
@@ -1303,10 +1589,14 @@
         </w:numPr>
         <w:bidi w:val="0"/>
         <w:jc w:val="left"/>
-        <w:rPr/>
-      </w:pPr>
-      <w:r>
-        <w:rPr/>
+        <w:rPr>
+          <w:lang w:val="hu-HU" w:eastAsia="zh-CN" w:bidi="hi-IN"/>
+        </w:rPr>
+      </w:pPr>
+      <w:r>
+        <w:rPr>
+          <w:lang w:val="hu-HU" w:eastAsia="zh-CN" w:bidi="hi-IN"/>
+        </w:rPr>
         <w:t>Link a login oldalra.</w:t>
       </w:r>
     </w:p>
@@ -1319,10 +1609,14 @@
         </w:numPr>
         <w:bidi w:val="0"/>
         <w:jc w:val="left"/>
-        <w:rPr/>
-      </w:pPr>
-      <w:r>
-        <w:rPr/>
+        <w:rPr>
+          <w:lang w:val="hu-HU" w:eastAsia="zh-CN" w:bidi="hi-IN"/>
+        </w:rPr>
+      </w:pPr>
+      <w:r>
+        <w:rPr>
+          <w:lang w:val="hu-HU" w:eastAsia="zh-CN" w:bidi="hi-IN"/>
+        </w:rPr>
         <w:t>Validációs hibák megjelenítése.</w:t>
       </w:r>
     </w:p>
@@ -1336,10 +1630,14 @@
         <w:bidi w:val="0"/>
         <w:ind w:hanging="0" w:left="0"/>
         <w:jc w:val="left"/>
-        <w:rPr/>
-      </w:pPr>
-      <w:r>
-        <w:rPr/>
+        <w:rPr>
+          <w:lang w:val="hu-HU" w:eastAsia="zh-CN" w:bidi="hi-IN"/>
+        </w:rPr>
+      </w:pPr>
+      <w:r>
+        <w:rPr>
+          <w:lang w:val="hu-HU" w:eastAsia="zh-CN" w:bidi="hi-IN"/>
+        </w:rPr>
         <w:t>Főoldal</w:t>
       </w:r>
     </w:p>
@@ -1352,10 +1650,14 @@
         </w:numPr>
         <w:bidi w:val="0"/>
         <w:jc w:val="left"/>
-        <w:rPr/>
-      </w:pPr>
-      <w:r>
-        <w:rPr/>
+        <w:rPr>
+          <w:lang w:val="hu-HU" w:eastAsia="zh-CN" w:bidi="hi-IN"/>
+        </w:rPr>
+      </w:pPr>
+      <w:r>
+        <w:rPr>
+          <w:lang w:val="hu-HU" w:eastAsia="zh-CN" w:bidi="hi-IN"/>
+        </w:rPr>
         <w:t>Üdvözlő szöveg a bejelentkezett felhasználónak.</w:t>
       </w:r>
     </w:p>
@@ -1368,10 +1670,14 @@
         </w:numPr>
         <w:bidi w:val="0"/>
         <w:jc w:val="left"/>
-        <w:rPr/>
-      </w:pPr>
-      <w:r>
-        <w:rPr/>
+        <w:rPr>
+          <w:lang w:val="hu-HU" w:eastAsia="zh-CN" w:bidi="hi-IN"/>
+        </w:rPr>
+      </w:pPr>
+      <w:r>
+        <w:rPr>
+          <w:lang w:val="hu-HU" w:eastAsia="zh-CN" w:bidi="hi-IN"/>
+        </w:rPr>
         <w:t>Navigációs gombok az aloldalakra (pl. Todo oldal).</w:t>
       </w:r>
     </w:p>
@@ -1384,10 +1690,14 @@
         </w:numPr>
         <w:bidi w:val="0"/>
         <w:jc w:val="left"/>
-        <w:rPr/>
-      </w:pPr>
-      <w:r>
-        <w:rPr/>
+        <w:rPr>
+          <w:lang w:val="hu-HU" w:eastAsia="zh-CN" w:bidi="hi-IN"/>
+        </w:rPr>
+      </w:pPr>
+      <w:r>
+        <w:rPr>
+          <w:lang w:val="hu-HU" w:eastAsia="zh-CN" w:bidi="hi-IN"/>
+        </w:rPr>
         <w:t>Kijelentkezés gomb.</w:t>
       </w:r>
     </w:p>
@@ -1401,10 +1711,14 @@
         <w:bidi w:val="0"/>
         <w:ind w:hanging="0" w:left="0"/>
         <w:jc w:val="left"/>
-        <w:rPr/>
-      </w:pPr>
-      <w:r>
-        <w:rPr/>
+        <w:rPr>
+          <w:lang w:val="hu-HU" w:eastAsia="zh-CN" w:bidi="hi-IN"/>
+        </w:rPr>
+      </w:pPr>
+      <w:r>
+        <w:rPr>
+          <w:lang w:val="hu-HU" w:eastAsia="zh-CN" w:bidi="hi-IN"/>
+        </w:rPr>
         <w:t>Todo oldal</w:t>
       </w:r>
     </w:p>
@@ -1417,10 +1731,14 @@
         </w:numPr>
         <w:bidi w:val="0"/>
         <w:jc w:val="left"/>
-        <w:rPr/>
-      </w:pPr>
-      <w:r>
-        <w:rPr/>
+        <w:rPr>
+          <w:lang w:val="hu-HU" w:eastAsia="zh-CN" w:bidi="hi-IN"/>
+        </w:rPr>
+      </w:pPr>
+      <w:r>
+        <w:rPr>
+          <w:lang w:val="hu-HU" w:eastAsia="zh-CN" w:bidi="hi-IN"/>
+        </w:rPr>
         <w:t>Új feladat gomb, kijelentkezés gomb.</w:t>
       </w:r>
     </w:p>
@@ -1433,10 +1751,14 @@
         </w:numPr>
         <w:bidi w:val="0"/>
         <w:jc w:val="left"/>
-        <w:rPr/>
-      </w:pPr>
-      <w:r>
-        <w:rPr/>
+        <w:rPr>
+          <w:lang w:val="hu-HU" w:eastAsia="zh-CN" w:bidi="hi-IN"/>
+        </w:rPr>
+      </w:pPr>
+      <w:r>
+        <w:rPr>
+          <w:lang w:val="hu-HU" w:eastAsia="zh-CN" w:bidi="hi-IN"/>
+        </w:rPr>
         <w:t>Visszagomb a főoldalra.</w:t>
       </w:r>
     </w:p>
@@ -1449,10 +1771,14 @@
         </w:numPr>
         <w:bidi w:val="0"/>
         <w:jc w:val="left"/>
-        <w:rPr/>
-      </w:pPr>
-      <w:r>
-        <w:rPr/>
+        <w:rPr>
+          <w:lang w:val="hu-HU" w:eastAsia="zh-CN" w:bidi="hi-IN"/>
+        </w:rPr>
+      </w:pPr>
+      <w:r>
+        <w:rPr>
+          <w:lang w:val="hu-HU" w:eastAsia="zh-CN" w:bidi="hi-IN"/>
+        </w:rPr>
         <w:t>Feladatlista.</w:t>
       </w:r>
     </w:p>
@@ -1465,11 +1791,15 @@
         </w:numPr>
         <w:bidi w:val="0"/>
         <w:jc w:val="left"/>
-        <w:rPr/>
-      </w:pPr>
-      <w:r>
-        <w:rPr/>
-        <w:t>Drag &amp; drop művelet a kártyákon.</w:t>
+        <w:rPr>
+          <w:lang w:val="hu-HU" w:eastAsia="zh-CN" w:bidi="hi-IN"/>
+        </w:rPr>
+      </w:pPr>
+      <w:r>
+        <w:rPr>
+          <w:lang w:val="hu-HU" w:eastAsia="zh-CN" w:bidi="hi-IN"/>
+        </w:rPr>
+        <w:t>Szűrők: kategória, prioritás</w:t>
       </w:r>
     </w:p>
     <w:p>
@@ -1481,26 +1811,14 @@
         </w:numPr>
         <w:bidi w:val="0"/>
         <w:jc w:val="left"/>
-        <w:rPr/>
-      </w:pPr>
-      <w:r>
-        <w:rPr/>
-        <w:t>Szűrők: kategória, prioritás</w:t>
-      </w:r>
-    </w:p>
-    <w:p>
-      <w:pPr>
-        <w:pStyle w:val="BodyText"/>
-        <w:numPr>
-          <w:ilvl w:val="0"/>
-          <w:numId w:val="6"/>
-        </w:numPr>
-        <w:bidi w:val="0"/>
-        <w:jc w:val="left"/>
-        <w:rPr/>
-      </w:pPr>
-      <w:r>
-        <w:rPr/>
+        <w:rPr>
+          <w:lang w:val="hu-HU" w:eastAsia="zh-CN" w:bidi="hi-IN"/>
+        </w:rPr>
+      </w:pPr>
+      <w:r>
+        <w:rPr>
+          <w:lang w:val="hu-HU" w:eastAsia="zh-CN" w:bidi="hi-IN"/>
+        </w:rPr>
         <w:t>Törlés gomb minden feladaton.</w:t>
       </w:r>
       <w:r>
@@ -1518,10 +1836,14 @@
         <w:spacing w:before="0" w:after="120"/>
         <w:ind w:hanging="0" w:left="0"/>
         <w:jc w:val="left"/>
-        <w:rPr/>
-      </w:pPr>
-      <w:r>
-        <w:rPr/>
+        <w:rPr>
+          <w:lang w:val="hu-HU" w:eastAsia="zh-CN" w:bidi="hi-IN"/>
+        </w:rPr>
+      </w:pPr>
+      <w:r>
+        <w:rPr>
+          <w:lang w:val="hu-HU" w:eastAsia="zh-CN" w:bidi="hi-IN"/>
+        </w:rPr>
         <w:t>Feladatok létrehozása és ellenörzése</w:t>
       </w:r>
     </w:p>
@@ -1535,10 +1857,14 @@
         <w:bidi w:val="0"/>
         <w:ind w:hanging="0" w:left="0"/>
         <w:jc w:val="left"/>
-        <w:rPr/>
-      </w:pPr>
-      <w:r>
-        <w:rPr/>
+        <w:rPr>
+          <w:lang w:val="hu-HU" w:eastAsia="zh-CN" w:bidi="hi-IN"/>
+        </w:rPr>
+      </w:pPr>
+      <w:r>
+        <w:rPr>
+          <w:lang w:val="hu-HU" w:eastAsia="zh-CN" w:bidi="hi-IN"/>
+        </w:rPr>
         <w:t>Új feladat</w:t>
       </w:r>
     </w:p>
@@ -1577,10 +1903,14 @@
               <w:pStyle w:val="TableHeading"/>
               <w:bidi w:val="0"/>
               <w:jc w:val="left"/>
-              <w:rPr/>
-            </w:pPr>
-            <w:r>
-              <w:rPr/>
+              <w:rPr>
+                <w:lang w:val="hu-HU" w:eastAsia="zh-CN" w:bidi="hi-IN"/>
+              </w:rPr>
+            </w:pPr>
+            <w:r>
+              <w:rPr>
+                <w:lang w:val="hu-HU" w:eastAsia="zh-CN" w:bidi="hi-IN"/>
+              </w:rPr>
               <w:t>Elem</w:t>
             </w:r>
           </w:p>
@@ -1600,10 +1930,14 @@
               <w:pStyle w:val="TableHeading"/>
               <w:bidi w:val="0"/>
               <w:jc w:val="left"/>
-              <w:rPr/>
-            </w:pPr>
-            <w:r>
-              <w:rPr/>
+              <w:rPr>
+                <w:lang w:val="hu-HU" w:eastAsia="zh-CN" w:bidi="hi-IN"/>
+              </w:rPr>
+            </w:pPr>
+            <w:r>
+              <w:rPr>
+                <w:lang w:val="hu-HU" w:eastAsia="zh-CN" w:bidi="hi-IN"/>
+              </w:rPr>
               <w:t>Leírás</w:t>
             </w:r>
           </w:p>
@@ -1624,10 +1958,14 @@
               <w:pStyle w:val="TableContents"/>
               <w:bidi w:val="0"/>
               <w:jc w:val="left"/>
-              <w:rPr/>
-            </w:pPr>
-            <w:r>
-              <w:rPr/>
+              <w:rPr>
+                <w:lang w:val="hu-HU" w:eastAsia="zh-CN" w:bidi="hi-IN"/>
+              </w:rPr>
+            </w:pPr>
+            <w:r>
+              <w:rPr>
+                <w:lang w:val="hu-HU" w:eastAsia="zh-CN" w:bidi="hi-IN"/>
+              </w:rPr>
               <w:t>Szereplő</w:t>
             </w:r>
           </w:p>
@@ -1646,10 +1984,14 @@
               <w:pStyle w:val="TableContents"/>
               <w:bidi w:val="0"/>
               <w:jc w:val="left"/>
-              <w:rPr/>
-            </w:pPr>
-            <w:r>
-              <w:rPr/>
+              <w:rPr>
+                <w:lang w:val="hu-HU" w:eastAsia="zh-CN" w:bidi="hi-IN"/>
+              </w:rPr>
+            </w:pPr>
+            <w:r>
+              <w:rPr>
+                <w:lang w:val="hu-HU" w:eastAsia="zh-CN" w:bidi="hi-IN"/>
+              </w:rPr>
               <w:t>Bejelentkezett felhasználó</w:t>
             </w:r>
           </w:p>
@@ -1670,10 +2012,14 @@
               <w:pStyle w:val="TableContents"/>
               <w:bidi w:val="0"/>
               <w:jc w:val="left"/>
-              <w:rPr/>
-            </w:pPr>
-            <w:r>
-              <w:rPr/>
+              <w:rPr>
+                <w:lang w:val="hu-HU" w:eastAsia="zh-CN" w:bidi="hi-IN"/>
+              </w:rPr>
+            </w:pPr>
+            <w:r>
+              <w:rPr>
+                <w:lang w:val="hu-HU" w:eastAsia="zh-CN" w:bidi="hi-IN"/>
+              </w:rPr>
               <w:t>Előfeltétel</w:t>
             </w:r>
           </w:p>
@@ -1692,10 +2038,14 @@
               <w:pStyle w:val="TableContents"/>
               <w:bidi w:val="0"/>
               <w:jc w:val="left"/>
-              <w:rPr/>
-            </w:pPr>
-            <w:r>
-              <w:rPr/>
+              <w:rPr>
+                <w:lang w:val="hu-HU" w:eastAsia="zh-CN" w:bidi="hi-IN"/>
+              </w:rPr>
+            </w:pPr>
+            <w:r>
+              <w:rPr>
+                <w:lang w:val="hu-HU" w:eastAsia="zh-CN" w:bidi="hi-IN"/>
+              </w:rPr>
               <w:t>A felhasználó be van jelentkezve, a todo oldal betöltött</w:t>
             </w:r>
           </w:p>
@@ -1716,10 +2066,14 @@
               <w:pStyle w:val="TableContents"/>
               <w:bidi w:val="0"/>
               <w:jc w:val="left"/>
-              <w:rPr/>
-            </w:pPr>
-            <w:r>
-              <w:rPr/>
+              <w:rPr>
+                <w:lang w:val="hu-HU" w:eastAsia="zh-CN" w:bidi="hi-IN"/>
+              </w:rPr>
+            </w:pPr>
+            <w:r>
+              <w:rPr>
+                <w:lang w:val="hu-HU" w:eastAsia="zh-CN" w:bidi="hi-IN"/>
+              </w:rPr>
               <w:t>Indítás</w:t>
             </w:r>
           </w:p>
@@ -1738,14 +2092,20 @@
               <w:pStyle w:val="TableContents"/>
               <w:bidi w:val="0"/>
               <w:jc w:val="left"/>
-              <w:rPr/>
-            </w:pPr>
-            <w:r>
-              <w:rPr/>
+              <w:rPr>
+                <w:lang w:val="hu-HU" w:eastAsia="zh-CN" w:bidi="hi-IN"/>
+              </w:rPr>
+            </w:pPr>
+            <w:r>
+              <w:rPr>
+                <w:lang w:val="hu-HU" w:eastAsia="zh-CN" w:bidi="hi-IN"/>
+              </w:rPr>
               <w:t>„</w:t>
             </w:r>
             <w:r>
-              <w:rPr/>
+              <w:rPr>
+                <w:lang w:val="hu-HU" w:eastAsia="zh-CN" w:bidi="hi-IN"/>
+              </w:rPr>
               <w:t>ToDo hozzáadása" gomb</w:t>
             </w:r>
           </w:p>
@@ -1766,10 +2126,14 @@
               <w:pStyle w:val="TableContents"/>
               <w:bidi w:val="0"/>
               <w:jc w:val="left"/>
-              <w:rPr/>
-            </w:pPr>
-            <w:r>
-              <w:rPr/>
+              <w:rPr>
+                <w:lang w:val="hu-HU" w:eastAsia="zh-CN" w:bidi="hi-IN"/>
+              </w:rPr>
+            </w:pPr>
+            <w:r>
+              <w:rPr>
+                <w:lang w:val="hu-HU" w:eastAsia="zh-CN" w:bidi="hi-IN"/>
+              </w:rPr>
               <w:t>Alapfolyamat</w:t>
             </w:r>
           </w:p>
@@ -1788,10 +2152,14 @@
               <w:pStyle w:val="TableContents"/>
               <w:bidi w:val="0"/>
               <w:jc w:val="left"/>
-              <w:rPr/>
-            </w:pPr>
-            <w:r>
-              <w:rPr/>
+              <w:rPr>
+                <w:lang w:val="hu-HU" w:eastAsia="zh-CN" w:bidi="hi-IN"/>
+              </w:rPr>
+            </w:pPr>
+            <w:r>
+              <w:rPr>
+                <w:lang w:val="hu-HU" w:eastAsia="zh-CN" w:bidi="hi-IN"/>
+              </w:rPr>
               <w:t>Adatok megadása, Mentés, sikerüzenet</w:t>
             </w:r>
           </w:p>
@@ -1812,10 +2180,14 @@
               <w:pStyle w:val="TableContents"/>
               <w:bidi w:val="0"/>
               <w:jc w:val="left"/>
-              <w:rPr/>
-            </w:pPr>
-            <w:r>
-              <w:rPr/>
+              <w:rPr>
+                <w:lang w:val="hu-HU" w:eastAsia="zh-CN" w:bidi="hi-IN"/>
+              </w:rPr>
+            </w:pPr>
+            <w:r>
+              <w:rPr>
+                <w:lang w:val="hu-HU" w:eastAsia="zh-CN" w:bidi="hi-IN"/>
+              </w:rPr>
               <w:t>Utófeltétel</w:t>
             </w:r>
           </w:p>
@@ -1834,10 +2206,14 @@
               <w:pStyle w:val="TableContents"/>
               <w:bidi w:val="0"/>
               <w:jc w:val="left"/>
-              <w:rPr/>
-            </w:pPr>
-            <w:r>
-              <w:rPr/>
+              <w:rPr>
+                <w:lang w:val="hu-HU" w:eastAsia="zh-CN" w:bidi="hi-IN"/>
+              </w:rPr>
+            </w:pPr>
+            <w:r>
+              <w:rPr>
+                <w:lang w:val="hu-HU" w:eastAsia="zh-CN" w:bidi="hi-IN"/>
+              </w:rPr>
               <w:t>Az új feladat látható a listában és a MySQL tasks táblában</w:t>
             </w:r>
           </w:p>
@@ -1858,10 +2234,14 @@
               <w:pStyle w:val="TableContents"/>
               <w:bidi w:val="0"/>
               <w:jc w:val="left"/>
-              <w:rPr/>
-            </w:pPr>
-            <w:r>
-              <w:rPr/>
+              <w:rPr>
+                <w:lang w:val="hu-HU" w:eastAsia="zh-CN" w:bidi="hi-IN"/>
+              </w:rPr>
+            </w:pPr>
+            <w:r>
+              <w:rPr>
+                <w:lang w:val="hu-HU" w:eastAsia="zh-CN" w:bidi="hi-IN"/>
+              </w:rPr>
               <w:t>Alternatív ág</w:t>
             </w:r>
           </w:p>
@@ -1880,10 +2260,14 @@
               <w:pStyle w:val="TableContents"/>
               <w:bidi w:val="0"/>
               <w:jc w:val="left"/>
-              <w:rPr/>
-            </w:pPr>
-            <w:r>
-              <w:rPr/>
+              <w:rPr>
+                <w:lang w:val="hu-HU" w:eastAsia="zh-CN" w:bidi="hi-IN"/>
+              </w:rPr>
+            </w:pPr>
+            <w:r>
+              <w:rPr>
+                <w:lang w:val="hu-HU" w:eastAsia="zh-CN" w:bidi="hi-IN"/>
+              </w:rPr>
               <w:t>Mégse vagy Escape esetén nincs adatváltozás</w:t>
             </w:r>
           </w:p>
@@ -1895,10 +2279,14 @@
         <w:pStyle w:val="BodyText"/>
         <w:bidi w:val="0"/>
         <w:jc w:val="left"/>
-        <w:rPr/>
-      </w:pPr>
-      <w:r>
-        <w:rPr/>
+        <w:rPr>
+          <w:lang w:val="hu-HU" w:eastAsia="zh-CN" w:bidi="hi-IN"/>
+        </w:rPr>
+      </w:pPr>
+      <w:r>
+        <w:rPr>
+          <w:lang w:val="hu-HU" w:eastAsia="zh-CN" w:bidi="hi-IN"/>
+        </w:rPr>
       </w:r>
     </w:p>
     <w:p>
@@ -1911,10 +2299,14 @@
         <w:bidi w:val="0"/>
         <w:ind w:hanging="0" w:left="0"/>
         <w:jc w:val="left"/>
-        <w:rPr/>
-      </w:pPr>
-      <w:r>
-        <w:rPr/>
+        <w:rPr>
+          <w:lang w:val="hu-HU" w:eastAsia="zh-CN" w:bidi="hi-IN"/>
+        </w:rPr>
+      </w:pPr>
+      <w:r>
+        <w:rPr>
+          <w:lang w:val="hu-HU" w:eastAsia="zh-CN" w:bidi="hi-IN"/>
+        </w:rPr>
         <w:t>Mezőspecifikáció</w:t>
       </w:r>
     </w:p>
@@ -1955,10 +2347,14 @@
               <w:pStyle w:val="TableHeading"/>
               <w:bidi w:val="0"/>
               <w:jc w:val="left"/>
-              <w:rPr/>
-            </w:pPr>
-            <w:r>
-              <w:rPr/>
+              <w:rPr>
+                <w:lang w:val="hu-HU" w:eastAsia="zh-CN" w:bidi="hi-IN"/>
+              </w:rPr>
+            </w:pPr>
+            <w:r>
+              <w:rPr>
+                <w:lang w:val="hu-HU" w:eastAsia="zh-CN" w:bidi="hi-IN"/>
+              </w:rPr>
               <w:t>Mező</w:t>
             </w:r>
           </w:p>
@@ -1977,10 +2373,14 @@
               <w:pStyle w:val="TableHeading"/>
               <w:bidi w:val="0"/>
               <w:jc w:val="left"/>
-              <w:rPr/>
-            </w:pPr>
-            <w:r>
-              <w:rPr/>
+              <w:rPr>
+                <w:lang w:val="hu-HU" w:eastAsia="zh-CN" w:bidi="hi-IN"/>
+              </w:rPr>
+            </w:pPr>
+            <w:r>
+              <w:rPr>
+                <w:lang w:val="hu-HU" w:eastAsia="zh-CN" w:bidi="hi-IN"/>
+              </w:rPr>
               <w:t>Kötelező</w:t>
             </w:r>
           </w:p>
@@ -1999,10 +2399,14 @@
               <w:pStyle w:val="TableHeading"/>
               <w:bidi w:val="0"/>
               <w:jc w:val="left"/>
-              <w:rPr/>
-            </w:pPr>
-            <w:r>
-              <w:rPr/>
+              <w:rPr>
+                <w:lang w:val="hu-HU" w:eastAsia="zh-CN" w:bidi="hi-IN"/>
+              </w:rPr>
+            </w:pPr>
+            <w:r>
+              <w:rPr>
+                <w:lang w:val="hu-HU" w:eastAsia="zh-CN" w:bidi="hi-IN"/>
+              </w:rPr>
               <w:t>Szabály</w:t>
             </w:r>
           </w:p>
@@ -2022,10 +2426,14 @@
               <w:pStyle w:val="TableHeading"/>
               <w:bidi w:val="0"/>
               <w:jc w:val="left"/>
-              <w:rPr/>
-            </w:pPr>
-            <w:r>
-              <w:rPr/>
+              <w:rPr>
+                <w:lang w:val="hu-HU" w:eastAsia="zh-CN" w:bidi="hi-IN"/>
+              </w:rPr>
+            </w:pPr>
+            <w:r>
+              <w:rPr>
+                <w:lang w:val="hu-HU" w:eastAsia="zh-CN" w:bidi="hi-IN"/>
+              </w:rPr>
               <w:t>Alapérték</w:t>
             </w:r>
           </w:p>
@@ -2046,10 +2454,14 @@
               <w:pStyle w:val="TableContents"/>
               <w:bidi w:val="0"/>
               <w:jc w:val="left"/>
-              <w:rPr/>
-            </w:pPr>
-            <w:r>
-              <w:rPr/>
+              <w:rPr>
+                <w:lang w:val="hu-HU" w:eastAsia="zh-CN" w:bidi="hi-IN"/>
+              </w:rPr>
+            </w:pPr>
+            <w:r>
+              <w:rPr>
+                <w:lang w:val="hu-HU" w:eastAsia="zh-CN" w:bidi="hi-IN"/>
+              </w:rPr>
               <w:t>Leírás</w:t>
             </w:r>
           </w:p>
@@ -2067,10 +2479,14 @@
               <w:pStyle w:val="TableContents"/>
               <w:bidi w:val="0"/>
               <w:jc w:val="left"/>
-              <w:rPr/>
-            </w:pPr>
-            <w:r>
-              <w:rPr/>
+              <w:rPr>
+                <w:lang w:val="hu-HU" w:eastAsia="zh-CN" w:bidi="hi-IN"/>
+              </w:rPr>
+            </w:pPr>
+            <w:r>
+              <w:rPr>
+                <w:lang w:val="hu-HU" w:eastAsia="zh-CN" w:bidi="hi-IN"/>
+              </w:rPr>
               <w:t>Igen</w:t>
             </w:r>
           </w:p>
@@ -2088,10 +2504,14 @@
               <w:pStyle w:val="TableContents"/>
               <w:bidi w:val="0"/>
               <w:jc w:val="left"/>
-              <w:rPr/>
-            </w:pPr>
-            <w:r>
-              <w:rPr/>
+              <w:rPr>
+                <w:lang w:val="hu-HU" w:eastAsia="zh-CN" w:bidi="hi-IN"/>
+              </w:rPr>
+            </w:pPr>
+            <w:r>
+              <w:rPr>
+                <w:lang w:val="hu-HU" w:eastAsia="zh-CN" w:bidi="hi-IN"/>
+              </w:rPr>
               <w:t>Nincs fix karakter limit, de nem maradthat üresen</w:t>
             </w:r>
           </w:p>
@@ -2110,10 +2530,14 @@
               <w:pStyle w:val="TableContents"/>
               <w:bidi w:val="0"/>
               <w:jc w:val="left"/>
-              <w:rPr/>
-            </w:pPr>
-            <w:r>
-              <w:rPr/>
+              <w:rPr>
+                <w:lang w:val="hu-HU" w:eastAsia="zh-CN" w:bidi="hi-IN"/>
+              </w:rPr>
+            </w:pPr>
+            <w:r>
+              <w:rPr>
+                <w:lang w:val="hu-HU" w:eastAsia="zh-CN" w:bidi="hi-IN"/>
+              </w:rPr>
               <w:t>Üres</w:t>
             </w:r>
           </w:p>
@@ -2134,10 +2558,14 @@
               <w:pStyle w:val="TableContents"/>
               <w:bidi w:val="0"/>
               <w:jc w:val="left"/>
-              <w:rPr/>
-            </w:pPr>
-            <w:r>
-              <w:rPr/>
+              <w:rPr>
+                <w:lang w:val="hu-HU" w:eastAsia="zh-CN" w:bidi="hi-IN"/>
+              </w:rPr>
+            </w:pPr>
+            <w:r>
+              <w:rPr>
+                <w:lang w:val="hu-HU" w:eastAsia="zh-CN" w:bidi="hi-IN"/>
+              </w:rPr>
               <w:t>Státusz</w:t>
             </w:r>
           </w:p>
@@ -2155,10 +2583,14 @@
               <w:pStyle w:val="TableContents"/>
               <w:bidi w:val="0"/>
               <w:jc w:val="left"/>
-              <w:rPr/>
-            </w:pPr>
-            <w:r>
-              <w:rPr/>
+              <w:rPr>
+                <w:lang w:val="hu-HU" w:eastAsia="zh-CN" w:bidi="hi-IN"/>
+              </w:rPr>
+            </w:pPr>
+            <w:r>
+              <w:rPr>
+                <w:lang w:val="hu-HU" w:eastAsia="zh-CN" w:bidi="hi-IN"/>
+              </w:rPr>
               <w:t>Igen</w:t>
             </w:r>
           </w:p>
@@ -2176,10 +2608,14 @@
               <w:pStyle w:val="TableContents"/>
               <w:bidi w:val="0"/>
               <w:jc w:val="left"/>
-              <w:rPr/>
-            </w:pPr>
-            <w:r>
-              <w:rPr/>
+              <w:rPr>
+                <w:lang w:val="hu-HU" w:eastAsia="zh-CN" w:bidi="hi-IN"/>
+              </w:rPr>
+            </w:pPr>
+            <w:r>
+              <w:rPr>
+                <w:lang w:val="hu-HU" w:eastAsia="zh-CN" w:bidi="hi-IN"/>
+              </w:rPr>
               <w:t>Checkmark box: Üres ha még dolgozás alatt, kijelölve van ha kész (erre egy külön gomb van)</w:t>
             </w:r>
           </w:p>
@@ -2198,10 +2634,14 @@
               <w:pStyle w:val="TableContents"/>
               <w:bidi w:val="0"/>
               <w:jc w:val="left"/>
-              <w:rPr/>
-            </w:pPr>
-            <w:r>
-              <w:rPr/>
+              <w:rPr>
+                <w:lang w:val="hu-HU" w:eastAsia="zh-CN" w:bidi="hi-IN"/>
+              </w:rPr>
+            </w:pPr>
+            <w:r>
+              <w:rPr>
+                <w:lang w:val="hu-HU" w:eastAsia="zh-CN" w:bidi="hi-IN"/>
+              </w:rPr>
               <w:t>Checkmark box üres</w:t>
             </w:r>
           </w:p>
@@ -2222,10 +2662,14 @@
               <w:pStyle w:val="TableContents"/>
               <w:bidi w:val="0"/>
               <w:jc w:val="left"/>
-              <w:rPr/>
-            </w:pPr>
-            <w:r>
-              <w:rPr/>
+              <w:rPr>
+                <w:lang w:val="hu-HU" w:eastAsia="zh-CN" w:bidi="hi-IN"/>
+              </w:rPr>
+            </w:pPr>
+            <w:r>
+              <w:rPr>
+                <w:lang w:val="hu-HU" w:eastAsia="zh-CN" w:bidi="hi-IN"/>
+              </w:rPr>
               <w:t>Prioritás</w:t>
             </w:r>
           </w:p>
@@ -2243,10 +2687,14 @@
               <w:pStyle w:val="TableContents"/>
               <w:bidi w:val="0"/>
               <w:jc w:val="left"/>
-              <w:rPr/>
-            </w:pPr>
-            <w:r>
-              <w:rPr/>
+              <w:rPr>
+                <w:lang w:val="hu-HU" w:eastAsia="zh-CN" w:bidi="hi-IN"/>
+              </w:rPr>
+            </w:pPr>
+            <w:r>
+              <w:rPr>
+                <w:lang w:val="hu-HU" w:eastAsia="zh-CN" w:bidi="hi-IN"/>
+              </w:rPr>
               <w:t>Igen</w:t>
             </w:r>
           </w:p>
@@ -2264,10 +2712,14 @@
               <w:pStyle w:val="TableContents"/>
               <w:bidi w:val="0"/>
               <w:jc w:val="left"/>
-              <w:rPr/>
-            </w:pPr>
-            <w:r>
-              <w:rPr/>
+              <w:rPr>
+                <w:lang w:val="hu-HU" w:eastAsia="zh-CN" w:bidi="hi-IN"/>
+              </w:rPr>
+            </w:pPr>
+            <w:r>
+              <w:rPr>
+                <w:lang w:val="hu-HU" w:eastAsia="zh-CN" w:bidi="hi-IN"/>
+              </w:rPr>
               <w:t>Megadott lehetőségek közül választhat (Hanyatlótól – Rendkívül fontosig)</w:t>
             </w:r>
           </w:p>
@@ -2286,14 +2738,20 @@
               <w:pStyle w:val="TableContents"/>
               <w:bidi w:val="0"/>
               <w:jc w:val="left"/>
-              <w:rPr/>
-            </w:pPr>
-            <w:r>
-              <w:rPr/>
+              <w:rPr>
+                <w:lang w:val="hu-HU" w:eastAsia="zh-CN" w:bidi="hi-IN"/>
+              </w:rPr>
+            </w:pPr>
+            <w:r>
+              <w:rPr>
+                <w:lang w:val="hu-HU" w:eastAsia="zh-CN" w:bidi="hi-IN"/>
+              </w:rPr>
               <w:t>“</w:t>
             </w:r>
             <w:r>
-              <w:rPr/>
+              <w:rPr>
+                <w:lang w:val="hu-HU" w:eastAsia="zh-CN" w:bidi="hi-IN"/>
+              </w:rPr>
               <w:t>Rendkívül fontos”</w:t>
             </w:r>
           </w:p>
@@ -2314,10 +2772,14 @@
               <w:pStyle w:val="TableContents"/>
               <w:bidi w:val="0"/>
               <w:jc w:val="left"/>
-              <w:rPr/>
-            </w:pPr>
-            <w:r>
-              <w:rPr/>
+              <w:rPr>
+                <w:lang w:val="hu-HU" w:eastAsia="zh-CN" w:bidi="hi-IN"/>
+              </w:rPr>
+            </w:pPr>
+            <w:r>
+              <w:rPr>
+                <w:lang w:val="hu-HU" w:eastAsia="zh-CN" w:bidi="hi-IN"/>
+              </w:rPr>
               <w:t>Kategória</w:t>
             </w:r>
           </w:p>
@@ -2335,10 +2797,14 @@
               <w:pStyle w:val="TableContents"/>
               <w:bidi w:val="0"/>
               <w:jc w:val="left"/>
-              <w:rPr/>
-            </w:pPr>
-            <w:r>
-              <w:rPr/>
+              <w:rPr>
+                <w:lang w:val="hu-HU" w:eastAsia="zh-CN" w:bidi="hi-IN"/>
+              </w:rPr>
+            </w:pPr>
+            <w:r>
+              <w:rPr>
+                <w:lang w:val="hu-HU" w:eastAsia="zh-CN" w:bidi="hi-IN"/>
+              </w:rPr>
               <w:t>Igen</w:t>
             </w:r>
           </w:p>
@@ -2356,10 +2822,14 @@
               <w:pStyle w:val="TableContents"/>
               <w:bidi w:val="0"/>
               <w:jc w:val="left"/>
-              <w:rPr/>
-            </w:pPr>
-            <w:r>
-              <w:rPr/>
+              <w:rPr>
+                <w:lang w:val="hu-HU" w:eastAsia="zh-CN" w:bidi="hi-IN"/>
+              </w:rPr>
+            </w:pPr>
+            <w:r>
+              <w:rPr>
+                <w:lang w:val="hu-HU" w:eastAsia="zh-CN" w:bidi="hi-IN"/>
+              </w:rPr>
               <w:t>A felhasználó választ a megadott kategóriák közül</w:t>
             </w:r>
           </w:p>
@@ -2378,14 +2848,20 @@
               <w:pStyle w:val="TableContents"/>
               <w:bidi w:val="0"/>
               <w:jc w:val="left"/>
-              <w:rPr/>
-            </w:pPr>
-            <w:r>
-              <w:rPr/>
+              <w:rPr>
+                <w:lang w:val="hu-HU" w:eastAsia="zh-CN" w:bidi="hi-IN"/>
+              </w:rPr>
+            </w:pPr>
+            <w:r>
+              <w:rPr>
+                <w:lang w:val="hu-HU" w:eastAsia="zh-CN" w:bidi="hi-IN"/>
+              </w:rPr>
               <w:t>“</w:t>
             </w:r>
             <w:r>
-              <w:rPr/>
+              <w:rPr>
+                <w:lang w:val="hu-HU" w:eastAsia="zh-CN" w:bidi="hi-IN"/>
+              </w:rPr>
               <w:t>Munka”</w:t>
             </w:r>
           </w:p>
@@ -2397,10 +2873,14 @@
         <w:pStyle w:val="BodyText"/>
         <w:bidi w:val="0"/>
         <w:jc w:val="left"/>
-        <w:rPr/>
-      </w:pPr>
-      <w:r>
-        <w:rPr/>
+        <w:rPr>
+          <w:lang w:val="hu-HU" w:eastAsia="zh-CN" w:bidi="hi-IN"/>
+        </w:rPr>
+      </w:pPr>
+      <w:r>
+        <w:rPr>
+          <w:lang w:val="hu-HU" w:eastAsia="zh-CN" w:bidi="hi-IN"/>
+        </w:rPr>
       </w:r>
     </w:p>
     <w:p>
@@ -2413,10 +2893,14 @@
         <w:bidi w:val="0"/>
         <w:ind w:hanging="0" w:left="0"/>
         <w:jc w:val="left"/>
-        <w:rPr/>
-      </w:pPr>
-      <w:r>
-        <w:rPr/>
+        <w:rPr>
+          <w:lang w:val="hu-HU" w:eastAsia="zh-CN" w:bidi="hi-IN"/>
+        </w:rPr>
+      </w:pPr>
+      <w:r>
+        <w:rPr>
+          <w:lang w:val="hu-HU" w:eastAsia="zh-CN" w:bidi="hi-IN"/>
+        </w:rPr>
         <w:t>Validációs viselkedés</w:t>
       </w:r>
     </w:p>
@@ -2425,10 +2909,14 @@
         <w:pStyle w:val="BodyText"/>
         <w:bidi w:val="0"/>
         <w:jc w:val="left"/>
-        <w:rPr/>
-      </w:pPr>
-      <w:r>
-        <w:rPr/>
+        <w:rPr>
+          <w:lang w:val="hu-HU" w:eastAsia="zh-CN" w:bidi="hi-IN"/>
+        </w:rPr>
+      </w:pPr>
+      <w:r>
+        <w:rPr>
+          <w:lang w:val="hu-HU" w:eastAsia="zh-CN" w:bidi="hi-IN"/>
+        </w:rPr>
         <w:t>A Mentés gomb megnyomásakor a rendszer ellenőrzi a kötelező mezőket és a hosszkorlátokat. A cím minimális hosszának megsértésekor szöveges hibaüzenet jelenik meg. Sikeres mentés után a lista frissül, és az új feladat azonnal megjelenik. Az adatbázisba INSERT művelet történik.</w:t>
       </w:r>
       <w:r>
@@ -2446,10 +2934,14 @@
         <w:spacing w:before="0" w:after="120"/>
         <w:ind w:hanging="0" w:left="0"/>
         <w:jc w:val="left"/>
-        <w:rPr/>
-      </w:pPr>
-      <w:r>
-        <w:rPr/>
+        <w:rPr>
+          <w:lang w:val="hu-HU" w:eastAsia="zh-CN" w:bidi="hi-IN"/>
+        </w:rPr>
+      </w:pPr>
+      <w:r>
+        <w:rPr>
+          <w:lang w:val="hu-HU" w:eastAsia="zh-CN" w:bidi="hi-IN"/>
+        </w:rPr>
         <w:t>Szerkesztés, mozgatás és lezárás</w:t>
       </w:r>
     </w:p>
@@ -2458,11 +2950,15 @@
         <w:pStyle w:val="BodyText"/>
         <w:bidi w:val="0"/>
         <w:jc w:val="left"/>
-        <w:rPr/>
-      </w:pPr>
-      <w:r>
-        <w:rPr/>
-        <w:t>A feladat teljes életciklusa a listaelemről vagy drag &amp; drop művelettel kezelhető.</w:t>
+        <w:rPr>
+          <w:lang w:val="hu-HU" w:eastAsia="zh-CN" w:bidi="hi-IN"/>
+        </w:rPr>
+      </w:pPr>
+      <w:r>
+        <w:rPr>
+          <w:lang w:val="hu-HU" w:eastAsia="zh-CN" w:bidi="hi-IN"/>
+        </w:rPr>
+        <w:t>A feladat teljes életciklusa a listaelemről vagy művelettel kezelhető.</w:t>
       </w:r>
     </w:p>
     <w:p>
@@ -2475,10 +2971,14 @@
         <w:bidi w:val="0"/>
         <w:ind w:hanging="0" w:left="0"/>
         <w:jc w:val="left"/>
-        <w:rPr/>
-      </w:pPr>
-      <w:r>
-        <w:rPr/>
+        <w:rPr>
+          <w:lang w:val="hu-HU" w:eastAsia="zh-CN" w:bidi="hi-IN"/>
+        </w:rPr>
+      </w:pPr>
+      <w:r>
+        <w:rPr>
+          <w:lang w:val="hu-HU" w:eastAsia="zh-CN" w:bidi="hi-IN"/>
+        </w:rPr>
         <w:t>Feladat szerkesztése</w:t>
       </w:r>
     </w:p>
@@ -2491,10 +2991,14 @@
         </w:numPr>
         <w:bidi w:val="0"/>
         <w:jc w:val="left"/>
-        <w:rPr/>
-      </w:pPr>
-      <w:r>
-        <w:rPr/>
+        <w:rPr>
+          <w:lang w:val="hu-HU" w:eastAsia="zh-CN" w:bidi="hi-IN"/>
+        </w:rPr>
+      </w:pPr>
+      <w:r>
+        <w:rPr>
+          <w:lang w:val="hu-HU" w:eastAsia="zh-CN" w:bidi="hi-IN"/>
+        </w:rPr>
         <w:t>A felhasználó a szerkesztés gombra kattint a feladatnál.</w:t>
       </w:r>
     </w:p>
@@ -2507,10 +3011,14 @@
         </w:numPr>
         <w:bidi w:val="0"/>
         <w:jc w:val="left"/>
-        <w:rPr/>
-      </w:pPr>
-      <w:r>
-        <w:rPr/>
+        <w:rPr>
+          <w:lang w:val="hu-HU" w:eastAsia="zh-CN" w:bidi="hi-IN"/>
+        </w:rPr>
+      </w:pPr>
+      <w:r>
+        <w:rPr>
+          <w:lang w:val="hu-HU" w:eastAsia="zh-CN" w:bidi="hi-IN"/>
+        </w:rPr>
         <w:t>A rendszer az aktuális feladat adataival tölti ki az űrlapot.</w:t>
       </w:r>
     </w:p>
@@ -2523,10 +3031,14 @@
         </w:numPr>
         <w:bidi w:val="0"/>
         <w:jc w:val="left"/>
-        <w:rPr/>
-      </w:pPr>
-      <w:r>
-        <w:rPr/>
+        <w:rPr>
+          <w:lang w:val="hu-HU" w:eastAsia="zh-CN" w:bidi="hi-IN"/>
+        </w:rPr>
+      </w:pPr>
+      <w:r>
+        <w:rPr>
+          <w:lang w:val="hu-HU" w:eastAsia="zh-CN" w:bidi="hi-IN"/>
+        </w:rPr>
         <w:t>A felhasználó módosítja a mezőket.</w:t>
       </w:r>
     </w:p>
@@ -2539,10 +3051,14 @@
         </w:numPr>
         <w:bidi w:val="0"/>
         <w:jc w:val="left"/>
-        <w:rPr/>
-      </w:pPr>
-      <w:r>
-        <w:rPr/>
+        <w:rPr>
+          <w:lang w:val="hu-HU" w:eastAsia="zh-CN" w:bidi="hi-IN"/>
+        </w:rPr>
+      </w:pPr>
+      <w:r>
+        <w:rPr>
+          <w:lang w:val="hu-HU" w:eastAsia="zh-CN" w:bidi="hi-IN"/>
+        </w:rPr>
         <w:t>Mentéskor az azonosító és a létrehozási idő változatlan marad, a módosított mezők frissülnek az adatbázisban (UPDATE).</w:t>
       </w:r>
     </w:p>
@@ -2555,10 +3071,14 @@
         </w:numPr>
         <w:bidi w:val="0"/>
         <w:jc w:val="left"/>
-        <w:rPr/>
-      </w:pPr>
-      <w:r>
-        <w:rPr/>
+        <w:rPr>
+          <w:lang w:val="hu-HU" w:eastAsia="zh-CN" w:bidi="hi-IN"/>
+        </w:rPr>
+      </w:pPr>
+      <w:r>
+        <w:rPr>
+          <w:lang w:val="hu-HU" w:eastAsia="zh-CN" w:bidi="hi-IN"/>
+        </w:rPr>
         <w:t>A rendszer sikerüzenetet jelenít meg.</w:t>
       </w:r>
     </w:p>
@@ -2572,10 +3092,14 @@
         <w:bidi w:val="0"/>
         <w:ind w:hanging="0" w:left="0"/>
         <w:jc w:val="left"/>
-        <w:rPr/>
-      </w:pPr>
-      <w:r>
-        <w:rPr/>
+        <w:rPr>
+          <w:lang w:val="hu-HU" w:eastAsia="zh-CN" w:bidi="hi-IN"/>
+        </w:rPr>
+      </w:pPr>
+      <w:r>
+        <w:rPr>
+          <w:lang w:val="hu-HU" w:eastAsia="zh-CN" w:bidi="hi-IN"/>
+        </w:rPr>
         <w:t>Drag and drop</w:t>
       </w:r>
     </w:p>
@@ -2614,10 +3138,14 @@
               <w:pStyle w:val="TableHeading"/>
               <w:bidi w:val="0"/>
               <w:jc w:val="left"/>
-              <w:rPr/>
-            </w:pPr>
-            <w:r>
-              <w:rPr/>
+              <w:rPr>
+                <w:lang w:val="hu-HU" w:eastAsia="zh-CN" w:bidi="hi-IN"/>
+              </w:rPr>
+            </w:pPr>
+            <w:r>
+              <w:rPr>
+                <w:lang w:val="hu-HU" w:eastAsia="zh-CN" w:bidi="hi-IN"/>
+              </w:rPr>
               <w:t>Lépés</w:t>
             </w:r>
           </w:p>
@@ -2637,10 +3165,14 @@
               <w:pStyle w:val="TableHeading"/>
               <w:bidi w:val="0"/>
               <w:jc w:val="left"/>
-              <w:rPr/>
-            </w:pPr>
-            <w:r>
-              <w:rPr/>
+              <w:rPr>
+                <w:lang w:val="hu-HU" w:eastAsia="zh-CN" w:bidi="hi-IN"/>
+              </w:rPr>
+            </w:pPr>
+            <w:r>
+              <w:rPr>
+                <w:lang w:val="hu-HU" w:eastAsia="zh-CN" w:bidi="hi-IN"/>
+              </w:rPr>
               <w:t>Rendszerválasz</w:t>
             </w:r>
           </w:p>
@@ -2661,10 +3193,14 @@
               <w:pStyle w:val="TableContents"/>
               <w:bidi w:val="0"/>
               <w:jc w:val="left"/>
-              <w:rPr/>
-            </w:pPr>
-            <w:r>
-              <w:rPr/>
+              <w:rPr>
+                <w:lang w:val="hu-HU" w:eastAsia="zh-CN" w:bidi="hi-IN"/>
+              </w:rPr>
+            </w:pPr>
+            <w:r>
+              <w:rPr>
+                <w:lang w:val="hu-HU" w:eastAsia="zh-CN" w:bidi="hi-IN"/>
+              </w:rPr>
               <w:t>Kártya megfogása</w:t>
             </w:r>
           </w:p>
@@ -2683,10 +3219,14 @@
               <w:pStyle w:val="TableContents"/>
               <w:bidi w:val="0"/>
               <w:jc w:val="left"/>
-              <w:rPr/>
-            </w:pPr>
-            <w:r>
-              <w:rPr/>
+              <w:rPr>
+                <w:lang w:val="hu-HU" w:eastAsia="zh-CN" w:bidi="hi-IN"/>
+              </w:rPr>
+            </w:pPr>
+            <w:r>
+              <w:rPr>
+                <w:lang w:val="hu-HU" w:eastAsia="zh-CN" w:bidi="hi-IN"/>
+              </w:rPr>
               <w:t>A kártya vizuális visszajelzést kap</w:t>
             </w:r>
           </w:p>
@@ -2707,10 +3247,14 @@
               <w:pStyle w:val="TableContents"/>
               <w:bidi w:val="0"/>
               <w:jc w:val="left"/>
-              <w:rPr/>
-            </w:pPr>
-            <w:r>
-              <w:rPr/>
+              <w:rPr>
+                <w:lang w:val="hu-HU" w:eastAsia="zh-CN" w:bidi="hi-IN"/>
+              </w:rPr>
+            </w:pPr>
+            <w:r>
+              <w:rPr>
+                <w:lang w:val="hu-HU" w:eastAsia="zh-CN" w:bidi="hi-IN"/>
+              </w:rPr>
               <w:t>Célpozíció fölé húzás</w:t>
             </w:r>
           </w:p>
@@ -2729,10 +3273,14 @@
               <w:pStyle w:val="TableContents"/>
               <w:bidi w:val="0"/>
               <w:jc w:val="left"/>
-              <w:rPr/>
-            </w:pPr>
-            <w:r>
-              <w:rPr/>
+              <w:rPr>
+                <w:lang w:val="hu-HU" w:eastAsia="zh-CN" w:bidi="hi-IN"/>
+              </w:rPr>
+            </w:pPr>
+            <w:r>
+              <w:rPr>
+                <w:lang w:val="hu-HU" w:eastAsia="zh-CN" w:bidi="hi-IN"/>
+              </w:rPr>
               <w:t>A rendszer jelzi a beszúrási pozíciót</w:t>
             </w:r>
           </w:p>
@@ -2753,10 +3301,14 @@
               <w:pStyle w:val="TableContents"/>
               <w:bidi w:val="0"/>
               <w:jc w:val="left"/>
-              <w:rPr/>
-            </w:pPr>
-            <w:r>
-              <w:rPr/>
+              <w:rPr>
+                <w:lang w:val="hu-HU" w:eastAsia="zh-CN" w:bidi="hi-IN"/>
+              </w:rPr>
+            </w:pPr>
+            <w:r>
+              <w:rPr>
+                <w:lang w:val="hu-HU" w:eastAsia="zh-CN" w:bidi="hi-IN"/>
+              </w:rPr>
               <w:t>Elengedés</w:t>
             </w:r>
           </w:p>
@@ -2775,10 +3327,14 @@
               <w:pStyle w:val="TableContents"/>
               <w:bidi w:val="0"/>
               <w:jc w:val="left"/>
-              <w:rPr/>
-            </w:pPr>
-            <w:r>
-              <w:rPr/>
+              <w:rPr>
+                <w:lang w:val="hu-HU" w:eastAsia="zh-CN" w:bidi="hi-IN"/>
+              </w:rPr>
+            </w:pPr>
+            <w:r>
+              <w:rPr>
+                <w:lang w:val="hu-HU" w:eastAsia="zh-CN" w:bidi="hi-IN"/>
+              </w:rPr>
               <w:t>A rendszer menti az új státuszt és sorrendet</w:t>
             </w:r>
           </w:p>
@@ -2799,10 +3355,14 @@
               <w:pStyle w:val="TableContents"/>
               <w:bidi w:val="0"/>
               <w:jc w:val="left"/>
-              <w:rPr/>
-            </w:pPr>
-            <w:r>
-              <w:rPr/>
+              <w:rPr>
+                <w:lang w:val="hu-HU" w:eastAsia="zh-CN" w:bidi="hi-IN"/>
+              </w:rPr>
+            </w:pPr>
+            <w:r>
+              <w:rPr>
+                <w:lang w:val="hu-HU" w:eastAsia="zh-CN" w:bidi="hi-IN"/>
+              </w:rPr>
               <w:t>Státuszváltás</w:t>
             </w:r>
           </w:p>
@@ -2821,10 +3381,14 @@
               <w:pStyle w:val="TableContents"/>
               <w:bidi w:val="0"/>
               <w:jc w:val="left"/>
-              <w:rPr/>
-            </w:pPr>
-            <w:r>
-              <w:rPr/>
+              <w:rPr>
+                <w:lang w:val="hu-HU" w:eastAsia="zh-CN" w:bidi="hi-IN"/>
+              </w:rPr>
+            </w:pPr>
+            <w:r>
+              <w:rPr>
+                <w:lang w:val="hu-HU" w:eastAsia="zh-CN" w:bidi="hi-IN"/>
+              </w:rPr>
               <w:t>Az adatbázis UPDATE művelettel frissül</w:t>
             </w:r>
           </w:p>
@@ -2841,10 +3405,14 @@
         <w:bidi w:val="0"/>
         <w:ind w:hanging="0" w:left="0"/>
         <w:jc w:val="left"/>
-        <w:rPr/>
-      </w:pPr>
-      <w:r>
-        <w:rPr/>
+        <w:rPr>
+          <w:lang w:val="hu-HU" w:eastAsia="zh-CN" w:bidi="hi-IN"/>
+        </w:rPr>
+      </w:pPr>
+      <w:r>
+        <w:rPr>
+          <w:lang w:val="hu-HU" w:eastAsia="zh-CN" w:bidi="hi-IN"/>
+        </w:rPr>
       </w:r>
       <w:r>
         <w:br w:type="page"/>
@@ -2861,10 +3429,14 @@
         <w:spacing w:before="0" w:after="120"/>
         <w:ind w:hanging="0" w:left="0"/>
         <w:jc w:val="left"/>
-        <w:rPr/>
-      </w:pPr>
-      <w:r>
-        <w:rPr/>
+        <w:rPr>
+          <w:lang w:val="hu-HU" w:eastAsia="zh-CN" w:bidi="hi-IN"/>
+        </w:rPr>
+      </w:pPr>
+      <w:r>
+        <w:rPr>
+          <w:lang w:val="hu-HU" w:eastAsia="zh-CN" w:bidi="hi-IN"/>
+        </w:rPr>
         <w:t>Törlés, keresés és szűrés</w:t>
       </w:r>
     </w:p>
@@ -2873,10 +3445,14 @@
         <w:pStyle w:val="BodyText"/>
         <w:bidi w:val="0"/>
         <w:jc w:val="left"/>
-        <w:rPr/>
-      </w:pPr>
-      <w:r>
-        <w:rPr/>
+        <w:rPr>
+          <w:lang w:val="hu-HU" w:eastAsia="zh-CN" w:bidi="hi-IN"/>
+        </w:rPr>
+      </w:pPr>
+      <w:r>
+        <w:rPr>
+          <w:lang w:val="hu-HU" w:eastAsia="zh-CN" w:bidi="hi-IN"/>
+        </w:rPr>
         <w:t>A rendszer támogatja a gyors szűkítést és a véletlen törlés megerősítését.</w:t>
       </w:r>
     </w:p>
@@ -2890,10 +3466,14 @@
         <w:bidi w:val="0"/>
         <w:ind w:hanging="0" w:left="0"/>
         <w:jc w:val="left"/>
-        <w:rPr/>
-      </w:pPr>
-      <w:r>
-        <w:rPr/>
+        <w:rPr>
+          <w:lang w:val="hu-HU" w:eastAsia="zh-CN" w:bidi="hi-IN"/>
+        </w:rPr>
+      </w:pPr>
+      <w:r>
+        <w:rPr>
+          <w:lang w:val="hu-HU" w:eastAsia="zh-CN" w:bidi="hi-IN"/>
+        </w:rPr>
         <w:t>Törlés</w:t>
       </w:r>
     </w:p>
@@ -2906,10 +3486,14 @@
         </w:numPr>
         <w:bidi w:val="0"/>
         <w:jc w:val="left"/>
-        <w:rPr/>
-      </w:pPr>
-      <w:r>
-        <w:rPr/>
+        <w:rPr>
+          <w:lang w:val="hu-HU" w:eastAsia="zh-CN" w:bidi="hi-IN"/>
+        </w:rPr>
+      </w:pPr>
+      <w:r>
+        <w:rPr>
+          <w:lang w:val="hu-HU" w:eastAsia="zh-CN" w:bidi="hi-IN"/>
+        </w:rPr>
         <w:t>A felhasználó a törlés gombra kattint a feladatnál.</w:t>
       </w:r>
     </w:p>
@@ -2922,10 +3506,14 @@
         </w:numPr>
         <w:bidi w:val="0"/>
         <w:jc w:val="left"/>
-        <w:rPr/>
-      </w:pPr>
-      <w:r>
-        <w:rPr/>
+        <w:rPr>
+          <w:lang w:val="hu-HU" w:eastAsia="zh-CN" w:bidi="hi-IN"/>
+        </w:rPr>
+      </w:pPr>
+      <w:r>
+        <w:rPr>
+          <w:lang w:val="hu-HU" w:eastAsia="zh-CN" w:bidi="hi-IN"/>
+        </w:rPr>
         <w:t>A rendszer megerősítő dialógust jelenít meg.</w:t>
       </w:r>
     </w:p>
@@ -2938,10 +3526,14 @@
         </w:numPr>
         <w:bidi w:val="0"/>
         <w:jc w:val="left"/>
-        <w:rPr/>
-      </w:pPr>
-      <w:r>
-        <w:rPr/>
+        <w:rPr>
+          <w:lang w:val="hu-HU" w:eastAsia="zh-CN" w:bidi="hi-IN"/>
+        </w:rPr>
+      </w:pPr>
+      <w:r>
+        <w:rPr>
+          <w:lang w:val="hu-HU" w:eastAsia="zh-CN" w:bidi="hi-IN"/>
+        </w:rPr>
         <w:t>Megerősítés esetén a feladat törlődik az adatbázisból (DELETE) és eltűnik a listából.</w:t>
       </w:r>
     </w:p>
@@ -2954,10 +3546,14 @@
         </w:numPr>
         <w:bidi w:val="0"/>
         <w:jc w:val="left"/>
-        <w:rPr/>
-      </w:pPr>
-      <w:r>
-        <w:rPr/>
+        <w:rPr>
+          <w:lang w:val="hu-HU" w:eastAsia="zh-CN" w:bidi="hi-IN"/>
+        </w:rPr>
+      </w:pPr>
+      <w:r>
+        <w:rPr>
+          <w:lang w:val="hu-HU" w:eastAsia="zh-CN" w:bidi="hi-IN"/>
+        </w:rPr>
         <w:t>Megszakítás esetén nincs adatváltozás.</w:t>
       </w:r>
     </w:p>
@@ -2971,10 +3567,14 @@
         <w:bidi w:val="0"/>
         <w:ind w:hanging="0" w:left="0"/>
         <w:jc w:val="left"/>
-        <w:rPr/>
-      </w:pPr>
-      <w:r>
-        <w:rPr/>
+        <w:rPr>
+          <w:lang w:val="hu-HU" w:eastAsia="zh-CN" w:bidi="hi-IN"/>
+        </w:rPr>
+      </w:pPr>
+      <w:r>
+        <w:rPr>
+          <w:lang w:val="hu-HU" w:eastAsia="zh-CN" w:bidi="hi-IN"/>
+        </w:rPr>
         <w:t>Rendezés</w:t>
       </w:r>
     </w:p>
@@ -2992,6 +3592,11 @@
         <w:spacing w:before="200" w:after="120"/>
         <w:ind w:hanging="360" w:left="720" w:right="0"/>
         <w:jc w:val="left"/>
+        <w:rPr>
+          <w:lang w:val="hu-HU" w:eastAsia="zh-CN" w:bidi="hi-IN"/>
+        </w:rPr>
+      </w:pPr>
+      <w:r>
         <w:rPr>
           <w:rFonts w:ascii="Liberation Serif" w:hAnsi="Liberation Serif"/>
           <w:b w:val="false"/>
@@ -3005,6 +3610,27 @@
           <w:u w:val="none"/>
           <w:effect w:val="none"/>
           <w:shd w:fill="auto" w:val="clear"/>
+          <w:lang w:val="hu-HU" w:eastAsia="zh-CN" w:bidi="hi-IN"/>
+        </w:rPr>
+        <w:t>A felhasználó a rendezési opciókból választ egyet.</w:t>
+      </w:r>
+    </w:p>
+    <w:p>
+      <w:pPr>
+        <w:pStyle w:val="Heading2"/>
+        <w:keepNext w:val="true"/>
+        <w:widowControl/>
+        <w:numPr>
+          <w:ilvl w:val="1"/>
+          <w:numId w:val="10"/>
+        </w:numPr>
+        <w:suppressAutoHyphens w:val="true"/>
+        <w:bidi w:val="0"/>
+        <w:spacing w:before="200" w:after="120"/>
+        <w:ind w:hanging="360" w:left="720" w:right="0"/>
+        <w:jc w:val="left"/>
+        <w:rPr>
+          <w:lang w:val="hu-HU" w:eastAsia="zh-CN" w:bidi="hi-IN"/>
         </w:rPr>
       </w:pPr>
       <w:r>
@@ -3021,8 +3647,9 @@
           <w:u w:val="none"/>
           <w:effect w:val="none"/>
           <w:shd w:fill="auto" w:val="clear"/>
-        </w:rPr>
-        <w:t>A felhasználó a rendezési opciókból választ egyet.</w:t>
+          <w:lang w:val="hu-HU" w:eastAsia="zh-CN" w:bidi="hi-IN"/>
+        </w:rPr>
+        <w:t>A felhasználó a rendezés gombra kattint.</w:t>
       </w:r>
     </w:p>
     <w:p>
@@ -3039,6 +3666,11 @@
         <w:spacing w:before="200" w:after="120"/>
         <w:ind w:hanging="360" w:left="720" w:right="0"/>
         <w:jc w:val="left"/>
+        <w:rPr>
+          <w:lang w:val="hu-HU" w:eastAsia="zh-CN" w:bidi="hi-IN"/>
+        </w:rPr>
+      </w:pPr>
+      <w:r>
         <w:rPr>
           <w:rFonts w:ascii="Liberation Serif" w:hAnsi="Liberation Serif"/>
           <w:b w:val="false"/>
@@ -3052,6 +3684,27 @@
           <w:u w:val="none"/>
           <w:effect w:val="none"/>
           <w:shd w:fill="auto" w:val="clear"/>
+          <w:lang w:val="hu-HU" w:eastAsia="zh-CN" w:bidi="hi-IN"/>
+        </w:rPr>
+        <w:t>Az adatbázisból lekérjük a felhasználó ToDo-it a kiválasztott rendezés szerint.</w:t>
+      </w:r>
+    </w:p>
+    <w:p>
+      <w:pPr>
+        <w:pStyle w:val="Heading2"/>
+        <w:keepNext w:val="true"/>
+        <w:widowControl/>
+        <w:numPr>
+          <w:ilvl w:val="1"/>
+          <w:numId w:val="10"/>
+        </w:numPr>
+        <w:suppressAutoHyphens w:val="true"/>
+        <w:bidi w:val="0"/>
+        <w:spacing w:before="200" w:after="120"/>
+        <w:ind w:hanging="360" w:left="720" w:right="0"/>
+        <w:jc w:val="left"/>
+        <w:rPr>
+          <w:lang w:val="hu-HU" w:eastAsia="zh-CN" w:bidi="hi-IN"/>
         </w:rPr>
       </w:pPr>
       <w:r>
@@ -3068,99 +3721,7 @@
           <w:u w:val="none"/>
           <w:effect w:val="none"/>
           <w:shd w:fill="auto" w:val="clear"/>
-        </w:rPr>
-        <w:t>A felhasználó a rendezés gombra kattint.</w:t>
-      </w:r>
-    </w:p>
-    <w:p>
-      <w:pPr>
-        <w:pStyle w:val="Heading2"/>
-        <w:keepNext w:val="true"/>
-        <w:widowControl/>
-        <w:numPr>
-          <w:ilvl w:val="1"/>
-          <w:numId w:val="10"/>
-        </w:numPr>
-        <w:suppressAutoHyphens w:val="true"/>
-        <w:bidi w:val="0"/>
-        <w:spacing w:before="200" w:after="120"/>
-        <w:ind w:hanging="360" w:left="720" w:right="0"/>
-        <w:jc w:val="left"/>
-        <w:rPr>
-          <w:rFonts w:ascii="Liberation Serif" w:hAnsi="Liberation Serif"/>
-          <w:b w:val="false"/>
-          <w:i w:val="false"/>
-          <w:caps w:val="false"/>
-          <w:smallCaps w:val="false"/>
-          <w:strike w:val="false"/>
-          <w:dstrike w:val="false"/>
-          <w:color w:val="000000"/>
-          <w:sz w:val="24"/>
-          <w:u w:val="none"/>
-          <w:effect w:val="none"/>
-          <w:shd w:fill="auto" w:val="clear"/>
-        </w:rPr>
-      </w:pPr>
-      <w:r>
-        <w:rPr>
-          <w:rFonts w:ascii="Liberation Serif" w:hAnsi="Liberation Serif"/>
-          <w:b w:val="false"/>
-          <w:i w:val="false"/>
-          <w:caps w:val="false"/>
-          <w:smallCaps w:val="false"/>
-          <w:strike w:val="false"/>
-          <w:dstrike w:val="false"/>
-          <w:color w:val="000000"/>
-          <w:sz w:val="24"/>
-          <w:u w:val="none"/>
-          <w:effect w:val="none"/>
-          <w:shd w:fill="auto" w:val="clear"/>
-        </w:rPr>
-        <w:t>Az adatbázisból lekérjük a felhasználó ToDo-it a kiválasztott rendezés szerint.</w:t>
-      </w:r>
-    </w:p>
-    <w:p>
-      <w:pPr>
-        <w:pStyle w:val="Heading2"/>
-        <w:keepNext w:val="true"/>
-        <w:widowControl/>
-        <w:numPr>
-          <w:ilvl w:val="1"/>
-          <w:numId w:val="10"/>
-        </w:numPr>
-        <w:suppressAutoHyphens w:val="true"/>
-        <w:bidi w:val="0"/>
-        <w:spacing w:before="200" w:after="120"/>
-        <w:ind w:hanging="360" w:left="720" w:right="0"/>
-        <w:jc w:val="left"/>
-        <w:rPr>
-          <w:rFonts w:ascii="Liberation Serif" w:hAnsi="Liberation Serif"/>
-          <w:b w:val="false"/>
-          <w:i w:val="false"/>
-          <w:caps w:val="false"/>
-          <w:smallCaps w:val="false"/>
-          <w:strike w:val="false"/>
-          <w:dstrike w:val="false"/>
-          <w:color w:val="000000"/>
-          <w:sz w:val="24"/>
-          <w:u w:val="none"/>
-          <w:effect w:val="none"/>
-        </w:rPr>
-      </w:pPr>
-      <w:r>
-        <w:rPr>
-          <w:rFonts w:ascii="Liberation Serif" w:hAnsi="Liberation Serif"/>
-          <w:b w:val="false"/>
-          <w:i w:val="false"/>
-          <w:caps w:val="false"/>
-          <w:smallCaps w:val="false"/>
-          <w:strike w:val="false"/>
-          <w:dstrike w:val="false"/>
-          <w:color w:val="000000"/>
-          <w:sz w:val="24"/>
-          <w:u w:val="none"/>
-          <w:effect w:val="none"/>
-          <w:shd w:fill="auto" w:val="clear"/>
+          <w:lang w:val="hu-HU" w:eastAsia="zh-CN" w:bidi="hi-IN"/>
         </w:rPr>
         <w:t>Megszakítás esetén nincs adatváltozás.</w:t>
       </w:r>
@@ -3178,6 +3739,7 @@
           <w:u w:val="none"/>
           <w:effect w:val="none"/>
           <w:shd w:fill="606060" w:val="clear"/>
+          <w:lang w:val="hu-HU" w:eastAsia="zh-CN" w:bidi="hi-IN"/>
         </w:rPr>
         <w:t xml:space="preserve"> </w:t>
       </w:r>
@@ -3192,11 +3754,13 @@
         <w:bidi w:val="0"/>
         <w:rPr>
           <w:color w:val="000000"/>
+          <w:lang w:val="hu-HU" w:eastAsia="zh-CN" w:bidi="hi-IN"/>
         </w:rPr>
       </w:pPr>
       <w:r>
         <w:rPr>
           <w:color w:val="000000"/>
+          <w:lang w:val="hu-HU" w:eastAsia="zh-CN" w:bidi="hi-IN"/>
         </w:rPr>
       </w:r>
     </w:p>
@@ -3207,11 +3771,13 @@
         <w:jc w:val="left"/>
         <w:rPr>
           <w:color w:val="FF0000"/>
+          <w:lang w:val="hu-HU" w:eastAsia="zh-CN" w:bidi="hi-IN"/>
         </w:rPr>
       </w:pPr>
       <w:r>
         <w:rPr>
           <w:color w:val="FF0000"/>
+          <w:lang w:val="hu-HU" w:eastAsia="zh-CN" w:bidi="hi-IN"/>
         </w:rPr>
       </w:r>
       <w:r>
@@ -3229,10 +3795,14 @@
         <w:spacing w:before="0" w:after="120"/>
         <w:ind w:hanging="0" w:left="0"/>
         <w:jc w:val="left"/>
-        <w:rPr/>
-      </w:pPr>
-      <w:r>
-        <w:rPr/>
+        <w:rPr>
+          <w:lang w:val="hu-HU" w:eastAsia="zh-CN" w:bidi="hi-IN"/>
+        </w:rPr>
+      </w:pPr>
+      <w:r>
+        <w:rPr>
+          <w:lang w:val="hu-HU" w:eastAsia="zh-CN" w:bidi="hi-IN"/>
+        </w:rPr>
         <w:t>Elfogadási kritériumok és korlátozások</w:t>
       </w:r>
     </w:p>
@@ -3241,10 +3811,14 @@
         <w:pStyle w:val="BodyText"/>
         <w:bidi w:val="0"/>
         <w:jc w:val="left"/>
-        <w:rPr/>
-      </w:pPr>
-      <w:r>
-        <w:rPr/>
+        <w:rPr>
+          <w:lang w:val="hu-HU" w:eastAsia="zh-CN" w:bidi="hi-IN"/>
+        </w:rPr>
+      </w:pPr>
+      <w:r>
+        <w:rPr>
+          <w:lang w:val="hu-HU" w:eastAsia="zh-CN" w:bidi="hi-IN"/>
+        </w:rPr>
         <w:t>A projekt akkor tekinthető funkcionálisan átadhatónak, ha az alábbi ellenőrizhető feltételek teljesülnek.</w:t>
       </w:r>
     </w:p>
@@ -3258,10 +3832,14 @@
         <w:bidi w:val="0"/>
         <w:ind w:hanging="0" w:left="0"/>
         <w:jc w:val="left"/>
-        <w:rPr/>
-      </w:pPr>
-      <w:r>
-        <w:rPr/>
+        <w:rPr>
+          <w:lang w:val="hu-HU" w:eastAsia="zh-CN" w:bidi="hi-IN"/>
+        </w:rPr>
+      </w:pPr>
+      <w:r>
+        <w:rPr>
+          <w:lang w:val="hu-HU" w:eastAsia="zh-CN" w:bidi="hi-IN"/>
+        </w:rPr>
         <w:t>Átadási ellenőrzőlista</w:t>
       </w:r>
     </w:p>
@@ -3301,10 +3879,14 @@
               <w:pStyle w:val="TableHeading"/>
               <w:bidi w:val="0"/>
               <w:jc w:val="left"/>
-              <w:rPr/>
-            </w:pPr>
-            <w:r>
-              <w:rPr/>
+              <w:rPr>
+                <w:lang w:val="hu-HU" w:eastAsia="zh-CN" w:bidi="hi-IN"/>
+              </w:rPr>
+            </w:pPr>
+            <w:r>
+              <w:rPr>
+                <w:lang w:val="hu-HU" w:eastAsia="zh-CN" w:bidi="hi-IN"/>
+              </w:rPr>
               <w:t>ID</w:t>
             </w:r>
           </w:p>
@@ -3323,10 +3905,14 @@
               <w:pStyle w:val="TableHeading"/>
               <w:bidi w:val="0"/>
               <w:jc w:val="left"/>
-              <w:rPr/>
-            </w:pPr>
-            <w:r>
-              <w:rPr/>
+              <w:rPr>
+                <w:lang w:val="hu-HU" w:eastAsia="zh-CN" w:bidi="hi-IN"/>
+              </w:rPr>
+            </w:pPr>
+            <w:r>
+              <w:rPr>
+                <w:lang w:val="hu-HU" w:eastAsia="zh-CN" w:bidi="hi-IN"/>
+              </w:rPr>
               <w:t>Kritérium</w:t>
             </w:r>
           </w:p>
@@ -3346,10 +3932,14 @@
               <w:pStyle w:val="TableHeading"/>
               <w:bidi w:val="0"/>
               <w:jc w:val="left"/>
-              <w:rPr/>
-            </w:pPr>
-            <w:r>
-              <w:rPr/>
+              <w:rPr>
+                <w:lang w:val="hu-HU" w:eastAsia="zh-CN" w:bidi="hi-IN"/>
+              </w:rPr>
+            </w:pPr>
+            <w:r>
+              <w:rPr>
+                <w:lang w:val="hu-HU" w:eastAsia="zh-CN" w:bidi="hi-IN"/>
+              </w:rPr>
               <w:t>Elvárt állapot</w:t>
             </w:r>
           </w:p>
@@ -3370,10 +3960,14 @@
               <w:pStyle w:val="TableContents"/>
               <w:bidi w:val="0"/>
               <w:jc w:val="left"/>
-              <w:rPr/>
-            </w:pPr>
-            <w:r>
-              <w:rPr/>
+              <w:rPr>
+                <w:lang w:val="hu-HU" w:eastAsia="zh-CN" w:bidi="hi-IN"/>
+              </w:rPr>
+            </w:pPr>
+            <w:r>
+              <w:rPr>
+                <w:lang w:val="hu-HU" w:eastAsia="zh-CN" w:bidi="hi-IN"/>
+              </w:rPr>
               <w:t>AC-01</w:t>
             </w:r>
           </w:p>
@@ -3391,10 +3985,14 @@
               <w:pStyle w:val="TableContents"/>
               <w:bidi w:val="0"/>
               <w:jc w:val="left"/>
-              <w:rPr/>
-            </w:pPr>
-            <w:r>
-              <w:rPr/>
+              <w:rPr>
+                <w:lang w:val="hu-HU" w:eastAsia="zh-CN" w:bidi="hi-IN"/>
+              </w:rPr>
+            </w:pPr>
+            <w:r>
+              <w:rPr>
+                <w:lang w:val="hu-HU" w:eastAsia="zh-CN" w:bidi="hi-IN"/>
+              </w:rPr>
               <w:t>Regisztráció működik</w:t>
             </w:r>
           </w:p>
@@ -3413,10 +4011,14 @@
               <w:pStyle w:val="TableContents"/>
               <w:bidi w:val="0"/>
               <w:jc w:val="left"/>
-              <w:rPr/>
-            </w:pPr>
-            <w:r>
-              <w:rPr/>
+              <w:rPr>
+                <w:lang w:val="hu-HU" w:eastAsia="zh-CN" w:bidi="hi-IN"/>
+              </w:rPr>
+            </w:pPr>
+            <w:r>
+              <w:rPr>
+                <w:lang w:val="hu-HU" w:eastAsia="zh-CN" w:bidi="hi-IN"/>
+              </w:rPr>
               <w:t>Teljesült</w:t>
             </w:r>
           </w:p>
@@ -3437,10 +4039,14 @@
               <w:pStyle w:val="TableContents"/>
               <w:bidi w:val="0"/>
               <w:jc w:val="left"/>
-              <w:rPr/>
-            </w:pPr>
-            <w:r>
-              <w:rPr/>
+              <w:rPr>
+                <w:lang w:val="hu-HU" w:eastAsia="zh-CN" w:bidi="hi-IN"/>
+              </w:rPr>
+            </w:pPr>
+            <w:r>
+              <w:rPr>
+                <w:lang w:val="hu-HU" w:eastAsia="zh-CN" w:bidi="hi-IN"/>
+              </w:rPr>
               <w:t>AC-02</w:t>
             </w:r>
           </w:p>
@@ -3458,10 +4064,14 @@
               <w:pStyle w:val="TableContents"/>
               <w:bidi w:val="0"/>
               <w:jc w:val="left"/>
-              <w:rPr/>
-            </w:pPr>
-            <w:r>
-              <w:rPr/>
+              <w:rPr>
+                <w:lang w:val="hu-HU" w:eastAsia="zh-CN" w:bidi="hi-IN"/>
+              </w:rPr>
+            </w:pPr>
+            <w:r>
+              <w:rPr>
+                <w:lang w:val="hu-HU" w:eastAsia="zh-CN" w:bidi="hi-IN"/>
+              </w:rPr>
               <w:t>Bejelentkezés helyes adatokkal sikeres</w:t>
             </w:r>
           </w:p>
@@ -3480,10 +4090,14 @@
               <w:pStyle w:val="TableContents"/>
               <w:bidi w:val="0"/>
               <w:jc w:val="left"/>
-              <w:rPr/>
-            </w:pPr>
-            <w:r>
-              <w:rPr/>
+              <w:rPr>
+                <w:lang w:val="hu-HU" w:eastAsia="zh-CN" w:bidi="hi-IN"/>
+              </w:rPr>
+            </w:pPr>
+            <w:r>
+              <w:rPr>
+                <w:lang w:val="hu-HU" w:eastAsia="zh-CN" w:bidi="hi-IN"/>
+              </w:rPr>
               <w:t>Teljesült</w:t>
             </w:r>
           </w:p>
@@ -3504,10 +4118,14 @@
               <w:pStyle w:val="TableContents"/>
               <w:bidi w:val="0"/>
               <w:jc w:val="left"/>
-              <w:rPr/>
-            </w:pPr>
-            <w:r>
-              <w:rPr/>
+              <w:rPr>
+                <w:lang w:val="hu-HU" w:eastAsia="zh-CN" w:bidi="hi-IN"/>
+              </w:rPr>
+            </w:pPr>
+            <w:r>
+              <w:rPr>
+                <w:lang w:val="hu-HU" w:eastAsia="zh-CN" w:bidi="hi-IN"/>
+              </w:rPr>
               <w:t>AC-03</w:t>
             </w:r>
           </w:p>
@@ -3525,10 +4143,14 @@
               <w:pStyle w:val="TableContents"/>
               <w:bidi w:val="0"/>
               <w:jc w:val="left"/>
-              <w:rPr/>
-            </w:pPr>
-            <w:r>
-              <w:rPr/>
+              <w:rPr>
+                <w:lang w:val="hu-HU" w:eastAsia="zh-CN" w:bidi="hi-IN"/>
+              </w:rPr>
+            </w:pPr>
+            <w:r>
+              <w:rPr>
+                <w:lang w:val="hu-HU" w:eastAsia="zh-CN" w:bidi="hi-IN"/>
+              </w:rPr>
               <w:t>Bejelentkezés hibás adatokkal sikertelen</w:t>
             </w:r>
           </w:p>
@@ -3547,10 +4169,14 @@
               <w:pStyle w:val="TableContents"/>
               <w:bidi w:val="0"/>
               <w:jc w:val="left"/>
-              <w:rPr/>
-            </w:pPr>
-            <w:r>
-              <w:rPr/>
+              <w:rPr>
+                <w:lang w:val="hu-HU" w:eastAsia="zh-CN" w:bidi="hi-IN"/>
+              </w:rPr>
+            </w:pPr>
+            <w:r>
+              <w:rPr>
+                <w:lang w:val="hu-HU" w:eastAsia="zh-CN" w:bidi="hi-IN"/>
+              </w:rPr>
               <w:t>Teljesült</w:t>
             </w:r>
           </w:p>
@@ -3571,10 +4197,14 @@
               <w:pStyle w:val="TableContents"/>
               <w:bidi w:val="0"/>
               <w:jc w:val="left"/>
-              <w:rPr/>
-            </w:pPr>
-            <w:r>
-              <w:rPr/>
+              <w:rPr>
+                <w:lang w:val="hu-HU" w:eastAsia="zh-CN" w:bidi="hi-IN"/>
+              </w:rPr>
+            </w:pPr>
+            <w:r>
+              <w:rPr>
+                <w:lang w:val="hu-HU" w:eastAsia="zh-CN" w:bidi="hi-IN"/>
+              </w:rPr>
               <w:t>AC-04</w:t>
             </w:r>
           </w:p>
@@ -3592,10 +4222,14 @@
               <w:pStyle w:val="TableContents"/>
               <w:bidi w:val="0"/>
               <w:jc w:val="left"/>
-              <w:rPr/>
-            </w:pPr>
-            <w:r>
-              <w:rPr/>
+              <w:rPr>
+                <w:lang w:val="hu-HU" w:eastAsia="zh-CN" w:bidi="hi-IN"/>
+              </w:rPr>
+            </w:pPr>
+            <w:r>
+              <w:rPr>
+                <w:lang w:val="hu-HU" w:eastAsia="zh-CN" w:bidi="hi-IN"/>
+              </w:rPr>
               <w:t>Kijelentkezés után a todo oldal nem érhető el</w:t>
             </w:r>
           </w:p>
@@ -3614,10 +4248,14 @@
               <w:pStyle w:val="TableContents"/>
               <w:bidi w:val="0"/>
               <w:jc w:val="left"/>
-              <w:rPr/>
-            </w:pPr>
-            <w:r>
-              <w:rPr/>
+              <w:rPr>
+                <w:lang w:val="hu-HU" w:eastAsia="zh-CN" w:bidi="hi-IN"/>
+              </w:rPr>
+            </w:pPr>
+            <w:r>
+              <w:rPr>
+                <w:lang w:val="hu-HU" w:eastAsia="zh-CN" w:bidi="hi-IN"/>
+              </w:rPr>
               <w:t>Teljesült</w:t>
             </w:r>
           </w:p>
@@ -3638,10 +4276,14 @@
               <w:pStyle w:val="TableContents"/>
               <w:bidi w:val="0"/>
               <w:jc w:val="left"/>
-              <w:rPr/>
-            </w:pPr>
-            <w:r>
-              <w:rPr/>
+              <w:rPr>
+                <w:lang w:val="hu-HU" w:eastAsia="zh-CN" w:bidi="hi-IN"/>
+              </w:rPr>
+            </w:pPr>
+            <w:r>
+              <w:rPr>
+                <w:lang w:val="hu-HU" w:eastAsia="zh-CN" w:bidi="hi-IN"/>
+              </w:rPr>
               <w:t>AC-05</w:t>
             </w:r>
           </w:p>
@@ -3659,10 +4301,14 @@
               <w:pStyle w:val="TableContents"/>
               <w:bidi w:val="0"/>
               <w:jc w:val="left"/>
-              <w:rPr/>
-            </w:pPr>
-            <w:r>
-              <w:rPr/>
+              <w:rPr>
+                <w:lang w:val="hu-HU" w:eastAsia="zh-CN" w:bidi="hi-IN"/>
+              </w:rPr>
+            </w:pPr>
+            <w:r>
+              <w:rPr>
+                <w:lang w:val="hu-HU" w:eastAsia="zh-CN" w:bidi="hi-IN"/>
+              </w:rPr>
               <w:t>Feladat létrehozható minden kötelező mezővel</w:t>
             </w:r>
           </w:p>
@@ -3681,10 +4327,14 @@
               <w:pStyle w:val="TableContents"/>
               <w:bidi w:val="0"/>
               <w:jc w:val="left"/>
-              <w:rPr/>
-            </w:pPr>
-            <w:r>
-              <w:rPr/>
+              <w:rPr>
+                <w:lang w:val="hu-HU" w:eastAsia="zh-CN" w:bidi="hi-IN"/>
+              </w:rPr>
+            </w:pPr>
+            <w:r>
+              <w:rPr>
+                <w:lang w:val="hu-HU" w:eastAsia="zh-CN" w:bidi="hi-IN"/>
+              </w:rPr>
               <w:t>Teljesült</w:t>
             </w:r>
           </w:p>
@@ -3705,10 +4355,14 @@
               <w:pStyle w:val="TableContents"/>
               <w:bidi w:val="0"/>
               <w:jc w:val="left"/>
-              <w:rPr/>
-            </w:pPr>
-            <w:r>
-              <w:rPr/>
+              <w:rPr>
+                <w:lang w:val="hu-HU" w:eastAsia="zh-CN" w:bidi="hi-IN"/>
+              </w:rPr>
+            </w:pPr>
+            <w:r>
+              <w:rPr>
+                <w:lang w:val="hu-HU" w:eastAsia="zh-CN" w:bidi="hi-IN"/>
+              </w:rPr>
               <w:t>AC-06</w:t>
             </w:r>
           </w:p>
@@ -3726,10 +4380,14 @@
               <w:pStyle w:val="TableContents"/>
               <w:bidi w:val="0"/>
               <w:jc w:val="left"/>
-              <w:rPr/>
-            </w:pPr>
-            <w:r>
-              <w:rPr/>
+              <w:rPr>
+                <w:lang w:val="hu-HU" w:eastAsia="zh-CN" w:bidi="hi-IN"/>
+              </w:rPr>
+            </w:pPr>
+            <w:r>
+              <w:rPr>
+                <w:lang w:val="hu-HU" w:eastAsia="zh-CN" w:bidi="hi-IN"/>
+              </w:rPr>
               <w:t>Három karakternél rövidebb cím nem menthető</w:t>
             </w:r>
           </w:p>
@@ -3748,10 +4406,14 @@
               <w:pStyle w:val="TableContents"/>
               <w:bidi w:val="0"/>
               <w:jc w:val="left"/>
-              <w:rPr/>
-            </w:pPr>
-            <w:r>
-              <w:rPr/>
+              <w:rPr>
+                <w:lang w:val="hu-HU" w:eastAsia="zh-CN" w:bidi="hi-IN"/>
+              </w:rPr>
+            </w:pPr>
+            <w:r>
+              <w:rPr>
+                <w:lang w:val="hu-HU" w:eastAsia="zh-CN" w:bidi="hi-IN"/>
+              </w:rPr>
               <w:t>Teljesült</w:t>
             </w:r>
           </w:p>
@@ -3772,10 +4434,14 @@
               <w:pStyle w:val="TableContents"/>
               <w:bidi w:val="0"/>
               <w:jc w:val="left"/>
-              <w:rPr/>
-            </w:pPr>
-            <w:r>
-              <w:rPr/>
+              <w:rPr>
+                <w:lang w:val="hu-HU" w:eastAsia="zh-CN" w:bidi="hi-IN"/>
+              </w:rPr>
+            </w:pPr>
+            <w:r>
+              <w:rPr>
+                <w:lang w:val="hu-HU" w:eastAsia="zh-CN" w:bidi="hi-IN"/>
+              </w:rPr>
               <w:t>AC-07</w:t>
             </w:r>
           </w:p>
@@ -3793,10 +4459,14 @@
               <w:pStyle w:val="TableContents"/>
               <w:bidi w:val="0"/>
               <w:jc w:val="left"/>
-              <w:rPr/>
-            </w:pPr>
-            <w:r>
-              <w:rPr/>
+              <w:rPr>
+                <w:lang w:val="hu-HU" w:eastAsia="zh-CN" w:bidi="hi-IN"/>
+              </w:rPr>
+            </w:pPr>
+            <w:r>
+              <w:rPr>
+                <w:lang w:val="hu-HU" w:eastAsia="zh-CN" w:bidi="hi-IN"/>
+              </w:rPr>
               <w:t>Feladat szerkeszthető és törölhető</w:t>
             </w:r>
           </w:p>
@@ -3815,10 +4485,14 @@
               <w:pStyle w:val="TableContents"/>
               <w:bidi w:val="0"/>
               <w:jc w:val="left"/>
-              <w:rPr/>
-            </w:pPr>
-            <w:r>
-              <w:rPr/>
+              <w:rPr>
+                <w:lang w:val="hu-HU" w:eastAsia="zh-CN" w:bidi="hi-IN"/>
+              </w:rPr>
+            </w:pPr>
+            <w:r>
+              <w:rPr>
+                <w:lang w:val="hu-HU" w:eastAsia="zh-CN" w:bidi="hi-IN"/>
+              </w:rPr>
               <w:t>Teljesült</w:t>
             </w:r>
           </w:p>
@@ -3839,11 +4513,21 @@
               <w:pStyle w:val="TableContents"/>
               <w:bidi w:val="0"/>
               <w:jc w:val="left"/>
-              <w:rPr/>
-            </w:pPr>
-            <w:r>
-              <w:rPr/>
-              <w:t>AC-08</w:t>
+              <w:rPr>
+                <w:lang w:val="hu-HU" w:eastAsia="zh-CN" w:bidi="hi-IN"/>
+              </w:rPr>
+            </w:pPr>
+            <w:r>
+              <w:rPr>
+                <w:lang w:val="hu-HU" w:eastAsia="zh-CN" w:bidi="hi-IN"/>
+              </w:rPr>
+              <w:t>AC-0</w:t>
+            </w:r>
+            <w:r>
+              <w:rPr>
+                <w:lang w:val="hu-HU" w:eastAsia="zh-CN" w:bidi="hi-IN"/>
+              </w:rPr>
+              <w:t>8</w:t>
             </w:r>
           </w:p>
         </w:tc>
@@ -3860,11 +4544,15 @@
               <w:pStyle w:val="TableContents"/>
               <w:bidi w:val="0"/>
               <w:jc w:val="left"/>
-              <w:rPr/>
-            </w:pPr>
-            <w:r>
-              <w:rPr/>
-              <w:t>Kártya drag &amp; drop módszerrel mozgatható</w:t>
+              <w:rPr>
+                <w:lang w:val="hu-HU" w:eastAsia="zh-CN" w:bidi="hi-IN"/>
+              </w:rPr>
+            </w:pPr>
+            <w:r>
+              <w:rPr>
+                <w:lang w:val="hu-HU" w:eastAsia="zh-CN" w:bidi="hi-IN"/>
+              </w:rPr>
+              <w:t>Oldalfrissítés megőrzi az adatokat</w:t>
             </w:r>
           </w:p>
         </w:tc>
@@ -3882,10 +4570,14 @@
               <w:pStyle w:val="TableContents"/>
               <w:bidi w:val="0"/>
               <w:jc w:val="left"/>
-              <w:rPr/>
-            </w:pPr>
-            <w:r>
-              <w:rPr/>
+              <w:rPr>
+                <w:lang w:val="hu-HU" w:eastAsia="zh-CN" w:bidi="hi-IN"/>
+              </w:rPr>
+            </w:pPr>
+            <w:r>
+              <w:rPr>
+                <w:lang w:val="hu-HU" w:eastAsia="zh-CN" w:bidi="hi-IN"/>
+              </w:rPr>
               <w:t>Teljesült</w:t>
             </w:r>
           </w:p>
@@ -3906,11 +4598,21 @@
               <w:pStyle w:val="TableContents"/>
               <w:bidi w:val="0"/>
               <w:jc w:val="left"/>
-              <w:rPr/>
-            </w:pPr>
-            <w:r>
-              <w:rPr/>
-              <w:t>AC-09</w:t>
+              <w:rPr>
+                <w:lang w:val="hu-HU" w:eastAsia="zh-CN" w:bidi="hi-IN"/>
+              </w:rPr>
+            </w:pPr>
+            <w:r>
+              <w:rPr>
+                <w:lang w:val="hu-HU" w:eastAsia="zh-CN" w:bidi="hi-IN"/>
+              </w:rPr>
+              <w:t>AC-</w:t>
+            </w:r>
+            <w:r>
+              <w:rPr>
+                <w:lang w:val="hu-HU" w:eastAsia="zh-CN" w:bidi="hi-IN"/>
+              </w:rPr>
+              <w:t>09</w:t>
             </w:r>
           </w:p>
         </w:tc>
@@ -3927,11 +4629,15 @@
               <w:pStyle w:val="TableContents"/>
               <w:bidi w:val="0"/>
               <w:jc w:val="left"/>
-              <w:rPr/>
-            </w:pPr>
-            <w:r>
-              <w:rPr/>
-              <w:t>Oldalfrissítés megőrzi az adatokat</w:t>
+              <w:rPr>
+                <w:lang w:val="hu-HU" w:eastAsia="zh-CN" w:bidi="hi-IN"/>
+              </w:rPr>
+            </w:pPr>
+            <w:r>
+              <w:rPr>
+                <w:lang w:val="hu-HU" w:eastAsia="zh-CN" w:bidi="hi-IN"/>
+              </w:rPr>
+              <w:t>Adatok MySQL adatbázisban tárolódnak</w:t>
             </w:r>
           </w:p>
         </w:tc>
@@ -3949,10 +4655,14 @@
               <w:pStyle w:val="TableContents"/>
               <w:bidi w:val="0"/>
               <w:jc w:val="left"/>
-              <w:rPr/>
-            </w:pPr>
-            <w:r>
-              <w:rPr/>
+              <w:rPr>
+                <w:lang w:val="hu-HU" w:eastAsia="zh-CN" w:bidi="hi-IN"/>
+              </w:rPr>
+            </w:pPr>
+            <w:r>
+              <w:rPr>
+                <w:lang w:val="hu-HU" w:eastAsia="zh-CN" w:bidi="hi-IN"/>
+              </w:rPr>
               <w:t>Teljesült</w:t>
             </w:r>
           </w:p>
@@ -3973,11 +4683,21 @@
               <w:pStyle w:val="TableContents"/>
               <w:bidi w:val="0"/>
               <w:jc w:val="left"/>
-              <w:rPr/>
-            </w:pPr>
-            <w:r>
-              <w:rPr/>
-              <w:t>AC-10</w:t>
+              <w:rPr>
+                <w:lang w:val="hu-HU" w:eastAsia="zh-CN" w:bidi="hi-IN"/>
+              </w:rPr>
+            </w:pPr>
+            <w:r>
+              <w:rPr>
+                <w:lang w:val="hu-HU" w:eastAsia="zh-CN" w:bidi="hi-IN"/>
+              </w:rPr>
+              <w:t>AC-</w:t>
+            </w:r>
+            <w:r>
+              <w:rPr>
+                <w:lang w:val="hu-HU" w:eastAsia="zh-CN" w:bidi="hi-IN"/>
+              </w:rPr>
+              <w:t>10</w:t>
             </w:r>
           </w:p>
         </w:tc>
@@ -3994,11 +4714,15 @@
               <w:pStyle w:val="TableContents"/>
               <w:bidi w:val="0"/>
               <w:jc w:val="left"/>
-              <w:rPr/>
-            </w:pPr>
-            <w:r>
-              <w:rPr/>
-              <w:t>Adatok MySQL adatbázisban tárolódnak</w:t>
+              <w:rPr>
+                <w:lang w:val="hu-HU" w:eastAsia="zh-CN" w:bidi="hi-IN"/>
+              </w:rPr>
+            </w:pPr>
+            <w:r>
+              <w:rPr>
+                <w:lang w:val="hu-HU" w:eastAsia="zh-CN" w:bidi="hi-IN"/>
+              </w:rPr>
+              <w:t>SQL injection elleni védelem (prepared statements)</w:t>
             </w:r>
           </w:p>
         </w:tc>
@@ -4016,77 +4740,14 @@
               <w:pStyle w:val="TableContents"/>
               <w:bidi w:val="0"/>
               <w:jc w:val="left"/>
-              <w:rPr/>
-            </w:pPr>
-            <w:r>
-              <w:rPr/>
-              <w:t>Teljesült</w:t>
-            </w:r>
-          </w:p>
-        </w:tc>
-      </w:tr>
-      <w:tr>
-        <w:trPr/>
-        <w:tc>
-          <w:tcPr>
-            <w:tcW w:w="3324" w:type="dxa"/>
-            <w:tcBorders>
-              <w:left w:val="single" w:sz="4" w:space="0" w:color="000000"/>
-              <w:bottom w:val="single" w:sz="4" w:space="0" w:color="000000"/>
-            </w:tcBorders>
-          </w:tcPr>
-          <w:p>
-            <w:pPr>
-              <w:pStyle w:val="TableContents"/>
-              <w:bidi w:val="0"/>
-              <w:jc w:val="left"/>
-              <w:rPr/>
-            </w:pPr>
-            <w:r>
-              <w:rPr/>
-              <w:t>AC-11</w:t>
-            </w:r>
-          </w:p>
-        </w:tc>
-        <w:tc>
-          <w:tcPr>
-            <w:tcW w:w="3324" w:type="dxa"/>
-            <w:tcBorders>
-              <w:left w:val="single" w:sz="4" w:space="0" w:color="000000"/>
-              <w:bottom w:val="single" w:sz="4" w:space="0" w:color="000000"/>
-            </w:tcBorders>
-          </w:tcPr>
-          <w:p>
-            <w:pPr>
-              <w:pStyle w:val="TableContents"/>
-              <w:bidi w:val="0"/>
-              <w:jc w:val="left"/>
-              <w:rPr/>
-            </w:pPr>
-            <w:r>
-              <w:rPr/>
-              <w:t>SQL injection elleni védelem (prepared statements)</w:t>
-            </w:r>
-          </w:p>
-        </w:tc>
-        <w:tc>
-          <w:tcPr>
-            <w:tcW w:w="3324" w:type="dxa"/>
-            <w:tcBorders>
-              <w:left w:val="single" w:sz="4" w:space="0" w:color="000000"/>
-              <w:bottom w:val="single" w:sz="4" w:space="0" w:color="000000"/>
-              <w:right w:val="single" w:sz="4" w:space="0" w:color="000000"/>
-            </w:tcBorders>
-          </w:tcPr>
-          <w:p>
-            <w:pPr>
-              <w:pStyle w:val="TableContents"/>
-              <w:bidi w:val="0"/>
-              <w:jc w:val="left"/>
-              <w:rPr/>
-            </w:pPr>
-            <w:r>
-              <w:rPr/>
+              <w:rPr>
+                <w:lang w:val="hu-HU" w:eastAsia="zh-CN" w:bidi="hi-IN"/>
+              </w:rPr>
+            </w:pPr>
+            <w:r>
+              <w:rPr>
+                <w:lang w:val="hu-HU" w:eastAsia="zh-CN" w:bidi="hi-IN"/>
+              </w:rPr>
               <w:t>Teljesült</w:t>
             </w:r>
           </w:p>
@@ -4098,10 +4759,14 @@
         <w:pStyle w:val="BodyText"/>
         <w:bidi w:val="0"/>
         <w:jc w:val="left"/>
-        <w:rPr/>
-      </w:pPr>
-      <w:r>
-        <w:rPr/>
+        <w:rPr>
+          <w:lang w:val="hu-HU" w:eastAsia="zh-CN" w:bidi="hi-IN"/>
+        </w:rPr>
+      </w:pPr>
+      <w:r>
+        <w:rPr>
+          <w:lang w:val="hu-HU" w:eastAsia="zh-CN" w:bidi="hi-IN"/>
+        </w:rPr>
       </w:r>
       <w:r>
         <w:br w:type="page"/>
@@ -4118,10 +4783,14 @@
         <w:spacing w:before="0" w:after="120"/>
         <w:ind w:hanging="0" w:left="0"/>
         <w:jc w:val="left"/>
-        <w:rPr/>
-      </w:pPr>
-      <w:r>
-        <w:rPr/>
+        <w:rPr>
+          <w:lang w:val="hu-HU" w:eastAsia="zh-CN" w:bidi="hi-IN"/>
+        </w:rPr>
+      </w:pPr>
+      <w:r>
+        <w:rPr>
+          <w:lang w:val="hu-HU" w:eastAsia="zh-CN" w:bidi="hi-IN"/>
+        </w:rPr>
         <w:t>Korlátozások</w:t>
       </w:r>
     </w:p>
@@ -4134,10 +4803,14 @@
         </w:numPr>
         <w:bidi w:val="0"/>
         <w:jc w:val="left"/>
-        <w:rPr/>
-      </w:pPr>
-      <w:r>
-        <w:rPr/>
+        <w:rPr>
+          <w:lang w:val="hu-HU" w:eastAsia="zh-CN" w:bidi="hi-IN"/>
+        </w:rPr>
+      </w:pPr>
+      <w:r>
+        <w:rPr>
+          <w:lang w:val="hu-HU" w:eastAsia="zh-CN" w:bidi="hi-IN"/>
+        </w:rPr>
         <w:t>Az adatok egy MySQL adatbázisban tárolódnak, de nincs valós idejű szinkronizáció több eszköz között.</w:t>
       </w:r>
     </w:p>
@@ -4150,10 +4823,14 @@
         </w:numPr>
         <w:bidi w:val="0"/>
         <w:jc w:val="left"/>
-        <w:rPr/>
-      </w:pPr>
-      <w:r>
-        <w:rPr/>
+        <w:rPr>
+          <w:lang w:val="hu-HU" w:eastAsia="zh-CN" w:bidi="hi-IN"/>
+        </w:rPr>
+      </w:pPr>
+      <w:r>
+        <w:rPr>
+          <w:lang w:val="hu-HU" w:eastAsia="zh-CN" w:bidi="hi-IN"/>
+        </w:rPr>
         <w:t>Nincs adminisztrátori szerepkör.</w:t>
       </w:r>
     </w:p>
@@ -4165,29 +4842,17 @@
           <w:numId w:val="9"/>
         </w:numPr>
         <w:bidi w:val="0"/>
-        <w:jc w:val="left"/>
-        <w:rPr/>
-      </w:pPr>
-      <w:r>
-        <w:rPr/>
+        <w:spacing w:before="0" w:after="140"/>
+        <w:jc w:val="left"/>
+        <w:rPr>
+          <w:lang w:val="hu-HU" w:eastAsia="zh-CN" w:bidi="hi-IN"/>
+        </w:rPr>
+      </w:pPr>
+      <w:r>
+        <w:rPr>
+          <w:lang w:val="hu-HU" w:eastAsia="zh-CN" w:bidi="hi-IN"/>
+        </w:rPr>
         <w:t>Nincs jelszó-visszaállítási funkció.</w:t>
-      </w:r>
-    </w:p>
-    <w:p>
-      <w:pPr>
-        <w:pStyle w:val="BodyText"/>
-        <w:numPr>
-          <w:ilvl w:val="0"/>
-          <w:numId w:val="9"/>
-        </w:numPr>
-        <w:bidi w:val="0"/>
-        <w:spacing w:before="0" w:after="140"/>
-        <w:jc w:val="left"/>
-        <w:rPr/>
-      </w:pPr>
-      <w:r>
-        <w:rPr/>
-        <w:t>A drag &amp; drop natív HTML5 API-ra épül, ami régebbi böngészőkben eltérően viselkedhet.</w:t>
       </w:r>
     </w:p>
     <w:sectPr>
@@ -5779,8 +6444,8 @@
       <w:szCs w:val="28"/>
     </w:rPr>
   </w:style>
-  <w:style w:type="character" w:styleId="Bulletsuser">
-    <w:name w:val="Bullets (user)"/>
+  <w:style w:type="character" w:styleId="Bullets">
+    <w:name w:val="Bullets"/>
     <w:qFormat/>
     <w:rPr>
       <w:rFonts w:ascii="OpenSymbol" w:hAnsi="OpenSymbol" w:eastAsia="OpenSymbol" w:cs="OpenSymbol"/>
@@ -5791,8 +6456,8 @@
     <w:qFormat/>
     <w:rPr/>
   </w:style>
-  <w:style w:type="character" w:styleId="Bullets">
-    <w:name w:val="Bullets"/>
+  <w:style w:type="character" w:styleId="Bulletsuser">
+    <w:name w:val="Bullets (user)"/>
     <w:qFormat/>
     <w:rPr>
       <w:rFonts w:ascii="OpenSymbol" w:hAnsi="OpenSymbol" w:eastAsia="OpenSymbol" w:cs="OpenSymbol"/>

--- a/Documents/funkcionalis_specifikaciok.docx
+++ b/Documents/funkcionalis_specifikaciok.docx
@@ -245,7 +245,7 @@
               <w:rPr>
                 <w:lang w:val="hu-HU" w:eastAsia="zh-CN" w:bidi="hi-IN"/>
               </w:rPr>
-              <w:t>3</w:t>
+              <w:t>4</w:t>
             </w:r>
           </w:p>
         </w:tc>
@@ -299,13 +299,13 @@
               <w:rPr>
                 <w:lang w:val="hu-HU" w:eastAsia="zh-CN" w:bidi="hi-IN"/>
               </w:rPr>
-              <w:t>2026. október 0</w:t>
-            </w:r>
-            <w:r>
-              <w:rPr>
-                <w:lang w:val="hu-HU" w:eastAsia="zh-CN" w:bidi="hi-IN"/>
-              </w:rPr>
-              <w:t>6</w:t>
+              <w:t xml:space="preserve">2026. október </w:t>
+            </w:r>
+            <w:r>
+              <w:rPr>
+                <w:lang w:val="hu-HU" w:eastAsia="zh-CN" w:bidi="hi-IN"/>
+              </w:rPr>
+              <w:t>13</w:t>
             </w:r>
             <w:r>
               <w:rPr>
@@ -471,19 +471,7 @@
         <w:rPr>
           <w:lang w:val="hu-HU" w:eastAsia="zh-CN" w:bidi="hi-IN"/>
         </w:rPr>
-        <w:t xml:space="preserve">A rendszer a napi teendők vizuális megjelenítésére hivatott. A felhasználó regisztrál, bejelentkezik, majd a főoldalon keresztül eljut a todo oldalra, ahol feladatokat hozhat létre, szerkeszthet </w:t>
-      </w:r>
-      <w:r>
-        <w:rPr>
-          <w:lang w:val="hu-HU" w:eastAsia="zh-CN" w:bidi="hi-IN"/>
-        </w:rPr>
-        <w:t>és</w:t>
-      </w:r>
-      <w:r>
-        <w:rPr>
-          <w:lang w:val="hu-HU" w:eastAsia="zh-CN" w:bidi="hi-IN"/>
-        </w:rPr>
-        <w:t xml:space="preserve"> törölhet. Az adatok MySQL adatbázisban tárolódnak, így bejelentkezés után bármikor elérhetők.</w:t>
+        <w:t>A rendszer a napi teendők vizuális megjelenítésére hivatott. A felhasználó regisztrál, bejelentkezik, majd a főoldalon keresztül eljut a todo oldalra, ahol feladatokat hozhat létre, szerkeszthet és törölhet. Az adatok MySQL adatbázisban tárolódnak, így bejelentkezés után bármikor elérhetők.</w:t>
       </w:r>
     </w:p>
     <w:tbl>
@@ -952,7 +940,7 @@
               <w:rPr>
                 <w:lang w:val="hu-HU" w:eastAsia="zh-CN" w:bidi="hi-IN"/>
               </w:rPr>
-              <w:t>Drag and drop</w:t>
+              <w:t>Jelszó változtatás</w:t>
             </w:r>
           </w:p>
         </w:tc>
@@ -978,7 +966,7 @@
               <w:rPr>
                 <w:lang w:val="hu-HU" w:eastAsia="zh-CN" w:bidi="hi-IN"/>
               </w:rPr>
-              <w:t>Feladatok átrendezése és státuszváltása</w:t>
+              <w:t>Meglévő felhasználó jelszava megváltozik.</w:t>
             </w:r>
           </w:p>
         </w:tc>
@@ -1618,6 +1606,87 @@
           <w:lang w:val="hu-HU" w:eastAsia="zh-CN" w:bidi="hi-IN"/>
         </w:rPr>
         <w:t>Validációs hibák megjelenítése.</w:t>
+      </w:r>
+    </w:p>
+    <w:p>
+      <w:pPr>
+        <w:pStyle w:val="Heading2"/>
+        <w:numPr>
+          <w:ilvl w:val="1"/>
+          <w:numId w:val="1"/>
+        </w:numPr>
+        <w:bidi w:val="0"/>
+        <w:ind w:hanging="0" w:left="0"/>
+        <w:jc w:val="left"/>
+        <w:rPr>
+          <w:lang w:val="hu-HU" w:eastAsia="zh-CN" w:bidi="hi-IN"/>
+        </w:rPr>
+      </w:pPr>
+      <w:r>
+        <w:rPr>
+          <w:lang w:val="hu-HU" w:eastAsia="zh-CN" w:bidi="hi-IN"/>
+        </w:rPr>
+        <w:t>Jelszó változtató oldal</w:t>
+      </w:r>
+    </w:p>
+    <w:p>
+      <w:pPr>
+        <w:pStyle w:val="BodyText"/>
+        <w:numPr>
+          <w:ilvl w:val="0"/>
+          <w:numId w:val="10"/>
+        </w:numPr>
+        <w:bidi w:val="0"/>
+        <w:jc w:val="left"/>
+        <w:rPr>
+          <w:lang w:val="hu-HU" w:eastAsia="zh-CN" w:bidi="hi-IN"/>
+        </w:rPr>
+      </w:pPr>
+      <w:r>
+        <w:rPr>
+          <w:lang w:val="hu-HU" w:eastAsia="zh-CN" w:bidi="hi-IN"/>
+        </w:rPr>
+        <w:t>Régi jelszó/új jelszó megerősítő szövegdoboz</w:t>
+      </w:r>
+    </w:p>
+    <w:p>
+      <w:pPr>
+        <w:pStyle w:val="BodyText"/>
+        <w:numPr>
+          <w:ilvl w:val="0"/>
+          <w:numId w:val="10"/>
+        </w:numPr>
+        <w:bidi w:val="0"/>
+        <w:jc w:val="left"/>
+        <w:rPr>
+          <w:lang w:val="hu-HU" w:eastAsia="zh-CN" w:bidi="hi-IN"/>
+        </w:rPr>
+      </w:pPr>
+      <w:r>
+        <w:rPr>
+          <w:lang w:val="hu-HU" w:eastAsia="zh-CN" w:bidi="hi-IN"/>
+        </w:rPr>
+        <w:t>Link a főoldalra</w:t>
+      </w:r>
+    </w:p>
+    <w:p>
+      <w:pPr>
+        <w:pStyle w:val="BodyText"/>
+        <w:numPr>
+          <w:ilvl w:val="0"/>
+          <w:numId w:val="10"/>
+        </w:numPr>
+        <w:bidi w:val="0"/>
+        <w:jc w:val="left"/>
+        <w:rPr>
+          <w:lang w:val="hu-HU" w:eastAsia="zh-CN" w:bidi="hi-IN"/>
+        </w:rPr>
+      </w:pPr>
+      <w:r>
+        <w:rPr>
+          <w:lang w:val="hu-HU" w:eastAsia="zh-CN" w:bidi="hi-IN"/>
+        </w:rPr>
+        <w:t>új jelszó mentése gomb</w:t>
       </w:r>
     </w:p>
     <w:p>
@@ -3100,319 +3169,6 @@
         <w:rPr>
           <w:lang w:val="hu-HU" w:eastAsia="zh-CN" w:bidi="hi-IN"/>
         </w:rPr>
-        <w:t>Drag and drop</w:t>
-      </w:r>
-    </w:p>
-    <w:tbl>
-      <w:tblPr>
-        <w:tblW w:w="5000" w:type="pct"/>
-        <w:jc w:val="left"/>
-        <w:tblInd w:w="-5" w:type="dxa"/>
-        <w:tblLayout w:type="fixed"/>
-        <w:tblCellMar>
-          <w:top w:w="55" w:type="dxa"/>
-          <w:left w:w="55" w:type="dxa"/>
-          <w:bottom w:w="55" w:type="dxa"/>
-          <w:right w:w="55" w:type="dxa"/>
-        </w:tblCellMar>
-      </w:tblPr>
-      <w:tblGrid>
-        <w:gridCol w:w="4985"/>
-        <w:gridCol w:w="4987"/>
-      </w:tblGrid>
-      <w:tr>
-        <w:trPr>
-          <w:tblHeader w:val="true"/>
-        </w:trPr>
-        <w:tc>
-          <w:tcPr>
-            <w:tcW w:w="4985" w:type="dxa"/>
-            <w:tcBorders>
-              <w:top w:val="single" w:sz="4" w:space="0" w:color="000000"/>
-              <w:left w:val="single" w:sz="4" w:space="0" w:color="000000"/>
-              <w:bottom w:val="single" w:sz="4" w:space="0" w:color="000000"/>
-            </w:tcBorders>
-          </w:tcPr>
-          <w:p>
-            <w:pPr>
-              <w:pStyle w:val="TableHeading"/>
-              <w:bidi w:val="0"/>
-              <w:jc w:val="left"/>
-              <w:rPr>
-                <w:lang w:val="hu-HU" w:eastAsia="zh-CN" w:bidi="hi-IN"/>
-              </w:rPr>
-            </w:pPr>
-            <w:r>
-              <w:rPr>
-                <w:lang w:val="hu-HU" w:eastAsia="zh-CN" w:bidi="hi-IN"/>
-              </w:rPr>
-              <w:t>Lépés</w:t>
-            </w:r>
-          </w:p>
-        </w:tc>
-        <w:tc>
-          <w:tcPr>
-            <w:tcW w:w="4987" w:type="dxa"/>
-            <w:tcBorders>
-              <w:top w:val="single" w:sz="4" w:space="0" w:color="000000"/>
-              <w:left w:val="single" w:sz="4" w:space="0" w:color="000000"/>
-              <w:bottom w:val="single" w:sz="4" w:space="0" w:color="000000"/>
-              <w:right w:val="single" w:sz="4" w:space="0" w:color="000000"/>
-            </w:tcBorders>
-          </w:tcPr>
-          <w:p>
-            <w:pPr>
-              <w:pStyle w:val="TableHeading"/>
-              <w:bidi w:val="0"/>
-              <w:jc w:val="left"/>
-              <w:rPr>
-                <w:lang w:val="hu-HU" w:eastAsia="zh-CN" w:bidi="hi-IN"/>
-              </w:rPr>
-            </w:pPr>
-            <w:r>
-              <w:rPr>
-                <w:lang w:val="hu-HU" w:eastAsia="zh-CN" w:bidi="hi-IN"/>
-              </w:rPr>
-              <w:t>Rendszerválasz</w:t>
-            </w:r>
-          </w:p>
-        </w:tc>
-      </w:tr>
-      <w:tr>
-        <w:trPr/>
-        <w:tc>
-          <w:tcPr>
-            <w:tcW w:w="4985" w:type="dxa"/>
-            <w:tcBorders>
-              <w:left w:val="single" w:sz="4" w:space="0" w:color="000000"/>
-              <w:bottom w:val="single" w:sz="4" w:space="0" w:color="000000"/>
-            </w:tcBorders>
-          </w:tcPr>
-          <w:p>
-            <w:pPr>
-              <w:pStyle w:val="TableContents"/>
-              <w:bidi w:val="0"/>
-              <w:jc w:val="left"/>
-              <w:rPr>
-                <w:lang w:val="hu-HU" w:eastAsia="zh-CN" w:bidi="hi-IN"/>
-              </w:rPr>
-            </w:pPr>
-            <w:r>
-              <w:rPr>
-                <w:lang w:val="hu-HU" w:eastAsia="zh-CN" w:bidi="hi-IN"/>
-              </w:rPr>
-              <w:t>Kártya megfogása</w:t>
-            </w:r>
-          </w:p>
-        </w:tc>
-        <w:tc>
-          <w:tcPr>
-            <w:tcW w:w="4987" w:type="dxa"/>
-            <w:tcBorders>
-              <w:left w:val="single" w:sz="4" w:space="0" w:color="000000"/>
-              <w:bottom w:val="single" w:sz="4" w:space="0" w:color="000000"/>
-              <w:right w:val="single" w:sz="4" w:space="0" w:color="000000"/>
-            </w:tcBorders>
-          </w:tcPr>
-          <w:p>
-            <w:pPr>
-              <w:pStyle w:val="TableContents"/>
-              <w:bidi w:val="0"/>
-              <w:jc w:val="left"/>
-              <w:rPr>
-                <w:lang w:val="hu-HU" w:eastAsia="zh-CN" w:bidi="hi-IN"/>
-              </w:rPr>
-            </w:pPr>
-            <w:r>
-              <w:rPr>
-                <w:lang w:val="hu-HU" w:eastAsia="zh-CN" w:bidi="hi-IN"/>
-              </w:rPr>
-              <w:t>A kártya vizuális visszajelzést kap</w:t>
-            </w:r>
-          </w:p>
-        </w:tc>
-      </w:tr>
-      <w:tr>
-        <w:trPr/>
-        <w:tc>
-          <w:tcPr>
-            <w:tcW w:w="4985" w:type="dxa"/>
-            <w:tcBorders>
-              <w:left w:val="single" w:sz="4" w:space="0" w:color="000000"/>
-              <w:bottom w:val="single" w:sz="4" w:space="0" w:color="000000"/>
-            </w:tcBorders>
-          </w:tcPr>
-          <w:p>
-            <w:pPr>
-              <w:pStyle w:val="TableContents"/>
-              <w:bidi w:val="0"/>
-              <w:jc w:val="left"/>
-              <w:rPr>
-                <w:lang w:val="hu-HU" w:eastAsia="zh-CN" w:bidi="hi-IN"/>
-              </w:rPr>
-            </w:pPr>
-            <w:r>
-              <w:rPr>
-                <w:lang w:val="hu-HU" w:eastAsia="zh-CN" w:bidi="hi-IN"/>
-              </w:rPr>
-              <w:t>Célpozíció fölé húzás</w:t>
-            </w:r>
-          </w:p>
-        </w:tc>
-        <w:tc>
-          <w:tcPr>
-            <w:tcW w:w="4987" w:type="dxa"/>
-            <w:tcBorders>
-              <w:left w:val="single" w:sz="4" w:space="0" w:color="000000"/>
-              <w:bottom w:val="single" w:sz="4" w:space="0" w:color="000000"/>
-              <w:right w:val="single" w:sz="4" w:space="0" w:color="000000"/>
-            </w:tcBorders>
-          </w:tcPr>
-          <w:p>
-            <w:pPr>
-              <w:pStyle w:val="TableContents"/>
-              <w:bidi w:val="0"/>
-              <w:jc w:val="left"/>
-              <w:rPr>
-                <w:lang w:val="hu-HU" w:eastAsia="zh-CN" w:bidi="hi-IN"/>
-              </w:rPr>
-            </w:pPr>
-            <w:r>
-              <w:rPr>
-                <w:lang w:val="hu-HU" w:eastAsia="zh-CN" w:bidi="hi-IN"/>
-              </w:rPr>
-              <w:t>A rendszer jelzi a beszúrási pozíciót</w:t>
-            </w:r>
-          </w:p>
-        </w:tc>
-      </w:tr>
-      <w:tr>
-        <w:trPr/>
-        <w:tc>
-          <w:tcPr>
-            <w:tcW w:w="4985" w:type="dxa"/>
-            <w:tcBorders>
-              <w:left w:val="single" w:sz="4" w:space="0" w:color="000000"/>
-              <w:bottom w:val="single" w:sz="4" w:space="0" w:color="000000"/>
-            </w:tcBorders>
-          </w:tcPr>
-          <w:p>
-            <w:pPr>
-              <w:pStyle w:val="TableContents"/>
-              <w:bidi w:val="0"/>
-              <w:jc w:val="left"/>
-              <w:rPr>
-                <w:lang w:val="hu-HU" w:eastAsia="zh-CN" w:bidi="hi-IN"/>
-              </w:rPr>
-            </w:pPr>
-            <w:r>
-              <w:rPr>
-                <w:lang w:val="hu-HU" w:eastAsia="zh-CN" w:bidi="hi-IN"/>
-              </w:rPr>
-              <w:t>Elengedés</w:t>
-            </w:r>
-          </w:p>
-        </w:tc>
-        <w:tc>
-          <w:tcPr>
-            <w:tcW w:w="4987" w:type="dxa"/>
-            <w:tcBorders>
-              <w:left w:val="single" w:sz="4" w:space="0" w:color="000000"/>
-              <w:bottom w:val="single" w:sz="4" w:space="0" w:color="000000"/>
-              <w:right w:val="single" w:sz="4" w:space="0" w:color="000000"/>
-            </w:tcBorders>
-          </w:tcPr>
-          <w:p>
-            <w:pPr>
-              <w:pStyle w:val="TableContents"/>
-              <w:bidi w:val="0"/>
-              <w:jc w:val="left"/>
-              <w:rPr>
-                <w:lang w:val="hu-HU" w:eastAsia="zh-CN" w:bidi="hi-IN"/>
-              </w:rPr>
-            </w:pPr>
-            <w:r>
-              <w:rPr>
-                <w:lang w:val="hu-HU" w:eastAsia="zh-CN" w:bidi="hi-IN"/>
-              </w:rPr>
-              <w:t>A rendszer menti az új státuszt és sorrendet</w:t>
-            </w:r>
-          </w:p>
-        </w:tc>
-      </w:tr>
-      <w:tr>
-        <w:trPr/>
-        <w:tc>
-          <w:tcPr>
-            <w:tcW w:w="4985" w:type="dxa"/>
-            <w:tcBorders>
-              <w:left w:val="single" w:sz="4" w:space="0" w:color="000000"/>
-              <w:bottom w:val="single" w:sz="4" w:space="0" w:color="000000"/>
-            </w:tcBorders>
-          </w:tcPr>
-          <w:p>
-            <w:pPr>
-              <w:pStyle w:val="TableContents"/>
-              <w:bidi w:val="0"/>
-              <w:jc w:val="left"/>
-              <w:rPr>
-                <w:lang w:val="hu-HU" w:eastAsia="zh-CN" w:bidi="hi-IN"/>
-              </w:rPr>
-            </w:pPr>
-            <w:r>
-              <w:rPr>
-                <w:lang w:val="hu-HU" w:eastAsia="zh-CN" w:bidi="hi-IN"/>
-              </w:rPr>
-              <w:t>Státuszváltás</w:t>
-            </w:r>
-          </w:p>
-        </w:tc>
-        <w:tc>
-          <w:tcPr>
-            <w:tcW w:w="4987" w:type="dxa"/>
-            <w:tcBorders>
-              <w:left w:val="single" w:sz="4" w:space="0" w:color="000000"/>
-              <w:bottom w:val="single" w:sz="4" w:space="0" w:color="000000"/>
-              <w:right w:val="single" w:sz="4" w:space="0" w:color="000000"/>
-            </w:tcBorders>
-          </w:tcPr>
-          <w:p>
-            <w:pPr>
-              <w:pStyle w:val="TableContents"/>
-              <w:bidi w:val="0"/>
-              <w:jc w:val="left"/>
-              <w:rPr>
-                <w:lang w:val="hu-HU" w:eastAsia="zh-CN" w:bidi="hi-IN"/>
-              </w:rPr>
-            </w:pPr>
-            <w:r>
-              <w:rPr>
-                <w:lang w:val="hu-HU" w:eastAsia="zh-CN" w:bidi="hi-IN"/>
-              </w:rPr>
-              <w:t>Az adatbázis UPDATE művelettel frissül</w:t>
-            </w:r>
-          </w:p>
-        </w:tc>
-      </w:tr>
-    </w:tbl>
-    <w:p>
-      <w:pPr>
-        <w:pStyle w:val="Heading2"/>
-        <w:numPr>
-          <w:ilvl w:val="0"/>
-          <w:numId w:val="0"/>
-        </w:numPr>
-        <w:bidi w:val="0"/>
-        <w:ind w:hanging="0" w:left="0"/>
-        <w:jc w:val="left"/>
-        <w:rPr>
-          <w:lang w:val="hu-HU" w:eastAsia="zh-CN" w:bidi="hi-IN"/>
-        </w:rPr>
-      </w:pPr>
-      <w:r>
-        <w:rPr>
-          <w:lang w:val="hu-HU" w:eastAsia="zh-CN" w:bidi="hi-IN"/>
-        </w:rPr>
       </w:r>
       <w:r>
         <w:br w:type="page"/>
@@ -3580,25 +3336,71 @@
     </w:p>
     <w:p>
       <w:pPr>
-        <w:pStyle w:val="Heading2"/>
-        <w:keepNext w:val="true"/>
-        <w:widowControl/>
+        <w:pStyle w:val="BodyText"/>
         <w:numPr>
-          <w:ilvl w:val="1"/>
-          <w:numId w:val="10"/>
+          <w:ilvl w:val="0"/>
+          <w:numId w:val="11"/>
         </w:numPr>
-        <w:suppressAutoHyphens w:val="true"/>
-        <w:bidi w:val="0"/>
-        <w:spacing w:before="200" w:after="120"/>
-        <w:ind w:hanging="360" w:left="720" w:right="0"/>
-        <w:jc w:val="left"/>
-        <w:rPr>
-          <w:lang w:val="hu-HU" w:eastAsia="zh-CN" w:bidi="hi-IN"/>
-        </w:rPr>
-      </w:pPr>
-      <w:r>
-        <w:rPr>
-          <w:rFonts w:ascii="Liberation Serif" w:hAnsi="Liberation Serif"/>
+        <w:rPr>
+          <w:lang w:val="hu-HU" w:eastAsia="zh-CN" w:bidi="hi-IN"/>
+        </w:rPr>
+      </w:pPr>
+      <w:r>
+        <w:rPr>
+          <w:lang w:val="hu-HU" w:eastAsia="zh-CN" w:bidi="hi-IN"/>
+        </w:rPr>
+        <w:t>A felhasználó a rendezési opciókból választ egyet.</w:t>
+      </w:r>
+    </w:p>
+    <w:p>
+      <w:pPr>
+        <w:pStyle w:val="BodyText"/>
+        <w:numPr>
+          <w:ilvl w:val="0"/>
+          <w:numId w:val="11"/>
+        </w:numPr>
+        <w:rPr>
+          <w:lang w:val="hu-HU" w:eastAsia="zh-CN" w:bidi="hi-IN"/>
+        </w:rPr>
+      </w:pPr>
+      <w:r>
+        <w:rPr>
+          <w:lang w:val="hu-HU" w:eastAsia="zh-CN" w:bidi="hi-IN"/>
+        </w:rPr>
+        <w:t>A felhasználó a rendezés gombra kattint.</w:t>
+      </w:r>
+    </w:p>
+    <w:p>
+      <w:pPr>
+        <w:pStyle w:val="BodyText"/>
+        <w:numPr>
+          <w:ilvl w:val="0"/>
+          <w:numId w:val="11"/>
+        </w:numPr>
+        <w:rPr>
+          <w:lang w:val="hu-HU" w:eastAsia="zh-CN" w:bidi="hi-IN"/>
+        </w:rPr>
+      </w:pPr>
+      <w:r>
+        <w:rPr>
+          <w:lang w:val="hu-HU" w:eastAsia="zh-CN" w:bidi="hi-IN"/>
+        </w:rPr>
+        <w:t>Az adatbázisból lekérjük a felhasználó ToDo-it a kiválasztott rendezés szerint.</w:t>
+      </w:r>
+    </w:p>
+    <w:p>
+      <w:pPr>
+        <w:pStyle w:val="BodyText"/>
+        <w:numPr>
+          <w:ilvl w:val="0"/>
+          <w:numId w:val="11"/>
+        </w:numPr>
+        <w:rPr>
+          <w:lang w:val="hu-HU" w:eastAsia="zh-CN" w:bidi="hi-IN"/>
+        </w:rPr>
+      </w:pPr>
+      <w:r>
+        <w:rPr>
           <w:b w:val="false"/>
           <w:i w:val="false"/>
           <w:caps w:val="false"/>
@@ -3612,122 +3414,10 @@
           <w:shd w:fill="auto" w:val="clear"/>
           <w:lang w:val="hu-HU" w:eastAsia="zh-CN" w:bidi="hi-IN"/>
         </w:rPr>
-        <w:t>A felhasználó a rendezési opciókból választ egyet.</w:t>
-      </w:r>
-    </w:p>
-    <w:p>
-      <w:pPr>
-        <w:pStyle w:val="Heading2"/>
-        <w:keepNext w:val="true"/>
-        <w:widowControl/>
-        <w:numPr>
-          <w:ilvl w:val="1"/>
-          <w:numId w:val="10"/>
-        </w:numPr>
-        <w:suppressAutoHyphens w:val="true"/>
-        <w:bidi w:val="0"/>
-        <w:spacing w:before="200" w:after="120"/>
-        <w:ind w:hanging="360" w:left="720" w:right="0"/>
-        <w:jc w:val="left"/>
-        <w:rPr>
-          <w:lang w:val="hu-HU" w:eastAsia="zh-CN" w:bidi="hi-IN"/>
-        </w:rPr>
-      </w:pPr>
-      <w:r>
-        <w:rPr>
-          <w:rFonts w:ascii="Liberation Serif" w:hAnsi="Liberation Serif"/>
-          <w:b w:val="false"/>
-          <w:i w:val="false"/>
-          <w:caps w:val="false"/>
-          <w:smallCaps w:val="false"/>
-          <w:strike w:val="false"/>
-          <w:dstrike w:val="false"/>
-          <w:color w:val="000000"/>
-          <w:sz w:val="24"/>
-          <w:u w:val="none"/>
-          <w:effect w:val="none"/>
-          <w:shd w:fill="auto" w:val="clear"/>
-          <w:lang w:val="hu-HU" w:eastAsia="zh-CN" w:bidi="hi-IN"/>
-        </w:rPr>
-        <w:t>A felhasználó a rendezés gombra kattint.</w:t>
-      </w:r>
-    </w:p>
-    <w:p>
-      <w:pPr>
-        <w:pStyle w:val="Heading2"/>
-        <w:keepNext w:val="true"/>
-        <w:widowControl/>
-        <w:numPr>
-          <w:ilvl w:val="1"/>
-          <w:numId w:val="10"/>
-        </w:numPr>
-        <w:suppressAutoHyphens w:val="true"/>
-        <w:bidi w:val="0"/>
-        <w:spacing w:before="200" w:after="120"/>
-        <w:ind w:hanging="360" w:left="720" w:right="0"/>
-        <w:jc w:val="left"/>
-        <w:rPr>
-          <w:lang w:val="hu-HU" w:eastAsia="zh-CN" w:bidi="hi-IN"/>
-        </w:rPr>
-      </w:pPr>
-      <w:r>
-        <w:rPr>
-          <w:rFonts w:ascii="Liberation Serif" w:hAnsi="Liberation Serif"/>
-          <w:b w:val="false"/>
-          <w:i w:val="false"/>
-          <w:caps w:val="false"/>
-          <w:smallCaps w:val="false"/>
-          <w:strike w:val="false"/>
-          <w:dstrike w:val="false"/>
-          <w:color w:val="000000"/>
-          <w:sz w:val="24"/>
-          <w:u w:val="none"/>
-          <w:effect w:val="none"/>
-          <w:shd w:fill="auto" w:val="clear"/>
-          <w:lang w:val="hu-HU" w:eastAsia="zh-CN" w:bidi="hi-IN"/>
-        </w:rPr>
-        <w:t>Az adatbázisból lekérjük a felhasználó ToDo-it a kiválasztott rendezés szerint.</w:t>
-      </w:r>
-    </w:p>
-    <w:p>
-      <w:pPr>
-        <w:pStyle w:val="Heading2"/>
-        <w:keepNext w:val="true"/>
-        <w:widowControl/>
-        <w:numPr>
-          <w:ilvl w:val="1"/>
-          <w:numId w:val="10"/>
-        </w:numPr>
-        <w:suppressAutoHyphens w:val="true"/>
-        <w:bidi w:val="0"/>
-        <w:spacing w:before="200" w:after="120"/>
-        <w:ind w:hanging="360" w:left="720" w:right="0"/>
-        <w:jc w:val="left"/>
-        <w:rPr>
-          <w:lang w:val="hu-HU" w:eastAsia="zh-CN" w:bidi="hi-IN"/>
-        </w:rPr>
-      </w:pPr>
-      <w:r>
-        <w:rPr>
-          <w:rFonts w:ascii="Liberation Serif" w:hAnsi="Liberation Serif"/>
-          <w:b w:val="false"/>
-          <w:i w:val="false"/>
-          <w:caps w:val="false"/>
-          <w:smallCaps w:val="false"/>
-          <w:strike w:val="false"/>
-          <w:dstrike w:val="false"/>
-          <w:color w:val="000000"/>
-          <w:sz w:val="24"/>
-          <w:u w:val="none"/>
-          <w:effect w:val="none"/>
-          <w:shd w:fill="auto" w:val="clear"/>
-          <w:lang w:val="hu-HU" w:eastAsia="zh-CN" w:bidi="hi-IN"/>
-        </w:rPr>
         <w:t>Megszakítás esetén nincs adatváltozás.</w:t>
       </w:r>
       <w:r>
         <w:rPr>
-          <w:rFonts w:ascii="Liberation Serif" w:hAnsi="Liberation Serif"/>
           <w:b w:val="false"/>
           <w:i w:val="false"/>
           <w:caps w:val="false"/>
@@ -4521,13 +4211,7 @@
               <w:rPr>
                 <w:lang w:val="hu-HU" w:eastAsia="zh-CN" w:bidi="hi-IN"/>
               </w:rPr>
-              <w:t>AC-0</w:t>
-            </w:r>
-            <w:r>
-              <w:rPr>
-                <w:lang w:val="hu-HU" w:eastAsia="zh-CN" w:bidi="hi-IN"/>
-              </w:rPr>
-              <w:t>8</w:t>
+              <w:t>AC-08</w:t>
             </w:r>
           </w:p>
         </w:tc>
@@ -4606,13 +4290,7 @@
               <w:rPr>
                 <w:lang w:val="hu-HU" w:eastAsia="zh-CN" w:bidi="hi-IN"/>
               </w:rPr>
-              <w:t>AC-</w:t>
-            </w:r>
-            <w:r>
-              <w:rPr>
-                <w:lang w:val="hu-HU" w:eastAsia="zh-CN" w:bidi="hi-IN"/>
-              </w:rPr>
-              <w:t>09</w:t>
+              <w:t>AC-09</w:t>
             </w:r>
           </w:p>
         </w:tc>
@@ -4691,13 +4369,7 @@
               <w:rPr>
                 <w:lang w:val="hu-HU" w:eastAsia="zh-CN" w:bidi="hi-IN"/>
               </w:rPr>
-              <w:t>AC-</w:t>
-            </w:r>
-            <w:r>
-              <w:rPr>
-                <w:lang w:val="hu-HU" w:eastAsia="zh-CN" w:bidi="hi-IN"/>
-              </w:rPr>
-              <w:t>10</w:t>
+              <w:t>AC-10</w:t>
             </w:r>
           </w:p>
         </w:tc>
@@ -6079,6 +5751,143 @@
   <w:abstractNum w:abstractNumId="10">
     <w:lvl w:ilvl="0">
       <w:start w:val="1"/>
+      <w:numFmt w:val="bullet"/>
+      <w:lvlText w:val=""/>
+      <w:lvlJc w:val="left"/>
+      <w:pPr>
+        <w:tabs>
+          <w:tab w:val="num" w:pos="720"/>
+        </w:tabs>
+        <w:ind w:left="720" w:hanging="360"/>
+      </w:pPr>
+      <w:rPr>
+        <w:rFonts w:ascii="Symbol" w:hAnsi="Symbol" w:cs="Symbol" w:hint="default"/>
+      </w:rPr>
+    </w:lvl>
+    <w:lvl w:ilvl="1">
+      <w:start w:val="1"/>
+      <w:numFmt w:val="bullet"/>
+      <w:lvlText w:val="◦"/>
+      <w:lvlJc w:val="left"/>
+      <w:pPr>
+        <w:tabs>
+          <w:tab w:val="num" w:pos="1080"/>
+        </w:tabs>
+        <w:ind w:left="1080" w:hanging="360"/>
+      </w:pPr>
+      <w:rPr>
+        <w:rFonts w:ascii="OpenSymbol" w:hAnsi="OpenSymbol" w:cs="OpenSymbol" w:hint="default"/>
+      </w:rPr>
+    </w:lvl>
+    <w:lvl w:ilvl="2">
+      <w:start w:val="1"/>
+      <w:numFmt w:val="bullet"/>
+      <w:lvlText w:val="▪"/>
+      <w:lvlJc w:val="left"/>
+      <w:pPr>
+        <w:tabs>
+          <w:tab w:val="num" w:pos="1440"/>
+        </w:tabs>
+        <w:ind w:left="1440" w:hanging="360"/>
+      </w:pPr>
+      <w:rPr>
+        <w:rFonts w:ascii="OpenSymbol" w:hAnsi="OpenSymbol" w:cs="OpenSymbol" w:hint="default"/>
+      </w:rPr>
+    </w:lvl>
+    <w:lvl w:ilvl="3">
+      <w:start w:val="1"/>
+      <w:numFmt w:val="bullet"/>
+      <w:lvlText w:val=""/>
+      <w:lvlJc w:val="left"/>
+      <w:pPr>
+        <w:tabs>
+          <w:tab w:val="num" w:pos="1800"/>
+        </w:tabs>
+        <w:ind w:left="1800" w:hanging="360"/>
+      </w:pPr>
+      <w:rPr>
+        <w:rFonts w:ascii="Symbol" w:hAnsi="Symbol" w:cs="Symbol" w:hint="default"/>
+      </w:rPr>
+    </w:lvl>
+    <w:lvl w:ilvl="4">
+      <w:start w:val="1"/>
+      <w:numFmt w:val="bullet"/>
+      <w:lvlText w:val="◦"/>
+      <w:lvlJc w:val="left"/>
+      <w:pPr>
+        <w:tabs>
+          <w:tab w:val="num" w:pos="2160"/>
+        </w:tabs>
+        <w:ind w:left="2160" w:hanging="360"/>
+      </w:pPr>
+      <w:rPr>
+        <w:rFonts w:ascii="OpenSymbol" w:hAnsi="OpenSymbol" w:cs="OpenSymbol" w:hint="default"/>
+      </w:rPr>
+    </w:lvl>
+    <w:lvl w:ilvl="5">
+      <w:start w:val="1"/>
+      <w:numFmt w:val="bullet"/>
+      <w:lvlText w:val="▪"/>
+      <w:lvlJc w:val="left"/>
+      <w:pPr>
+        <w:tabs>
+          <w:tab w:val="num" w:pos="2520"/>
+        </w:tabs>
+        <w:ind w:left="2520" w:hanging="360"/>
+      </w:pPr>
+      <w:rPr>
+        <w:rFonts w:ascii="OpenSymbol" w:hAnsi="OpenSymbol" w:cs="OpenSymbol" w:hint="default"/>
+      </w:rPr>
+    </w:lvl>
+    <w:lvl w:ilvl="6">
+      <w:start w:val="1"/>
+      <w:numFmt w:val="bullet"/>
+      <w:lvlText w:val=""/>
+      <w:lvlJc w:val="left"/>
+      <w:pPr>
+        <w:tabs>
+          <w:tab w:val="num" w:pos="2880"/>
+        </w:tabs>
+        <w:ind w:left="2880" w:hanging="360"/>
+      </w:pPr>
+      <w:rPr>
+        <w:rFonts w:ascii="Symbol" w:hAnsi="Symbol" w:cs="Symbol" w:hint="default"/>
+      </w:rPr>
+    </w:lvl>
+    <w:lvl w:ilvl="7">
+      <w:start w:val="1"/>
+      <w:numFmt w:val="bullet"/>
+      <w:lvlText w:val="◦"/>
+      <w:lvlJc w:val="left"/>
+      <w:pPr>
+        <w:tabs>
+          <w:tab w:val="num" w:pos="3240"/>
+        </w:tabs>
+        <w:ind w:left="3240" w:hanging="360"/>
+      </w:pPr>
+      <w:rPr>
+        <w:rFonts w:ascii="OpenSymbol" w:hAnsi="OpenSymbol" w:cs="OpenSymbol" w:hint="default"/>
+      </w:rPr>
+    </w:lvl>
+    <w:lvl w:ilvl="8">
+      <w:start w:val="1"/>
+      <w:numFmt w:val="bullet"/>
+      <w:lvlText w:val="▪"/>
+      <w:lvlJc w:val="left"/>
+      <w:pPr>
+        <w:tabs>
+          <w:tab w:val="num" w:pos="3600"/>
+        </w:tabs>
+        <w:ind w:left="3600" w:hanging="360"/>
+      </w:pPr>
+      <w:rPr>
+        <w:rFonts w:ascii="OpenSymbol" w:hAnsi="OpenSymbol" w:cs="OpenSymbol" w:hint="default"/>
+      </w:rPr>
+    </w:lvl>
+  </w:abstractNum>
+  <w:abstractNum w:abstractNumId="11">
+    <w:lvl w:ilvl="0">
+      <w:start w:val="1"/>
       <w:numFmt w:val="decimal"/>
       <w:lvlText w:val="%1."/>
       <w:lvlJc w:val="left"/>
@@ -6106,7 +5915,7 @@
     <w:lvl w:ilvl="2">
       <w:start w:val="1"/>
       <w:numFmt w:val="decimal"/>
-      <w:lvlText w:val="%3."/>
+      <w:lvlText w:val="%3)"/>
       <w:lvlJc w:val="left"/>
       <w:pPr>
         <w:tabs>
@@ -6119,7 +5928,7 @@
     <w:lvl w:ilvl="3">
       <w:start w:val="1"/>
       <w:numFmt w:val="decimal"/>
-      <w:lvlText w:val="%4."/>
+      <w:lvlText w:val="%4)"/>
       <w:lvlJc w:val="left"/>
       <w:pPr>
         <w:tabs>
@@ -6132,7 +5941,7 @@
     <w:lvl w:ilvl="4">
       <w:start w:val="1"/>
       <w:numFmt w:val="decimal"/>
-      <w:lvlText w:val="%5."/>
+      <w:lvlText w:val="%5)"/>
       <w:lvlJc w:val="left"/>
       <w:pPr>
         <w:tabs>
@@ -6145,7 +5954,7 @@
     <w:lvl w:ilvl="5">
       <w:start w:val="1"/>
       <w:numFmt w:val="decimal"/>
-      <w:lvlText w:val="%6."/>
+      <w:lvlText w:val="%6)"/>
       <w:lvlJc w:val="left"/>
       <w:pPr>
         <w:tabs>
@@ -6158,7 +5967,7 @@
     <w:lvl w:ilvl="6">
       <w:start w:val="1"/>
       <w:numFmt w:val="decimal"/>
-      <w:lvlText w:val="%7."/>
+      <w:lvlText w:val="%7)"/>
       <w:lvlJc w:val="left"/>
       <w:pPr>
         <w:tabs>
@@ -6171,7 +5980,7 @@
     <w:lvl w:ilvl="7">
       <w:start w:val="1"/>
       <w:numFmt w:val="decimal"/>
-      <w:lvlText w:val="%8."/>
+      <w:lvlText w:val="%8)"/>
       <w:lvlJc w:val="left"/>
       <w:pPr>
         <w:tabs>
@@ -6184,7 +5993,7 @@
     <w:lvl w:ilvl="8">
       <w:start w:val="1"/>
       <w:numFmt w:val="decimal"/>
-      <w:lvlText w:val="%9."/>
+      <w:lvlText w:val="%9)"/>
       <w:lvlJc w:val="left"/>
       <w:pPr>
         <w:tabs>
@@ -6195,7 +6004,7 @@
       <w:rPr/>
     </w:lvl>
   </w:abstractNum>
-  <w:abstractNum w:abstractNumId="11">
+  <w:abstractNum w:abstractNumId="12">
     <w:lvl w:ilvl="0">
       <w:start w:val="1"/>
       <w:numFmt w:val="none"/>
@@ -6346,6 +6155,9 @@
   </w:num>
   <w:num w:numId="11">
     <w:abstractNumId w:val="11"/>
+  </w:num>
+  <w:num w:numId="12">
+    <w:abstractNumId w:val="12"/>
   </w:num>
 </w:numbering>
 </file>
@@ -6444,8 +6256,8 @@
       <w:szCs w:val="28"/>
     </w:rPr>
   </w:style>
-  <w:style w:type="character" w:styleId="Bullets">
-    <w:name w:val="Bullets"/>
+  <w:style w:type="character" w:styleId="Bulletsuser">
+    <w:name w:val="Bullets (user)"/>
     <w:qFormat/>
     <w:rPr>
       <w:rFonts w:ascii="OpenSymbol" w:hAnsi="OpenSymbol" w:eastAsia="OpenSymbol" w:cs="OpenSymbol"/>
@@ -6456,8 +6268,8 @@
     <w:qFormat/>
     <w:rPr/>
   </w:style>
-  <w:style w:type="character" w:styleId="Bulletsuser">
-    <w:name w:val="Bullets (user)"/>
+  <w:style w:type="character" w:styleId="Bullets">
+    <w:name w:val="Bullets"/>
     <w:qFormat/>
     <w:rPr>
       <w:rFonts w:ascii="OpenSymbol" w:hAnsi="OpenSymbol" w:eastAsia="OpenSymbol" w:cs="OpenSymbol"/>
@@ -6542,6 +6354,20 @@
     <w:rPr>
       <w:b/>
       <w:bCs/>
+    </w:rPr>
+  </w:style>
+  <w:style w:type="paragraph" w:styleId="Subtitle">
+    <w:name w:val="Subtitle"/>
+    <w:basedOn w:val="Heading"/>
+    <w:next w:val="BodyText"/>
+    <w:qFormat/>
+    <w:pPr>
+      <w:spacing w:before="60" w:after="120"/>
+      <w:jc w:val="center"/>
+    </w:pPr>
+    <w:rPr>
+      <w:sz w:val="36"/>
+      <w:szCs w:val="36"/>
     </w:rPr>
   </w:style>
 </w:styles>

--- a/Documents/funkcionalis_specifikaciok.docx
+++ b/Documents/funkcionalis_specifikaciok.docx
@@ -245,7 +245,7 @@
               <w:rPr>
                 <w:lang w:val="hu-HU" w:eastAsia="zh-CN" w:bidi="hi-IN"/>
               </w:rPr>
-              <w:t>4</w:t>
+              <w:t>5</w:t>
             </w:r>
           </w:p>
         </w:tc>
@@ -305,7 +305,7 @@
               <w:rPr>
                 <w:lang w:val="hu-HU" w:eastAsia="zh-CN" w:bidi="hi-IN"/>
               </w:rPr>
-              <w:t>13</w:t>
+              <w:t>25</w:t>
             </w:r>
             <w:r>
               <w:rPr>
@@ -1688,6 +1688,181 @@
         </w:rPr>
         <w:t>új jelszó mentése gomb</w:t>
       </w:r>
+      <w:r>
+        <w:br w:type="page"/>
+      </w:r>
+    </w:p>
+    <w:p>
+      <w:pPr>
+        <w:pStyle w:val="Heading2"/>
+        <w:numPr>
+          <w:ilvl w:val="0"/>
+          <w:numId w:val="0"/>
+        </w:numPr>
+        <w:bidi w:val="0"/>
+        <w:ind w:hanging="0" w:left="0"/>
+        <w:jc w:val="left"/>
+        <w:rPr>
+          <w:lang w:val="hu-HU" w:eastAsia="zh-CN" w:bidi="hi-IN"/>
+        </w:rPr>
+      </w:pPr>
+      <w:r>
+        <w:rPr>
+          <w:lang w:val="hu-HU" w:eastAsia="zh-CN" w:bidi="hi-IN"/>
+        </w:rPr>
+        <w:t>Főoldal</w:t>
+      </w:r>
+    </w:p>
+    <w:p>
+      <w:pPr>
+        <w:pStyle w:val="BodyText"/>
+        <w:numPr>
+          <w:ilvl w:val="0"/>
+          <w:numId w:val="5"/>
+        </w:numPr>
+        <w:bidi w:val="0"/>
+        <w:jc w:val="left"/>
+        <w:rPr>
+          <w:lang w:val="hu-HU" w:eastAsia="zh-CN" w:bidi="hi-IN"/>
+        </w:rPr>
+      </w:pPr>
+      <w:r>
+        <w:rPr>
+          <w:lang w:val="hu-HU" w:eastAsia="zh-CN" w:bidi="hi-IN"/>
+        </w:rPr>
+        <w:t>Üdvözlő szöveg a bejelentkezett felhasználónak.</w:t>
+      </w:r>
+    </w:p>
+    <w:p>
+      <w:pPr>
+        <w:pStyle w:val="BodyText"/>
+        <w:numPr>
+          <w:ilvl w:val="0"/>
+          <w:numId w:val="5"/>
+        </w:numPr>
+        <w:bidi w:val="0"/>
+        <w:jc w:val="left"/>
+        <w:rPr>
+          <w:lang w:val="hu-HU" w:eastAsia="zh-CN" w:bidi="hi-IN"/>
+        </w:rPr>
+      </w:pPr>
+      <w:r>
+        <w:rPr>
+          <w:lang w:val="hu-HU" w:eastAsia="zh-CN" w:bidi="hi-IN"/>
+        </w:rPr>
+        <w:t>Navigációs gombok az aloldalakra (pl. Todo oldal).</w:t>
+      </w:r>
+    </w:p>
+    <w:p>
+      <w:pPr>
+        <w:pStyle w:val="BodyText"/>
+        <w:numPr>
+          <w:ilvl w:val="0"/>
+          <w:numId w:val="5"/>
+        </w:numPr>
+        <w:bidi w:val="0"/>
+        <w:jc w:val="left"/>
+        <w:rPr>
+          <w:lang w:val="hu-HU" w:eastAsia="zh-CN" w:bidi="hi-IN"/>
+        </w:rPr>
+      </w:pPr>
+      <w:r>
+        <w:rPr>
+          <w:lang w:val="hu-HU" w:eastAsia="zh-CN" w:bidi="hi-IN"/>
+        </w:rPr>
+        <w:t>Kijelentkezés gomb.</w:t>
+      </w:r>
+    </w:p>
+    <w:p>
+      <w:pPr>
+        <w:pStyle w:val="BodyText"/>
+        <w:numPr>
+          <w:ilvl w:val="0"/>
+          <w:numId w:val="0"/>
+        </w:numPr>
+        <w:bidi w:val="0"/>
+        <w:ind w:hanging="0" w:left="720"/>
+        <w:jc w:val="left"/>
+        <w:rPr>
+          <w:lang w:val="hu-HU" w:eastAsia="zh-CN" w:bidi="hi-IN"/>
+        </w:rPr>
+      </w:pPr>
+      <w:r>
+        <w:rPr>
+          <w:lang w:val="hu-HU" w:eastAsia="zh-CN" w:bidi="hi-IN"/>
+        </w:rPr>
+        <w:drawing>
+          <wp:anchor distT="0" distB="0" distL="0" distR="0" simplePos="0" relativeHeight="2" behindDoc="0" locked="0" layoutInCell="0" allowOverlap="1">
+            <wp:simplePos x="0" y="0"/>
+            <wp:positionH relativeFrom="column">
+              <wp:align>center</wp:align>
+            </wp:positionH>
+            <wp:positionV relativeFrom="paragraph">
+              <wp:posOffset>635</wp:posOffset>
+            </wp:positionV>
+            <wp:extent cx="6103620" cy="3655060"/>
+            <wp:effectExtent l="0" t="0" r="0" b="0"/>
+            <wp:wrapSquare wrapText="largest"/>
+            <wp:docPr id="1" name="Image1"/>
+            <wp:cNvGraphicFramePr>
+              <a:graphicFrameLocks xmlns:a="http://schemas.openxmlformats.org/drawingml/2006/main" noChangeAspect="1"/>
+            </wp:cNvGraphicFramePr>
+            <a:graphic xmlns:a="http://schemas.openxmlformats.org/drawingml/2006/main">
+              <a:graphicData uri="http://schemas.openxmlformats.org/drawingml/2006/picture">
+                <pic:pic xmlns:pic="http://schemas.openxmlformats.org/drawingml/2006/picture">
+                  <pic:nvPicPr>
+                    <pic:cNvPr id="1" name="Image1"/>
+                    <pic:cNvPicPr>
+                      <a:picLocks noChangeAspect="1" noChangeArrowheads="1"/>
+                    </pic:cNvPicPr>
+                  </pic:nvPicPr>
+                  <pic:blipFill>
+                    <a:blip r:embed="rId2"/>
+                    <a:stretch>
+                      <a:fillRect/>
+                    </a:stretch>
+                  </pic:blipFill>
+                  <pic:spPr bwMode="auto">
+                    <a:xfrm>
+                      <a:off x="0" y="0"/>
+                      <a:ext cx="6103620" cy="3655060"/>
+                    </a:xfrm>
+                    <a:prstGeom prst="rect">
+                      <a:avLst/>
+                    </a:prstGeom>
+                    <a:noFill/>
+                  </pic:spPr>
+                </pic:pic>
+              </a:graphicData>
+            </a:graphic>
+          </wp:anchor>
+        </w:drawing>
+      </w:r>
+    </w:p>
+    <w:p>
+      <w:pPr>
+        <w:pStyle w:val="Heading2"/>
+        <w:widowControl/>
+        <w:numPr>
+          <w:ilvl w:val="0"/>
+          <w:numId w:val="0"/>
+        </w:numPr>
+        <w:suppressAutoHyphens w:val="true"/>
+        <w:bidi w:val="0"/>
+        <w:ind w:hanging="0" w:left="0"/>
+        <w:jc w:val="left"/>
+        <w:rPr>
+          <w:lang w:val="hu-HU" w:eastAsia="zh-CN" w:bidi="hi-IN"/>
+        </w:rPr>
+      </w:pPr>
+      <w:r>
+        <w:rPr>
+          <w:lang w:val="hu-HU" w:eastAsia="zh-CN" w:bidi="hi-IN"/>
+        </w:rPr>
+      </w:r>
+      <w:r>
+        <w:br w:type="page"/>
+      </w:r>
     </w:p>
     <w:p>
       <w:pPr>
@@ -1707,7 +1882,7 @@
         <w:rPr>
           <w:lang w:val="hu-HU" w:eastAsia="zh-CN" w:bidi="hi-IN"/>
         </w:rPr>
-        <w:t>Főoldal</w:t>
+        <w:t>Todo oldal</w:t>
       </w:r>
     </w:p>
     <w:p>
@@ -1715,19 +1890,19 @@
         <w:pStyle w:val="BodyText"/>
         <w:numPr>
           <w:ilvl w:val="0"/>
-          <w:numId w:val="5"/>
-        </w:numPr>
-        <w:bidi w:val="0"/>
-        <w:jc w:val="left"/>
-        <w:rPr>
-          <w:lang w:val="hu-HU" w:eastAsia="zh-CN" w:bidi="hi-IN"/>
-        </w:rPr>
-      </w:pPr>
-      <w:r>
-        <w:rPr>
-          <w:lang w:val="hu-HU" w:eastAsia="zh-CN" w:bidi="hi-IN"/>
-        </w:rPr>
-        <w:t>Üdvözlő szöveg a bejelentkezett felhasználónak.</w:t>
+          <w:numId w:val="6"/>
+        </w:numPr>
+        <w:bidi w:val="0"/>
+        <w:jc w:val="left"/>
+        <w:rPr>
+          <w:lang w:val="hu-HU" w:eastAsia="zh-CN" w:bidi="hi-IN"/>
+        </w:rPr>
+      </w:pPr>
+      <w:r>
+        <w:rPr>
+          <w:lang w:val="hu-HU" w:eastAsia="zh-CN" w:bidi="hi-IN"/>
+        </w:rPr>
+        <w:t>Új feladat gomb, kijelentkezés gomb.</w:t>
       </w:r>
     </w:p>
     <w:p>
@@ -1735,19 +1910,25 @@
         <w:pStyle w:val="BodyText"/>
         <w:numPr>
           <w:ilvl w:val="0"/>
-          <w:numId w:val="5"/>
-        </w:numPr>
-        <w:bidi w:val="0"/>
-        <w:jc w:val="left"/>
-        <w:rPr>
-          <w:lang w:val="hu-HU" w:eastAsia="zh-CN" w:bidi="hi-IN"/>
-        </w:rPr>
-      </w:pPr>
-      <w:r>
-        <w:rPr>
-          <w:lang w:val="hu-HU" w:eastAsia="zh-CN" w:bidi="hi-IN"/>
-        </w:rPr>
-        <w:t>Navigációs gombok az aloldalakra (pl. Todo oldal).</w:t>
+          <w:numId w:val="6"/>
+        </w:numPr>
+        <w:bidi w:val="0"/>
+        <w:jc w:val="left"/>
+        <w:rPr>
+          <w:lang w:val="hu-HU" w:eastAsia="zh-CN" w:bidi="hi-IN"/>
+        </w:rPr>
+      </w:pPr>
+      <w:r>
+        <w:rPr>
+          <w:lang w:val="hu-HU" w:eastAsia="zh-CN" w:bidi="hi-IN"/>
+        </w:rPr>
+        <w:t xml:space="preserve">Visszagomb a főoldalra. </w:t>
+      </w:r>
+      <w:r>
+        <w:rPr>
+          <w:lang w:val="hu-HU" w:eastAsia="zh-CN" w:bidi="hi-IN"/>
+        </w:rPr>
+        <w:t>(logóra vagy felhasználónévre kattintva)</w:t>
       </w:r>
     </w:p>
     <w:p>
@@ -1755,19 +1936,115 @@
         <w:pStyle w:val="BodyText"/>
         <w:numPr>
           <w:ilvl w:val="0"/>
-          <w:numId w:val="5"/>
-        </w:numPr>
-        <w:bidi w:val="0"/>
-        <w:jc w:val="left"/>
-        <w:rPr>
-          <w:lang w:val="hu-HU" w:eastAsia="zh-CN" w:bidi="hi-IN"/>
-        </w:rPr>
-      </w:pPr>
-      <w:r>
-        <w:rPr>
-          <w:lang w:val="hu-HU" w:eastAsia="zh-CN" w:bidi="hi-IN"/>
-        </w:rPr>
-        <w:t>Kijelentkezés gomb.</w:t>
+          <w:numId w:val="6"/>
+        </w:numPr>
+        <w:bidi w:val="0"/>
+        <w:jc w:val="left"/>
+        <w:rPr>
+          <w:lang w:val="hu-HU" w:eastAsia="zh-CN" w:bidi="hi-IN"/>
+        </w:rPr>
+      </w:pPr>
+      <w:r>
+        <w:rPr>
+          <w:lang w:val="hu-HU" w:eastAsia="zh-CN" w:bidi="hi-IN"/>
+        </w:rPr>
+        <w:t>Feladatlist</w:t>
+      </w:r>
+      <w:r>
+        <w:rPr>
+          <w:lang w:val="hu-HU" w:eastAsia="zh-CN" w:bidi="hi-IN"/>
+        </w:rPr>
+        <w:t>ák</w:t>
+      </w:r>
+      <w:r>
+        <w:rPr>
+          <w:lang w:val="hu-HU" w:eastAsia="zh-CN" w:bidi="hi-IN"/>
+        </w:rPr>
+        <w:t>.</w:t>
+      </w:r>
+    </w:p>
+    <w:p>
+      <w:pPr>
+        <w:pStyle w:val="BodyText"/>
+        <w:numPr>
+          <w:ilvl w:val="0"/>
+          <w:numId w:val="6"/>
+        </w:numPr>
+        <w:bidi w:val="0"/>
+        <w:jc w:val="left"/>
+        <w:rPr>
+          <w:lang w:val="hu-HU" w:eastAsia="zh-CN" w:bidi="hi-IN"/>
+        </w:rPr>
+      </w:pPr>
+      <w:r>
+        <w:rPr>
+          <w:lang w:val="hu-HU" w:eastAsia="zh-CN" w:bidi="hi-IN"/>
+        </w:rPr>
+        <w:t>Törlés gomb minden feladaton.</w:t>
+      </w:r>
+    </w:p>
+    <w:p>
+      <w:pPr>
+        <w:pStyle w:val="BodyText"/>
+        <w:bidi w:val="0"/>
+        <w:jc w:val="left"/>
+        <w:rPr>
+          <w:lang w:val="hu-HU" w:eastAsia="zh-CN" w:bidi="hi-IN"/>
+        </w:rPr>
+      </w:pPr>
+      <w:r>
+        <w:rPr>
+          <w:lang w:val="hu-HU" w:eastAsia="zh-CN" w:bidi="hi-IN"/>
+        </w:rPr>
+        <w:drawing>
+          <wp:anchor distT="0" distB="0" distL="0" distR="0" simplePos="0" relativeHeight="3" behindDoc="0" locked="0" layoutInCell="0" allowOverlap="1">
+            <wp:simplePos x="0" y="0"/>
+            <wp:positionH relativeFrom="column">
+              <wp:align>center</wp:align>
+            </wp:positionH>
+            <wp:positionV relativeFrom="paragraph">
+              <wp:posOffset>635</wp:posOffset>
+            </wp:positionV>
+            <wp:extent cx="6332220" cy="3778885"/>
+            <wp:effectExtent l="0" t="0" r="0" b="0"/>
+            <wp:wrapSquare wrapText="largest"/>
+            <wp:docPr id="2" name="Image2"/>
+            <wp:cNvGraphicFramePr>
+              <a:graphicFrameLocks xmlns:a="http://schemas.openxmlformats.org/drawingml/2006/main" noChangeAspect="1"/>
+            </wp:cNvGraphicFramePr>
+            <a:graphic xmlns:a="http://schemas.openxmlformats.org/drawingml/2006/main">
+              <a:graphicData uri="http://schemas.openxmlformats.org/drawingml/2006/picture">
+                <pic:pic xmlns:pic="http://schemas.openxmlformats.org/drawingml/2006/picture">
+                  <pic:nvPicPr>
+                    <pic:cNvPr id="2" name="Image2"/>
+                    <pic:cNvPicPr>
+                      <a:picLocks noChangeAspect="1" noChangeArrowheads="1"/>
+                    </pic:cNvPicPr>
+                  </pic:nvPicPr>
+                  <pic:blipFill>
+                    <a:blip r:embed="rId3"/>
+                    <a:stretch>
+                      <a:fillRect/>
+                    </a:stretch>
+                  </pic:blipFill>
+                  <pic:spPr bwMode="auto">
+                    <a:xfrm>
+                      <a:off x="0" y="0"/>
+                      <a:ext cx="6332220" cy="3778885"/>
+                    </a:xfrm>
+                    <a:prstGeom prst="rect">
+                      <a:avLst/>
+                    </a:prstGeom>
+                    <a:noFill/>
+                  </pic:spPr>
+                </pic:pic>
+              </a:graphicData>
+            </a:graphic>
+          </wp:anchor>
+        </w:drawing>
+      </w:r>
+      <w:r>
+        <w:br w:type="page"/>
       </w:r>
     </w:p>
     <w:p>
@@ -1777,18 +2054,12 @@
           <w:ilvl w:val="1"/>
           <w:numId w:val="1"/>
         </w:numPr>
-        <w:bidi w:val="0"/>
         <w:ind w:hanging="0" w:left="0"/>
-        <w:jc w:val="left"/>
-        <w:rPr>
-          <w:lang w:val="hu-HU" w:eastAsia="zh-CN" w:bidi="hi-IN"/>
-        </w:rPr>
-      </w:pPr>
-      <w:r>
-        <w:rPr>
-          <w:lang w:val="hu-HU" w:eastAsia="zh-CN" w:bidi="hi-IN"/>
-        </w:rPr>
-        <w:t>Todo oldal</w:t>
+        <w:rPr/>
+      </w:pPr>
+      <w:r>
+        <w:rPr/>
+        <w:t>Felada Kártyák</w:t>
       </w:r>
     </w:p>
     <w:p>
@@ -1808,7 +2079,7 @@
         <w:rPr>
           <w:lang w:val="hu-HU" w:eastAsia="zh-CN" w:bidi="hi-IN"/>
         </w:rPr>
-        <w:t>Új feladat gomb, kijelentkezés gomb.</w:t>
+        <w:t>leírás tartalmazza a feladat fontosságát és egyébb tulajdonságait. (kártya háttérszíne változzon a megadott fontossági szinttől)</w:t>
       </w:r>
     </w:p>
     <w:p>
@@ -1828,7 +2099,7 @@
         <w:rPr>
           <w:lang w:val="hu-HU" w:eastAsia="zh-CN" w:bidi="hi-IN"/>
         </w:rPr>
-        <w:t>Visszagomb a főoldalra.</w:t>
+        <w:t>Drag and drop elven áthúzható más feladatlistákba.</w:t>
       </w:r>
     </w:p>
     <w:p>
@@ -1848,47 +2119,80 @@
         <w:rPr>
           <w:lang w:val="hu-HU" w:eastAsia="zh-CN" w:bidi="hi-IN"/>
         </w:rPr>
-        <w:t>Feladatlista.</w:t>
+        <w:t xml:space="preserve">Törlés </w:t>
+      </w:r>
+      <w:r>
+        <w:rPr>
+          <w:lang w:val="hu-HU" w:eastAsia="zh-CN" w:bidi="hi-IN"/>
+        </w:rPr>
+        <w:t>és módosítás</w:t>
+      </w:r>
+      <w:r>
+        <w:rPr>
+          <w:lang w:val="hu-HU" w:eastAsia="zh-CN" w:bidi="hi-IN"/>
+        </w:rPr>
+        <w:t xml:space="preserve"> gomb minden feladaton.</w:t>
       </w:r>
     </w:p>
     <w:p>
       <w:pPr>
         <w:pStyle w:val="BodyText"/>
-        <w:numPr>
-          <w:ilvl w:val="0"/>
-          <w:numId w:val="6"/>
-        </w:numPr>
-        <w:bidi w:val="0"/>
-        <w:jc w:val="left"/>
-        <w:rPr>
-          <w:lang w:val="hu-HU" w:eastAsia="zh-CN" w:bidi="hi-IN"/>
-        </w:rPr>
-      </w:pPr>
-      <w:r>
-        <w:rPr>
-          <w:lang w:val="hu-HU" w:eastAsia="zh-CN" w:bidi="hi-IN"/>
-        </w:rPr>
-        <w:t>Szűrők: kategória, prioritás</w:t>
-      </w:r>
-    </w:p>
-    <w:p>
-      <w:pPr>
-        <w:pStyle w:val="BodyText"/>
-        <w:numPr>
-          <w:ilvl w:val="0"/>
-          <w:numId w:val="6"/>
-        </w:numPr>
-        <w:bidi w:val="0"/>
-        <w:jc w:val="left"/>
-        <w:rPr>
-          <w:lang w:val="hu-HU" w:eastAsia="zh-CN" w:bidi="hi-IN"/>
-        </w:rPr>
-      </w:pPr>
-      <w:r>
-        <w:rPr>
-          <w:lang w:val="hu-HU" w:eastAsia="zh-CN" w:bidi="hi-IN"/>
-        </w:rPr>
-        <w:t>Törlés gomb minden feladaton.</w:t>
+        <w:bidi w:val="0"/>
+        <w:jc w:val="left"/>
+        <w:rPr>
+          <w:lang w:val="hu-HU" w:eastAsia="zh-CN" w:bidi="hi-IN"/>
+        </w:rPr>
+      </w:pPr>
+      <w:r>
+        <w:rPr>
+          <w:lang w:val="hu-HU" w:eastAsia="zh-CN" w:bidi="hi-IN"/>
+        </w:rPr>
+        <w:drawing>
+          <wp:anchor distT="0" distB="0" distL="0" distR="0" simplePos="0" relativeHeight="4" behindDoc="0" locked="0" layoutInCell="0" allowOverlap="1">
+            <wp:simplePos x="0" y="0"/>
+            <wp:positionH relativeFrom="column">
+              <wp:align>center</wp:align>
+            </wp:positionH>
+            <wp:positionV relativeFrom="paragraph">
+              <wp:posOffset>635</wp:posOffset>
+            </wp:positionV>
+            <wp:extent cx="3572510" cy="3924935"/>
+            <wp:effectExtent l="0" t="0" r="0" b="0"/>
+            <wp:wrapSquare wrapText="largest"/>
+            <wp:docPr id="3" name="Image3"/>
+            <wp:cNvGraphicFramePr>
+              <a:graphicFrameLocks xmlns:a="http://schemas.openxmlformats.org/drawingml/2006/main" noChangeAspect="1"/>
+            </wp:cNvGraphicFramePr>
+            <a:graphic xmlns:a="http://schemas.openxmlformats.org/drawingml/2006/main">
+              <a:graphicData uri="http://schemas.openxmlformats.org/drawingml/2006/picture">
+                <pic:pic xmlns:pic="http://schemas.openxmlformats.org/drawingml/2006/picture">
+                  <pic:nvPicPr>
+                    <pic:cNvPr id="3" name="Image3"/>
+                    <pic:cNvPicPr>
+                      <a:picLocks noChangeAspect="1" noChangeArrowheads="1"/>
+                    </pic:cNvPicPr>
+                  </pic:nvPicPr>
+                  <pic:blipFill>
+                    <a:blip r:embed="rId4"/>
+                    <a:stretch>
+                      <a:fillRect/>
+                    </a:stretch>
+                  </pic:blipFill>
+                  <pic:spPr bwMode="auto">
+                    <a:xfrm>
+                      <a:off x="0" y="0"/>
+                      <a:ext cx="3572510" cy="3924935"/>
+                    </a:xfrm>
+                    <a:prstGeom prst="rect">
+                      <a:avLst/>
+                    </a:prstGeom>
+                    <a:noFill/>
+                  </pic:spPr>
+                </pic:pic>
+              </a:graphicData>
+            </a:graphic>
+          </wp:anchor>
+        </w:drawing>
       </w:r>
       <w:r>
         <w:br w:type="page"/>
@@ -6256,8 +6560,8 @@
       <w:szCs w:val="28"/>
     </w:rPr>
   </w:style>
-  <w:style w:type="character" w:styleId="Bulletsuser">
-    <w:name w:val="Bullets (user)"/>
+  <w:style w:type="character" w:styleId="Bullets">
+    <w:name w:val="Bullets"/>
     <w:qFormat/>
     <w:rPr>
       <w:rFonts w:ascii="OpenSymbol" w:hAnsi="OpenSymbol" w:eastAsia="OpenSymbol" w:cs="OpenSymbol"/>
@@ -6268,8 +6572,8 @@
     <w:qFormat/>
     <w:rPr/>
   </w:style>
-  <w:style w:type="character" w:styleId="Bullets">
-    <w:name w:val="Bullets"/>
+  <w:style w:type="character" w:styleId="Bulletsuser">
+    <w:name w:val="Bullets (user)"/>
     <w:qFormat/>
     <w:rPr>
       <w:rFonts w:ascii="OpenSymbol" w:hAnsi="OpenSymbol" w:eastAsia="OpenSymbol" w:cs="OpenSymbol"/>
